--- a/TS-Kramam/TS-2.3/TS 2.3 Tamil Krama Paatam Corrections.docx
+++ b/TS-Kramam/TS-2.3/TS 2.3 Tamil Krama Paatam Corrections.docx
@@ -1,7 +1,3204 @@
 
 <file path=word/document.xml><?xml version="1.0" encoding="utf-8"?>
-<w:document xmlns:wpc="http://schemas.microsoft.com/office/word/2010/wordprocessingCanvas" xmlns:cx="http://schemas.microsoft.com/office/drawing/2014/chartex" xmlns:cx1="http://schemas.microsoft.com/office/drawing/2015/9/8/chartex" xmlns:cx2="http://schemas.microsoft.com/office/drawing/2015/10/21/chartex" xmlns:cx3="http://schemas.microsoft.com/office/drawing/2016/5/9/chartex" xmlns:cx4="http://schemas.microsoft.com/office/drawing/2016/5/10/chartex" xmlns:cx5="http://schemas.microsoft.com/office/drawing/2016/5/11/chartex" xmlns:cx6="http://schemas.microsoft.com/office/drawing/2016/5/12/chartex" xmlns:cx7="http://schemas.microsoft.com/office/drawing/2016/5/13/chartex" xmlns:cx8="http://schemas.microsoft.com/office/drawing/2016/5/14/chartex" xmlns:mc="http://schemas.openxmlformats.org/markup-compatibility/2006" xmlns:aink="http://schemas.microsoft.com/office/drawing/2016/ink" xmlns:am3d="http://schemas.microsoft.com/office/drawing/2017/model3d" xmlns:o="urn:schemas-microsoft-com:office:office" xmlns:oel="http://schemas.microsoft.com/office/2019/extlst" xmlns:r="http://schemas.openxmlformats.org/officeDocument/2006/relationships" xmlns:m="http://schemas.openxmlformats.org/officeDocument/2006/math" xmlns:v="urn:schemas-microsoft-com:vml" xmlns:wp14="http://schemas.microsoft.com/office/word/2010/wordprocessingDrawing" xmlns:wp="http://schemas.openxmlformats.org/drawingml/2006/wordprocessingDrawing" xmlns:w10="urn:schemas-microsoft-com:office:word" xmlns:w="http://schemas.openxmlformats.org/wordprocessingml/2006/main" xmlns:w14="http://schemas.microsoft.com/office/word/2010/wordml" xmlns:w15="http://schemas.microsoft.com/office/word/2012/wordml" xmlns:w16cex="http://schemas.microsoft.com/office/word/2018/wordml/cex" xmlns:w16cid="http://schemas.microsoft.com/office/word/2016/wordml/cid" xmlns:w16="http://schemas.microsoft.com/office/word/2018/wordml" xmlns:w16sdtdh="http://schemas.microsoft.com/office/word/2020/wordml/sdtdatahash" xmlns:w16se="http://schemas.microsoft.com/office/word/2015/wordml/symex" xmlns:wpg="http://schemas.microsoft.com/office/word/2010/wordprocessingGroup" xmlns:wpi="http://schemas.microsoft.com/office/word/2010/wordprocessingInk" xmlns:wne="http://schemas.microsoft.com/office/word/2006/wordml" xmlns:wps="http://schemas.microsoft.com/office/word/2010/wordprocessingShape" mc:Ignorable="w14 w15 w16se w16cid w16 w16cex w16sdtdh wp14">
+<w:document xmlns:wpc="http://schemas.microsoft.com/office/word/2010/wordprocessingCanvas" xmlns:cx="http://schemas.microsoft.com/office/drawing/2014/chartex" xmlns:cx1="http://schemas.microsoft.com/office/drawing/2015/9/8/chartex" xmlns:cx2="http://schemas.microsoft.com/office/drawing/2015/10/21/chartex" xmlns:cx3="http://schemas.microsoft.com/office/drawing/2016/5/9/chartex" xmlns:cx4="http://schemas.microsoft.com/office/drawing/2016/5/10/chartex" xmlns:cx5="http://schemas.microsoft.com/office/drawing/2016/5/11/chartex" xmlns:cx6="http://schemas.microsoft.com/office/drawing/2016/5/12/chartex" xmlns:cx7="http://schemas.microsoft.com/office/drawing/2016/5/13/chartex" xmlns:cx8="http://schemas.microsoft.com/office/drawing/2016/5/14/chartex" xmlns:mc="http://schemas.openxmlformats.org/markup-compatibility/2006" xmlns:aink="http://schemas.microsoft.com/office/drawing/2016/ink" xmlns:am3d="http://schemas.microsoft.com/office/drawing/2017/model3d" xmlns:o="urn:schemas-microsoft-com:office:office" xmlns:oel="http://schemas.microsoft.com/office/2019/extlst" xmlns:r="http://schemas.openxmlformats.org/officeDocument/2006/relationships" xmlns:m="http://schemas.openxmlformats.org/officeDocument/2006/math" xmlns:v="urn:schemas-microsoft-com:vml" xmlns:wp14="http://schemas.microsoft.com/office/word/2010/wordprocessingDrawing" xmlns:wp="http://schemas.openxmlformats.org/drawingml/2006/wordprocessingDrawing" xmlns:w10="urn:schemas-microsoft-com:office:word" xmlns:w="http://schemas.openxmlformats.org/wordprocessingml/2006/main" xmlns:w14="http://schemas.microsoft.com/office/word/2010/wordml" xmlns:w15="http://schemas.microsoft.com/office/word/2012/wordml" xmlns:w16cex="http://schemas.microsoft.com/office/word/2018/wordml/cex" xmlns:w16cid="http://schemas.microsoft.com/office/word/2016/wordml/cid" xmlns:w16="http://schemas.microsoft.com/office/word/2018/wordml" xmlns:w16du="http://schemas.microsoft.com/office/word/2023/wordml/word16du" xmlns:w16sdtdh="http://schemas.microsoft.com/office/word/2020/wordml/sdtdatahash" xmlns:w16sdtfl="http://schemas.microsoft.com/office/word/2024/wordml/sdtformatlock" xmlns:w16se="http://schemas.microsoft.com/office/word/2015/wordml/symex" xmlns:wpg="http://schemas.microsoft.com/office/word/2010/wordprocessingGroup" xmlns:wpi="http://schemas.microsoft.com/office/word/2010/wordprocessingInk" xmlns:wne="http://schemas.microsoft.com/office/word/2006/wordml" xmlns:wps="http://schemas.microsoft.com/office/word/2010/wordprocessingShape" mc:Ignorable="w14 w15 w16se w16cid w16 w16cex w16sdtdh w16sdtfl w16du wp14">
   <w:body>
+    <w:p>
+      <w:pPr>
+        <w:jc w:val="center"/>
+        <w:rPr>
+          <w:b/>
+          <w:bCs/>
+          <w:color w:val="EE0000"/>
+          <w:sz w:val="32"/>
+          <w:szCs w:val="32"/>
+          <w:u w:val="single"/>
+        </w:rPr>
+      </w:pPr>
+      <w:r>
+        <w:rPr>
+          <w:b/>
+          <w:bCs/>
+          <w:sz w:val="32"/>
+          <w:szCs w:val="32"/>
+          <w:u w:val="single"/>
+        </w:rPr>
+        <w:t xml:space="preserve">TS </w:t>
+      </w:r>
+      <w:r>
+        <w:rPr>
+          <w:b/>
+          <w:bCs/>
+          <w:sz w:val="32"/>
+          <w:szCs w:val="32"/>
+          <w:u w:val="single"/>
+        </w:rPr>
+        <w:t>Krama</w:t>
+      </w:r>
+      <w:r>
+        <w:rPr>
+          <w:b/>
+          <w:bCs/>
+          <w:sz w:val="32"/>
+          <w:szCs w:val="32"/>
+          <w:u w:val="single"/>
+        </w:rPr>
+        <w:t xml:space="preserve"> Paatam – TS </w:t>
+      </w:r>
+      <w:r>
+        <w:rPr>
+          <w:b/>
+          <w:bCs/>
+          <w:sz w:val="32"/>
+          <w:szCs w:val="32"/>
+          <w:u w:val="single"/>
+        </w:rPr>
+        <w:t>2.3</w:t>
+      </w:r>
+      <w:r>
+        <w:rPr>
+          <w:b/>
+          <w:bCs/>
+          <w:sz w:val="32"/>
+          <w:szCs w:val="32"/>
+          <w:u w:val="single"/>
+        </w:rPr>
+        <w:t xml:space="preserve"> </w:t>
+      </w:r>
+      <w:r>
+        <w:rPr>
+          <w:b/>
+          <w:bCs/>
+          <w:sz w:val="32"/>
+          <w:szCs w:val="32"/>
+          <w:u w:val="single"/>
+        </w:rPr>
+        <w:t xml:space="preserve">Tamil </w:t>
+      </w:r>
+      <w:r>
+        <w:rPr>
+          <w:b/>
+          <w:bCs/>
+          <w:sz w:val="32"/>
+          <w:szCs w:val="32"/>
+          <w:u w:val="single"/>
+        </w:rPr>
+        <w:t xml:space="preserve">Corrections –Observed till </w:t>
+      </w:r>
+      <w:r>
+        <w:rPr>
+          <w:b/>
+          <w:bCs/>
+          <w:color w:val="EE0000"/>
+          <w:sz w:val="32"/>
+          <w:szCs w:val="32"/>
+          <w:highlight w:val="yellow"/>
+          <w:u w:val="single"/>
+        </w:rPr>
+        <w:t>xxxxxxxxx</w:t>
+      </w:r>
+    </w:p>
+    <w:p>
+      <w:pPr>
+        <w:jc w:val="center"/>
+        <w:rPr>
+          <w:b/>
+          <w:bCs/>
+        </w:rPr>
+      </w:pPr>
+      <w:r>
+        <w:rPr>
+          <w:b/>
+          <w:bCs/>
+        </w:rPr>
+        <w:t>(ignore those which are already incorporated in your book’s version and date)</w:t>
+      </w:r>
+    </w:p>
+    <w:tbl>
+      <w:tblPr>
+        <w:tblW w:w="13835" w:type="dxa"/>
+        <w:tblInd w:w="-792" w:type="dxa"/>
+        <w:tblBorders>
+          <w:top w:val="single" w:sz="4" w:space="0" w:color="000000"/>
+          <w:left w:val="single" w:sz="4" w:space="0" w:color="000000"/>
+          <w:bottom w:val="single" w:sz="4" w:space="0" w:color="000000"/>
+          <w:right w:val="single" w:sz="4" w:space="0" w:color="000000"/>
+          <w:insideH w:val="single" w:sz="4" w:space="0" w:color="000000"/>
+          <w:insideV w:val="single" w:sz="4" w:space="0" w:color="000000"/>
+        </w:tblBorders>
+        <w:tblLook w:val="04A0" w:firstRow="1" w:lastRow="0" w:firstColumn="1" w:lastColumn="0" w:noHBand="0" w:noVBand="1"/>
+      </w:tblPr>
+      <w:tblGrid>
+        <w:gridCol w:w="3877"/>
+        <w:gridCol w:w="4738"/>
+        <w:gridCol w:w="5220"/>
+      </w:tblGrid>
+      <w:tr>
+        <w:tc>
+          <w:tcPr>
+            <w:tcW w:w="3877" w:type="dxa"/>
+          </w:tcPr>
+          <w:p>
+            <w:pPr>
+              <w:spacing w:before="0" w:line="240" w:lineRule="auto"/>
+              <w:jc w:val="center"/>
+              <w:rPr>
+                <w:b/>
+                <w:sz w:val="32"/>
+                <w:szCs w:val="32"/>
+              </w:rPr>
+            </w:pPr>
+            <w:r>
+              <w:rPr>
+                <w:b/>
+                <w:sz w:val="32"/>
+                <w:szCs w:val="32"/>
+              </w:rPr>
+              <w:t>Section, Paragraph</w:t>
+            </w:r>
+          </w:p>
+          <w:p>
+            <w:pPr>
+              <w:spacing w:before="0" w:line="240" w:lineRule="auto"/>
+              <w:jc w:val="center"/>
+              <w:rPr>
+                <w:b/>
+                <w:sz w:val="32"/>
+                <w:szCs w:val="32"/>
+              </w:rPr>
+            </w:pPr>
+            <w:r>
+              <w:rPr>
+                <w:b/>
+                <w:sz w:val="32"/>
+                <w:szCs w:val="32"/>
+              </w:rPr>
+              <w:t>Reference</w:t>
+            </w:r>
+          </w:p>
+        </w:tc>
+        <w:tc>
+          <w:tcPr>
+            <w:tcW w:w="4738" w:type="dxa"/>
+          </w:tcPr>
+          <w:p>
+            <w:pPr>
+              <w:spacing w:before="0" w:line="240" w:lineRule="auto"/>
+              <w:jc w:val="center"/>
+              <w:rPr>
+                <w:b/>
+                <w:sz w:val="32"/>
+                <w:szCs w:val="32"/>
+              </w:rPr>
+            </w:pPr>
+            <w:r>
+              <w:rPr>
+                <w:b/>
+                <w:sz w:val="32"/>
+                <w:szCs w:val="32"/>
+              </w:rPr>
+              <w:t>As Printed</w:t>
+            </w:r>
+          </w:p>
+        </w:tc>
+        <w:tc>
+          <w:tcPr>
+            <w:tcW w:w="5220" w:type="dxa"/>
+          </w:tcPr>
+          <w:p>
+            <w:pPr>
+              <w:spacing w:before="0" w:line="240" w:lineRule="auto"/>
+              <w:ind w:right="-18"/>
+              <w:jc w:val="center"/>
+              <w:rPr>
+                <w:b/>
+                <w:sz w:val="32"/>
+                <w:szCs w:val="32"/>
+              </w:rPr>
+            </w:pPr>
+            <w:r>
+              <w:rPr>
+                <w:b/>
+                <w:sz w:val="32"/>
+                <w:szCs w:val="32"/>
+              </w:rPr>
+              <w:t>To be read as or corrected as</w:t>
+            </w:r>
+          </w:p>
+        </w:tc>
+      </w:tr>
+      <w:tr>
+        <w:trPr>
+          <w:trHeight w:val="680"/>
+        </w:trPr>
+        <w:tc>
+          <w:tcPr>
+            <w:tcW w:w="3877" w:type="dxa"/>
+          </w:tcPr>
+          <w:p>
+            <w:pPr>
+              <w:widowControl w:val="0"/>
+              <w:autoSpaceDE w:val="0"/>
+              <w:autoSpaceDN w:val="0"/>
+              <w:adjustRightInd w:val="0"/>
+              <w:spacing w:before="0" w:line="240" w:lineRule="auto"/>
+              <w:rPr>
+                <w:rFonts w:cs="Arial"/>
+                <w:b/>
+                <w:sz w:val="28"/>
+                <w:szCs w:val="28"/>
+              </w:rPr>
+            </w:pPr>
+            <w:r>
+              <w:rPr>
+                <w:rFonts w:cs="Arial"/>
+                <w:b/>
+                <w:sz w:val="28"/>
+                <w:szCs w:val="28"/>
+              </w:rPr>
+              <w:t>TS 2.3.2.</w:t>
+            </w:r>
+            <w:r>
+              <w:rPr>
+                <w:rFonts w:cs="Arial"/>
+                <w:b/>
+                <w:sz w:val="28"/>
+                <w:szCs w:val="28"/>
+              </w:rPr>
+              <w:t>5</w:t>
+            </w:r>
+            <w:r>
+              <w:rPr>
+                <w:rFonts w:cs="Arial"/>
+                <w:b/>
+                <w:sz w:val="28"/>
+                <w:szCs w:val="28"/>
+              </w:rPr>
+              <w:t xml:space="preserve"> </w:t>
+            </w:r>
+            <w:r>
+              <w:rPr>
+                <w:rFonts w:cs="Arial"/>
+                <w:b/>
+                <w:sz w:val="28"/>
+                <w:szCs w:val="28"/>
+              </w:rPr>
+              <w:t>- Kramam</w:t>
+            </w:r>
+          </w:p>
+          <w:p>
+            <w:pPr>
+              <w:widowControl w:val="0"/>
+              <w:tabs>
+                <w:tab w:val="left" w:pos="993"/>
+              </w:tabs>
+              <w:autoSpaceDE w:val="0"/>
+              <w:autoSpaceDN w:val="0"/>
+              <w:adjustRightInd w:val="0"/>
+              <w:spacing w:before="0" w:line="252" w:lineRule="auto"/>
+              <w:ind w:right="297"/>
+              <w:rPr>
+                <w:rFonts w:cs="Arial"/>
+                <w:b/>
+                <w:color w:val="000000"/>
+                <w:sz w:val="28"/>
+                <w:szCs w:val="32"/>
+              </w:rPr>
+            </w:pPr>
+            <w:r>
+              <w:rPr>
+                <w:rFonts w:cs="Arial"/>
+                <w:b/>
+                <w:sz w:val="28"/>
+                <w:szCs w:val="28"/>
+              </w:rPr>
+              <w:t xml:space="preserve">Krama </w:t>
+            </w:r>
+            <w:r>
+              <w:rPr>
+                <w:rFonts w:cs="Arial"/>
+                <w:b/>
+                <w:sz w:val="28"/>
+                <w:szCs w:val="28"/>
+              </w:rPr>
+              <w:t>Vaakyam</w:t>
+            </w:r>
+            <w:r>
+              <w:rPr>
+                <w:rFonts w:cs="Arial"/>
+                <w:b/>
+                <w:sz w:val="28"/>
+                <w:szCs w:val="28"/>
+              </w:rPr>
+              <w:t xml:space="preserve"> No. </w:t>
+            </w:r>
+            <w:r>
+              <w:rPr>
+                <w:rFonts w:cs="Arial"/>
+                <w:b/>
+                <w:sz w:val="28"/>
+                <w:szCs w:val="28"/>
+              </w:rPr>
+              <w:t>-</w:t>
+            </w:r>
+            <w:r>
+              <w:rPr>
+                <w:rFonts w:cs="Arial"/>
+                <w:b/>
+                <w:sz w:val="28"/>
+                <w:szCs w:val="28"/>
+              </w:rPr>
+              <w:t xml:space="preserve"> </w:t>
+            </w:r>
+            <w:r>
+              <w:rPr>
+                <w:rFonts w:cs="Arial"/>
+                <w:b/>
+                <w:sz w:val="28"/>
+                <w:szCs w:val="28"/>
+              </w:rPr>
+              <w:t>4,5</w:t>
+            </w:r>
+            <w:r>
+              <w:rPr>
+                <w:rFonts w:cs="Arial"/>
+                <w:b/>
+                <w:sz w:val="28"/>
+                <w:szCs w:val="28"/>
+              </w:rPr>
+              <w:br/>
+              <w:t xml:space="preserve">Panchaati </w:t>
+            </w:r>
+            <w:r>
+              <w:rPr>
+                <w:rFonts w:cs="Arial"/>
+                <w:b/>
+                <w:sz w:val="28"/>
+                <w:szCs w:val="28"/>
+              </w:rPr>
+              <w:t>No. - 1</w:t>
+            </w:r>
+            <w:r>
+              <w:rPr>
+                <w:rFonts w:cs="Arial"/>
+                <w:b/>
+                <w:sz w:val="28"/>
+                <w:szCs w:val="28"/>
+              </w:rPr>
+              <w:t>0</w:t>
+            </w:r>
+          </w:p>
+        </w:tc>
+        <w:tc>
+          <w:tcPr>
+            <w:tcW w:w="4738" w:type="dxa"/>
+          </w:tcPr>
+          <w:p>
+            <w:pPr>
+              <w:spacing w:before="0" w:line="240" w:lineRule="auto"/>
+              <w:rPr>
+                <w:rFonts w:ascii="BRH Devanagari Extra" w:hAnsi="BRH Devanagari Extra" w:cs="BRH Devanagari Extra"/>
+                <w:color w:val="000000"/>
+                <w:sz w:val="40"/>
+                <w:szCs w:val="40"/>
+              </w:rPr>
+            </w:pPr>
+            <w:r>
+              <w:rPr>
+                <w:rFonts w:ascii="Latha" w:hAnsi="Latha" w:cs="Latha"/>
+                <w:sz w:val="28"/>
+                <w:szCs w:val="28"/>
+                <w:cs/>
+                <w:lang w:bidi="ta-IN"/>
+              </w:rPr>
+              <w:t>ஹிர</w:t>
+            </w:r>
+            <w:r>
+              <w:rPr>
+                <w:rFonts w:ascii="BRH Tamil Tab Extra" w:hAnsi="BRH Tamil Tab Extra" w:cs="Latha"/>
+                <w:b/>
+                <w:sz w:val="36"/>
+                <w:szCs w:val="28"/>
+                <w:lang w:bidi="ta-IN"/>
+              </w:rPr>
+              <w:t>†</w:t>
+            </w:r>
+            <w:r>
+              <w:rPr>
+                <w:rFonts w:ascii="Latha" w:hAnsi="Latha" w:cs="Latha"/>
+                <w:sz w:val="28"/>
+                <w:szCs w:val="28"/>
+                <w:cs/>
+                <w:lang w:bidi="ta-IN"/>
+              </w:rPr>
+              <w:t xml:space="preserve">ண்யம் </w:t>
+            </w:r>
+            <w:r>
+              <w:rPr>
+                <w:rFonts w:ascii="BRH Devanagari Extra" w:hAnsi="BRH Devanagari Extra" w:cs="Latha"/>
+                <w:b/>
+                <w:sz w:val="36"/>
+                <w:szCs w:val="28"/>
+                <w:lang w:bidi="ta-IN"/>
+              </w:rPr>
+              <w:t>Æ</w:t>
+            </w:r>
+            <w:r>
+              <w:rPr>
+                <w:rFonts w:ascii="Latha" w:hAnsi="Latha" w:cs="Latha"/>
+                <w:sz w:val="28"/>
+                <w:szCs w:val="28"/>
+                <w:cs/>
+                <w:lang w:bidi="ta-IN"/>
+              </w:rPr>
+              <w:t>வி</w:t>
+            </w:r>
+            <w:r>
+              <w:rPr>
+                <w:rFonts w:ascii="BRH Tamil Tab Extra" w:hAnsi="BRH Tamil Tab Extra" w:cs="Latha"/>
+                <w:b/>
+                <w:sz w:val="32"/>
+                <w:szCs w:val="28"/>
+                <w:lang w:bidi="ta-IN"/>
+              </w:rPr>
+              <w:t>…</w:t>
+            </w:r>
+            <w:r>
+              <w:rPr>
+                <w:rFonts w:ascii="Latha" w:hAnsi="Latha" w:cs="Latha"/>
+                <w:sz w:val="28"/>
+                <w:szCs w:val="28"/>
+                <w:highlight w:val="yellow"/>
+                <w:cs/>
+                <w:lang w:bidi="ta-IN"/>
+              </w:rPr>
+              <w:t>த்</w:t>
+            </w:r>
+            <w:r>
+              <w:rPr>
+                <w:rFonts w:ascii="Latha" w:hAnsi="Latha" w:cs="Latha"/>
+                <w:sz w:val="28"/>
+                <w:szCs w:val="28"/>
+                <w:cs/>
+                <w:lang w:bidi="ta-IN"/>
+              </w:rPr>
+              <w:t xml:space="preserve">வா </w:t>
+            </w:r>
+            <w:r>
+              <w:rPr>
+                <w:rFonts w:ascii="Latha" w:hAnsi="Latha" w:cs="Latha"/>
+                <w:sz w:val="28"/>
+                <w:szCs w:val="28"/>
+                <w:lang w:bidi="ta-IN"/>
+              </w:rPr>
+              <w:t xml:space="preserve">| </w:t>
+            </w:r>
+            <w:r>
+              <w:rPr>
+                <w:rFonts w:ascii="Latha" w:hAnsi="Latha" w:cs="Latha"/>
+                <w:sz w:val="28"/>
+                <w:szCs w:val="28"/>
+                <w:cs/>
+                <w:lang w:bidi="ta-IN"/>
+              </w:rPr>
+              <w:t>வி</w:t>
+            </w:r>
+            <w:r>
+              <w:rPr>
+                <w:rFonts w:ascii="BRH Tamil Tab Extra" w:hAnsi="BRH Tamil Tab Extra" w:cs="Latha"/>
+                <w:b/>
+                <w:sz w:val="32"/>
+                <w:szCs w:val="28"/>
+                <w:lang w:bidi="ta-IN"/>
+              </w:rPr>
+              <w:t>…</w:t>
+            </w:r>
+            <w:r>
+              <w:rPr>
+                <w:rFonts w:ascii="Latha" w:hAnsi="Latha" w:cs="Latha"/>
+                <w:sz w:val="28"/>
+                <w:szCs w:val="28"/>
+                <w:highlight w:val="yellow"/>
+                <w:cs/>
+                <w:lang w:bidi="ta-IN"/>
+              </w:rPr>
+              <w:t>த்</w:t>
+            </w:r>
+            <w:r>
+              <w:rPr>
+                <w:rFonts w:ascii="Latha" w:hAnsi="Latha" w:cs="Latha"/>
+                <w:sz w:val="28"/>
+                <w:szCs w:val="28"/>
+                <w:cs/>
+                <w:lang w:bidi="ta-IN"/>
+              </w:rPr>
+              <w:t xml:space="preserve">வா ந </w:t>
+            </w:r>
+            <w:r>
+              <w:rPr>
+                <w:rFonts w:ascii="Latha" w:hAnsi="Latha" w:cs="Latha"/>
+                <w:sz w:val="28"/>
+                <w:szCs w:val="28"/>
+                <w:lang w:bidi="ta-IN"/>
+              </w:rPr>
+              <w:t>|</w:t>
+            </w:r>
+          </w:p>
+        </w:tc>
+        <w:tc>
+          <w:tcPr>
+            <w:tcW w:w="5220" w:type="dxa"/>
+          </w:tcPr>
+          <w:p>
+            <w:pPr>
+              <w:spacing w:before="0" w:line="240" w:lineRule="auto"/>
+              <w:rPr>
+                <w:rFonts w:ascii="BRH Devanagari Extra" w:hAnsi="BRH Devanagari Extra" w:cs="BRH Devanagari Extra"/>
+                <w:color w:val="000000"/>
+                <w:sz w:val="40"/>
+                <w:szCs w:val="40"/>
+              </w:rPr>
+            </w:pPr>
+            <w:r>
+              <w:rPr>
+                <w:rFonts w:ascii="Latha" w:hAnsi="Latha" w:cs="Latha"/>
+                <w:sz w:val="28"/>
+                <w:szCs w:val="28"/>
+                <w:cs/>
+                <w:lang w:bidi="ta-IN"/>
+              </w:rPr>
+              <w:t>ஹிர</w:t>
+            </w:r>
+            <w:r>
+              <w:rPr>
+                <w:rFonts w:ascii="BRH Tamil Tab Extra" w:hAnsi="BRH Tamil Tab Extra" w:cs="Latha"/>
+                <w:b/>
+                <w:sz w:val="36"/>
+                <w:szCs w:val="28"/>
+                <w:lang w:bidi="ta-IN"/>
+              </w:rPr>
+              <w:t>†</w:t>
+            </w:r>
+            <w:r>
+              <w:rPr>
+                <w:rFonts w:ascii="Latha" w:hAnsi="Latha" w:cs="Latha"/>
+                <w:sz w:val="28"/>
+                <w:szCs w:val="28"/>
+                <w:cs/>
+                <w:lang w:bidi="ta-IN"/>
+              </w:rPr>
+              <w:t xml:space="preserve">ண்யம் </w:t>
+            </w:r>
+            <w:r>
+              <w:rPr>
+                <w:rFonts w:ascii="BRH Devanagari Extra" w:hAnsi="BRH Devanagari Extra" w:cs="Latha"/>
+                <w:b/>
+                <w:sz w:val="36"/>
+                <w:szCs w:val="28"/>
+                <w:lang w:bidi="ta-IN"/>
+              </w:rPr>
+              <w:t>Æ</w:t>
+            </w:r>
+            <w:r>
+              <w:rPr>
+                <w:rFonts w:ascii="Latha" w:hAnsi="Latha" w:cs="Latha"/>
+                <w:sz w:val="28"/>
+                <w:szCs w:val="28"/>
+                <w:cs/>
+                <w:lang w:bidi="ta-IN"/>
+              </w:rPr>
+              <w:t>வி</w:t>
+            </w:r>
+            <w:r>
+              <w:rPr>
+                <w:rFonts w:ascii="BRH Tamil Tab Extra" w:hAnsi="BRH Tamil Tab Extra" w:cs="Latha"/>
+                <w:b/>
+                <w:sz w:val="32"/>
+                <w:szCs w:val="28"/>
+                <w:lang w:bidi="ta-IN"/>
+              </w:rPr>
+              <w:t>…</w:t>
+            </w:r>
+            <w:r>
+              <w:rPr>
+                <w:rFonts w:ascii="Latha" w:hAnsi="Latha" w:cs="Latha"/>
+                <w:sz w:val="28"/>
+                <w:szCs w:val="28"/>
+                <w:highlight w:val="green"/>
+                <w:cs/>
+                <w:lang w:bidi="ta-IN"/>
+              </w:rPr>
+              <w:t>த்த்</w:t>
+            </w:r>
+            <w:r>
+              <w:rPr>
+                <w:rFonts w:ascii="Latha" w:hAnsi="Latha" w:cs="Latha"/>
+                <w:sz w:val="28"/>
+                <w:szCs w:val="28"/>
+                <w:cs/>
+                <w:lang w:bidi="ta-IN"/>
+              </w:rPr>
+              <w:t xml:space="preserve">வா </w:t>
+            </w:r>
+            <w:r>
+              <w:rPr>
+                <w:rFonts w:ascii="Latha" w:hAnsi="Latha" w:cs="Latha"/>
+                <w:sz w:val="28"/>
+                <w:szCs w:val="28"/>
+                <w:lang w:bidi="ta-IN"/>
+              </w:rPr>
+              <w:t xml:space="preserve">| </w:t>
+            </w:r>
+            <w:r>
+              <w:rPr>
+                <w:rFonts w:ascii="Latha" w:hAnsi="Latha" w:cs="Latha"/>
+                <w:sz w:val="28"/>
+                <w:szCs w:val="28"/>
+                <w:cs/>
+                <w:lang w:bidi="ta-IN"/>
+              </w:rPr>
+              <w:t>வி</w:t>
+            </w:r>
+            <w:r>
+              <w:rPr>
+                <w:rFonts w:ascii="BRH Tamil Tab Extra" w:hAnsi="BRH Tamil Tab Extra" w:cs="Latha"/>
+                <w:b/>
+                <w:sz w:val="32"/>
+                <w:szCs w:val="28"/>
+                <w:lang w:bidi="ta-IN"/>
+              </w:rPr>
+              <w:t>…</w:t>
+            </w:r>
+            <w:r>
+              <w:rPr>
+                <w:rFonts w:ascii="Latha" w:hAnsi="Latha" w:cs="Latha"/>
+                <w:sz w:val="28"/>
+                <w:szCs w:val="28"/>
+                <w:highlight w:val="green"/>
+                <w:cs/>
+                <w:lang w:bidi="ta-IN"/>
+              </w:rPr>
+              <w:t>த்த்</w:t>
+            </w:r>
+            <w:r>
+              <w:rPr>
+                <w:rFonts w:ascii="Latha" w:hAnsi="Latha" w:cs="Latha"/>
+                <w:sz w:val="28"/>
+                <w:szCs w:val="28"/>
+                <w:cs/>
+                <w:lang w:bidi="ta-IN"/>
+              </w:rPr>
+              <w:t xml:space="preserve">வா ந </w:t>
+            </w:r>
+            <w:r>
+              <w:rPr>
+                <w:rFonts w:ascii="Latha" w:hAnsi="Latha" w:cs="Latha"/>
+                <w:sz w:val="28"/>
+                <w:szCs w:val="28"/>
+                <w:lang w:bidi="ta-IN"/>
+              </w:rPr>
+              <w:t>|</w:t>
+            </w:r>
+          </w:p>
+        </w:tc>
+      </w:tr>
+      <w:tr>
+        <w:trPr>
+          <w:trHeight w:val="680"/>
+        </w:trPr>
+        <w:tc>
+          <w:tcPr>
+            <w:tcW w:w="3877" w:type="dxa"/>
+          </w:tcPr>
+          <w:p>
+            <w:pPr>
+              <w:widowControl w:val="0"/>
+              <w:autoSpaceDE w:val="0"/>
+              <w:autoSpaceDN w:val="0"/>
+              <w:adjustRightInd w:val="0"/>
+              <w:spacing w:before="0" w:line="240" w:lineRule="auto"/>
+              <w:rPr>
+                <w:rFonts w:cs="Arial"/>
+                <w:b/>
+                <w:sz w:val="28"/>
+                <w:szCs w:val="28"/>
+              </w:rPr>
+            </w:pPr>
+            <w:r>
+              <w:rPr>
+                <w:rFonts w:cs="Arial"/>
+                <w:b/>
+                <w:sz w:val="28"/>
+                <w:szCs w:val="28"/>
+              </w:rPr>
+              <w:t>TS 2.3.</w:t>
+            </w:r>
+            <w:r>
+              <w:rPr>
+                <w:rFonts w:cs="Arial"/>
+                <w:b/>
+                <w:sz w:val="28"/>
+                <w:szCs w:val="28"/>
+              </w:rPr>
+              <w:t>3.</w:t>
+            </w:r>
+            <w:r>
+              <w:rPr>
+                <w:rFonts w:cs="Arial"/>
+                <w:b/>
+                <w:sz w:val="28"/>
+                <w:szCs w:val="28"/>
+              </w:rPr>
+              <w:t>2.</w:t>
+            </w:r>
+            <w:r>
+              <w:rPr>
+                <w:rFonts w:cs="Arial"/>
+                <w:b/>
+                <w:sz w:val="28"/>
+                <w:szCs w:val="28"/>
+              </w:rPr>
+              <w:t xml:space="preserve"> </w:t>
+            </w:r>
+            <w:r>
+              <w:rPr>
+                <w:rFonts w:cs="Arial"/>
+                <w:b/>
+                <w:sz w:val="28"/>
+                <w:szCs w:val="28"/>
+              </w:rPr>
+              <w:t>- Kramam</w:t>
+            </w:r>
+          </w:p>
+          <w:p>
+            <w:pPr>
+              <w:widowControl w:val="0"/>
+              <w:autoSpaceDE w:val="0"/>
+              <w:autoSpaceDN w:val="0"/>
+              <w:adjustRightInd w:val="0"/>
+              <w:spacing w:before="0" w:line="240" w:lineRule="auto"/>
+              <w:rPr>
+                <w:rFonts w:cs="Arial"/>
+                <w:b/>
+                <w:sz w:val="28"/>
+                <w:szCs w:val="28"/>
+              </w:rPr>
+            </w:pPr>
+            <w:r>
+              <w:rPr>
+                <w:rFonts w:cs="Arial"/>
+                <w:b/>
+                <w:sz w:val="28"/>
+                <w:szCs w:val="28"/>
+              </w:rPr>
+              <w:t xml:space="preserve">Krama </w:t>
+            </w:r>
+            <w:r>
+              <w:rPr>
+                <w:rFonts w:cs="Arial"/>
+                <w:b/>
+                <w:sz w:val="28"/>
+                <w:szCs w:val="28"/>
+              </w:rPr>
+              <w:t>Vaakyam</w:t>
+            </w:r>
+            <w:r>
+              <w:rPr>
+                <w:rFonts w:cs="Arial"/>
+                <w:b/>
+                <w:sz w:val="28"/>
+                <w:szCs w:val="28"/>
+              </w:rPr>
+              <w:t xml:space="preserve"> No. </w:t>
+            </w:r>
+            <w:r>
+              <w:rPr>
+                <w:rFonts w:cs="Arial"/>
+                <w:b/>
+                <w:sz w:val="28"/>
+                <w:szCs w:val="28"/>
+              </w:rPr>
+              <w:t>-</w:t>
+            </w:r>
+            <w:r>
+              <w:rPr>
+                <w:rFonts w:cs="Arial"/>
+                <w:b/>
+                <w:sz w:val="28"/>
+                <w:szCs w:val="28"/>
+              </w:rPr>
+              <w:t xml:space="preserve"> 30</w:t>
+            </w:r>
+            <w:r>
+              <w:rPr>
+                <w:rFonts w:cs="Arial"/>
+                <w:b/>
+                <w:sz w:val="28"/>
+                <w:szCs w:val="28"/>
+              </w:rPr>
+              <w:br/>
+              <w:t xml:space="preserve">Panchaati </w:t>
+            </w:r>
+            <w:r>
+              <w:rPr>
+                <w:rFonts w:cs="Arial"/>
+                <w:b/>
+                <w:sz w:val="28"/>
+                <w:szCs w:val="28"/>
+              </w:rPr>
+              <w:t>No. - 1</w:t>
+            </w:r>
+            <w:r>
+              <w:rPr>
+                <w:rFonts w:cs="Arial"/>
+                <w:b/>
+                <w:sz w:val="28"/>
+                <w:szCs w:val="28"/>
+              </w:rPr>
+              <w:t>6</w:t>
+            </w:r>
+          </w:p>
+        </w:tc>
+        <w:tc>
+          <w:tcPr>
+            <w:tcW w:w="4738" w:type="dxa"/>
+          </w:tcPr>
+          <w:p>
+            <w:pPr>
+              <w:spacing w:before="0" w:line="240" w:lineRule="auto"/>
+              <w:rPr>
+                <w:rFonts w:ascii="Latha" w:hAnsi="Latha" w:cs="Latha"/>
+                <w:sz w:val="28"/>
+                <w:szCs w:val="28"/>
+                <w:cs/>
+                <w:lang w:bidi="ta-IN"/>
+              </w:rPr>
+            </w:pPr>
+            <w:r>
+              <w:rPr>
+                <w:rFonts w:ascii="Latha" w:hAnsi="Latha" w:cs="Latha"/>
+                <w:sz w:val="28"/>
+                <w:szCs w:val="28"/>
+                <w:cs/>
+                <w:lang w:bidi="ta-IN"/>
+              </w:rPr>
+              <w:t>ய</w:t>
+            </w:r>
+            <w:r>
+              <w:rPr>
+                <w:rFonts w:ascii="Latha" w:hAnsi="Latha" w:cs="Latha"/>
+                <w:sz w:val="28"/>
+                <w:szCs w:val="28"/>
+                <w:highlight w:val="yellow"/>
+                <w:cs/>
+                <w:lang w:bidi="ta-IN"/>
+              </w:rPr>
+              <w:t>த்</w:t>
+            </w:r>
+            <w:r>
+              <w:rPr>
+                <w:rFonts w:ascii="Latha" w:hAnsi="Latha" w:cs="Latha"/>
+                <w:b/>
+                <w:bCs/>
+                <w:position w:val="-12"/>
+                <w:sz w:val="28"/>
+                <w:szCs w:val="28"/>
+                <w:highlight w:val="yellow"/>
+                <w:cs/>
+                <w:lang w:bidi="ta-IN"/>
+              </w:rPr>
+              <w:t>3</w:t>
+            </w:r>
+            <w:r>
+              <w:rPr>
+                <w:rFonts w:ascii="Latha" w:hAnsi="Latha" w:cs="Latha"/>
+                <w:sz w:val="28"/>
+                <w:szCs w:val="28"/>
+                <w:highlight w:val="yellow"/>
+                <w:cs/>
+                <w:lang w:bidi="ta-IN"/>
+              </w:rPr>
+              <w:t xml:space="preserve"> ஐ</w:t>
+            </w:r>
+            <w:r>
+              <w:rPr>
+                <w:rFonts w:ascii="BRH Tamil Tab Extra" w:hAnsi="BRH Tamil Tab Extra" w:cs="Latha"/>
+                <w:b/>
+                <w:sz w:val="32"/>
+                <w:szCs w:val="28"/>
+                <w:highlight w:val="yellow"/>
+                <w:lang w:bidi="ta-IN"/>
+              </w:rPr>
+              <w:t>…</w:t>
+            </w:r>
+            <w:r>
+              <w:rPr>
+                <w:rFonts w:ascii="Latha" w:hAnsi="Latha" w:cs="Latha"/>
+                <w:sz w:val="28"/>
+                <w:szCs w:val="28"/>
+                <w:cs/>
+                <w:lang w:bidi="ta-IN"/>
+              </w:rPr>
+              <w:t>ந்த்</w:t>
+            </w:r>
+            <w:r>
+              <w:rPr>
+                <w:rFonts w:ascii="Latha" w:hAnsi="Latha" w:cs="Latha"/>
+                <w:b/>
+                <w:bCs/>
+                <w:position w:val="-12"/>
+                <w:sz w:val="28"/>
+                <w:szCs w:val="28"/>
+                <w:cs/>
+                <w:lang w:bidi="ta-IN"/>
+              </w:rPr>
+              <w:t>3</w:t>
+            </w:r>
+            <w:r>
+              <w:rPr>
+                <w:rFonts w:ascii="Latha" w:hAnsi="Latha" w:cs="Latha"/>
+                <w:sz w:val="28"/>
+                <w:szCs w:val="28"/>
+                <w:cs/>
+                <w:lang w:bidi="ta-IN"/>
+              </w:rPr>
+              <w:t>ர</w:t>
+            </w:r>
+            <w:r>
+              <w:rPr>
+                <w:rFonts w:ascii="Latha" w:hAnsi="Latha" w:cs="Latha"/>
+                <w:b/>
+                <w:bCs/>
+                <w:sz w:val="32"/>
+                <w:szCs w:val="32"/>
+                <w:cs/>
+                <w:lang w:bidi="ta-IN"/>
+              </w:rPr>
+              <w:t>:</w:t>
+            </w:r>
+            <w:r>
+              <w:rPr>
+                <w:rFonts w:ascii="Latha" w:hAnsi="Latha" w:cs="Latha"/>
+                <w:sz w:val="28"/>
+                <w:szCs w:val="28"/>
+                <w:cs/>
+                <w:lang w:bidi="ta-IN"/>
+              </w:rPr>
+              <w:t xml:space="preserve"> </w:t>
+            </w:r>
+            <w:r>
+              <w:rPr>
+                <w:rFonts w:ascii="Latha" w:hAnsi="Latha" w:cs="Latha"/>
+                <w:sz w:val="28"/>
+                <w:szCs w:val="28"/>
+                <w:lang w:bidi="ta-IN"/>
+              </w:rPr>
+              <w:t xml:space="preserve">| </w:t>
+            </w:r>
+            <w:r>
+              <w:rPr>
+                <w:rFonts w:ascii="Latha" w:hAnsi="Latha" w:cs="Latha"/>
+                <w:sz w:val="28"/>
+                <w:szCs w:val="28"/>
+                <w:cs/>
+                <w:lang w:bidi="ta-IN"/>
+              </w:rPr>
+              <w:t>ஐ</w:t>
+            </w:r>
+            <w:r>
+              <w:rPr>
+                <w:rFonts w:ascii="BRH Tamil Tab Extra" w:hAnsi="BRH Tamil Tab Extra" w:cs="Latha"/>
+                <w:b/>
+                <w:sz w:val="32"/>
+                <w:szCs w:val="28"/>
+                <w:lang w:bidi="ta-IN"/>
+              </w:rPr>
+              <w:t>…</w:t>
+            </w:r>
+            <w:r>
+              <w:rPr>
+                <w:rFonts w:ascii="Latha" w:hAnsi="Latha" w:cs="Latha"/>
+                <w:sz w:val="28"/>
+                <w:szCs w:val="28"/>
+                <w:cs/>
+                <w:lang w:bidi="ta-IN"/>
+              </w:rPr>
+              <w:t>ந்த்</w:t>
+            </w:r>
+            <w:r>
+              <w:rPr>
+                <w:rFonts w:ascii="Latha" w:hAnsi="Latha" w:cs="Latha"/>
+                <w:b/>
+                <w:bCs/>
+                <w:position w:val="-12"/>
+                <w:sz w:val="28"/>
+                <w:szCs w:val="28"/>
+                <w:cs/>
+                <w:lang w:bidi="ta-IN"/>
+              </w:rPr>
+              <w:t>3</w:t>
+            </w:r>
+            <w:r>
+              <w:rPr>
+                <w:rFonts w:ascii="Latha" w:hAnsi="Latha" w:cs="Latha"/>
+                <w:sz w:val="28"/>
+                <w:szCs w:val="28"/>
+                <w:cs/>
+                <w:lang w:bidi="ta-IN"/>
+              </w:rPr>
+              <w:t>ரோ ப</w:t>
+            </w:r>
+            <w:r>
+              <w:rPr>
+                <w:rFonts w:ascii="Latha" w:hAnsi="Latha" w:cs="Latha"/>
+                <w:b/>
+                <w:bCs/>
+                <w:position w:val="-12"/>
+                <w:sz w:val="28"/>
+                <w:szCs w:val="28"/>
+                <w:cs/>
+                <w:lang w:bidi="ta-IN"/>
+              </w:rPr>
+              <w:t>4</w:t>
+            </w:r>
+            <w:r>
+              <w:rPr>
+                <w:rFonts w:ascii="Latha" w:hAnsi="Latha" w:cs="Latha"/>
+                <w:sz w:val="28"/>
+                <w:szCs w:val="28"/>
+                <w:cs/>
+                <w:lang w:bidi="ta-IN"/>
+              </w:rPr>
+              <w:t>வ</w:t>
+            </w:r>
+            <w:r>
+              <w:rPr>
+                <w:rFonts w:ascii="BRH Tamil Tab Extra" w:hAnsi="BRH Tamil Tab Extra" w:cs="Latha"/>
+                <w:b/>
+                <w:sz w:val="36"/>
+                <w:szCs w:val="28"/>
+                <w:lang w:bidi="ta-IN"/>
+              </w:rPr>
+              <w:t>†</w:t>
+            </w:r>
+            <w:r>
+              <w:rPr>
+                <w:rFonts w:ascii="Latha" w:hAnsi="Latha" w:cs="Latha"/>
+                <w:sz w:val="28"/>
+                <w:szCs w:val="28"/>
+                <w:cs/>
+                <w:lang w:bidi="ta-IN"/>
+              </w:rPr>
+              <w:t xml:space="preserve">தி </w:t>
+            </w:r>
+            <w:r>
+              <w:rPr>
+                <w:rFonts w:ascii="Latha" w:hAnsi="Latha" w:cs="Latha"/>
+                <w:sz w:val="28"/>
+                <w:szCs w:val="28"/>
+                <w:lang w:bidi="ta-IN"/>
+              </w:rPr>
+              <w:t>|</w:t>
+            </w:r>
+          </w:p>
+        </w:tc>
+        <w:tc>
+          <w:tcPr>
+            <w:tcW w:w="5220" w:type="dxa"/>
+          </w:tcPr>
+          <w:p>
+            <w:pPr>
+              <w:spacing w:before="0" w:line="240" w:lineRule="auto"/>
+              <w:rPr>
+                <w:rFonts w:ascii="Latha" w:hAnsi="Latha" w:cs="Latha"/>
+                <w:sz w:val="28"/>
+                <w:szCs w:val="28"/>
+                <w:cs/>
+                <w:lang w:bidi="ta-IN"/>
+              </w:rPr>
+            </w:pPr>
+            <w:r>
+              <w:rPr>
+                <w:rFonts w:ascii="Latha" w:hAnsi="Latha" w:cs="Latha"/>
+                <w:sz w:val="28"/>
+                <w:szCs w:val="28"/>
+                <w:cs/>
+                <w:lang w:bidi="ta-IN"/>
+              </w:rPr>
+              <w:t>ய</w:t>
+            </w:r>
+            <w:r>
+              <w:rPr>
+                <w:rFonts w:ascii="Latha" w:hAnsi="Latha" w:cs="Latha" w:hint="cs"/>
+                <w:sz w:val="28"/>
+                <w:szCs w:val="28"/>
+                <w:highlight w:val="green"/>
+                <w:cs/>
+                <w:lang w:bidi="ta-IN"/>
+              </w:rPr>
+              <w:t>தை</w:t>
+            </w:r>
+            <w:r>
+              <w:rPr>
+                <w:rFonts w:ascii="BRH Tamil Tab Extra" w:hAnsi="BRH Tamil Tab Extra" w:cs="Latha"/>
+                <w:b/>
+                <w:sz w:val="32"/>
+                <w:szCs w:val="28"/>
+                <w:highlight w:val="green"/>
+                <w:lang w:bidi="ta-IN"/>
+              </w:rPr>
+              <w:t>…</w:t>
+            </w:r>
+            <w:r>
+              <w:rPr>
+                <w:rFonts w:ascii="Latha" w:hAnsi="Latha" w:cs="Latha"/>
+                <w:b/>
+                <w:bCs/>
+                <w:position w:val="-12"/>
+                <w:sz w:val="28"/>
+                <w:szCs w:val="28"/>
+                <w:highlight w:val="green"/>
+                <w:cs/>
+                <w:lang w:bidi="ta-IN"/>
+              </w:rPr>
+              <w:t>3</w:t>
+            </w:r>
+            <w:r>
+              <w:rPr>
+                <w:rFonts w:ascii="Latha" w:hAnsi="Latha" w:cs="Latha"/>
+                <w:sz w:val="28"/>
+                <w:szCs w:val="28"/>
+                <w:highlight w:val="green"/>
+                <w:cs/>
+                <w:lang w:bidi="ta-IN"/>
+              </w:rPr>
+              <w:t>ந்</w:t>
+            </w:r>
+            <w:r>
+              <w:rPr>
+                <w:rFonts w:ascii="Latha" w:hAnsi="Latha" w:cs="Latha"/>
+                <w:sz w:val="28"/>
+                <w:szCs w:val="28"/>
+                <w:cs/>
+                <w:lang w:bidi="ta-IN"/>
+              </w:rPr>
+              <w:t>த்</w:t>
+            </w:r>
+            <w:r>
+              <w:rPr>
+                <w:rFonts w:ascii="Latha" w:hAnsi="Latha" w:cs="Latha"/>
+                <w:b/>
+                <w:bCs/>
+                <w:position w:val="-12"/>
+                <w:sz w:val="28"/>
+                <w:szCs w:val="28"/>
+                <w:cs/>
+                <w:lang w:bidi="ta-IN"/>
+              </w:rPr>
+              <w:t>3</w:t>
+            </w:r>
+            <w:r>
+              <w:rPr>
+                <w:rFonts w:ascii="Latha" w:hAnsi="Latha" w:cs="Latha"/>
+                <w:sz w:val="28"/>
+                <w:szCs w:val="28"/>
+                <w:cs/>
+                <w:lang w:bidi="ta-IN"/>
+              </w:rPr>
+              <w:t>ர</w:t>
+            </w:r>
+            <w:r>
+              <w:rPr>
+                <w:rFonts w:ascii="Latha" w:hAnsi="Latha" w:cs="Latha"/>
+                <w:b/>
+                <w:bCs/>
+                <w:sz w:val="32"/>
+                <w:szCs w:val="32"/>
+                <w:cs/>
+                <w:lang w:bidi="ta-IN"/>
+              </w:rPr>
+              <w:t>:</w:t>
+            </w:r>
+            <w:r>
+              <w:rPr>
+                <w:rFonts w:ascii="Latha" w:hAnsi="Latha" w:cs="Latha"/>
+                <w:sz w:val="28"/>
+                <w:szCs w:val="28"/>
+                <w:cs/>
+                <w:lang w:bidi="ta-IN"/>
+              </w:rPr>
+              <w:t xml:space="preserve"> </w:t>
+            </w:r>
+            <w:r>
+              <w:rPr>
+                <w:rFonts w:ascii="Latha" w:hAnsi="Latha" w:cs="Latha"/>
+                <w:sz w:val="28"/>
+                <w:szCs w:val="28"/>
+                <w:lang w:bidi="ta-IN"/>
+              </w:rPr>
+              <w:t xml:space="preserve">| </w:t>
+            </w:r>
+            <w:r>
+              <w:rPr>
+                <w:rFonts w:ascii="Latha" w:hAnsi="Latha" w:cs="Latha"/>
+                <w:sz w:val="28"/>
+                <w:szCs w:val="28"/>
+                <w:cs/>
+                <w:lang w:bidi="ta-IN"/>
+              </w:rPr>
+              <w:t>ஐ</w:t>
+            </w:r>
+            <w:r>
+              <w:rPr>
+                <w:rFonts w:ascii="BRH Tamil Tab Extra" w:hAnsi="BRH Tamil Tab Extra" w:cs="Latha"/>
+                <w:b/>
+                <w:sz w:val="32"/>
+                <w:szCs w:val="28"/>
+                <w:lang w:bidi="ta-IN"/>
+              </w:rPr>
+              <w:t>…</w:t>
+            </w:r>
+            <w:r>
+              <w:rPr>
+                <w:rFonts w:ascii="Latha" w:hAnsi="Latha" w:cs="Latha"/>
+                <w:sz w:val="28"/>
+                <w:szCs w:val="28"/>
+                <w:cs/>
+                <w:lang w:bidi="ta-IN"/>
+              </w:rPr>
+              <w:t>ந்த்</w:t>
+            </w:r>
+            <w:r>
+              <w:rPr>
+                <w:rFonts w:ascii="Latha" w:hAnsi="Latha" w:cs="Latha"/>
+                <w:b/>
+                <w:bCs/>
+                <w:position w:val="-12"/>
+                <w:sz w:val="28"/>
+                <w:szCs w:val="28"/>
+                <w:cs/>
+                <w:lang w:bidi="ta-IN"/>
+              </w:rPr>
+              <w:t>3</w:t>
+            </w:r>
+            <w:r>
+              <w:rPr>
+                <w:rFonts w:ascii="Latha" w:hAnsi="Latha" w:cs="Latha"/>
+                <w:sz w:val="28"/>
+                <w:szCs w:val="28"/>
+                <w:cs/>
+                <w:lang w:bidi="ta-IN"/>
+              </w:rPr>
+              <w:t>ரோ ப</w:t>
+            </w:r>
+            <w:r>
+              <w:rPr>
+                <w:rFonts w:ascii="Latha" w:hAnsi="Latha" w:cs="Latha"/>
+                <w:b/>
+                <w:bCs/>
+                <w:position w:val="-12"/>
+                <w:sz w:val="28"/>
+                <w:szCs w:val="28"/>
+                <w:cs/>
+                <w:lang w:bidi="ta-IN"/>
+              </w:rPr>
+              <w:t>4</w:t>
+            </w:r>
+            <w:r>
+              <w:rPr>
+                <w:rFonts w:ascii="Latha" w:hAnsi="Latha" w:cs="Latha"/>
+                <w:sz w:val="28"/>
+                <w:szCs w:val="28"/>
+                <w:cs/>
+                <w:lang w:bidi="ta-IN"/>
+              </w:rPr>
+              <w:t>வ</w:t>
+            </w:r>
+            <w:r>
+              <w:rPr>
+                <w:rFonts w:ascii="BRH Tamil Tab Extra" w:hAnsi="BRH Tamil Tab Extra" w:cs="Latha"/>
+                <w:b/>
+                <w:sz w:val="36"/>
+                <w:szCs w:val="28"/>
+                <w:lang w:bidi="ta-IN"/>
+              </w:rPr>
+              <w:t>†</w:t>
+            </w:r>
+            <w:r>
+              <w:rPr>
+                <w:rFonts w:ascii="Latha" w:hAnsi="Latha" w:cs="Latha"/>
+                <w:sz w:val="28"/>
+                <w:szCs w:val="28"/>
+                <w:cs/>
+                <w:lang w:bidi="ta-IN"/>
+              </w:rPr>
+              <w:t xml:space="preserve">தி </w:t>
+            </w:r>
+          </w:p>
+        </w:tc>
+      </w:tr>
+      <w:tr>
+        <w:trPr>
+          <w:trHeight w:val="680"/>
+        </w:trPr>
+        <w:tc>
+          <w:tcPr>
+            <w:tcW w:w="3877" w:type="dxa"/>
+          </w:tcPr>
+          <w:p>
+            <w:pPr>
+              <w:widowControl w:val="0"/>
+              <w:autoSpaceDE w:val="0"/>
+              <w:autoSpaceDN w:val="0"/>
+              <w:adjustRightInd w:val="0"/>
+              <w:spacing w:before="0" w:line="240" w:lineRule="auto"/>
+              <w:rPr>
+                <w:rFonts w:cs="Arial"/>
+                <w:b/>
+                <w:sz w:val="28"/>
+                <w:szCs w:val="28"/>
+              </w:rPr>
+            </w:pPr>
+            <w:r>
+              <w:rPr>
+                <w:rFonts w:cs="Arial"/>
+                <w:b/>
+                <w:sz w:val="28"/>
+                <w:szCs w:val="28"/>
+              </w:rPr>
+              <w:t>TS 2.3.</w:t>
+            </w:r>
+            <w:r>
+              <w:rPr>
+                <w:rFonts w:cs="Arial"/>
+                <w:b/>
+                <w:sz w:val="28"/>
+                <w:szCs w:val="28"/>
+              </w:rPr>
+              <w:t>5</w:t>
+            </w:r>
+            <w:r>
+              <w:rPr>
+                <w:rFonts w:cs="Arial"/>
+                <w:b/>
+                <w:sz w:val="28"/>
+                <w:szCs w:val="28"/>
+              </w:rPr>
+              <w:t>.</w:t>
+            </w:r>
+            <w:r>
+              <w:rPr>
+                <w:rFonts w:cs="Arial"/>
+                <w:b/>
+                <w:sz w:val="28"/>
+                <w:szCs w:val="28"/>
+              </w:rPr>
+              <w:t>1</w:t>
+            </w:r>
+            <w:r>
+              <w:rPr>
+                <w:rFonts w:cs="Arial"/>
+                <w:b/>
+                <w:sz w:val="28"/>
+                <w:szCs w:val="28"/>
+              </w:rPr>
+              <w:t>.</w:t>
+            </w:r>
+            <w:r>
+              <w:rPr>
+                <w:rFonts w:cs="Arial"/>
+                <w:b/>
+                <w:sz w:val="28"/>
+                <w:szCs w:val="28"/>
+              </w:rPr>
+              <w:t xml:space="preserve"> </w:t>
+            </w:r>
+            <w:r>
+              <w:rPr>
+                <w:rFonts w:cs="Arial"/>
+                <w:b/>
+                <w:sz w:val="28"/>
+                <w:szCs w:val="28"/>
+              </w:rPr>
+              <w:t>- Kramam</w:t>
+            </w:r>
+          </w:p>
+          <w:p>
+            <w:pPr>
+              <w:widowControl w:val="0"/>
+              <w:autoSpaceDE w:val="0"/>
+              <w:autoSpaceDN w:val="0"/>
+              <w:adjustRightInd w:val="0"/>
+              <w:spacing w:before="0" w:line="240" w:lineRule="auto"/>
+              <w:rPr>
+                <w:rFonts w:cs="Arial"/>
+                <w:b/>
+                <w:sz w:val="28"/>
+                <w:szCs w:val="28"/>
+              </w:rPr>
+            </w:pPr>
+            <w:r>
+              <w:rPr>
+                <w:rFonts w:cs="Arial"/>
+                <w:b/>
+                <w:sz w:val="28"/>
+                <w:szCs w:val="28"/>
+              </w:rPr>
+              <w:t xml:space="preserve">Krama </w:t>
+            </w:r>
+            <w:r>
+              <w:rPr>
+                <w:rFonts w:cs="Arial"/>
+                <w:b/>
+                <w:sz w:val="28"/>
+                <w:szCs w:val="28"/>
+              </w:rPr>
+              <w:t>Vaakyam</w:t>
+            </w:r>
+            <w:r>
+              <w:rPr>
+                <w:rFonts w:cs="Arial"/>
+                <w:b/>
+                <w:sz w:val="28"/>
+                <w:szCs w:val="28"/>
+              </w:rPr>
+              <w:t xml:space="preserve"> No. </w:t>
+            </w:r>
+            <w:r>
+              <w:rPr>
+                <w:rFonts w:cs="Arial"/>
+                <w:b/>
+                <w:sz w:val="28"/>
+                <w:szCs w:val="28"/>
+              </w:rPr>
+              <w:t xml:space="preserve">- </w:t>
+            </w:r>
+            <w:r>
+              <w:rPr>
+                <w:rFonts w:cs="Arial"/>
+                <w:b/>
+                <w:sz w:val="28"/>
+                <w:szCs w:val="28"/>
+              </w:rPr>
+              <w:t>13</w:t>
+            </w:r>
+            <w:r>
+              <w:rPr>
+                <w:rFonts w:cs="Arial"/>
+                <w:b/>
+                <w:sz w:val="28"/>
+                <w:szCs w:val="28"/>
+              </w:rPr>
+              <w:br/>
+              <w:t xml:space="preserve">Panchaati </w:t>
+            </w:r>
+            <w:r>
+              <w:rPr>
+                <w:rFonts w:cs="Arial"/>
+                <w:b/>
+                <w:sz w:val="28"/>
+                <w:szCs w:val="28"/>
+              </w:rPr>
+              <w:t xml:space="preserve">No. - </w:t>
+            </w:r>
+            <w:r>
+              <w:rPr>
+                <w:rFonts w:cs="Arial"/>
+                <w:b/>
+                <w:sz w:val="28"/>
+                <w:szCs w:val="28"/>
+              </w:rPr>
+              <w:t>24</w:t>
+            </w:r>
+          </w:p>
+        </w:tc>
+        <w:tc>
+          <w:tcPr>
+            <w:tcW w:w="4738" w:type="dxa"/>
+          </w:tcPr>
+          <w:p>
+            <w:pPr>
+              <w:spacing w:before="0" w:line="240" w:lineRule="auto"/>
+              <w:rPr>
+                <w:rFonts w:ascii="Latha" w:hAnsi="Latha" w:cs="Latha"/>
+                <w:sz w:val="28"/>
+                <w:szCs w:val="28"/>
+                <w:cs/>
+                <w:lang w:val="en-IN" w:bidi="ta-IN"/>
+              </w:rPr>
+            </w:pPr>
+            <w:r>
+              <w:rPr>
+                <w:rFonts w:ascii="Latha" w:hAnsi="Latha" w:cs="Latha"/>
+                <w:sz w:val="28"/>
+                <w:szCs w:val="28"/>
+                <w:highlight w:val="yellow"/>
+                <w:cs/>
+                <w:lang w:bidi="ta-IN"/>
+              </w:rPr>
+              <w:t>ஊபை</w:t>
+            </w:r>
+            <w:r>
+              <w:rPr>
+                <w:rFonts w:ascii="BRH Tamil Tab Extra" w:hAnsi="BRH Tamil Tab Extra" w:cs="Latha"/>
+                <w:b/>
+                <w:sz w:val="36"/>
+                <w:szCs w:val="28"/>
+                <w:highlight w:val="yellow"/>
+                <w:lang w:bidi="ta-IN"/>
+              </w:rPr>
+              <w:t>‡</w:t>
+            </w:r>
+            <w:r>
+              <w:rPr>
+                <w:rFonts w:ascii="Latha" w:hAnsi="Latha" w:cs="Latha"/>
+                <w:sz w:val="28"/>
+                <w:szCs w:val="28"/>
+                <w:cs/>
+                <w:lang w:bidi="ta-IN"/>
+              </w:rPr>
+              <w:t>த்</w:t>
+            </w:r>
+            <w:r>
+              <w:rPr>
+                <w:rFonts w:ascii="Latha" w:hAnsi="Latha" w:cs="Latha"/>
+                <w:sz w:val="28"/>
+                <w:szCs w:val="28"/>
+                <w:cs/>
+                <w:lang w:bidi="ta-IN"/>
+              </w:rPr>
+              <w:t xml:space="preserve"> </w:t>
+            </w:r>
+            <w:r>
+              <w:rPr>
+                <w:rFonts w:ascii="Latha" w:hAnsi="Latha" w:cs="Latha"/>
+                <w:sz w:val="28"/>
+                <w:szCs w:val="28"/>
+                <w:lang w:bidi="ta-IN"/>
+              </w:rPr>
+              <w:t xml:space="preserve">| </w:t>
+            </w:r>
+            <w:r>
+              <w:rPr>
+                <w:rFonts w:ascii="Latha" w:hAnsi="Latha" w:cs="Latha"/>
+                <w:sz w:val="28"/>
+                <w:szCs w:val="28"/>
+                <w:cs/>
+                <w:lang w:bidi="ta-IN"/>
+              </w:rPr>
+              <w:t>ஐ</w:t>
+            </w:r>
+            <w:r>
+              <w:rPr>
+                <w:rFonts w:ascii="BRH Tamil Tab Extra" w:hAnsi="BRH Tamil Tab Extra" w:cs="Latha"/>
+                <w:b/>
+                <w:sz w:val="32"/>
+                <w:szCs w:val="28"/>
+                <w:lang w:bidi="ta-IN"/>
+              </w:rPr>
+              <w:t>…</w:t>
+            </w:r>
+            <w:r>
+              <w:rPr>
+                <w:rFonts w:ascii="Latha" w:hAnsi="Latha" w:cs="Latha"/>
+                <w:sz w:val="28"/>
+                <w:szCs w:val="28"/>
+                <w:cs/>
+                <w:lang w:bidi="ta-IN"/>
+              </w:rPr>
+              <w:t>த் தா</w:t>
+            </w:r>
+            <w:r>
+              <w:rPr>
+                <w:rFonts w:ascii="Latha" w:hAnsi="Latha" w:cs="Latha"/>
+                <w:b/>
+                <w:bCs/>
+                <w:sz w:val="32"/>
+                <w:szCs w:val="32"/>
+                <w:cs/>
+                <w:lang w:bidi="ta-IN"/>
+              </w:rPr>
+              <w:t>:</w:t>
+            </w:r>
+            <w:r>
+              <w:rPr>
+                <w:rFonts w:ascii="Latha" w:hAnsi="Latha" w:cs="Latha"/>
+                <w:sz w:val="28"/>
+                <w:szCs w:val="28"/>
+                <w:cs/>
+                <w:lang w:bidi="ta-IN"/>
+              </w:rPr>
+              <w:t xml:space="preserve"> </w:t>
+            </w:r>
+            <w:r>
+              <w:rPr>
+                <w:rFonts w:ascii="Latha" w:hAnsi="Latha" w:cs="Latha"/>
+                <w:sz w:val="28"/>
+                <w:szCs w:val="28"/>
+                <w:lang w:bidi="ta-IN"/>
+              </w:rPr>
+              <w:t>|</w:t>
+            </w:r>
+          </w:p>
+        </w:tc>
+        <w:tc>
+          <w:tcPr>
+            <w:tcW w:w="5220" w:type="dxa"/>
+          </w:tcPr>
+          <w:p>
+            <w:pPr>
+              <w:spacing w:before="0" w:line="240" w:lineRule="auto"/>
+              <w:rPr>
+                <w:rFonts w:ascii="Latha" w:hAnsi="Latha" w:cs="Latha"/>
+                <w:sz w:val="28"/>
+                <w:szCs w:val="28"/>
+                <w:cs/>
+                <w:lang w:bidi="ta-IN"/>
+              </w:rPr>
+            </w:pPr>
+            <w:r>
+              <w:rPr>
+                <w:rFonts w:ascii="Latha" w:hAnsi="Latha" w:cs="Latha" w:hint="cs"/>
+                <w:sz w:val="28"/>
+                <w:szCs w:val="28"/>
+                <w:highlight w:val="green"/>
+                <w:cs/>
+                <w:lang w:bidi="ta-IN"/>
+              </w:rPr>
+              <w:t>உ</w:t>
+            </w:r>
+            <w:r>
+              <w:rPr>
+                <w:rFonts w:ascii="Latha" w:hAnsi="Latha" w:cs="Latha"/>
+                <w:sz w:val="28"/>
+                <w:szCs w:val="28"/>
+                <w:highlight w:val="green"/>
+                <w:cs/>
+                <w:lang w:bidi="ta-IN"/>
+              </w:rPr>
+              <w:t>பை</w:t>
+            </w:r>
+            <w:r>
+              <w:rPr>
+                <w:rFonts w:ascii="BRH Tamil Tab Extra" w:hAnsi="BRH Tamil Tab Extra" w:cs="Latha"/>
+                <w:b/>
+                <w:sz w:val="36"/>
+                <w:szCs w:val="28"/>
+                <w:highlight w:val="green"/>
+                <w:lang w:bidi="ta-IN"/>
+              </w:rPr>
+              <w:t>‡</w:t>
+            </w:r>
+            <w:r>
+              <w:rPr>
+                <w:rFonts w:ascii="Latha" w:hAnsi="Latha" w:cs="Latha"/>
+                <w:sz w:val="28"/>
+                <w:szCs w:val="28"/>
+                <w:cs/>
+                <w:lang w:bidi="ta-IN"/>
+              </w:rPr>
+              <w:t>த்</w:t>
+            </w:r>
+            <w:r>
+              <w:rPr>
+                <w:rFonts w:ascii="Latha" w:hAnsi="Latha" w:cs="Latha"/>
+                <w:sz w:val="28"/>
+                <w:szCs w:val="28"/>
+                <w:cs/>
+                <w:lang w:bidi="ta-IN"/>
+              </w:rPr>
+              <w:t xml:space="preserve"> </w:t>
+            </w:r>
+            <w:r>
+              <w:rPr>
+                <w:rFonts w:ascii="Latha" w:hAnsi="Latha" w:cs="Latha"/>
+                <w:sz w:val="28"/>
+                <w:szCs w:val="28"/>
+                <w:lang w:bidi="ta-IN"/>
+              </w:rPr>
+              <w:t xml:space="preserve">| </w:t>
+            </w:r>
+            <w:r>
+              <w:rPr>
+                <w:rFonts w:ascii="Latha" w:hAnsi="Latha" w:cs="Latha"/>
+                <w:sz w:val="28"/>
+                <w:szCs w:val="28"/>
+                <w:cs/>
+                <w:lang w:bidi="ta-IN"/>
+              </w:rPr>
+              <w:t>ஐ</w:t>
+            </w:r>
+            <w:r>
+              <w:rPr>
+                <w:rFonts w:ascii="BRH Tamil Tab Extra" w:hAnsi="BRH Tamil Tab Extra" w:cs="Latha"/>
+                <w:b/>
+                <w:sz w:val="32"/>
+                <w:szCs w:val="28"/>
+                <w:lang w:bidi="ta-IN"/>
+              </w:rPr>
+              <w:t>…</w:t>
+            </w:r>
+            <w:r>
+              <w:rPr>
+                <w:rFonts w:ascii="Latha" w:hAnsi="Latha" w:cs="Latha"/>
+                <w:sz w:val="28"/>
+                <w:szCs w:val="28"/>
+                <w:cs/>
+                <w:lang w:bidi="ta-IN"/>
+              </w:rPr>
+              <w:t>த் தா</w:t>
+            </w:r>
+            <w:r>
+              <w:rPr>
+                <w:rFonts w:ascii="Latha" w:hAnsi="Latha" w:cs="Latha"/>
+                <w:b/>
+                <w:bCs/>
+                <w:sz w:val="32"/>
+                <w:szCs w:val="32"/>
+                <w:cs/>
+                <w:lang w:bidi="ta-IN"/>
+              </w:rPr>
+              <w:t>:</w:t>
+            </w:r>
+            <w:r>
+              <w:rPr>
+                <w:rFonts w:ascii="Latha" w:hAnsi="Latha" w:cs="Latha"/>
+                <w:sz w:val="28"/>
+                <w:szCs w:val="28"/>
+                <w:cs/>
+                <w:lang w:bidi="ta-IN"/>
+              </w:rPr>
+              <w:t xml:space="preserve"> </w:t>
+            </w:r>
+            <w:r>
+              <w:rPr>
+                <w:rFonts w:ascii="Latha" w:hAnsi="Latha" w:cs="Latha"/>
+                <w:sz w:val="28"/>
+                <w:szCs w:val="28"/>
+                <w:lang w:bidi="ta-IN"/>
+              </w:rPr>
+              <w:t>|</w:t>
+            </w:r>
+          </w:p>
+        </w:tc>
+      </w:tr>
+      <w:tr>
+        <w:trPr>
+          <w:trHeight w:val="680"/>
+        </w:trPr>
+        <w:tc>
+          <w:tcPr>
+            <w:tcW w:w="3877" w:type="dxa"/>
+          </w:tcPr>
+          <w:p>
+            <w:pPr>
+              <w:widowControl w:val="0"/>
+              <w:autoSpaceDE w:val="0"/>
+              <w:autoSpaceDN w:val="0"/>
+              <w:adjustRightInd w:val="0"/>
+              <w:spacing w:before="0" w:line="240" w:lineRule="auto"/>
+              <w:rPr>
+                <w:rFonts w:cs="Arial"/>
+                <w:b/>
+                <w:sz w:val="28"/>
+                <w:szCs w:val="28"/>
+              </w:rPr>
+            </w:pPr>
+            <w:r>
+              <w:rPr>
+                <w:rFonts w:cs="Arial"/>
+                <w:b/>
+                <w:sz w:val="28"/>
+                <w:szCs w:val="28"/>
+              </w:rPr>
+              <w:t>TS 2.3.</w:t>
+            </w:r>
+            <w:r>
+              <w:rPr>
+                <w:rFonts w:cs="Arial"/>
+                <w:b/>
+                <w:sz w:val="28"/>
+                <w:szCs w:val="28"/>
+              </w:rPr>
+              <w:t>14</w:t>
+            </w:r>
+            <w:r>
+              <w:rPr>
+                <w:rFonts w:cs="Arial"/>
+                <w:b/>
+                <w:sz w:val="28"/>
+                <w:szCs w:val="28"/>
+              </w:rPr>
+              <w:t>.</w:t>
+            </w:r>
+            <w:r>
+              <w:rPr>
+                <w:rFonts w:cs="Arial"/>
+                <w:b/>
+                <w:sz w:val="28"/>
+                <w:szCs w:val="28"/>
+              </w:rPr>
+              <w:t>2</w:t>
+            </w:r>
+            <w:r>
+              <w:rPr>
+                <w:rFonts w:cs="Arial"/>
+                <w:b/>
+                <w:sz w:val="28"/>
+                <w:szCs w:val="28"/>
+              </w:rPr>
+              <w:t>.</w:t>
+            </w:r>
+            <w:r>
+              <w:rPr>
+                <w:rFonts w:cs="Arial"/>
+                <w:b/>
+                <w:sz w:val="28"/>
+                <w:szCs w:val="28"/>
+              </w:rPr>
+              <w:t xml:space="preserve"> </w:t>
+            </w:r>
+            <w:r>
+              <w:rPr>
+                <w:rFonts w:cs="Arial"/>
+                <w:b/>
+                <w:sz w:val="28"/>
+                <w:szCs w:val="28"/>
+              </w:rPr>
+              <w:t>- Kramam</w:t>
+            </w:r>
+          </w:p>
+          <w:p>
+            <w:pPr>
+              <w:widowControl w:val="0"/>
+              <w:autoSpaceDE w:val="0"/>
+              <w:autoSpaceDN w:val="0"/>
+              <w:adjustRightInd w:val="0"/>
+              <w:spacing w:before="0" w:line="240" w:lineRule="auto"/>
+              <w:rPr>
+                <w:rFonts w:cs="Arial"/>
+                <w:b/>
+                <w:sz w:val="28"/>
+                <w:szCs w:val="28"/>
+              </w:rPr>
+            </w:pPr>
+            <w:r>
+              <w:rPr>
+                <w:rFonts w:cs="Arial"/>
+                <w:b/>
+                <w:sz w:val="28"/>
+                <w:szCs w:val="28"/>
+              </w:rPr>
+              <w:t xml:space="preserve">Krama </w:t>
+            </w:r>
+            <w:r>
+              <w:rPr>
+                <w:rFonts w:cs="Arial"/>
+                <w:b/>
+                <w:sz w:val="28"/>
+                <w:szCs w:val="28"/>
+              </w:rPr>
+              <w:t>Vaakyam</w:t>
+            </w:r>
+            <w:r>
+              <w:rPr>
+                <w:rFonts w:cs="Arial"/>
+                <w:b/>
+                <w:sz w:val="28"/>
+                <w:szCs w:val="28"/>
+              </w:rPr>
+              <w:t xml:space="preserve"> No. </w:t>
+            </w:r>
+            <w:r>
+              <w:rPr>
+                <w:rFonts w:cs="Arial"/>
+                <w:b/>
+                <w:sz w:val="28"/>
+                <w:szCs w:val="28"/>
+              </w:rPr>
+              <w:t xml:space="preserve">- </w:t>
+            </w:r>
+            <w:r>
+              <w:rPr>
+                <w:rFonts w:cs="Arial"/>
+                <w:b/>
+                <w:sz w:val="28"/>
+                <w:szCs w:val="28"/>
+              </w:rPr>
+              <w:t>20</w:t>
+            </w:r>
+            <w:r>
+              <w:rPr>
+                <w:rFonts w:cs="Arial"/>
+                <w:b/>
+                <w:sz w:val="28"/>
+                <w:szCs w:val="28"/>
+              </w:rPr>
+              <w:br/>
+              <w:t xml:space="preserve">Panchaati </w:t>
+            </w:r>
+            <w:r>
+              <w:rPr>
+                <w:rFonts w:cs="Arial"/>
+                <w:b/>
+                <w:sz w:val="28"/>
+                <w:szCs w:val="28"/>
+              </w:rPr>
+              <w:t xml:space="preserve">No. - </w:t>
+            </w:r>
+            <w:r>
+              <w:rPr>
+                <w:rFonts w:cs="Arial"/>
+                <w:b/>
+                <w:sz w:val="28"/>
+                <w:szCs w:val="28"/>
+              </w:rPr>
+              <w:t>52</w:t>
+            </w:r>
+          </w:p>
+        </w:tc>
+        <w:tc>
+          <w:tcPr>
+            <w:tcW w:w="4738" w:type="dxa"/>
+          </w:tcPr>
+          <w:p>
+            <w:pPr>
+              <w:spacing w:before="0" w:line="240" w:lineRule="auto"/>
+              <w:rPr>
+                <w:rFonts w:ascii="Latha" w:hAnsi="Latha" w:cs="Latha"/>
+                <w:sz w:val="28"/>
+                <w:szCs w:val="28"/>
+                <w:highlight w:val="yellow"/>
+                <w:cs/>
+                <w:lang w:bidi="ta-IN"/>
+              </w:rPr>
+            </w:pPr>
+            <w:r>
+              <w:rPr>
+                <w:rFonts w:ascii="Latha" w:hAnsi="Latha" w:cs="Latha"/>
+                <w:sz w:val="28"/>
+                <w:szCs w:val="28"/>
+                <w:cs/>
+                <w:lang w:bidi="ta-IN"/>
+              </w:rPr>
+              <w:t>அக்</w:t>
+            </w:r>
+            <w:r>
+              <w:rPr>
+                <w:rFonts w:ascii="Latha" w:hAnsi="Latha" w:cs="Latha"/>
+                <w:b/>
+                <w:bCs/>
+                <w:position w:val="-12"/>
+                <w:sz w:val="28"/>
+                <w:szCs w:val="28"/>
+                <w:cs/>
+                <w:lang w:bidi="ta-IN"/>
+              </w:rPr>
+              <w:t>3</w:t>
+            </w:r>
+            <w:r>
+              <w:rPr>
+                <w:rFonts w:ascii="Latha" w:hAnsi="Latha" w:cs="Latha"/>
+                <w:sz w:val="28"/>
+                <w:szCs w:val="28"/>
+                <w:cs/>
+                <w:lang w:bidi="ta-IN"/>
+              </w:rPr>
+              <w:t>னீ</w:t>
+            </w:r>
+            <w:r>
+              <w:rPr>
+                <w:rFonts w:ascii="BRH Tamil Tab Extra" w:hAnsi="BRH Tamil Tab Extra" w:cs="Latha"/>
+                <w:b/>
+                <w:sz w:val="36"/>
+                <w:szCs w:val="28"/>
+                <w:lang w:bidi="ta-IN"/>
+              </w:rPr>
+              <w:t>†</w:t>
+            </w:r>
+            <w:r>
+              <w:rPr>
+                <w:rFonts w:ascii="Latha" w:hAnsi="Latha" w:cs="Latha"/>
+                <w:sz w:val="28"/>
+                <w:szCs w:val="28"/>
+                <w:cs/>
+                <w:lang w:bidi="ta-IN"/>
+              </w:rPr>
+              <w:t>ஷோமா வி</w:t>
+            </w:r>
+            <w:r>
+              <w:rPr>
+                <w:rFonts w:ascii="BRH Tamil Tab Extra" w:hAnsi="BRH Tamil Tab Extra" w:cs="Latha"/>
+                <w:b/>
+                <w:sz w:val="32"/>
+                <w:szCs w:val="28"/>
+                <w:lang w:bidi="ta-IN"/>
+              </w:rPr>
+              <w:t>…</w:t>
+            </w:r>
+            <w:r>
+              <w:rPr>
+                <w:rFonts w:ascii="Latha" w:hAnsi="Latha" w:cs="Latha"/>
+                <w:sz w:val="28"/>
+                <w:szCs w:val="28"/>
+                <w:cs/>
+                <w:lang w:bidi="ta-IN"/>
+              </w:rPr>
+              <w:t xml:space="preserve">மம் </w:t>
+            </w:r>
+            <w:r>
+              <w:rPr>
+                <w:rFonts w:ascii="Latha" w:hAnsi="Latha" w:cs="Latha"/>
+                <w:sz w:val="28"/>
+                <w:szCs w:val="28"/>
+                <w:lang w:bidi="ta-IN"/>
+              </w:rPr>
+              <w:t xml:space="preserve">| </w:t>
+            </w:r>
+            <w:r>
+              <w:rPr>
+                <w:rFonts w:ascii="Latha" w:hAnsi="Latha" w:cs="Latha"/>
+                <w:sz w:val="28"/>
+                <w:szCs w:val="28"/>
+                <w:highlight w:val="yellow"/>
+                <w:cs/>
+                <w:lang w:bidi="ta-IN"/>
+              </w:rPr>
+              <w:t>க்</w:t>
+            </w:r>
+            <w:r>
+              <w:rPr>
+                <w:rFonts w:ascii="Latha" w:hAnsi="Latha" w:cs="Latha"/>
+                <w:b/>
+                <w:bCs/>
+                <w:position w:val="-12"/>
+                <w:sz w:val="28"/>
+                <w:szCs w:val="28"/>
+                <w:highlight w:val="yellow"/>
+                <w:cs/>
+                <w:lang w:bidi="ta-IN"/>
+              </w:rPr>
+              <w:t>3</w:t>
+            </w:r>
+            <w:r>
+              <w:rPr>
+                <w:rFonts w:ascii="Latha" w:hAnsi="Latha" w:cs="Latha"/>
+                <w:sz w:val="28"/>
+                <w:szCs w:val="28"/>
+                <w:highlight w:val="yellow"/>
+                <w:cs/>
+                <w:lang w:bidi="ta-IN"/>
+              </w:rPr>
+              <w:t>னீ</w:t>
+            </w:r>
+            <w:r>
+              <w:rPr>
+                <w:rFonts w:ascii="BRH Tamil Tab Extra" w:hAnsi="BRH Tamil Tab Extra" w:cs="Latha"/>
+                <w:b/>
+                <w:sz w:val="36"/>
+                <w:szCs w:val="28"/>
+                <w:lang w:bidi="ta-IN"/>
+              </w:rPr>
+              <w:t>†</w:t>
+            </w:r>
+            <w:r>
+              <w:rPr>
+                <w:rFonts w:ascii="Latha" w:hAnsi="Latha" w:cs="Latha"/>
+                <w:sz w:val="28"/>
+                <w:szCs w:val="28"/>
+                <w:cs/>
+                <w:lang w:bidi="ta-IN"/>
+              </w:rPr>
+              <w:t>ஷோமா</w:t>
+            </w:r>
+            <w:r>
+              <w:rPr>
+                <w:rFonts w:ascii="BRH Tamil Tab Extra" w:hAnsi="BRH Tamil Tab Extra" w:cs="Latha"/>
+                <w:b/>
+                <w:sz w:val="32"/>
+                <w:szCs w:val="28"/>
+                <w:lang w:bidi="ta-IN"/>
+              </w:rPr>
+              <w:t>…</w:t>
+            </w:r>
+            <w:r>
+              <w:rPr>
+                <w:rFonts w:ascii="Latha" w:hAnsi="Latha" w:cs="Latha"/>
+                <w:b/>
+                <w:bCs/>
+                <w:sz w:val="32"/>
+                <w:szCs w:val="32"/>
+                <w:lang w:bidi="ta-IN"/>
+              </w:rPr>
+              <w:t>,</w:t>
+            </w:r>
+            <w:r>
+              <w:rPr>
+                <w:rFonts w:ascii="Latha" w:hAnsi="Latha" w:cs="Latha"/>
+                <w:sz w:val="28"/>
+                <w:szCs w:val="28"/>
+                <w:cs/>
+                <w:lang w:bidi="ta-IN"/>
+              </w:rPr>
+              <w:t>வித்யக்</w:t>
+            </w:r>
+            <w:r>
+              <w:rPr>
+                <w:rFonts w:ascii="Latha" w:hAnsi="Latha" w:cs="Latha"/>
+                <w:b/>
+                <w:bCs/>
+                <w:position w:val="-12"/>
+                <w:sz w:val="28"/>
+                <w:szCs w:val="28"/>
+                <w:cs/>
+                <w:lang w:bidi="ta-IN"/>
+              </w:rPr>
+              <w:t>3</w:t>
+            </w:r>
+            <w:r>
+              <w:rPr>
+                <w:rFonts w:ascii="Latha" w:hAnsi="Latha" w:cs="Latha"/>
+                <w:sz w:val="28"/>
+                <w:szCs w:val="28"/>
+                <w:cs/>
+                <w:lang w:bidi="ta-IN"/>
+              </w:rPr>
+              <w:t>னீ</w:t>
+            </w:r>
+            <w:r>
+              <w:rPr>
+                <w:rFonts w:ascii="BRH Tamil Tab Extra" w:hAnsi="BRH Tamil Tab Extra" w:cs="Latha"/>
+                <w:b/>
+                <w:sz w:val="36"/>
+                <w:szCs w:val="28"/>
+                <w:lang w:bidi="ta-IN"/>
+              </w:rPr>
+              <w:t>‡</w:t>
+            </w:r>
+            <w:r>
+              <w:rPr>
+                <w:rFonts w:ascii="Latha" w:hAnsi="Latha" w:cs="Latha"/>
+                <w:sz w:val="28"/>
+                <w:szCs w:val="28"/>
+                <w:lang w:bidi="ta-IN"/>
+              </w:rPr>
+              <w:t xml:space="preserve"> - </w:t>
+            </w:r>
+            <w:r>
+              <w:rPr>
+                <w:rFonts w:ascii="Latha" w:hAnsi="Latha" w:cs="Latha"/>
+                <w:sz w:val="28"/>
+                <w:szCs w:val="28"/>
+                <w:cs/>
+                <w:lang w:bidi="ta-IN"/>
+              </w:rPr>
+              <w:t>ஸோ</w:t>
+            </w:r>
+            <w:r>
+              <w:rPr>
+                <w:rFonts w:ascii="BRH Tamil Tab Extra" w:hAnsi="BRH Tamil Tab Extra" w:cs="Latha"/>
+                <w:b/>
+                <w:sz w:val="32"/>
+                <w:szCs w:val="28"/>
+                <w:lang w:bidi="ta-IN"/>
+              </w:rPr>
+              <w:t>…</w:t>
+            </w:r>
+            <w:r>
+              <w:rPr>
+                <w:rFonts w:ascii="Latha" w:hAnsi="Latha" w:cs="Latha"/>
+                <w:sz w:val="28"/>
+                <w:szCs w:val="28"/>
+                <w:cs/>
+                <w:lang w:bidi="ta-IN"/>
+              </w:rPr>
+              <w:t>மௌ</w:t>
+            </w:r>
+            <w:r>
+              <w:rPr>
+                <w:rFonts w:ascii="BRH Tamil Tab Extra" w:hAnsi="BRH Tamil Tab Extra" w:cs="Latha"/>
+                <w:b/>
+                <w:sz w:val="32"/>
+                <w:szCs w:val="28"/>
+                <w:lang w:bidi="ta-IN"/>
+              </w:rPr>
+              <w:t>…</w:t>
+            </w:r>
+            <w:r>
+              <w:rPr>
+                <w:rFonts w:ascii="Latha" w:hAnsi="Latha" w:cs="Latha"/>
+                <w:sz w:val="28"/>
+                <w:szCs w:val="28"/>
+                <w:lang w:bidi="ta-IN"/>
+              </w:rPr>
+              <w:t xml:space="preserve"> |</w:t>
+            </w:r>
+          </w:p>
+        </w:tc>
+        <w:tc>
+          <w:tcPr>
+            <w:tcW w:w="5220" w:type="dxa"/>
+          </w:tcPr>
+          <w:p>
+            <w:pPr>
+              <w:spacing w:before="0" w:line="240" w:lineRule="auto"/>
+              <w:rPr>
+                <w:rFonts w:ascii="Latha" w:hAnsi="Latha" w:cs="Latha" w:hint="cs"/>
+                <w:sz w:val="28"/>
+                <w:szCs w:val="28"/>
+                <w:highlight w:val="green"/>
+                <w:cs/>
+                <w:lang w:bidi="ta-IN"/>
+              </w:rPr>
+            </w:pPr>
+            <w:r>
+              <w:rPr>
+                <w:rFonts w:ascii="Latha" w:hAnsi="Latha" w:cs="Latha"/>
+                <w:sz w:val="28"/>
+                <w:szCs w:val="28"/>
+                <w:cs/>
+                <w:lang w:bidi="ta-IN"/>
+              </w:rPr>
+              <w:t>அக்</w:t>
+            </w:r>
+            <w:r>
+              <w:rPr>
+                <w:rFonts w:ascii="Latha" w:hAnsi="Latha" w:cs="Latha"/>
+                <w:b/>
+                <w:bCs/>
+                <w:position w:val="-12"/>
+                <w:sz w:val="28"/>
+                <w:szCs w:val="28"/>
+                <w:cs/>
+                <w:lang w:bidi="ta-IN"/>
+              </w:rPr>
+              <w:t>3</w:t>
+            </w:r>
+            <w:r>
+              <w:rPr>
+                <w:rFonts w:ascii="Latha" w:hAnsi="Latha" w:cs="Latha"/>
+                <w:sz w:val="28"/>
+                <w:szCs w:val="28"/>
+                <w:cs/>
+                <w:lang w:bidi="ta-IN"/>
+              </w:rPr>
+              <w:t>னீ</w:t>
+            </w:r>
+            <w:r>
+              <w:rPr>
+                <w:rFonts w:ascii="BRH Tamil Tab Extra" w:hAnsi="BRH Tamil Tab Extra" w:cs="Latha"/>
+                <w:b/>
+                <w:sz w:val="36"/>
+                <w:szCs w:val="28"/>
+                <w:lang w:bidi="ta-IN"/>
+              </w:rPr>
+              <w:t>†</w:t>
+            </w:r>
+            <w:r>
+              <w:rPr>
+                <w:rFonts w:ascii="Latha" w:hAnsi="Latha" w:cs="Latha"/>
+                <w:sz w:val="28"/>
+                <w:szCs w:val="28"/>
+                <w:cs/>
+                <w:lang w:bidi="ta-IN"/>
+              </w:rPr>
+              <w:t>ஷோமா வி</w:t>
+            </w:r>
+            <w:r>
+              <w:rPr>
+                <w:rFonts w:ascii="BRH Tamil Tab Extra" w:hAnsi="BRH Tamil Tab Extra" w:cs="Latha"/>
+                <w:b/>
+                <w:sz w:val="32"/>
+                <w:szCs w:val="28"/>
+                <w:lang w:bidi="ta-IN"/>
+              </w:rPr>
+              <w:t>…</w:t>
+            </w:r>
+            <w:r>
+              <w:rPr>
+                <w:rFonts w:ascii="Latha" w:hAnsi="Latha" w:cs="Latha"/>
+                <w:sz w:val="28"/>
+                <w:szCs w:val="28"/>
+                <w:cs/>
+                <w:lang w:bidi="ta-IN"/>
+              </w:rPr>
+              <w:t xml:space="preserve">மம் </w:t>
+            </w:r>
+            <w:r>
+              <w:rPr>
+                <w:rFonts w:ascii="Latha" w:hAnsi="Latha" w:cs="Latha"/>
+                <w:sz w:val="28"/>
+                <w:szCs w:val="28"/>
+                <w:lang w:bidi="ta-IN"/>
+              </w:rPr>
+              <w:t xml:space="preserve">| </w:t>
+            </w:r>
+            <w:r>
+              <w:rPr>
+                <w:rFonts w:ascii="Latha" w:hAnsi="Latha" w:cs="Latha"/>
+                <w:sz w:val="28"/>
+                <w:szCs w:val="28"/>
+                <w:highlight w:val="green"/>
+                <w:cs/>
+                <w:lang w:bidi="ta-IN"/>
+              </w:rPr>
+              <w:t>அக்</w:t>
+            </w:r>
+            <w:r>
+              <w:rPr>
+                <w:rFonts w:ascii="Latha" w:hAnsi="Latha" w:cs="Latha"/>
+                <w:b/>
+                <w:bCs/>
+                <w:position w:val="-12"/>
+                <w:sz w:val="28"/>
+                <w:szCs w:val="28"/>
+                <w:highlight w:val="green"/>
+                <w:cs/>
+                <w:lang w:bidi="ta-IN"/>
+              </w:rPr>
+              <w:t>3</w:t>
+            </w:r>
+            <w:r>
+              <w:rPr>
+                <w:rFonts w:ascii="Latha" w:hAnsi="Latha" w:cs="Latha"/>
+                <w:sz w:val="28"/>
+                <w:szCs w:val="28"/>
+                <w:highlight w:val="green"/>
+                <w:cs/>
+                <w:lang w:bidi="ta-IN"/>
+              </w:rPr>
+              <w:t>னீ</w:t>
+            </w:r>
+            <w:r>
+              <w:rPr>
+                <w:rFonts w:ascii="BRH Tamil Tab Extra" w:hAnsi="BRH Tamil Tab Extra" w:cs="Latha"/>
+                <w:b/>
+                <w:sz w:val="36"/>
+                <w:szCs w:val="28"/>
+                <w:highlight w:val="green"/>
+                <w:lang w:bidi="ta-IN"/>
+              </w:rPr>
+              <w:t>†</w:t>
+            </w:r>
+            <w:r>
+              <w:rPr>
+                <w:rFonts w:ascii="Latha" w:hAnsi="Latha" w:cs="Latha"/>
+                <w:sz w:val="28"/>
+                <w:szCs w:val="28"/>
+                <w:cs/>
+                <w:lang w:bidi="ta-IN"/>
+              </w:rPr>
+              <w:t>ஷோமா</w:t>
+            </w:r>
+            <w:r>
+              <w:rPr>
+                <w:rFonts w:ascii="BRH Tamil Tab Extra" w:hAnsi="BRH Tamil Tab Extra" w:cs="Latha"/>
+                <w:b/>
+                <w:sz w:val="32"/>
+                <w:szCs w:val="28"/>
+                <w:lang w:bidi="ta-IN"/>
+              </w:rPr>
+              <w:t>…</w:t>
+            </w:r>
+            <w:r>
+              <w:rPr>
+                <w:rFonts w:ascii="Latha" w:hAnsi="Latha" w:cs="Latha"/>
+                <w:b/>
+                <w:bCs/>
+                <w:sz w:val="32"/>
+                <w:szCs w:val="32"/>
+                <w:lang w:bidi="ta-IN"/>
+              </w:rPr>
+              <w:t>,</w:t>
+            </w:r>
+            <w:r>
+              <w:rPr>
+                <w:rFonts w:ascii="Latha" w:hAnsi="Latha" w:cs="Latha"/>
+                <w:sz w:val="28"/>
+                <w:szCs w:val="28"/>
+                <w:cs/>
+                <w:lang w:bidi="ta-IN"/>
+              </w:rPr>
+              <w:t>வித்யக்</w:t>
+            </w:r>
+            <w:r>
+              <w:rPr>
+                <w:rFonts w:ascii="Latha" w:hAnsi="Latha" w:cs="Latha"/>
+                <w:b/>
+                <w:bCs/>
+                <w:position w:val="-12"/>
+                <w:sz w:val="28"/>
+                <w:szCs w:val="28"/>
+                <w:cs/>
+                <w:lang w:bidi="ta-IN"/>
+              </w:rPr>
+              <w:t>3</w:t>
+            </w:r>
+            <w:r>
+              <w:rPr>
+                <w:rFonts w:ascii="Latha" w:hAnsi="Latha" w:cs="Latha"/>
+                <w:sz w:val="28"/>
+                <w:szCs w:val="28"/>
+                <w:cs/>
+                <w:lang w:bidi="ta-IN"/>
+              </w:rPr>
+              <w:t>னீ</w:t>
+            </w:r>
+            <w:r>
+              <w:rPr>
+                <w:rFonts w:ascii="BRH Tamil Tab Extra" w:hAnsi="BRH Tamil Tab Extra" w:cs="Latha"/>
+                <w:b/>
+                <w:sz w:val="36"/>
+                <w:szCs w:val="28"/>
+                <w:lang w:bidi="ta-IN"/>
+              </w:rPr>
+              <w:t>‡</w:t>
+            </w:r>
+            <w:r>
+              <w:rPr>
+                <w:rFonts w:ascii="Latha" w:hAnsi="Latha" w:cs="Latha"/>
+                <w:sz w:val="28"/>
+                <w:szCs w:val="28"/>
+                <w:lang w:bidi="ta-IN"/>
+              </w:rPr>
+              <w:t xml:space="preserve"> - </w:t>
+            </w:r>
+            <w:r>
+              <w:rPr>
+                <w:rFonts w:ascii="Latha" w:hAnsi="Latha" w:cs="Latha"/>
+                <w:sz w:val="28"/>
+                <w:szCs w:val="28"/>
+                <w:cs/>
+                <w:lang w:bidi="ta-IN"/>
+              </w:rPr>
+              <w:t>ஸோ</w:t>
+            </w:r>
+            <w:r>
+              <w:rPr>
+                <w:rFonts w:ascii="BRH Tamil Tab Extra" w:hAnsi="BRH Tamil Tab Extra" w:cs="Latha"/>
+                <w:b/>
+                <w:sz w:val="32"/>
+                <w:szCs w:val="28"/>
+                <w:lang w:bidi="ta-IN"/>
+              </w:rPr>
+              <w:t>…</w:t>
+            </w:r>
+            <w:r>
+              <w:rPr>
+                <w:rFonts w:ascii="Latha" w:hAnsi="Latha" w:cs="Latha"/>
+                <w:sz w:val="28"/>
+                <w:szCs w:val="28"/>
+                <w:cs/>
+                <w:lang w:bidi="ta-IN"/>
+              </w:rPr>
+              <w:t>மௌ</w:t>
+            </w:r>
+            <w:r>
+              <w:rPr>
+                <w:rFonts w:ascii="BRH Tamil Tab Extra" w:hAnsi="BRH Tamil Tab Extra" w:cs="Latha"/>
+                <w:b/>
+                <w:sz w:val="32"/>
+                <w:szCs w:val="28"/>
+                <w:lang w:bidi="ta-IN"/>
+              </w:rPr>
+              <w:t>…</w:t>
+            </w:r>
+            <w:r>
+              <w:rPr>
+                <w:rFonts w:ascii="Latha" w:hAnsi="Latha" w:cs="Latha"/>
+                <w:sz w:val="28"/>
+                <w:szCs w:val="28"/>
+                <w:lang w:bidi="ta-IN"/>
+              </w:rPr>
+              <w:t xml:space="preserve"> |</w:t>
+            </w:r>
+          </w:p>
+        </w:tc>
+      </w:tr>
+      <w:tr>
+        <w:trPr>
+          <w:trHeight w:val="680"/>
+        </w:trPr>
+        <w:tc>
+          <w:tcPr>
+            <w:tcW w:w="3877" w:type="dxa"/>
+          </w:tcPr>
+          <w:p>
+            <w:pPr>
+              <w:widowControl w:val="0"/>
+              <w:autoSpaceDE w:val="0"/>
+              <w:autoSpaceDN w:val="0"/>
+              <w:adjustRightInd w:val="0"/>
+              <w:spacing w:before="0" w:line="240" w:lineRule="auto"/>
+              <w:rPr>
+                <w:rFonts w:cs="Arial"/>
+                <w:b/>
+                <w:sz w:val="28"/>
+                <w:szCs w:val="28"/>
+              </w:rPr>
+            </w:pPr>
+            <w:r>
+              <w:rPr>
+                <w:rFonts w:cs="Arial"/>
+                <w:b/>
+                <w:sz w:val="28"/>
+                <w:szCs w:val="28"/>
+              </w:rPr>
+              <w:t>TS 2.3.14.</w:t>
+            </w:r>
+            <w:r>
+              <w:rPr>
+                <w:rFonts w:cs="Arial"/>
+                <w:b/>
+                <w:sz w:val="28"/>
+                <w:szCs w:val="28"/>
+              </w:rPr>
+              <w:t>6</w:t>
+            </w:r>
+            <w:r>
+              <w:rPr>
+                <w:rFonts w:cs="Arial"/>
+                <w:b/>
+                <w:sz w:val="28"/>
+                <w:szCs w:val="28"/>
+              </w:rPr>
+              <w:t>.</w:t>
+            </w:r>
+            <w:r>
+              <w:rPr>
+                <w:rFonts w:cs="Arial"/>
+                <w:b/>
+                <w:sz w:val="28"/>
+                <w:szCs w:val="28"/>
+              </w:rPr>
+              <w:t xml:space="preserve"> </w:t>
+            </w:r>
+            <w:r>
+              <w:rPr>
+                <w:rFonts w:cs="Arial"/>
+                <w:b/>
+                <w:sz w:val="28"/>
+                <w:szCs w:val="28"/>
+              </w:rPr>
+              <w:t>- Kramam</w:t>
+            </w:r>
+          </w:p>
+          <w:p>
+            <w:pPr>
+              <w:widowControl w:val="0"/>
+              <w:autoSpaceDE w:val="0"/>
+              <w:autoSpaceDN w:val="0"/>
+              <w:adjustRightInd w:val="0"/>
+              <w:spacing w:before="0" w:line="240" w:lineRule="auto"/>
+              <w:rPr>
+                <w:rFonts w:cs="Arial"/>
+                <w:b/>
+                <w:sz w:val="28"/>
+                <w:szCs w:val="28"/>
+              </w:rPr>
+            </w:pPr>
+            <w:r>
+              <w:rPr>
+                <w:rFonts w:cs="Arial"/>
+                <w:b/>
+                <w:sz w:val="28"/>
+                <w:szCs w:val="28"/>
+              </w:rPr>
+              <w:t xml:space="preserve">Krama </w:t>
+            </w:r>
+            <w:r>
+              <w:rPr>
+                <w:rFonts w:cs="Arial"/>
+                <w:b/>
+                <w:sz w:val="28"/>
+                <w:szCs w:val="28"/>
+              </w:rPr>
+              <w:t>Vaakyam</w:t>
+            </w:r>
+            <w:r>
+              <w:rPr>
+                <w:rFonts w:cs="Arial"/>
+                <w:b/>
+                <w:sz w:val="28"/>
+                <w:szCs w:val="28"/>
+              </w:rPr>
+              <w:t xml:space="preserve"> No. </w:t>
+            </w:r>
+            <w:r>
+              <w:rPr>
+                <w:rFonts w:cs="Arial"/>
+                <w:b/>
+                <w:sz w:val="28"/>
+                <w:szCs w:val="28"/>
+              </w:rPr>
+              <w:t xml:space="preserve">- </w:t>
+            </w:r>
+            <w:r>
+              <w:rPr>
+                <w:rFonts w:cs="Arial"/>
+                <w:b/>
+                <w:sz w:val="28"/>
+                <w:szCs w:val="28"/>
+              </w:rPr>
+              <w:t>11</w:t>
+            </w:r>
+            <w:r>
+              <w:rPr>
+                <w:rFonts w:cs="Arial"/>
+                <w:b/>
+                <w:sz w:val="28"/>
+                <w:szCs w:val="28"/>
+              </w:rPr>
+              <w:br/>
+              <w:t xml:space="preserve">Panchaati </w:t>
+            </w:r>
+            <w:r>
+              <w:rPr>
+                <w:rFonts w:cs="Arial"/>
+                <w:b/>
+                <w:sz w:val="28"/>
+                <w:szCs w:val="28"/>
+              </w:rPr>
+              <w:t>No. - 5</w:t>
+            </w:r>
+            <w:r>
+              <w:rPr>
+                <w:rFonts w:cs="Arial"/>
+                <w:b/>
+                <w:sz w:val="28"/>
+                <w:szCs w:val="28"/>
+              </w:rPr>
+              <w:t>6</w:t>
+            </w:r>
+          </w:p>
+        </w:tc>
+        <w:tc>
+          <w:tcPr>
+            <w:tcW w:w="4738" w:type="dxa"/>
+          </w:tcPr>
+          <w:p>
+            <w:pPr>
+              <w:spacing w:before="0" w:line="240" w:lineRule="auto"/>
+              <w:rPr>
+                <w:rFonts w:ascii="Latha" w:hAnsi="Latha" w:cs="Latha"/>
+                <w:sz w:val="28"/>
+                <w:szCs w:val="28"/>
+                <w:cs/>
+                <w:lang w:bidi="ta-IN"/>
+              </w:rPr>
+            </w:pPr>
+            <w:r>
+              <w:rPr>
+                <w:rFonts w:ascii="Latha" w:hAnsi="Latha" w:cs="Latha"/>
+                <w:sz w:val="28"/>
+                <w:szCs w:val="28"/>
+                <w:highlight w:val="yellow"/>
+                <w:cs/>
+                <w:lang w:bidi="ta-IN"/>
+              </w:rPr>
+              <w:t>ப</w:t>
+            </w:r>
+            <w:r>
+              <w:rPr>
+                <w:rFonts w:ascii="Latha" w:hAnsi="Latha" w:cs="Latha"/>
+                <w:b/>
+                <w:bCs/>
+                <w:position w:val="-12"/>
+                <w:sz w:val="28"/>
+                <w:szCs w:val="28"/>
+                <w:highlight w:val="yellow"/>
+                <w:cs/>
+                <w:lang w:bidi="ta-IN"/>
+              </w:rPr>
+              <w:t>3</w:t>
+            </w:r>
+            <w:r>
+              <w:rPr>
+                <w:rFonts w:ascii="Latha" w:hAnsi="Latha" w:cs="Latha"/>
+                <w:sz w:val="28"/>
+                <w:szCs w:val="28"/>
+                <w:highlight w:val="yellow"/>
+                <w:cs/>
+                <w:lang w:bidi="ta-IN"/>
+              </w:rPr>
+              <w:t>ஹ்</w:t>
+            </w:r>
+            <w:r>
+              <w:rPr>
+                <w:rFonts w:ascii="Latha" w:hAnsi="Latha" w:cs="Latha"/>
+                <w:sz w:val="28"/>
+                <w:szCs w:val="28"/>
+                <w:cs/>
+                <w:lang w:bidi="ta-IN"/>
+              </w:rPr>
+              <w:t>ம</w:t>
+            </w:r>
+            <w:r>
+              <w:rPr>
+                <w:rFonts w:ascii="BRH Tamil Tab Extra" w:hAnsi="BRH Tamil Tab Extra" w:cs="Latha"/>
+                <w:b/>
+                <w:sz w:val="32"/>
+                <w:szCs w:val="28"/>
+                <w:lang w:bidi="ta-IN"/>
+              </w:rPr>
+              <w:t>…</w:t>
+            </w:r>
+            <w:r>
+              <w:rPr>
+                <w:rFonts w:ascii="Latha" w:hAnsi="Latha" w:cs="Latha"/>
+                <w:sz w:val="28"/>
+                <w:szCs w:val="28"/>
+                <w:lang w:bidi="ta-IN"/>
+              </w:rPr>
+              <w:t xml:space="preserve"> </w:t>
+            </w:r>
+            <w:r>
+              <w:rPr>
+                <w:rFonts w:ascii="Latha" w:hAnsi="Latha" w:cs="Latha"/>
+                <w:sz w:val="28"/>
+                <w:szCs w:val="28"/>
+                <w:cs/>
+                <w:lang w:bidi="ta-IN"/>
+              </w:rPr>
+              <w:t>ப்</w:t>
+            </w:r>
+            <w:r>
+              <w:rPr>
+                <w:rFonts w:ascii="Latha" w:hAnsi="Latha" w:cs="Latha"/>
+                <w:b/>
+                <w:bCs/>
+                <w:position w:val="-12"/>
+                <w:sz w:val="28"/>
+                <w:szCs w:val="28"/>
+                <w:cs/>
+                <w:lang w:bidi="ta-IN"/>
+              </w:rPr>
+              <w:t>3</w:t>
+            </w:r>
+            <w:r>
+              <w:rPr>
+                <w:rFonts w:ascii="Latha" w:hAnsi="Latha" w:cs="Latha"/>
+                <w:sz w:val="28"/>
+                <w:szCs w:val="28"/>
+                <w:cs/>
+                <w:lang w:bidi="ta-IN"/>
+              </w:rPr>
+              <w:t>ரஹ்ம</w:t>
+            </w:r>
+            <w:r>
+              <w:rPr>
+                <w:rFonts w:ascii="BRH Tamil Tab Extra" w:hAnsi="BRH Tamil Tab Extra" w:cs="Latha"/>
+                <w:b/>
+                <w:sz w:val="36"/>
+                <w:szCs w:val="28"/>
+                <w:lang w:bidi="ta-IN"/>
+              </w:rPr>
+              <w:t>†</w:t>
+            </w:r>
+            <w:r>
+              <w:rPr>
+                <w:rFonts w:ascii="Latha" w:hAnsi="Latha" w:cs="Latha"/>
+                <w:sz w:val="28"/>
+                <w:szCs w:val="28"/>
+                <w:cs/>
+                <w:lang w:bidi="ta-IN"/>
+              </w:rPr>
+              <w:t>ண</w:t>
+            </w:r>
+            <w:r>
+              <w:rPr>
+                <w:rFonts w:ascii="Latha" w:hAnsi="Latha" w:cs="Latha"/>
+                <w:b/>
+                <w:bCs/>
+                <w:sz w:val="32"/>
+                <w:szCs w:val="32"/>
+                <w:cs/>
+                <w:lang w:bidi="ta-IN"/>
+              </w:rPr>
+              <w:t>:</w:t>
+            </w:r>
+            <w:r>
+              <w:rPr>
+                <w:rFonts w:ascii="Latha" w:hAnsi="Latha" w:cs="Latha"/>
+                <w:sz w:val="28"/>
+                <w:szCs w:val="28"/>
+                <w:cs/>
+                <w:lang w:bidi="ta-IN"/>
+              </w:rPr>
+              <w:t xml:space="preserve"> </w:t>
+            </w:r>
+            <w:r>
+              <w:rPr>
+                <w:rFonts w:ascii="Latha" w:hAnsi="Latha" w:cs="Latha"/>
+                <w:sz w:val="28"/>
+                <w:szCs w:val="28"/>
+                <w:lang w:bidi="ta-IN"/>
+              </w:rPr>
+              <w:t xml:space="preserve">| </w:t>
+            </w:r>
+            <w:r>
+              <w:rPr>
+                <w:rFonts w:ascii="Latha" w:hAnsi="Latha" w:cs="Latha"/>
+                <w:sz w:val="28"/>
+                <w:szCs w:val="28"/>
+                <w:cs/>
+                <w:lang w:bidi="ta-IN"/>
+              </w:rPr>
+              <w:t>ப்</w:t>
+            </w:r>
+            <w:r>
+              <w:rPr>
+                <w:rFonts w:ascii="Latha" w:hAnsi="Latha" w:cs="Latha"/>
+                <w:b/>
+                <w:bCs/>
+                <w:position w:val="-12"/>
+                <w:sz w:val="28"/>
+                <w:szCs w:val="28"/>
+                <w:cs/>
+                <w:lang w:bidi="ta-IN"/>
+              </w:rPr>
+              <w:t>3</w:t>
+            </w:r>
+            <w:r>
+              <w:rPr>
+                <w:rFonts w:ascii="Latha" w:hAnsi="Latha" w:cs="Latha"/>
+                <w:sz w:val="28"/>
+                <w:szCs w:val="28"/>
+                <w:cs/>
+                <w:lang w:bidi="ta-IN"/>
+              </w:rPr>
+              <w:t>ரஹ்ம</w:t>
+            </w:r>
+            <w:r>
+              <w:rPr>
+                <w:rFonts w:ascii="BRH Tamil Tab Extra" w:hAnsi="BRH Tamil Tab Extra" w:cs="Latha"/>
+                <w:b/>
+                <w:sz w:val="36"/>
+                <w:szCs w:val="28"/>
+                <w:lang w:bidi="ta-IN"/>
+              </w:rPr>
+              <w:t>†</w:t>
+            </w:r>
+            <w:r>
+              <w:rPr>
+                <w:rFonts w:ascii="Latha" w:hAnsi="Latha" w:cs="Latha"/>
+                <w:sz w:val="28"/>
+                <w:szCs w:val="28"/>
+                <w:cs/>
+                <w:lang w:bidi="ta-IN"/>
+              </w:rPr>
+              <w:t>ண</w:t>
+            </w:r>
+            <w:r>
+              <w:rPr>
+                <w:rFonts w:ascii="BRH Tamil Tab Extra" w:hAnsi="BRH Tamil Tab Extra" w:cs="Latha"/>
+                <w:b/>
+                <w:sz w:val="32"/>
+                <w:szCs w:val="28"/>
+                <w:lang w:bidi="ta-IN"/>
+              </w:rPr>
+              <w:t>…</w:t>
+            </w:r>
+            <w:r>
+              <w:rPr>
+                <w:rFonts w:ascii="Latha" w:hAnsi="Latha" w:cs="Latha"/>
+                <w:sz w:val="28"/>
+                <w:szCs w:val="28"/>
+                <w:lang w:bidi="ta-IN"/>
+              </w:rPr>
+              <w:t xml:space="preserve"> </w:t>
+            </w:r>
+            <w:r>
+              <w:rPr>
+                <w:rFonts w:ascii="Latha" w:hAnsi="Latha" w:cs="Latha"/>
+                <w:sz w:val="28"/>
+                <w:szCs w:val="28"/>
+                <w:cs/>
+                <w:lang w:bidi="ta-IN"/>
+              </w:rPr>
+              <w:t xml:space="preserve">உத் </w:t>
+            </w:r>
+            <w:r>
+              <w:rPr>
+                <w:rFonts w:ascii="Latha" w:hAnsi="Latha" w:cs="Latha"/>
+                <w:sz w:val="28"/>
+                <w:szCs w:val="28"/>
+                <w:lang w:bidi="ta-IN"/>
+              </w:rPr>
+              <w:t>|</w:t>
+            </w:r>
+          </w:p>
+        </w:tc>
+        <w:tc>
+          <w:tcPr>
+            <w:tcW w:w="5220" w:type="dxa"/>
+          </w:tcPr>
+          <w:p>
+            <w:pPr>
+              <w:spacing w:before="0" w:line="240" w:lineRule="auto"/>
+              <w:rPr>
+                <w:rFonts w:ascii="Latha" w:hAnsi="Latha" w:cs="Latha"/>
+                <w:sz w:val="28"/>
+                <w:szCs w:val="28"/>
+                <w:cs/>
+                <w:lang w:bidi="ta-IN"/>
+              </w:rPr>
+            </w:pPr>
+            <w:r>
+              <w:rPr>
+                <w:rFonts w:ascii="Latha" w:hAnsi="Latha" w:cs="Latha"/>
+                <w:sz w:val="28"/>
+                <w:szCs w:val="28"/>
+                <w:highlight w:val="green"/>
+                <w:cs/>
+                <w:lang w:bidi="ta-IN"/>
+              </w:rPr>
+              <w:t>ப்</w:t>
+            </w:r>
+            <w:r>
+              <w:rPr>
+                <w:rFonts w:ascii="Latha" w:hAnsi="Latha" w:cs="Latha"/>
+                <w:b/>
+                <w:bCs/>
+                <w:position w:val="-12"/>
+                <w:sz w:val="28"/>
+                <w:szCs w:val="28"/>
+                <w:highlight w:val="green"/>
+                <w:cs/>
+                <w:lang w:bidi="ta-IN"/>
+              </w:rPr>
+              <w:t>3</w:t>
+            </w:r>
+            <w:r>
+              <w:rPr>
+                <w:rFonts w:ascii="Latha" w:hAnsi="Latha" w:cs="Latha"/>
+                <w:sz w:val="28"/>
+                <w:szCs w:val="28"/>
+                <w:highlight w:val="green"/>
+                <w:cs/>
+                <w:lang w:bidi="ta-IN"/>
+              </w:rPr>
+              <w:t>ரஹ்</w:t>
+            </w:r>
+            <w:r>
+              <w:rPr>
+                <w:rFonts w:ascii="Latha" w:hAnsi="Latha" w:cs="Latha"/>
+                <w:sz w:val="28"/>
+                <w:szCs w:val="28"/>
+                <w:cs/>
+                <w:lang w:bidi="ta-IN"/>
+              </w:rPr>
+              <w:t>ம</w:t>
+            </w:r>
+            <w:r>
+              <w:rPr>
+                <w:rFonts w:ascii="BRH Tamil Tab Extra" w:hAnsi="BRH Tamil Tab Extra" w:cs="Latha"/>
+                <w:b/>
+                <w:sz w:val="32"/>
+                <w:szCs w:val="28"/>
+                <w:lang w:bidi="ta-IN"/>
+              </w:rPr>
+              <w:t>…</w:t>
+            </w:r>
+            <w:r>
+              <w:rPr>
+                <w:rFonts w:ascii="Latha" w:hAnsi="Latha" w:cs="Latha"/>
+                <w:sz w:val="28"/>
+                <w:szCs w:val="28"/>
+                <w:lang w:bidi="ta-IN"/>
+              </w:rPr>
+              <w:t xml:space="preserve"> </w:t>
+            </w:r>
+            <w:r>
+              <w:rPr>
+                <w:rFonts w:ascii="Latha" w:hAnsi="Latha" w:cs="Latha"/>
+                <w:sz w:val="28"/>
+                <w:szCs w:val="28"/>
+                <w:cs/>
+                <w:lang w:bidi="ta-IN"/>
+              </w:rPr>
+              <w:t>ப்</w:t>
+            </w:r>
+            <w:r>
+              <w:rPr>
+                <w:rFonts w:ascii="Latha" w:hAnsi="Latha" w:cs="Latha"/>
+                <w:b/>
+                <w:bCs/>
+                <w:position w:val="-12"/>
+                <w:sz w:val="28"/>
+                <w:szCs w:val="28"/>
+                <w:cs/>
+                <w:lang w:bidi="ta-IN"/>
+              </w:rPr>
+              <w:t>3</w:t>
+            </w:r>
+            <w:r>
+              <w:rPr>
+                <w:rFonts w:ascii="Latha" w:hAnsi="Latha" w:cs="Latha"/>
+                <w:sz w:val="28"/>
+                <w:szCs w:val="28"/>
+                <w:cs/>
+                <w:lang w:bidi="ta-IN"/>
+              </w:rPr>
+              <w:t>ரஹ்ம</w:t>
+            </w:r>
+            <w:r>
+              <w:rPr>
+                <w:rFonts w:ascii="BRH Tamil Tab Extra" w:hAnsi="BRH Tamil Tab Extra" w:cs="Latha"/>
+                <w:b/>
+                <w:sz w:val="36"/>
+                <w:szCs w:val="28"/>
+                <w:lang w:bidi="ta-IN"/>
+              </w:rPr>
+              <w:t>†</w:t>
+            </w:r>
+            <w:r>
+              <w:rPr>
+                <w:rFonts w:ascii="Latha" w:hAnsi="Latha" w:cs="Latha"/>
+                <w:sz w:val="28"/>
+                <w:szCs w:val="28"/>
+                <w:cs/>
+                <w:lang w:bidi="ta-IN"/>
+              </w:rPr>
+              <w:t>ண</w:t>
+            </w:r>
+            <w:r>
+              <w:rPr>
+                <w:rFonts w:ascii="Latha" w:hAnsi="Latha" w:cs="Latha"/>
+                <w:b/>
+                <w:bCs/>
+                <w:sz w:val="32"/>
+                <w:szCs w:val="32"/>
+                <w:cs/>
+                <w:lang w:bidi="ta-IN"/>
+              </w:rPr>
+              <w:t>:</w:t>
+            </w:r>
+            <w:r>
+              <w:rPr>
+                <w:rFonts w:ascii="Latha" w:hAnsi="Latha" w:cs="Latha"/>
+                <w:sz w:val="28"/>
+                <w:szCs w:val="28"/>
+                <w:cs/>
+                <w:lang w:bidi="ta-IN"/>
+              </w:rPr>
+              <w:t xml:space="preserve"> </w:t>
+            </w:r>
+            <w:r>
+              <w:rPr>
+                <w:rFonts w:ascii="Latha" w:hAnsi="Latha" w:cs="Latha"/>
+                <w:sz w:val="28"/>
+                <w:szCs w:val="28"/>
+                <w:lang w:bidi="ta-IN"/>
+              </w:rPr>
+              <w:t xml:space="preserve">| </w:t>
+            </w:r>
+            <w:r>
+              <w:rPr>
+                <w:rFonts w:ascii="Latha" w:hAnsi="Latha" w:cs="Latha"/>
+                <w:sz w:val="28"/>
+                <w:szCs w:val="28"/>
+                <w:cs/>
+                <w:lang w:bidi="ta-IN"/>
+              </w:rPr>
+              <w:t>ப்</w:t>
+            </w:r>
+            <w:r>
+              <w:rPr>
+                <w:rFonts w:ascii="Latha" w:hAnsi="Latha" w:cs="Latha"/>
+                <w:b/>
+                <w:bCs/>
+                <w:position w:val="-12"/>
+                <w:sz w:val="28"/>
+                <w:szCs w:val="28"/>
+                <w:cs/>
+                <w:lang w:bidi="ta-IN"/>
+              </w:rPr>
+              <w:t>3</w:t>
+            </w:r>
+            <w:r>
+              <w:rPr>
+                <w:rFonts w:ascii="Latha" w:hAnsi="Latha" w:cs="Latha"/>
+                <w:sz w:val="28"/>
+                <w:szCs w:val="28"/>
+                <w:cs/>
+                <w:lang w:bidi="ta-IN"/>
+              </w:rPr>
+              <w:t>ரஹ்ம</w:t>
+            </w:r>
+            <w:r>
+              <w:rPr>
+                <w:rFonts w:ascii="BRH Tamil Tab Extra" w:hAnsi="BRH Tamil Tab Extra" w:cs="Latha"/>
+                <w:b/>
+                <w:sz w:val="36"/>
+                <w:szCs w:val="28"/>
+                <w:lang w:bidi="ta-IN"/>
+              </w:rPr>
+              <w:t>†</w:t>
+            </w:r>
+            <w:r>
+              <w:rPr>
+                <w:rFonts w:ascii="Latha" w:hAnsi="Latha" w:cs="Latha"/>
+                <w:sz w:val="28"/>
+                <w:szCs w:val="28"/>
+                <w:cs/>
+                <w:lang w:bidi="ta-IN"/>
+              </w:rPr>
+              <w:t>ண</w:t>
+            </w:r>
+            <w:r>
+              <w:rPr>
+                <w:rFonts w:ascii="BRH Tamil Tab Extra" w:hAnsi="BRH Tamil Tab Extra" w:cs="Latha"/>
+                <w:b/>
+                <w:sz w:val="32"/>
+                <w:szCs w:val="28"/>
+                <w:lang w:bidi="ta-IN"/>
+              </w:rPr>
+              <w:t>…</w:t>
+            </w:r>
+            <w:r>
+              <w:rPr>
+                <w:rFonts w:ascii="Latha" w:hAnsi="Latha" w:cs="Latha"/>
+                <w:sz w:val="28"/>
+                <w:szCs w:val="28"/>
+                <w:lang w:bidi="ta-IN"/>
+              </w:rPr>
+              <w:t xml:space="preserve"> </w:t>
+            </w:r>
+            <w:r>
+              <w:rPr>
+                <w:rFonts w:ascii="Latha" w:hAnsi="Latha" w:cs="Latha"/>
+                <w:sz w:val="28"/>
+                <w:szCs w:val="28"/>
+                <w:cs/>
+                <w:lang w:bidi="ta-IN"/>
+              </w:rPr>
+              <w:t xml:space="preserve">உத் </w:t>
+            </w:r>
+            <w:r>
+              <w:rPr>
+                <w:rFonts w:ascii="Latha" w:hAnsi="Latha" w:cs="Latha"/>
+                <w:sz w:val="28"/>
+                <w:szCs w:val="28"/>
+                <w:lang w:bidi="ta-IN"/>
+              </w:rPr>
+              <w:t>|</w:t>
+            </w:r>
+          </w:p>
+        </w:tc>
+      </w:tr>
+    </w:tbl>
+    <w:p>
+      <w:pPr>
+        <w:jc w:val="center"/>
+        <w:rPr>
+          <w:b/>
+          <w:bCs/>
+          <w:sz w:val="32"/>
+          <w:szCs w:val="32"/>
+          <w:u w:val="single"/>
+        </w:rPr>
+      </w:pPr>
+    </w:p>
     <w:p>
       <w:pPr>
         <w:jc w:val="center"/>
@@ -21,6 +3218,7 @@
           <w:szCs w:val="32"/>
           <w:u w:val="single"/>
         </w:rPr>
+        <w:lastRenderedPageBreak/>
         <w:t xml:space="preserve">TS </w:t>
       </w:r>
       <w:r>
@@ -3186,29 +6384,7 @@
           <w:u w:val="single"/>
         </w:rPr>
         <w:lastRenderedPageBreak/>
-        <w:t>TS Krama Paatam – TS 2.3 Tamil Corrections –Observed till 31</w:t>
-      </w:r>
-      <w:proofErr w:type="gramStart"/>
-      <w:r>
-        <w:rPr>
-          <w:b/>
-          <w:bCs/>
-          <w:sz w:val="32"/>
-          <w:szCs w:val="32"/>
-          <w:u w:val="single"/>
-        </w:rPr>
-        <w:t>st  October</w:t>
-      </w:r>
-      <w:proofErr w:type="gramEnd"/>
-      <w:r>
-        <w:rPr>
-          <w:b/>
-          <w:bCs/>
-          <w:sz w:val="32"/>
-          <w:szCs w:val="32"/>
-          <w:u w:val="single"/>
-        </w:rPr>
-        <w:t xml:space="preserve"> 2021</w:t>
+        <w:t>TS Krama Paatam – TS 2.3 Tamil Corrections –Observed till 31st  October 2021</w:t>
       </w:r>
     </w:p>
     <w:p>
@@ -7537,7 +10713,6 @@
               </w:rPr>
               <w:t>…</w:t>
             </w:r>
-            <w:proofErr w:type="spellStart"/>
             <w:r>
               <w:rPr>
                 <w:rFonts w:ascii="BRH Devanagari Extra" w:hAnsi="BRH Devanagari Extra" w:cs="Latha"/>
@@ -7548,7 +10723,6 @@
               </w:rPr>
               <w:t>óè</w:t>
             </w:r>
-            <w:proofErr w:type="spellEnd"/>
             <w:r>
               <w:rPr>
                 <w:rFonts w:ascii="BRH Tamil Tab Extra" w:hAnsi="BRH Tamil Tab Extra" w:cs="Latha"/>
@@ -7640,7 +10814,6 @@
               </w:rPr>
               <w:t>…</w:t>
             </w:r>
-            <w:proofErr w:type="spellStart"/>
             <w:r>
               <w:rPr>
                 <w:rFonts w:ascii="BRH Devanagari Extra" w:hAnsi="BRH Devanagari Extra" w:cs="Latha"/>
@@ -7651,7 +10824,6 @@
               </w:rPr>
               <w:t>óè</w:t>
             </w:r>
-            <w:proofErr w:type="spellEnd"/>
             <w:r>
               <w:rPr>
                 <w:rFonts w:ascii="BRH Tamil Tab Extra" w:hAnsi="BRH Tamil Tab Extra" w:cs="Latha"/>
@@ -7838,7 +11010,6 @@
               </w:rPr>
               <w:t>…</w:t>
             </w:r>
-            <w:proofErr w:type="spellStart"/>
             <w:r>
               <w:rPr>
                 <w:rFonts w:ascii="BRH Devanagari Extra" w:hAnsi="BRH Devanagari Extra" w:cs="Latha"/>
@@ -7849,7 +11020,6 @@
               </w:rPr>
               <w:t>óè</w:t>
             </w:r>
-            <w:proofErr w:type="spellEnd"/>
             <w:r>
               <w:rPr>
                 <w:rFonts w:ascii="BRH Tamil Tab Extra" w:hAnsi="BRH Tamil Tab Extra" w:cs="Latha"/>
@@ -7941,7 +11111,6 @@
               </w:rPr>
               <w:t>…</w:t>
             </w:r>
-            <w:proofErr w:type="spellStart"/>
             <w:r>
               <w:rPr>
                 <w:rFonts w:ascii="BRH Devanagari Extra" w:hAnsi="BRH Devanagari Extra" w:cs="Latha"/>
@@ -7952,7 +11121,6 @@
               </w:rPr>
               <w:t>óè</w:t>
             </w:r>
-            <w:proofErr w:type="spellEnd"/>
             <w:r>
               <w:rPr>
                 <w:rFonts w:ascii="BRH Tamil Tab Extra" w:hAnsi="BRH Tamil Tab Extra" w:cs="Latha"/>
@@ -14781,31 +17949,7 @@
                 <w:szCs w:val="28"/>
                 <w:lang w:bidi="ta-IN"/>
               </w:rPr>
-              <w:t>(</w:t>
-            </w:r>
-            <w:proofErr w:type="spellStart"/>
-            <w:r>
-              <w:rPr>
-                <w:rFonts w:cs="Arial"/>
-                <w:b/>
-                <w:bCs/>
-                <w:sz w:val="28"/>
-                <w:szCs w:val="28"/>
-                <w:lang w:bidi="ta-IN"/>
-              </w:rPr>
-              <w:t>ekasruti</w:t>
-            </w:r>
-            <w:proofErr w:type="spellEnd"/>
-            <w:r>
-              <w:rPr>
-                <w:rFonts w:cs="Arial"/>
-                <w:b/>
-                <w:bCs/>
-                <w:sz w:val="28"/>
-                <w:szCs w:val="28"/>
-                <w:lang w:bidi="ta-IN"/>
-              </w:rPr>
-              <w:t xml:space="preserve"> no swaram required)</w:t>
+              <w:t>(ekasruti no swaram required)</w:t>
             </w:r>
           </w:p>
         </w:tc>
@@ -15805,25 +18949,14 @@
                 <w:szCs w:val="40"/>
               </w:rPr>
             </w:pPr>
-            <w:proofErr w:type="spellStart"/>
-            <w:r>
-              <w:rPr>
-                <w:rFonts w:cs="Arial"/>
-                <w:color w:val="000000"/>
-                <w:sz w:val="28"/>
-                <w:szCs w:val="28"/>
-              </w:rPr>
-              <w:t>Trikrama</w:t>
-            </w:r>
-            <w:proofErr w:type="spellEnd"/>
-            <w:r>
-              <w:rPr>
-                <w:rFonts w:cs="Arial"/>
-                <w:color w:val="000000"/>
-                <w:sz w:val="28"/>
-                <w:szCs w:val="28"/>
-              </w:rPr>
-              <w:t xml:space="preserve"> correction done</w:t>
+            <w:r>
+              <w:rPr>
+                <w:rFonts w:cs="Arial"/>
+                <w:color w:val="000000"/>
+                <w:sz w:val="28"/>
+                <w:szCs w:val="28"/>
+              </w:rPr>
+              <w:t>Trikrama correction done</w:t>
             </w:r>
             <w:r>
               <w:rPr>
@@ -15886,27 +19019,7 @@
                 <w:sz w:val="28"/>
                 <w:szCs w:val="28"/>
               </w:rPr>
-              <w:t xml:space="preserve">’ </w:t>
-            </w:r>
-            <w:proofErr w:type="spellStart"/>
-            <w:r>
-              <w:rPr>
-                <w:rFonts w:cs="Arial"/>
-                <w:color w:val="000000"/>
-                <w:sz w:val="28"/>
-                <w:szCs w:val="28"/>
-              </w:rPr>
-              <w:t>trikramam</w:t>
-            </w:r>
-            <w:proofErr w:type="spellEnd"/>
-            <w:r>
-              <w:rPr>
-                <w:rFonts w:cs="Arial"/>
-                <w:color w:val="000000"/>
-                <w:sz w:val="28"/>
-                <w:szCs w:val="28"/>
-              </w:rPr>
-              <w:t>)</w:t>
+              <w:t>’ trikramam)</w:t>
             </w:r>
           </w:p>
         </w:tc>
@@ -15928,7 +19041,7 @@
 </file>
 
 <file path=word/endnotes.xml><?xml version="1.0" encoding="utf-8"?>
-<w:endnotes xmlns:wpc="http://schemas.microsoft.com/office/word/2010/wordprocessingCanvas" xmlns:cx="http://schemas.microsoft.com/office/drawing/2014/chartex" xmlns:cx1="http://schemas.microsoft.com/office/drawing/2015/9/8/chartex" xmlns:cx2="http://schemas.microsoft.com/office/drawing/2015/10/21/chartex" xmlns:cx3="http://schemas.microsoft.com/office/drawing/2016/5/9/chartex" xmlns:cx4="http://schemas.microsoft.com/office/drawing/2016/5/10/chartex" xmlns:cx5="http://schemas.microsoft.com/office/drawing/2016/5/11/chartex" xmlns:cx6="http://schemas.microsoft.com/office/drawing/2016/5/12/chartex" xmlns:cx7="http://schemas.microsoft.com/office/drawing/2016/5/13/chartex" xmlns:cx8="http://schemas.microsoft.com/office/drawing/2016/5/14/chartex" xmlns:mc="http://schemas.openxmlformats.org/markup-compatibility/2006" xmlns:aink="http://schemas.microsoft.com/office/drawing/2016/ink" xmlns:am3d="http://schemas.microsoft.com/office/drawing/2017/model3d" xmlns:o="urn:schemas-microsoft-com:office:office" xmlns:oel="http://schemas.microsoft.com/office/2019/extlst" xmlns:r="http://schemas.openxmlformats.org/officeDocument/2006/relationships" xmlns:m="http://schemas.openxmlformats.org/officeDocument/2006/math" xmlns:v="urn:schemas-microsoft-com:vml" xmlns:wp14="http://schemas.microsoft.com/office/word/2010/wordprocessingDrawing" xmlns:wp="http://schemas.openxmlformats.org/drawingml/2006/wordprocessingDrawing" xmlns:w10="urn:schemas-microsoft-com:office:word" xmlns:w="http://schemas.openxmlformats.org/wordprocessingml/2006/main" xmlns:w14="http://schemas.microsoft.com/office/word/2010/wordml" xmlns:w15="http://schemas.microsoft.com/office/word/2012/wordml" xmlns:w16cex="http://schemas.microsoft.com/office/word/2018/wordml/cex" xmlns:w16cid="http://schemas.microsoft.com/office/word/2016/wordml/cid" xmlns:w16="http://schemas.microsoft.com/office/word/2018/wordml" xmlns:w16sdtdh="http://schemas.microsoft.com/office/word/2020/wordml/sdtdatahash" xmlns:w16se="http://schemas.microsoft.com/office/word/2015/wordml/symex" xmlns:wpg="http://schemas.microsoft.com/office/word/2010/wordprocessingGroup" xmlns:wpi="http://schemas.microsoft.com/office/word/2010/wordprocessingInk" xmlns:wne="http://schemas.microsoft.com/office/word/2006/wordml" xmlns:wps="http://schemas.microsoft.com/office/word/2010/wordprocessingShape" mc:Ignorable="w14 w15 w16se w16cid w16 w16cex w16sdtdh wp14">
+<w:endnotes xmlns:wpc="http://schemas.microsoft.com/office/word/2010/wordprocessingCanvas" xmlns:cx="http://schemas.microsoft.com/office/drawing/2014/chartex" xmlns:cx1="http://schemas.microsoft.com/office/drawing/2015/9/8/chartex" xmlns:cx2="http://schemas.microsoft.com/office/drawing/2015/10/21/chartex" xmlns:cx3="http://schemas.microsoft.com/office/drawing/2016/5/9/chartex" xmlns:cx4="http://schemas.microsoft.com/office/drawing/2016/5/10/chartex" xmlns:cx5="http://schemas.microsoft.com/office/drawing/2016/5/11/chartex" xmlns:cx6="http://schemas.microsoft.com/office/drawing/2016/5/12/chartex" xmlns:cx7="http://schemas.microsoft.com/office/drawing/2016/5/13/chartex" xmlns:cx8="http://schemas.microsoft.com/office/drawing/2016/5/14/chartex" xmlns:mc="http://schemas.openxmlformats.org/markup-compatibility/2006" xmlns:aink="http://schemas.microsoft.com/office/drawing/2016/ink" xmlns:am3d="http://schemas.microsoft.com/office/drawing/2017/model3d" xmlns:o="urn:schemas-microsoft-com:office:office" xmlns:oel="http://schemas.microsoft.com/office/2019/extlst" xmlns:r="http://schemas.openxmlformats.org/officeDocument/2006/relationships" xmlns:m="http://schemas.openxmlformats.org/officeDocument/2006/math" xmlns:v="urn:schemas-microsoft-com:vml" xmlns:wp14="http://schemas.microsoft.com/office/word/2010/wordprocessingDrawing" xmlns:wp="http://schemas.openxmlformats.org/drawingml/2006/wordprocessingDrawing" xmlns:w10="urn:schemas-microsoft-com:office:word" xmlns:w="http://schemas.openxmlformats.org/wordprocessingml/2006/main" xmlns:w14="http://schemas.microsoft.com/office/word/2010/wordml" xmlns:w15="http://schemas.microsoft.com/office/word/2012/wordml" xmlns:w16cex="http://schemas.microsoft.com/office/word/2018/wordml/cex" xmlns:w16cid="http://schemas.microsoft.com/office/word/2016/wordml/cid" xmlns:w16="http://schemas.microsoft.com/office/word/2018/wordml" xmlns:w16du="http://schemas.microsoft.com/office/word/2023/wordml/word16du" xmlns:w16sdtdh="http://schemas.microsoft.com/office/word/2020/wordml/sdtdatahash" xmlns:w16sdtfl="http://schemas.microsoft.com/office/word/2024/wordml/sdtformatlock" xmlns:w16se="http://schemas.microsoft.com/office/word/2015/wordml/symex" xmlns:wpg="http://schemas.microsoft.com/office/word/2010/wordprocessingGroup" xmlns:wpi="http://schemas.microsoft.com/office/word/2010/wordprocessingInk" xmlns:wne="http://schemas.microsoft.com/office/word/2006/wordml" xmlns:wps="http://schemas.microsoft.com/office/word/2010/wordprocessingShape" mc:Ignorable="w14 w15 w16se w16cid w16 w16cex w16sdtdh w16sdtfl w16du wp14">
   <w:endnote w:type="separator" w:id="-1">
     <w:p>
       <w:pPr>
@@ -15953,7 +19066,7 @@
 </file>
 
 <file path=word/footer1.xml><?xml version="1.0" encoding="utf-8"?>
-<w:ftr xmlns:wpc="http://schemas.microsoft.com/office/word/2010/wordprocessingCanvas" xmlns:cx="http://schemas.microsoft.com/office/drawing/2014/chartex" xmlns:cx1="http://schemas.microsoft.com/office/drawing/2015/9/8/chartex" xmlns:cx2="http://schemas.microsoft.com/office/drawing/2015/10/21/chartex" xmlns:cx3="http://schemas.microsoft.com/office/drawing/2016/5/9/chartex" xmlns:cx4="http://schemas.microsoft.com/office/drawing/2016/5/10/chartex" xmlns:cx5="http://schemas.microsoft.com/office/drawing/2016/5/11/chartex" xmlns:cx6="http://schemas.microsoft.com/office/drawing/2016/5/12/chartex" xmlns:cx7="http://schemas.microsoft.com/office/drawing/2016/5/13/chartex" xmlns:cx8="http://schemas.microsoft.com/office/drawing/2016/5/14/chartex" xmlns:mc="http://schemas.openxmlformats.org/markup-compatibility/2006" xmlns:aink="http://schemas.microsoft.com/office/drawing/2016/ink" xmlns:am3d="http://schemas.microsoft.com/office/drawing/2017/model3d" xmlns:o="urn:schemas-microsoft-com:office:office" xmlns:oel="http://schemas.microsoft.com/office/2019/extlst" xmlns:r="http://schemas.openxmlformats.org/officeDocument/2006/relationships" xmlns:m="http://schemas.openxmlformats.org/officeDocument/2006/math" xmlns:v="urn:schemas-microsoft-com:vml" xmlns:wp14="http://schemas.microsoft.com/office/word/2010/wordprocessingDrawing" xmlns:wp="http://schemas.openxmlformats.org/drawingml/2006/wordprocessingDrawing" xmlns:w10="urn:schemas-microsoft-com:office:word" xmlns:w="http://schemas.openxmlformats.org/wordprocessingml/2006/main" xmlns:w14="http://schemas.microsoft.com/office/word/2010/wordml" xmlns:w15="http://schemas.microsoft.com/office/word/2012/wordml" xmlns:w16cex="http://schemas.microsoft.com/office/word/2018/wordml/cex" xmlns:w16cid="http://schemas.microsoft.com/office/word/2016/wordml/cid" xmlns:w16="http://schemas.microsoft.com/office/word/2018/wordml" xmlns:w16sdtdh="http://schemas.microsoft.com/office/word/2020/wordml/sdtdatahash" xmlns:w16se="http://schemas.microsoft.com/office/word/2015/wordml/symex" xmlns:wpg="http://schemas.microsoft.com/office/word/2010/wordprocessingGroup" xmlns:wpi="http://schemas.microsoft.com/office/word/2010/wordprocessingInk" xmlns:wne="http://schemas.microsoft.com/office/word/2006/wordml" xmlns:wps="http://schemas.microsoft.com/office/word/2010/wordprocessingShape" mc:Ignorable="w14 w15 w16se w16cid w16 w16cex w16sdtdh wp14">
+<w:ftr xmlns:wpc="http://schemas.microsoft.com/office/word/2010/wordprocessingCanvas" xmlns:cx="http://schemas.microsoft.com/office/drawing/2014/chartex" xmlns:cx1="http://schemas.microsoft.com/office/drawing/2015/9/8/chartex" xmlns:cx2="http://schemas.microsoft.com/office/drawing/2015/10/21/chartex" xmlns:cx3="http://schemas.microsoft.com/office/drawing/2016/5/9/chartex" xmlns:cx4="http://schemas.microsoft.com/office/drawing/2016/5/10/chartex" xmlns:cx5="http://schemas.microsoft.com/office/drawing/2016/5/11/chartex" xmlns:cx6="http://schemas.microsoft.com/office/drawing/2016/5/12/chartex" xmlns:cx7="http://schemas.microsoft.com/office/drawing/2016/5/13/chartex" xmlns:cx8="http://schemas.microsoft.com/office/drawing/2016/5/14/chartex" xmlns:mc="http://schemas.openxmlformats.org/markup-compatibility/2006" xmlns:aink="http://schemas.microsoft.com/office/drawing/2016/ink" xmlns:am3d="http://schemas.microsoft.com/office/drawing/2017/model3d" xmlns:o="urn:schemas-microsoft-com:office:office" xmlns:oel="http://schemas.microsoft.com/office/2019/extlst" xmlns:r="http://schemas.openxmlformats.org/officeDocument/2006/relationships" xmlns:m="http://schemas.openxmlformats.org/officeDocument/2006/math" xmlns:v="urn:schemas-microsoft-com:vml" xmlns:wp14="http://schemas.microsoft.com/office/word/2010/wordprocessingDrawing" xmlns:wp="http://schemas.openxmlformats.org/drawingml/2006/wordprocessingDrawing" xmlns:w10="urn:schemas-microsoft-com:office:word" xmlns:w="http://schemas.openxmlformats.org/wordprocessingml/2006/main" xmlns:w14="http://schemas.microsoft.com/office/word/2010/wordml" xmlns:w15="http://schemas.microsoft.com/office/word/2012/wordml" xmlns:w16cex="http://schemas.microsoft.com/office/word/2018/wordml/cex" xmlns:w16cid="http://schemas.microsoft.com/office/word/2016/wordml/cid" xmlns:w16="http://schemas.microsoft.com/office/word/2018/wordml" xmlns:w16du="http://schemas.microsoft.com/office/word/2023/wordml/word16du" xmlns:w16sdtdh="http://schemas.microsoft.com/office/word/2020/wordml/sdtdatahash" xmlns:w16sdtfl="http://schemas.microsoft.com/office/word/2024/wordml/sdtformatlock" xmlns:w16se="http://schemas.microsoft.com/office/word/2015/wordml/symex" xmlns:wpg="http://schemas.microsoft.com/office/word/2010/wordprocessingGroup" xmlns:wpi="http://schemas.microsoft.com/office/word/2010/wordprocessingInk" xmlns:wne="http://schemas.microsoft.com/office/word/2006/wordml" xmlns:wps="http://schemas.microsoft.com/office/word/2010/wordprocessingShape" mc:Ignorable="w14 w15 w16se w16cid w16 w16cex w16sdtdh w16sdtfl w16du wp14">
   <w:p>
     <w:pPr>
       <w:pBdr>
@@ -16107,7 +19220,7 @@
 </file>
 
 <file path=word/footer2.xml><?xml version="1.0" encoding="utf-8"?>
-<w:ftr xmlns:wpc="http://schemas.microsoft.com/office/word/2010/wordprocessingCanvas" xmlns:cx="http://schemas.microsoft.com/office/drawing/2014/chartex" xmlns:cx1="http://schemas.microsoft.com/office/drawing/2015/9/8/chartex" xmlns:cx2="http://schemas.microsoft.com/office/drawing/2015/10/21/chartex" xmlns:cx3="http://schemas.microsoft.com/office/drawing/2016/5/9/chartex" xmlns:cx4="http://schemas.microsoft.com/office/drawing/2016/5/10/chartex" xmlns:cx5="http://schemas.microsoft.com/office/drawing/2016/5/11/chartex" xmlns:cx6="http://schemas.microsoft.com/office/drawing/2016/5/12/chartex" xmlns:cx7="http://schemas.microsoft.com/office/drawing/2016/5/13/chartex" xmlns:cx8="http://schemas.microsoft.com/office/drawing/2016/5/14/chartex" xmlns:mc="http://schemas.openxmlformats.org/markup-compatibility/2006" xmlns:aink="http://schemas.microsoft.com/office/drawing/2016/ink" xmlns:am3d="http://schemas.microsoft.com/office/drawing/2017/model3d" xmlns:o="urn:schemas-microsoft-com:office:office" xmlns:oel="http://schemas.microsoft.com/office/2019/extlst" xmlns:r="http://schemas.openxmlformats.org/officeDocument/2006/relationships" xmlns:m="http://schemas.openxmlformats.org/officeDocument/2006/math" xmlns:v="urn:schemas-microsoft-com:vml" xmlns:wp14="http://schemas.microsoft.com/office/word/2010/wordprocessingDrawing" xmlns:wp="http://schemas.openxmlformats.org/drawingml/2006/wordprocessingDrawing" xmlns:w10="urn:schemas-microsoft-com:office:word" xmlns:w="http://schemas.openxmlformats.org/wordprocessingml/2006/main" xmlns:w14="http://schemas.microsoft.com/office/word/2010/wordml" xmlns:w15="http://schemas.microsoft.com/office/word/2012/wordml" xmlns:w16cex="http://schemas.microsoft.com/office/word/2018/wordml/cex" xmlns:w16cid="http://schemas.microsoft.com/office/word/2016/wordml/cid" xmlns:w16="http://schemas.microsoft.com/office/word/2018/wordml" xmlns:w16sdtdh="http://schemas.microsoft.com/office/word/2020/wordml/sdtdatahash" xmlns:w16se="http://schemas.microsoft.com/office/word/2015/wordml/symex" xmlns:wpg="http://schemas.microsoft.com/office/word/2010/wordprocessingGroup" xmlns:wpi="http://schemas.microsoft.com/office/word/2010/wordprocessingInk" xmlns:wne="http://schemas.microsoft.com/office/word/2006/wordml" xmlns:wps="http://schemas.microsoft.com/office/word/2010/wordprocessingShape" mc:Ignorable="w14 w15 w16se w16cid w16 w16cex w16sdtdh wp14">
+<w:ftr xmlns:wpc="http://schemas.microsoft.com/office/word/2010/wordprocessingCanvas" xmlns:cx="http://schemas.microsoft.com/office/drawing/2014/chartex" xmlns:cx1="http://schemas.microsoft.com/office/drawing/2015/9/8/chartex" xmlns:cx2="http://schemas.microsoft.com/office/drawing/2015/10/21/chartex" xmlns:cx3="http://schemas.microsoft.com/office/drawing/2016/5/9/chartex" xmlns:cx4="http://schemas.microsoft.com/office/drawing/2016/5/10/chartex" xmlns:cx5="http://schemas.microsoft.com/office/drawing/2016/5/11/chartex" xmlns:cx6="http://schemas.microsoft.com/office/drawing/2016/5/12/chartex" xmlns:cx7="http://schemas.microsoft.com/office/drawing/2016/5/13/chartex" xmlns:cx8="http://schemas.microsoft.com/office/drawing/2016/5/14/chartex" xmlns:mc="http://schemas.openxmlformats.org/markup-compatibility/2006" xmlns:aink="http://schemas.microsoft.com/office/drawing/2016/ink" xmlns:am3d="http://schemas.microsoft.com/office/drawing/2017/model3d" xmlns:o="urn:schemas-microsoft-com:office:office" xmlns:oel="http://schemas.microsoft.com/office/2019/extlst" xmlns:r="http://schemas.openxmlformats.org/officeDocument/2006/relationships" xmlns:m="http://schemas.openxmlformats.org/officeDocument/2006/math" xmlns:v="urn:schemas-microsoft-com:vml" xmlns:wp14="http://schemas.microsoft.com/office/word/2010/wordprocessingDrawing" xmlns:wp="http://schemas.openxmlformats.org/drawingml/2006/wordprocessingDrawing" xmlns:w10="urn:schemas-microsoft-com:office:word" xmlns:w="http://schemas.openxmlformats.org/wordprocessingml/2006/main" xmlns:w14="http://schemas.microsoft.com/office/word/2010/wordml" xmlns:w15="http://schemas.microsoft.com/office/word/2012/wordml" xmlns:w16cex="http://schemas.microsoft.com/office/word/2018/wordml/cex" xmlns:w16cid="http://schemas.microsoft.com/office/word/2016/wordml/cid" xmlns:w16="http://schemas.microsoft.com/office/word/2018/wordml" xmlns:w16du="http://schemas.microsoft.com/office/word/2023/wordml/word16du" xmlns:w16sdtdh="http://schemas.microsoft.com/office/word/2020/wordml/sdtdatahash" xmlns:w16sdtfl="http://schemas.microsoft.com/office/word/2024/wordml/sdtformatlock" xmlns:w16se="http://schemas.microsoft.com/office/word/2015/wordml/symex" xmlns:wpg="http://schemas.microsoft.com/office/word/2010/wordprocessingGroup" xmlns:wpi="http://schemas.microsoft.com/office/word/2010/wordprocessingInk" xmlns:wne="http://schemas.microsoft.com/office/word/2006/wordml" xmlns:wps="http://schemas.microsoft.com/office/word/2010/wordprocessingShape" mc:Ignorable="w14 w15 w16se w16cid w16 w16cex w16sdtdh w16sdtfl w16du wp14">
   <w:p>
     <w:pPr>
       <w:pBdr>
@@ -16309,7 +19422,7 @@
 </file>
 
 <file path=word/footnotes.xml><?xml version="1.0" encoding="utf-8"?>
-<w:footnotes xmlns:wpc="http://schemas.microsoft.com/office/word/2010/wordprocessingCanvas" xmlns:cx="http://schemas.microsoft.com/office/drawing/2014/chartex" xmlns:cx1="http://schemas.microsoft.com/office/drawing/2015/9/8/chartex" xmlns:cx2="http://schemas.microsoft.com/office/drawing/2015/10/21/chartex" xmlns:cx3="http://schemas.microsoft.com/office/drawing/2016/5/9/chartex" xmlns:cx4="http://schemas.microsoft.com/office/drawing/2016/5/10/chartex" xmlns:cx5="http://schemas.microsoft.com/office/drawing/2016/5/11/chartex" xmlns:cx6="http://schemas.microsoft.com/office/drawing/2016/5/12/chartex" xmlns:cx7="http://schemas.microsoft.com/office/drawing/2016/5/13/chartex" xmlns:cx8="http://schemas.microsoft.com/office/drawing/2016/5/14/chartex" xmlns:mc="http://schemas.openxmlformats.org/markup-compatibility/2006" xmlns:aink="http://schemas.microsoft.com/office/drawing/2016/ink" xmlns:am3d="http://schemas.microsoft.com/office/drawing/2017/model3d" xmlns:o="urn:schemas-microsoft-com:office:office" xmlns:oel="http://schemas.microsoft.com/office/2019/extlst" xmlns:r="http://schemas.openxmlformats.org/officeDocument/2006/relationships" xmlns:m="http://schemas.openxmlformats.org/officeDocument/2006/math" xmlns:v="urn:schemas-microsoft-com:vml" xmlns:wp14="http://schemas.microsoft.com/office/word/2010/wordprocessingDrawing" xmlns:wp="http://schemas.openxmlformats.org/drawingml/2006/wordprocessingDrawing" xmlns:w10="urn:schemas-microsoft-com:office:word" xmlns:w="http://schemas.openxmlformats.org/wordprocessingml/2006/main" xmlns:w14="http://schemas.microsoft.com/office/word/2010/wordml" xmlns:w15="http://schemas.microsoft.com/office/word/2012/wordml" xmlns:w16cex="http://schemas.microsoft.com/office/word/2018/wordml/cex" xmlns:w16cid="http://schemas.microsoft.com/office/word/2016/wordml/cid" xmlns:w16="http://schemas.microsoft.com/office/word/2018/wordml" xmlns:w16sdtdh="http://schemas.microsoft.com/office/word/2020/wordml/sdtdatahash" xmlns:w16se="http://schemas.microsoft.com/office/word/2015/wordml/symex" xmlns:wpg="http://schemas.microsoft.com/office/word/2010/wordprocessingGroup" xmlns:wpi="http://schemas.microsoft.com/office/word/2010/wordprocessingInk" xmlns:wne="http://schemas.microsoft.com/office/word/2006/wordml" xmlns:wps="http://schemas.microsoft.com/office/word/2010/wordprocessingShape" mc:Ignorable="w14 w15 w16se w16cid w16 w16cex w16sdtdh wp14">
+<w:footnotes xmlns:wpc="http://schemas.microsoft.com/office/word/2010/wordprocessingCanvas" xmlns:cx="http://schemas.microsoft.com/office/drawing/2014/chartex" xmlns:cx1="http://schemas.microsoft.com/office/drawing/2015/9/8/chartex" xmlns:cx2="http://schemas.microsoft.com/office/drawing/2015/10/21/chartex" xmlns:cx3="http://schemas.microsoft.com/office/drawing/2016/5/9/chartex" xmlns:cx4="http://schemas.microsoft.com/office/drawing/2016/5/10/chartex" xmlns:cx5="http://schemas.microsoft.com/office/drawing/2016/5/11/chartex" xmlns:cx6="http://schemas.microsoft.com/office/drawing/2016/5/12/chartex" xmlns:cx7="http://schemas.microsoft.com/office/drawing/2016/5/13/chartex" xmlns:cx8="http://schemas.microsoft.com/office/drawing/2016/5/14/chartex" xmlns:mc="http://schemas.openxmlformats.org/markup-compatibility/2006" xmlns:aink="http://schemas.microsoft.com/office/drawing/2016/ink" xmlns:am3d="http://schemas.microsoft.com/office/drawing/2017/model3d" xmlns:o="urn:schemas-microsoft-com:office:office" xmlns:oel="http://schemas.microsoft.com/office/2019/extlst" xmlns:r="http://schemas.openxmlformats.org/officeDocument/2006/relationships" xmlns:m="http://schemas.openxmlformats.org/officeDocument/2006/math" xmlns:v="urn:schemas-microsoft-com:vml" xmlns:wp14="http://schemas.microsoft.com/office/word/2010/wordprocessingDrawing" xmlns:wp="http://schemas.openxmlformats.org/drawingml/2006/wordprocessingDrawing" xmlns:w10="urn:schemas-microsoft-com:office:word" xmlns:w="http://schemas.openxmlformats.org/wordprocessingml/2006/main" xmlns:w14="http://schemas.microsoft.com/office/word/2010/wordml" xmlns:w15="http://schemas.microsoft.com/office/word/2012/wordml" xmlns:w16cex="http://schemas.microsoft.com/office/word/2018/wordml/cex" xmlns:w16cid="http://schemas.microsoft.com/office/word/2016/wordml/cid" xmlns:w16="http://schemas.microsoft.com/office/word/2018/wordml" xmlns:w16du="http://schemas.microsoft.com/office/word/2023/wordml/word16du" xmlns:w16sdtdh="http://schemas.microsoft.com/office/word/2020/wordml/sdtdatahash" xmlns:w16sdtfl="http://schemas.microsoft.com/office/word/2024/wordml/sdtformatlock" xmlns:w16se="http://schemas.microsoft.com/office/word/2015/wordml/symex" xmlns:wpg="http://schemas.microsoft.com/office/word/2010/wordprocessingGroup" xmlns:wpi="http://schemas.microsoft.com/office/word/2010/wordprocessingInk" xmlns:wne="http://schemas.microsoft.com/office/word/2006/wordml" xmlns:wps="http://schemas.microsoft.com/office/word/2010/wordprocessingShape" mc:Ignorable="w14 w15 w16se w16cid w16 w16cex w16sdtdh w16sdtfl w16du wp14">
   <w:footnote w:type="separator" w:id="-1">
     <w:p>
       <w:pPr>
@@ -16334,7 +19447,7 @@
 </file>
 
 <file path=word/header1.xml><?xml version="1.0" encoding="utf-8"?>
-<w:hdr xmlns:wpc="http://schemas.microsoft.com/office/word/2010/wordprocessingCanvas" xmlns:cx="http://schemas.microsoft.com/office/drawing/2014/chartex" xmlns:cx1="http://schemas.microsoft.com/office/drawing/2015/9/8/chartex" xmlns:cx2="http://schemas.microsoft.com/office/drawing/2015/10/21/chartex" xmlns:cx3="http://schemas.microsoft.com/office/drawing/2016/5/9/chartex" xmlns:cx4="http://schemas.microsoft.com/office/drawing/2016/5/10/chartex" xmlns:cx5="http://schemas.microsoft.com/office/drawing/2016/5/11/chartex" xmlns:cx6="http://schemas.microsoft.com/office/drawing/2016/5/12/chartex" xmlns:cx7="http://schemas.microsoft.com/office/drawing/2016/5/13/chartex" xmlns:cx8="http://schemas.microsoft.com/office/drawing/2016/5/14/chartex" xmlns:mc="http://schemas.openxmlformats.org/markup-compatibility/2006" xmlns:aink="http://schemas.microsoft.com/office/drawing/2016/ink" xmlns:am3d="http://schemas.microsoft.com/office/drawing/2017/model3d" xmlns:o="urn:schemas-microsoft-com:office:office" xmlns:oel="http://schemas.microsoft.com/office/2019/extlst" xmlns:r="http://schemas.openxmlformats.org/officeDocument/2006/relationships" xmlns:m="http://schemas.openxmlformats.org/officeDocument/2006/math" xmlns:v="urn:schemas-microsoft-com:vml" xmlns:wp14="http://schemas.microsoft.com/office/word/2010/wordprocessingDrawing" xmlns:wp="http://schemas.openxmlformats.org/drawingml/2006/wordprocessingDrawing" xmlns:w10="urn:schemas-microsoft-com:office:word" xmlns:w="http://schemas.openxmlformats.org/wordprocessingml/2006/main" xmlns:w14="http://schemas.microsoft.com/office/word/2010/wordml" xmlns:w15="http://schemas.microsoft.com/office/word/2012/wordml" xmlns:w16cex="http://schemas.microsoft.com/office/word/2018/wordml/cex" xmlns:w16cid="http://schemas.microsoft.com/office/word/2016/wordml/cid" xmlns:w16="http://schemas.microsoft.com/office/word/2018/wordml" xmlns:w16sdtdh="http://schemas.microsoft.com/office/word/2020/wordml/sdtdatahash" xmlns:w16se="http://schemas.microsoft.com/office/word/2015/wordml/symex" xmlns:wpg="http://schemas.microsoft.com/office/word/2010/wordprocessingGroup" xmlns:wpi="http://schemas.microsoft.com/office/word/2010/wordprocessingInk" xmlns:wne="http://schemas.microsoft.com/office/word/2006/wordml" xmlns:wps="http://schemas.microsoft.com/office/word/2010/wordprocessingShape" mc:Ignorable="w14 w15 w16se w16cid w16 w16cex w16sdtdh wp14">
+<w:hdr xmlns:wpc="http://schemas.microsoft.com/office/word/2010/wordprocessingCanvas" xmlns:cx="http://schemas.microsoft.com/office/drawing/2014/chartex" xmlns:cx1="http://schemas.microsoft.com/office/drawing/2015/9/8/chartex" xmlns:cx2="http://schemas.microsoft.com/office/drawing/2015/10/21/chartex" xmlns:cx3="http://schemas.microsoft.com/office/drawing/2016/5/9/chartex" xmlns:cx4="http://schemas.microsoft.com/office/drawing/2016/5/10/chartex" xmlns:cx5="http://schemas.microsoft.com/office/drawing/2016/5/11/chartex" xmlns:cx6="http://schemas.microsoft.com/office/drawing/2016/5/12/chartex" xmlns:cx7="http://schemas.microsoft.com/office/drawing/2016/5/13/chartex" xmlns:cx8="http://schemas.microsoft.com/office/drawing/2016/5/14/chartex" xmlns:mc="http://schemas.openxmlformats.org/markup-compatibility/2006" xmlns:aink="http://schemas.microsoft.com/office/drawing/2016/ink" xmlns:am3d="http://schemas.microsoft.com/office/drawing/2017/model3d" xmlns:o="urn:schemas-microsoft-com:office:office" xmlns:oel="http://schemas.microsoft.com/office/2019/extlst" xmlns:r="http://schemas.openxmlformats.org/officeDocument/2006/relationships" xmlns:m="http://schemas.openxmlformats.org/officeDocument/2006/math" xmlns:v="urn:schemas-microsoft-com:vml" xmlns:wp14="http://schemas.microsoft.com/office/word/2010/wordprocessingDrawing" xmlns:wp="http://schemas.openxmlformats.org/drawingml/2006/wordprocessingDrawing" xmlns:w10="urn:schemas-microsoft-com:office:word" xmlns:w="http://schemas.openxmlformats.org/wordprocessingml/2006/main" xmlns:w14="http://schemas.microsoft.com/office/word/2010/wordml" xmlns:w15="http://schemas.microsoft.com/office/word/2012/wordml" xmlns:w16cex="http://schemas.microsoft.com/office/word/2018/wordml/cex" xmlns:w16cid="http://schemas.microsoft.com/office/word/2016/wordml/cid" xmlns:w16="http://schemas.microsoft.com/office/word/2018/wordml" xmlns:w16du="http://schemas.microsoft.com/office/word/2023/wordml/word16du" xmlns:w16sdtdh="http://schemas.microsoft.com/office/word/2020/wordml/sdtdatahash" xmlns:w16sdtfl="http://schemas.microsoft.com/office/word/2024/wordml/sdtformatlock" xmlns:w16se="http://schemas.microsoft.com/office/word/2015/wordml/symex" xmlns:wpg="http://schemas.microsoft.com/office/word/2010/wordprocessingGroup" xmlns:wpi="http://schemas.microsoft.com/office/word/2010/wordprocessingInk" xmlns:wne="http://schemas.microsoft.com/office/word/2006/wordml" xmlns:wps="http://schemas.microsoft.com/office/word/2010/wordprocessingShape" mc:Ignorable="w14 w15 w16se w16cid w16 w16cex w16sdtdh w16sdtfl w16du wp14">
   <w:p>
     <w:pPr>
       <w:pStyle w:val="Header"/>
@@ -16347,7 +19460,7 @@
 </file>
 
 <file path=word/header2.xml><?xml version="1.0" encoding="utf-8"?>
-<w:hdr xmlns:wpc="http://schemas.microsoft.com/office/word/2010/wordprocessingCanvas" xmlns:cx="http://schemas.microsoft.com/office/drawing/2014/chartex" xmlns:cx1="http://schemas.microsoft.com/office/drawing/2015/9/8/chartex" xmlns:cx2="http://schemas.microsoft.com/office/drawing/2015/10/21/chartex" xmlns:cx3="http://schemas.microsoft.com/office/drawing/2016/5/9/chartex" xmlns:cx4="http://schemas.microsoft.com/office/drawing/2016/5/10/chartex" xmlns:cx5="http://schemas.microsoft.com/office/drawing/2016/5/11/chartex" xmlns:cx6="http://schemas.microsoft.com/office/drawing/2016/5/12/chartex" xmlns:cx7="http://schemas.microsoft.com/office/drawing/2016/5/13/chartex" xmlns:cx8="http://schemas.microsoft.com/office/drawing/2016/5/14/chartex" xmlns:mc="http://schemas.openxmlformats.org/markup-compatibility/2006" xmlns:aink="http://schemas.microsoft.com/office/drawing/2016/ink" xmlns:am3d="http://schemas.microsoft.com/office/drawing/2017/model3d" xmlns:o="urn:schemas-microsoft-com:office:office" xmlns:oel="http://schemas.microsoft.com/office/2019/extlst" xmlns:r="http://schemas.openxmlformats.org/officeDocument/2006/relationships" xmlns:m="http://schemas.openxmlformats.org/officeDocument/2006/math" xmlns:v="urn:schemas-microsoft-com:vml" xmlns:wp14="http://schemas.microsoft.com/office/word/2010/wordprocessingDrawing" xmlns:wp="http://schemas.openxmlformats.org/drawingml/2006/wordprocessingDrawing" xmlns:w10="urn:schemas-microsoft-com:office:word" xmlns:w="http://schemas.openxmlformats.org/wordprocessingml/2006/main" xmlns:w14="http://schemas.microsoft.com/office/word/2010/wordml" xmlns:w15="http://schemas.microsoft.com/office/word/2012/wordml" xmlns:w16cex="http://schemas.microsoft.com/office/word/2018/wordml/cex" xmlns:w16cid="http://schemas.microsoft.com/office/word/2016/wordml/cid" xmlns:w16="http://schemas.microsoft.com/office/word/2018/wordml" xmlns:w16sdtdh="http://schemas.microsoft.com/office/word/2020/wordml/sdtdatahash" xmlns:w16se="http://schemas.microsoft.com/office/word/2015/wordml/symex" xmlns:wpg="http://schemas.microsoft.com/office/word/2010/wordprocessingGroup" xmlns:wpi="http://schemas.microsoft.com/office/word/2010/wordprocessingInk" xmlns:wne="http://schemas.microsoft.com/office/word/2006/wordml" xmlns:wps="http://schemas.microsoft.com/office/word/2010/wordprocessingShape" mc:Ignorable="w14 w15 w16se w16cid w16 w16cex w16sdtdh wp14">
+<w:hdr xmlns:wpc="http://schemas.microsoft.com/office/word/2010/wordprocessingCanvas" xmlns:cx="http://schemas.microsoft.com/office/drawing/2014/chartex" xmlns:cx1="http://schemas.microsoft.com/office/drawing/2015/9/8/chartex" xmlns:cx2="http://schemas.microsoft.com/office/drawing/2015/10/21/chartex" xmlns:cx3="http://schemas.microsoft.com/office/drawing/2016/5/9/chartex" xmlns:cx4="http://schemas.microsoft.com/office/drawing/2016/5/10/chartex" xmlns:cx5="http://schemas.microsoft.com/office/drawing/2016/5/11/chartex" xmlns:cx6="http://schemas.microsoft.com/office/drawing/2016/5/12/chartex" xmlns:cx7="http://schemas.microsoft.com/office/drawing/2016/5/13/chartex" xmlns:cx8="http://schemas.microsoft.com/office/drawing/2016/5/14/chartex" xmlns:mc="http://schemas.openxmlformats.org/markup-compatibility/2006" xmlns:aink="http://schemas.microsoft.com/office/drawing/2016/ink" xmlns:am3d="http://schemas.microsoft.com/office/drawing/2017/model3d" xmlns:o="urn:schemas-microsoft-com:office:office" xmlns:oel="http://schemas.microsoft.com/office/2019/extlst" xmlns:r="http://schemas.openxmlformats.org/officeDocument/2006/relationships" xmlns:m="http://schemas.openxmlformats.org/officeDocument/2006/math" xmlns:v="urn:schemas-microsoft-com:vml" xmlns:wp14="http://schemas.microsoft.com/office/word/2010/wordprocessingDrawing" xmlns:wp="http://schemas.openxmlformats.org/drawingml/2006/wordprocessingDrawing" xmlns:w10="urn:schemas-microsoft-com:office:word" xmlns:w="http://schemas.openxmlformats.org/wordprocessingml/2006/main" xmlns:w14="http://schemas.microsoft.com/office/word/2010/wordml" xmlns:w15="http://schemas.microsoft.com/office/word/2012/wordml" xmlns:w16cex="http://schemas.microsoft.com/office/word/2018/wordml/cex" xmlns:w16cid="http://schemas.microsoft.com/office/word/2016/wordml/cid" xmlns:w16="http://schemas.microsoft.com/office/word/2018/wordml" xmlns:w16du="http://schemas.microsoft.com/office/word/2023/wordml/word16du" xmlns:w16sdtdh="http://schemas.microsoft.com/office/word/2020/wordml/sdtdatahash" xmlns:w16sdtfl="http://schemas.microsoft.com/office/word/2024/wordml/sdtformatlock" xmlns:w16se="http://schemas.microsoft.com/office/word/2015/wordml/symex" xmlns:wpg="http://schemas.microsoft.com/office/word/2010/wordprocessingGroup" xmlns:wpi="http://schemas.microsoft.com/office/word/2010/wordprocessingInk" xmlns:wne="http://schemas.microsoft.com/office/word/2006/wordml" xmlns:wps="http://schemas.microsoft.com/office/word/2010/wordprocessingShape" mc:Ignorable="w14 w15 w16se w16cid w16 w16cex w16sdtdh w16sdtfl w16du wp14">
   <w:p>
     <w:pPr>
       <w:pStyle w:val="Header"/>
@@ -16360,7 +19473,7 @@
 </file>
 
 <file path=word/styles.xml><?xml version="1.0" encoding="utf-8"?>
-<w:styles xmlns:mc="http://schemas.openxmlformats.org/markup-compatibility/2006" xmlns:r="http://schemas.openxmlformats.org/officeDocument/2006/relationships" xmlns:w="http://schemas.openxmlformats.org/wordprocessingml/2006/main" xmlns:w14="http://schemas.microsoft.com/office/word/2010/wordml" xmlns:w15="http://schemas.microsoft.com/office/word/2012/wordml" xmlns:w16cex="http://schemas.microsoft.com/office/word/2018/wordml/cex" xmlns:w16cid="http://schemas.microsoft.com/office/word/2016/wordml/cid" xmlns:w16="http://schemas.microsoft.com/office/word/2018/wordml" xmlns:w16sdtdh="http://schemas.microsoft.com/office/word/2020/wordml/sdtdatahash" xmlns:w16se="http://schemas.microsoft.com/office/word/2015/wordml/symex" mc:Ignorable="w14 w15 w16se w16cid w16 w16cex w16sdtdh">
+<w:styles xmlns:mc="http://schemas.openxmlformats.org/markup-compatibility/2006" xmlns:r="http://schemas.openxmlformats.org/officeDocument/2006/relationships" xmlns:w="http://schemas.openxmlformats.org/wordprocessingml/2006/main" xmlns:w14="http://schemas.microsoft.com/office/word/2010/wordml" xmlns:w15="http://schemas.microsoft.com/office/word/2012/wordml" xmlns:w16cex="http://schemas.microsoft.com/office/word/2018/wordml/cex" xmlns:w16cid="http://schemas.microsoft.com/office/word/2016/wordml/cid" xmlns:w16="http://schemas.microsoft.com/office/word/2018/wordml" xmlns:w16du="http://schemas.microsoft.com/office/word/2023/wordml/word16du" xmlns:w16sdtdh="http://schemas.microsoft.com/office/word/2020/wordml/sdtdatahash" xmlns:w16sdtfl="http://schemas.microsoft.com/office/word/2024/wordml/sdtformatlock" xmlns:w16se="http://schemas.microsoft.com/office/word/2015/wordml/symex" mc:Ignorable="w14 w15 w16se w16cid w16 w16cex w16sdtdh w16sdtfl w16du">
   <w:docDefaults>
     <w:rPrDefault>
       <w:rPr>
@@ -16476,6 +19589,7 @@
     <w:lsdException w:name="HTML Sample" w:semiHidden="1" w:unhideWhenUsed="1"/>
     <w:lsdException w:name="HTML Typewriter" w:semiHidden="1" w:unhideWhenUsed="1"/>
     <w:lsdException w:name="HTML Variable" w:semiHidden="1" w:unhideWhenUsed="1"/>
+    <w:lsdException w:name="Normal Table" w:semiHidden="1" w:unhideWhenUsed="1"/>
     <w:lsdException w:name="annotation subject" w:semiHidden="1" w:unhideWhenUsed="1"/>
     <w:lsdException w:name="No List" w:semiHidden="1" w:unhideWhenUsed="1"/>
     <w:lsdException w:name="Outline List 1" w:semiHidden="1" w:unhideWhenUsed="1"/>
@@ -16518,8 +19632,11 @@
     <w:lsdException w:name="Table Contemporary" w:semiHidden="1" w:unhideWhenUsed="1"/>
     <w:lsdException w:name="Table Elegant" w:semiHidden="1" w:unhideWhenUsed="1"/>
     <w:lsdException w:name="Table Professional" w:semiHidden="1" w:unhideWhenUsed="1"/>
+    <w:lsdException w:name="Table Subtle 1" w:semiHidden="1" w:unhideWhenUsed="1"/>
     <w:lsdException w:name="Table Subtle 2" w:semiHidden="1" w:unhideWhenUsed="1"/>
     <w:lsdException w:name="Table Web 1" w:semiHidden="1" w:unhideWhenUsed="1"/>
+    <w:lsdException w:name="Table Web 2" w:semiHidden="1" w:unhideWhenUsed="1"/>
+    <w:lsdException w:name="Table Web 3" w:semiHidden="1" w:unhideWhenUsed="1"/>
     <w:lsdException w:name="Balloon Text" w:semiHidden="1" w:unhideWhenUsed="1"/>
     <w:lsdException w:name="Table Grid" w:uiPriority="59"/>
     <w:lsdException w:name="Table Theme" w:semiHidden="1" w:unhideWhenUsed="1"/>
@@ -16747,7 +19864,7 @@
   <w:style w:type="paragraph" w:default="1" w:styleId="Normal">
     <w:name w:val="Normal"/>
     <w:qFormat/>
-    <w:rsid w:val="00076C05"/>
+    <w:rsid w:val="0050279B"/>
     <w:pPr>
       <w:spacing w:before="120" w:line="276" w:lineRule="auto"/>
     </w:pPr>

--- a/TS-Kramam/TS-2.3/TS 2.3 Tamil Krama Paatam Corrections.docx
+++ b/TS-Kramam/TS-2.3/TS 2.3 Tamil Krama Paatam Corrections.docx
@@ -84,6 +84,7 @@
         </w:rPr>
         <w:t xml:space="preserve">Corrections –Observed till </w:t>
       </w:r>
+      <w:proofErr w:type="spellStart"/>
       <w:r>
         <w:rPr>
           <w:b/>
@@ -96,6 +97,7 @@
         </w:rPr>
         <w:t>xxxxxxxxx</w:t>
       </w:r>
+      <w:proofErr w:type="spellEnd"/>
     </w:p>
     <w:p>
       <w:pPr>
@@ -730,25 +732,7 @@
                 <w:sz w:val="28"/>
                 <w:szCs w:val="28"/>
               </w:rPr>
-              <w:t>TS 2.3.</w:t>
-            </w:r>
-            <w:r>
-              <w:rPr>
-                <w:rFonts w:cs="Arial"/>
-                <w:b/>
-                <w:sz w:val="28"/>
-                <w:szCs w:val="28"/>
-              </w:rPr>
-              <w:t>3.</w:t>
-            </w:r>
-            <w:r>
-              <w:rPr>
-                <w:rFonts w:cs="Arial"/>
-                <w:b/>
-                <w:sz w:val="28"/>
-                <w:szCs w:val="28"/>
-              </w:rPr>
-              <w:t>2.</w:t>
+              <w:t>TS 2.3.3.2.</w:t>
             </w:r>
             <w:r>
               <w:rPr>
@@ -817,16 +801,7 @@
                 <w:sz w:val="28"/>
                 <w:szCs w:val="28"/>
               </w:rPr>
-              <w:t>-</w:t>
-            </w:r>
-            <w:r>
-              <w:rPr>
-                <w:rFonts w:cs="Arial"/>
-                <w:b/>
-                <w:sz w:val="28"/>
-                <w:szCs w:val="28"/>
-              </w:rPr>
-              <w:t xml:space="preserve"> 30</w:t>
+              <w:t>- 30</w:t>
             </w:r>
             <w:r>
               <w:rPr>
@@ -845,16 +820,7 @@
                 <w:sz w:val="28"/>
                 <w:szCs w:val="28"/>
               </w:rPr>
-              <w:t>No. - 1</w:t>
-            </w:r>
-            <w:r>
-              <w:rPr>
-                <w:rFonts w:cs="Arial"/>
-                <w:b/>
-                <w:sz w:val="28"/>
-                <w:szCs w:val="28"/>
-              </w:rPr>
-              <w:t>6</w:t>
+              <w:t>No. - 16</w:t>
             </w:r>
           </w:p>
         </w:tc>
@@ -1365,43 +1331,7 @@
                 <w:sz w:val="28"/>
                 <w:szCs w:val="28"/>
               </w:rPr>
-              <w:t>TS 2.3.</w:t>
-            </w:r>
-            <w:r>
-              <w:rPr>
-                <w:rFonts w:cs="Arial"/>
-                <w:b/>
-                <w:sz w:val="28"/>
-                <w:szCs w:val="28"/>
-              </w:rPr>
-              <w:t>5</w:t>
-            </w:r>
-            <w:r>
-              <w:rPr>
-                <w:rFonts w:cs="Arial"/>
-                <w:b/>
-                <w:sz w:val="28"/>
-                <w:szCs w:val="28"/>
-              </w:rPr>
-              <w:t>.</w:t>
-            </w:r>
-            <w:r>
-              <w:rPr>
-                <w:rFonts w:cs="Arial"/>
-                <w:b/>
-                <w:sz w:val="28"/>
-                <w:szCs w:val="28"/>
-              </w:rPr>
-              <w:t>1</w:t>
-            </w:r>
-            <w:r>
-              <w:rPr>
-                <w:rFonts w:cs="Arial"/>
-                <w:b/>
-                <w:sz w:val="28"/>
-                <w:szCs w:val="28"/>
-              </w:rPr>
-              <w:t>.</w:t>
+              <w:t>TS 2.3.5.1.</w:t>
             </w:r>
             <w:r>
               <w:rPr>
@@ -1470,16 +1400,7 @@
                 <w:sz w:val="28"/>
                 <w:szCs w:val="28"/>
               </w:rPr>
-              <w:t xml:space="preserve">- </w:t>
-            </w:r>
-            <w:r>
-              <w:rPr>
-                <w:rFonts w:cs="Arial"/>
-                <w:b/>
-                <w:sz w:val="28"/>
-                <w:szCs w:val="28"/>
-              </w:rPr>
-              <w:t>13</w:t>
+              <w:t>- 13</w:t>
             </w:r>
             <w:r>
               <w:rPr>
@@ -1498,16 +1419,7 @@
                 <w:sz w:val="28"/>
                 <w:szCs w:val="28"/>
               </w:rPr>
-              <w:t xml:space="preserve">No. - </w:t>
-            </w:r>
-            <w:r>
-              <w:rPr>
-                <w:rFonts w:cs="Arial"/>
-                <w:b/>
-                <w:sz w:val="28"/>
-                <w:szCs w:val="28"/>
-              </w:rPr>
-              <w:t>24</w:t>
+              <w:t>No. - 24</w:t>
             </w:r>
           </w:p>
         </w:tc>
@@ -1810,43 +1722,7 @@
                 <w:sz w:val="28"/>
                 <w:szCs w:val="28"/>
               </w:rPr>
-              <w:t>TS 2.3.</w:t>
-            </w:r>
-            <w:r>
-              <w:rPr>
-                <w:rFonts w:cs="Arial"/>
-                <w:b/>
-                <w:sz w:val="28"/>
-                <w:szCs w:val="28"/>
-              </w:rPr>
-              <w:t>14</w:t>
-            </w:r>
-            <w:r>
-              <w:rPr>
-                <w:rFonts w:cs="Arial"/>
-                <w:b/>
-                <w:sz w:val="28"/>
-                <w:szCs w:val="28"/>
-              </w:rPr>
-              <w:t>.</w:t>
-            </w:r>
-            <w:r>
-              <w:rPr>
-                <w:rFonts w:cs="Arial"/>
-                <w:b/>
-                <w:sz w:val="28"/>
-                <w:szCs w:val="28"/>
-              </w:rPr>
-              <w:t>2</w:t>
-            </w:r>
-            <w:r>
-              <w:rPr>
-                <w:rFonts w:cs="Arial"/>
-                <w:b/>
-                <w:sz w:val="28"/>
-                <w:szCs w:val="28"/>
-              </w:rPr>
-              <w:t>.</w:t>
+              <w:t>TS 2.3.14.2.</w:t>
             </w:r>
             <w:r>
               <w:rPr>
@@ -1943,16 +1819,7 @@
                 <w:sz w:val="28"/>
                 <w:szCs w:val="28"/>
               </w:rPr>
-              <w:t xml:space="preserve">No. - </w:t>
-            </w:r>
-            <w:r>
-              <w:rPr>
-                <w:rFonts w:cs="Arial"/>
-                <w:b/>
-                <w:sz w:val="28"/>
-                <w:szCs w:val="28"/>
-              </w:rPr>
-              <w:t>52</w:t>
+              <w:t>No. - 52</w:t>
             </w:r>
           </w:p>
         </w:tc>
@@ -2242,7 +2109,7 @@
             <w:pPr>
               <w:spacing w:before="0" w:line="240" w:lineRule="auto"/>
               <w:rPr>
-                <w:rFonts w:ascii="Latha" w:hAnsi="Latha" w:cs="Latha" w:hint="cs"/>
+                <w:rFonts w:ascii="Latha" w:hAnsi="Latha" w:cs="Latha"/>
                 <w:sz w:val="28"/>
                 <w:szCs w:val="28"/>
                 <w:highlight w:val="green"/>
@@ -2543,25 +2410,7 @@
                 <w:sz w:val="28"/>
                 <w:szCs w:val="28"/>
               </w:rPr>
-              <w:t>TS 2.3.14.</w:t>
-            </w:r>
-            <w:r>
-              <w:rPr>
-                <w:rFonts w:cs="Arial"/>
-                <w:b/>
-                <w:sz w:val="28"/>
-                <w:szCs w:val="28"/>
-              </w:rPr>
-              <w:t>6</w:t>
-            </w:r>
-            <w:r>
-              <w:rPr>
-                <w:rFonts w:cs="Arial"/>
-                <w:b/>
-                <w:sz w:val="28"/>
-                <w:szCs w:val="28"/>
-              </w:rPr>
-              <w:t>.</w:t>
+              <w:t>TS 2.3.14.6.</w:t>
             </w:r>
             <w:r>
               <w:rPr>
@@ -6384,7 +6233,29 @@
           <w:u w:val="single"/>
         </w:rPr>
         <w:lastRenderedPageBreak/>
-        <w:t>TS Krama Paatam – TS 2.3 Tamil Corrections –Observed till 31st  October 2021</w:t>
+        <w:t>TS Krama Paatam – TS 2.3 Tamil Corrections –Observed till 31</w:t>
+      </w:r>
+      <w:proofErr w:type="gramStart"/>
+      <w:r>
+        <w:rPr>
+          <w:b/>
+          <w:bCs/>
+          <w:sz w:val="32"/>
+          <w:szCs w:val="32"/>
+          <w:u w:val="single"/>
+        </w:rPr>
+        <w:t>st  October</w:t>
+      </w:r>
+      <w:proofErr w:type="gramEnd"/>
+      <w:r>
+        <w:rPr>
+          <w:b/>
+          <w:bCs/>
+          <w:sz w:val="32"/>
+          <w:szCs w:val="32"/>
+          <w:u w:val="single"/>
+        </w:rPr>
+        <w:t xml:space="preserve"> 2021</w:t>
       </w:r>
     </w:p>
     <w:p>
@@ -17949,7 +17820,31 @@
                 <w:szCs w:val="28"/>
                 <w:lang w:bidi="ta-IN"/>
               </w:rPr>
-              <w:t>(ekasruti no swaram required)</w:t>
+              <w:t>(</w:t>
+            </w:r>
+            <w:proofErr w:type="spellStart"/>
+            <w:r>
+              <w:rPr>
+                <w:rFonts w:cs="Arial"/>
+                <w:b/>
+                <w:bCs/>
+                <w:sz w:val="28"/>
+                <w:szCs w:val="28"/>
+                <w:lang w:bidi="ta-IN"/>
+              </w:rPr>
+              <w:t>ekasruti</w:t>
+            </w:r>
+            <w:proofErr w:type="spellEnd"/>
+            <w:r>
+              <w:rPr>
+                <w:rFonts w:cs="Arial"/>
+                <w:b/>
+                <w:bCs/>
+                <w:sz w:val="28"/>
+                <w:szCs w:val="28"/>
+                <w:lang w:bidi="ta-IN"/>
+              </w:rPr>
+              <w:t xml:space="preserve"> no swaram required)</w:t>
             </w:r>
           </w:p>
         </w:tc>
@@ -18949,14 +18844,25 @@
                 <w:szCs w:val="40"/>
               </w:rPr>
             </w:pPr>
-            <w:r>
-              <w:rPr>
-                <w:rFonts w:cs="Arial"/>
-                <w:color w:val="000000"/>
-                <w:sz w:val="28"/>
-                <w:szCs w:val="28"/>
-              </w:rPr>
-              <w:t>Trikrama correction done</w:t>
+            <w:proofErr w:type="spellStart"/>
+            <w:r>
+              <w:rPr>
+                <w:rFonts w:cs="Arial"/>
+                <w:color w:val="000000"/>
+                <w:sz w:val="28"/>
+                <w:szCs w:val="28"/>
+              </w:rPr>
+              <w:t>Trikrama</w:t>
+            </w:r>
+            <w:proofErr w:type="spellEnd"/>
+            <w:r>
+              <w:rPr>
+                <w:rFonts w:cs="Arial"/>
+                <w:color w:val="000000"/>
+                <w:sz w:val="28"/>
+                <w:szCs w:val="28"/>
+              </w:rPr>
+              <w:t xml:space="preserve"> correction done</w:t>
             </w:r>
             <w:r>
               <w:rPr>
@@ -19019,7 +18925,27 @@
                 <w:sz w:val="28"/>
                 <w:szCs w:val="28"/>
               </w:rPr>
-              <w:t>’ trikramam)</w:t>
+              <w:t xml:space="preserve">’ </w:t>
+            </w:r>
+            <w:proofErr w:type="spellStart"/>
+            <w:r>
+              <w:rPr>
+                <w:rFonts w:cs="Arial"/>
+                <w:color w:val="000000"/>
+                <w:sz w:val="28"/>
+                <w:szCs w:val="28"/>
+              </w:rPr>
+              <w:t>trikramam</w:t>
+            </w:r>
+            <w:proofErr w:type="spellEnd"/>
+            <w:r>
+              <w:rPr>
+                <w:rFonts w:cs="Arial"/>
+                <w:color w:val="000000"/>
+                <w:sz w:val="28"/>
+                <w:szCs w:val="28"/>
+              </w:rPr>
+              <w:t>)</w:t>
             </w:r>
           </w:p>
         </w:tc>

--- a/TS-Kramam/TS-2.3/TS 2.3 Tamil Krama Paatam Corrections.docx
+++ b/TS-Kramam/TS-2.3/TS 2.3 Tamil Krama Paatam Corrections.docx
@@ -84,7 +84,6 @@
         </w:rPr>
         <w:t xml:space="preserve">Corrections –Observed till </w:t>
       </w:r>
-      <w:proofErr w:type="spellStart"/>
       <w:r>
         <w:rPr>
           <w:b/>
@@ -97,7 +96,6 @@
         </w:rPr>
         <w:t>xxxxxxxxx</w:t>
       </w:r>
-      <w:proofErr w:type="spellEnd"/>
     </w:p>
     <w:p>
       <w:pPr>
@@ -248,6 +246,7 @@
                 <w:b/>
                 <w:sz w:val="28"/>
                 <w:szCs w:val="28"/>
+                <w:lang w:val="it-IT"/>
               </w:rPr>
             </w:pPr>
             <w:r>
@@ -256,6 +255,7 @@
                 <w:b/>
                 <w:sz w:val="28"/>
                 <w:szCs w:val="28"/>
+                <w:lang w:val="it-IT"/>
               </w:rPr>
               <w:t>TS 2.3.2.</w:t>
             </w:r>
@@ -265,6 +265,7 @@
                 <w:b/>
                 <w:sz w:val="28"/>
                 <w:szCs w:val="28"/>
+                <w:lang w:val="it-IT"/>
               </w:rPr>
               <w:t>5</w:t>
             </w:r>
@@ -274,17 +275,9 @@
                 <w:b/>
                 <w:sz w:val="28"/>
                 <w:szCs w:val="28"/>
-              </w:rPr>
-              <w:t xml:space="preserve"> </w:t>
-            </w:r>
-            <w:r>
-              <w:rPr>
-                <w:rFonts w:cs="Arial"/>
-                <w:b/>
-                <w:sz w:val="28"/>
-                <w:szCs w:val="28"/>
-              </w:rPr>
-              <w:t>- Kramam</w:t>
+                <w:lang w:val="it-IT"/>
+              </w:rPr>
+              <w:t xml:space="preserve"> - Kramam</w:t>
             </w:r>
           </w:p>
           <w:p>
@@ -304,6 +297,7 @@
                 <w:color w:val="000000"/>
                 <w:sz w:val="28"/>
                 <w:szCs w:val="32"/>
+                <w:lang w:val="it-IT"/>
               </w:rPr>
             </w:pPr>
             <w:r>
@@ -312,33 +306,17 @@
                 <w:b/>
                 <w:sz w:val="28"/>
                 <w:szCs w:val="28"/>
-              </w:rPr>
-              <w:t xml:space="preserve">Krama </w:t>
-            </w:r>
-            <w:r>
-              <w:rPr>
-                <w:rFonts w:cs="Arial"/>
-                <w:b/>
-                <w:sz w:val="28"/>
-                <w:szCs w:val="28"/>
-              </w:rPr>
-              <w:t>Vaakyam</w:t>
-            </w:r>
-            <w:r>
-              <w:rPr>
-                <w:rFonts w:cs="Arial"/>
-                <w:b/>
-                <w:sz w:val="28"/>
-                <w:szCs w:val="28"/>
-              </w:rPr>
-              <w:t xml:space="preserve"> No. </w:t>
-            </w:r>
-            <w:r>
-              <w:rPr>
-                <w:rFonts w:cs="Arial"/>
-                <w:b/>
-                <w:sz w:val="28"/>
-                <w:szCs w:val="28"/>
+                <w:lang w:val="it-IT"/>
+              </w:rPr>
+              <w:t xml:space="preserve">Krama Vaakyam No. </w:t>
+            </w:r>
+            <w:r>
+              <w:rPr>
+                <w:rFonts w:cs="Arial"/>
+                <w:b/>
+                <w:sz w:val="28"/>
+                <w:szCs w:val="28"/>
+                <w:lang w:val="it-IT"/>
               </w:rPr>
               <w:t>-</w:t>
             </w:r>
@@ -348,6 +326,7 @@
                 <w:b/>
                 <w:sz w:val="28"/>
                 <w:szCs w:val="28"/>
+                <w:lang w:val="it-IT"/>
               </w:rPr>
               <w:t xml:space="preserve"> </w:t>
             </w:r>
@@ -357,6 +336,7 @@
                 <w:b/>
                 <w:sz w:val="28"/>
                 <w:szCs w:val="28"/>
+                <w:lang w:val="it-IT"/>
               </w:rPr>
               <w:t>4,5</w:t>
             </w:r>
@@ -366,25 +346,18 @@
                 <w:b/>
                 <w:sz w:val="28"/>
                 <w:szCs w:val="28"/>
+                <w:lang w:val="it-IT"/>
               </w:rPr>
               <w:br/>
-              <w:t xml:space="preserve">Panchaati </w:t>
-            </w:r>
-            <w:r>
-              <w:rPr>
-                <w:rFonts w:cs="Arial"/>
-                <w:b/>
-                <w:sz w:val="28"/>
-                <w:szCs w:val="28"/>
-              </w:rPr>
-              <w:t>No. - 1</w:t>
-            </w:r>
-            <w:r>
-              <w:rPr>
-                <w:rFonts w:cs="Arial"/>
-                <w:b/>
-                <w:sz w:val="28"/>
-                <w:szCs w:val="28"/>
+              <w:t>Panchaati No. - 1</w:t>
+            </w:r>
+            <w:r>
+              <w:rPr>
+                <w:rFonts w:cs="Arial"/>
+                <w:b/>
+                <w:sz w:val="28"/>
+                <w:szCs w:val="28"/>
+                <w:lang w:val="it-IT"/>
               </w:rPr>
               <w:t>0</w:t>
             </w:r>
@@ -402,6 +375,7 @@
                 <w:color w:val="000000"/>
                 <w:sz w:val="40"/>
                 <w:szCs w:val="40"/>
+                <w:lang w:val="it-IT"/>
               </w:rPr>
             </w:pPr>
             <w:r>
@@ -420,7 +394,7 @@
                 <w:b/>
                 <w:sz w:val="36"/>
                 <w:szCs w:val="28"/>
-                <w:lang w:bidi="ta-IN"/>
+                <w:lang w:val="it-IT" w:bidi="ta-IN"/>
               </w:rPr>
               <w:t>†</w:t>
             </w:r>
@@ -440,7 +414,7 @@
                 <w:b/>
                 <w:sz w:val="36"/>
                 <w:szCs w:val="28"/>
-                <w:lang w:bidi="ta-IN"/>
+                <w:lang w:val="it-IT" w:bidi="ta-IN"/>
               </w:rPr>
               <w:t>Æ</w:t>
             </w:r>
@@ -460,7 +434,7 @@
                 <w:b/>
                 <w:sz w:val="32"/>
                 <w:szCs w:val="28"/>
-                <w:lang w:bidi="ta-IN"/>
+                <w:lang w:val="it-IT" w:bidi="ta-IN"/>
               </w:rPr>
               <w:t>…</w:t>
             </w:r>
@@ -490,7 +464,7 @@
                 <w:rFonts w:ascii="Latha" w:hAnsi="Latha" w:cs="Latha"/>
                 <w:sz w:val="28"/>
                 <w:szCs w:val="28"/>
-                <w:lang w:bidi="ta-IN"/>
+                <w:lang w:val="it-IT" w:bidi="ta-IN"/>
               </w:rPr>
               <w:t xml:space="preserve">| </w:t>
             </w:r>
@@ -510,7 +484,7 @@
                 <w:b/>
                 <w:sz w:val="32"/>
                 <w:szCs w:val="28"/>
-                <w:lang w:bidi="ta-IN"/>
+                <w:lang w:val="it-IT" w:bidi="ta-IN"/>
               </w:rPr>
               <w:t>…</w:t>
             </w:r>
@@ -540,7 +514,7 @@
                 <w:rFonts w:ascii="Latha" w:hAnsi="Latha" w:cs="Latha"/>
                 <w:sz w:val="28"/>
                 <w:szCs w:val="28"/>
-                <w:lang w:bidi="ta-IN"/>
+                <w:lang w:val="it-IT" w:bidi="ta-IN"/>
               </w:rPr>
               <w:t>|</w:t>
             </w:r>
@@ -558,6 +532,7 @@
                 <w:color w:val="000000"/>
                 <w:sz w:val="40"/>
                 <w:szCs w:val="40"/>
+                <w:lang w:val="it-IT"/>
               </w:rPr>
             </w:pPr>
             <w:r>
@@ -576,7 +551,7 @@
                 <w:b/>
                 <w:sz w:val="36"/>
                 <w:szCs w:val="28"/>
-                <w:lang w:bidi="ta-IN"/>
+                <w:lang w:val="it-IT" w:bidi="ta-IN"/>
               </w:rPr>
               <w:t>†</w:t>
             </w:r>
@@ -596,7 +571,7 @@
                 <w:b/>
                 <w:sz w:val="36"/>
                 <w:szCs w:val="28"/>
-                <w:lang w:bidi="ta-IN"/>
+                <w:lang w:val="it-IT" w:bidi="ta-IN"/>
               </w:rPr>
               <w:t>Æ</w:t>
             </w:r>
@@ -616,7 +591,7 @@
                 <w:b/>
                 <w:sz w:val="32"/>
                 <w:szCs w:val="28"/>
-                <w:lang w:bidi="ta-IN"/>
+                <w:lang w:val="it-IT" w:bidi="ta-IN"/>
               </w:rPr>
               <w:t>…</w:t>
             </w:r>
@@ -646,7 +621,7 @@
                 <w:rFonts w:ascii="Latha" w:hAnsi="Latha" w:cs="Latha"/>
                 <w:sz w:val="28"/>
                 <w:szCs w:val="28"/>
-                <w:lang w:bidi="ta-IN"/>
+                <w:lang w:val="it-IT" w:bidi="ta-IN"/>
               </w:rPr>
               <w:t xml:space="preserve">| </w:t>
             </w:r>
@@ -666,7 +641,7 @@
                 <w:b/>
                 <w:sz w:val="32"/>
                 <w:szCs w:val="28"/>
-                <w:lang w:bidi="ta-IN"/>
+                <w:lang w:val="it-IT" w:bidi="ta-IN"/>
               </w:rPr>
               <w:t>…</w:t>
             </w:r>
@@ -696,7 +671,7 @@
                 <w:rFonts w:ascii="Latha" w:hAnsi="Latha" w:cs="Latha"/>
                 <w:sz w:val="28"/>
                 <w:szCs w:val="28"/>
-                <w:lang w:bidi="ta-IN"/>
+                <w:lang w:val="it-IT" w:bidi="ta-IN"/>
               </w:rPr>
               <w:t>|</w:t>
             </w:r>
@@ -723,6 +698,7 @@
                 <w:b/>
                 <w:sz w:val="28"/>
                 <w:szCs w:val="28"/>
+                <w:lang w:val="it-IT"/>
               </w:rPr>
             </w:pPr>
             <w:r>
@@ -731,26 +707,9 @@
                 <w:b/>
                 <w:sz w:val="28"/>
                 <w:szCs w:val="28"/>
-              </w:rPr>
-              <w:t>TS 2.3.3.2.</w:t>
-            </w:r>
-            <w:r>
-              <w:rPr>
-                <w:rFonts w:cs="Arial"/>
-                <w:b/>
-                <w:sz w:val="28"/>
-                <w:szCs w:val="28"/>
-              </w:rPr>
-              <w:t xml:space="preserve"> </w:t>
-            </w:r>
-            <w:r>
-              <w:rPr>
-                <w:rFonts w:cs="Arial"/>
-                <w:b/>
-                <w:sz w:val="28"/>
-                <w:szCs w:val="28"/>
-              </w:rPr>
-              <w:t>- Kramam</w:t>
+                <w:lang w:val="it-IT"/>
+              </w:rPr>
+              <w:t>TS 2.3.3.2. - Kramam</w:t>
             </w:r>
           </w:p>
           <w:p>
@@ -765,6 +724,7 @@
                 <w:b/>
                 <w:sz w:val="28"/>
                 <w:szCs w:val="28"/>
+                <w:lang w:val="it-IT"/>
               </w:rPr>
             </w:pPr>
             <w:r>
@@ -773,54 +733,20 @@
                 <w:b/>
                 <w:sz w:val="28"/>
                 <w:szCs w:val="28"/>
-              </w:rPr>
-              <w:t xml:space="preserve">Krama </w:t>
-            </w:r>
-            <w:r>
-              <w:rPr>
-                <w:rFonts w:cs="Arial"/>
-                <w:b/>
-                <w:sz w:val="28"/>
-                <w:szCs w:val="28"/>
-              </w:rPr>
-              <w:t>Vaakyam</w:t>
-            </w:r>
-            <w:r>
-              <w:rPr>
-                <w:rFonts w:cs="Arial"/>
-                <w:b/>
-                <w:sz w:val="28"/>
-                <w:szCs w:val="28"/>
-              </w:rPr>
-              <w:t xml:space="preserve"> No. </w:t>
-            </w:r>
-            <w:r>
-              <w:rPr>
-                <w:rFonts w:cs="Arial"/>
-                <w:b/>
-                <w:sz w:val="28"/>
-                <w:szCs w:val="28"/>
-              </w:rPr>
-              <w:t>- 30</w:t>
-            </w:r>
-            <w:r>
-              <w:rPr>
-                <w:rFonts w:cs="Arial"/>
-                <w:b/>
-                <w:sz w:val="28"/>
-                <w:szCs w:val="28"/>
+                <w:lang w:val="it-IT"/>
+              </w:rPr>
+              <w:t>Krama Vaakyam No. - 30</w:t>
+            </w:r>
+            <w:r>
+              <w:rPr>
+                <w:rFonts w:cs="Arial"/>
+                <w:b/>
+                <w:sz w:val="28"/>
+                <w:szCs w:val="28"/>
+                <w:lang w:val="it-IT"/>
               </w:rPr>
               <w:br/>
-              <w:t xml:space="preserve">Panchaati </w:t>
-            </w:r>
-            <w:r>
-              <w:rPr>
-                <w:rFonts w:cs="Arial"/>
-                <w:b/>
-                <w:sz w:val="28"/>
-                <w:szCs w:val="28"/>
-              </w:rPr>
-              <w:t>No. - 16</w:t>
+              <w:t>Panchaati No. - 16</w:t>
             </w:r>
           </w:p>
         </w:tc>
@@ -892,7 +818,7 @@
                 <w:sz w:val="32"/>
                 <w:szCs w:val="28"/>
                 <w:highlight w:val="yellow"/>
-                <w:lang w:bidi="ta-IN"/>
+                <w:lang w:val="it-IT" w:bidi="ta-IN"/>
               </w:rPr>
               <w:t>…</w:t>
             </w:r>
@@ -956,7 +882,7 @@
                 <w:rFonts w:ascii="Latha" w:hAnsi="Latha" w:cs="Latha"/>
                 <w:sz w:val="28"/>
                 <w:szCs w:val="28"/>
-                <w:lang w:bidi="ta-IN"/>
+                <w:lang w:val="it-IT" w:bidi="ta-IN"/>
               </w:rPr>
               <w:t xml:space="preserve">| </w:t>
             </w:r>
@@ -976,7 +902,7 @@
                 <w:b/>
                 <w:sz w:val="32"/>
                 <w:szCs w:val="28"/>
-                <w:lang w:bidi="ta-IN"/>
+                <w:lang w:val="it-IT" w:bidi="ta-IN"/>
               </w:rPr>
               <w:t>…</w:t>
             </w:r>
@@ -1042,7 +968,7 @@
                 <w:b/>
                 <w:sz w:val="36"/>
                 <w:szCs w:val="28"/>
-                <w:lang w:bidi="ta-IN"/>
+                <w:lang w:val="it-IT" w:bidi="ta-IN"/>
               </w:rPr>
               <w:t>†</w:t>
             </w:r>
@@ -1061,7 +987,7 @@
                 <w:rFonts w:ascii="Latha" w:hAnsi="Latha" w:cs="Latha"/>
                 <w:sz w:val="28"/>
                 <w:szCs w:val="28"/>
-                <w:lang w:bidi="ta-IN"/>
+                <w:lang w:val="it-IT" w:bidi="ta-IN"/>
               </w:rPr>
               <w:t>|</w:t>
             </w:r>
@@ -1322,6 +1248,7 @@
                 <w:b/>
                 <w:sz w:val="28"/>
                 <w:szCs w:val="28"/>
+                <w:lang w:val="it-IT"/>
               </w:rPr>
             </w:pPr>
             <w:r>
@@ -1330,26 +1257,9 @@
                 <w:b/>
                 <w:sz w:val="28"/>
                 <w:szCs w:val="28"/>
-              </w:rPr>
-              <w:t>TS 2.3.5.1.</w:t>
-            </w:r>
-            <w:r>
-              <w:rPr>
-                <w:rFonts w:cs="Arial"/>
-                <w:b/>
-                <w:sz w:val="28"/>
-                <w:szCs w:val="28"/>
-              </w:rPr>
-              <w:t xml:space="preserve"> </w:t>
-            </w:r>
-            <w:r>
-              <w:rPr>
-                <w:rFonts w:cs="Arial"/>
-                <w:b/>
-                <w:sz w:val="28"/>
-                <w:szCs w:val="28"/>
-              </w:rPr>
-              <w:t>- Kramam</w:t>
+                <w:lang w:val="it-IT"/>
+              </w:rPr>
+              <w:t>TS 2.3.5.1. - Kramam</w:t>
             </w:r>
           </w:p>
           <w:p>
@@ -1364,6 +1274,7 @@
                 <w:b/>
                 <w:sz w:val="28"/>
                 <w:szCs w:val="28"/>
+                <w:lang w:val="it-IT"/>
               </w:rPr>
             </w:pPr>
             <w:r>
@@ -1372,54 +1283,20 @@
                 <w:b/>
                 <w:sz w:val="28"/>
                 <w:szCs w:val="28"/>
-              </w:rPr>
-              <w:t xml:space="preserve">Krama </w:t>
-            </w:r>
-            <w:r>
-              <w:rPr>
-                <w:rFonts w:cs="Arial"/>
-                <w:b/>
-                <w:sz w:val="28"/>
-                <w:szCs w:val="28"/>
-              </w:rPr>
-              <w:t>Vaakyam</w:t>
-            </w:r>
-            <w:r>
-              <w:rPr>
-                <w:rFonts w:cs="Arial"/>
-                <w:b/>
-                <w:sz w:val="28"/>
-                <w:szCs w:val="28"/>
-              </w:rPr>
-              <w:t xml:space="preserve"> No. </w:t>
-            </w:r>
-            <w:r>
-              <w:rPr>
-                <w:rFonts w:cs="Arial"/>
-                <w:b/>
-                <w:sz w:val="28"/>
-                <w:szCs w:val="28"/>
-              </w:rPr>
-              <w:t>- 13</w:t>
-            </w:r>
-            <w:r>
-              <w:rPr>
-                <w:rFonts w:cs="Arial"/>
-                <w:b/>
-                <w:sz w:val="28"/>
-                <w:szCs w:val="28"/>
+                <w:lang w:val="it-IT"/>
+              </w:rPr>
+              <w:t>Krama Vaakyam No. - 13</w:t>
+            </w:r>
+            <w:r>
+              <w:rPr>
+                <w:rFonts w:cs="Arial"/>
+                <w:b/>
+                <w:sz w:val="28"/>
+                <w:szCs w:val="28"/>
+                <w:lang w:val="it-IT"/>
               </w:rPr>
               <w:br/>
-              <w:t xml:space="preserve">Panchaati </w:t>
-            </w:r>
-            <w:r>
-              <w:rPr>
-                <w:rFonts w:cs="Arial"/>
-                <w:b/>
-                <w:sz w:val="28"/>
-                <w:szCs w:val="28"/>
-              </w:rPr>
-              <w:t>No. - 24</w:t>
+              <w:t>Panchaati No. - 24</w:t>
             </w:r>
           </w:p>
         </w:tc>
@@ -1687,6 +1564,1078 @@
                 <w:sz w:val="28"/>
                 <w:szCs w:val="28"/>
                 <w:lang w:bidi="ta-IN"/>
+              </w:rPr>
+              <w:t>|</w:t>
+            </w:r>
+          </w:p>
+        </w:tc>
+      </w:tr>
+      <w:tr>
+        <w:trPr>
+          <w:trHeight w:val="2523"/>
+        </w:trPr>
+        <w:tc>
+          <w:tcPr>
+            <w:tcW w:w="3877" w:type="dxa"/>
+          </w:tcPr>
+          <w:p>
+            <w:pPr>
+              <w:widowControl w:val="0"/>
+              <w:autoSpaceDE w:val="0"/>
+              <w:autoSpaceDN w:val="0"/>
+              <w:adjustRightInd w:val="0"/>
+              <w:spacing w:before="0" w:line="240" w:lineRule="auto"/>
+              <w:rPr>
+                <w:rFonts w:cs="Arial"/>
+                <w:b/>
+                <w:sz w:val="28"/>
+                <w:szCs w:val="28"/>
+                <w:lang w:val="it-IT"/>
+              </w:rPr>
+            </w:pPr>
+            <w:r>
+              <w:rPr>
+                <w:rFonts w:cs="Arial"/>
+                <w:b/>
+                <w:sz w:val="28"/>
+                <w:szCs w:val="28"/>
+                <w:lang w:val="it-IT"/>
+              </w:rPr>
+              <w:t>TS 2.3.</w:t>
+            </w:r>
+            <w:r>
+              <w:rPr>
+                <w:rFonts w:cs="Arial"/>
+                <w:b/>
+                <w:sz w:val="28"/>
+                <w:szCs w:val="28"/>
+                <w:lang w:val="it-IT"/>
+              </w:rPr>
+              <w:t>7.3</w:t>
+            </w:r>
+            <w:r>
+              <w:rPr>
+                <w:rFonts w:cs="Arial"/>
+                <w:b/>
+                <w:sz w:val="28"/>
+                <w:szCs w:val="28"/>
+                <w:lang w:val="it-IT"/>
+              </w:rPr>
+              <w:t>. - Kramam</w:t>
+            </w:r>
+          </w:p>
+          <w:p>
+            <w:pPr>
+              <w:widowControl w:val="0"/>
+              <w:autoSpaceDE w:val="0"/>
+              <w:autoSpaceDN w:val="0"/>
+              <w:adjustRightInd w:val="0"/>
+              <w:spacing w:before="0" w:line="240" w:lineRule="auto"/>
+              <w:rPr>
+                <w:rFonts w:cs="Arial"/>
+                <w:b/>
+                <w:sz w:val="28"/>
+                <w:szCs w:val="28"/>
+                <w:lang w:val="it-IT"/>
+              </w:rPr>
+            </w:pPr>
+            <w:r>
+              <w:rPr>
+                <w:rFonts w:cs="Arial"/>
+                <w:b/>
+                <w:sz w:val="28"/>
+                <w:szCs w:val="28"/>
+                <w:lang w:val="it-IT"/>
+              </w:rPr>
+              <w:t xml:space="preserve">Krama Vaakyam No. - </w:t>
+            </w:r>
+            <w:r>
+              <w:rPr>
+                <w:rFonts w:cs="Arial"/>
+                <w:b/>
+                <w:sz w:val="28"/>
+                <w:szCs w:val="28"/>
+                <w:lang w:val="it-IT"/>
+              </w:rPr>
+              <w:t>51</w:t>
+            </w:r>
+            <w:r>
+              <w:rPr>
+                <w:rFonts w:cs="Arial"/>
+                <w:b/>
+                <w:sz w:val="28"/>
+                <w:szCs w:val="28"/>
+                <w:lang w:val="it-IT"/>
+              </w:rPr>
+              <w:br/>
+              <w:t xml:space="preserve">Panchaati No. - </w:t>
+            </w:r>
+            <w:r>
+              <w:rPr>
+                <w:rFonts w:cs="Arial"/>
+                <w:b/>
+                <w:sz w:val="28"/>
+                <w:szCs w:val="28"/>
+                <w:lang w:val="it-IT"/>
+              </w:rPr>
+              <w:t>31</w:t>
+            </w:r>
+          </w:p>
+        </w:tc>
+        <w:tc>
+          <w:tcPr>
+            <w:tcW w:w="4738" w:type="dxa"/>
+          </w:tcPr>
+          <w:p>
+            <w:pPr>
+              <w:pStyle w:val="NoSpacing"/>
+              <w:rPr>
+                <w:highlight w:val="yellow"/>
+                <w:lang w:val="it-IT"/>
+              </w:rPr>
+            </w:pPr>
+            <w:r>
+              <w:rPr>
+                <w:rFonts w:ascii="Latha" w:hAnsi="Latha" w:cs="Latha"/>
+                <w:sz w:val="28"/>
+                <w:szCs w:val="28"/>
+                <w:cs/>
+                <w:lang w:bidi="ta-IN"/>
+              </w:rPr>
+              <w:t>த்</w:t>
+            </w:r>
+            <w:r>
+              <w:rPr>
+                <w:rFonts w:ascii="Latha" w:hAnsi="Latha" w:cs="Latha"/>
+                <w:b/>
+                <w:bCs/>
+                <w:position w:val="-12"/>
+                <w:sz w:val="28"/>
+                <w:szCs w:val="28"/>
+                <w:cs/>
+                <w:lang w:bidi="ta-IN"/>
+              </w:rPr>
+              <w:t>3</w:t>
+            </w:r>
+            <w:r>
+              <w:rPr>
+                <w:rFonts w:ascii="Latha" w:hAnsi="Latha" w:cs="Latha"/>
+                <w:sz w:val="28"/>
+                <w:szCs w:val="28"/>
+                <w:cs/>
+                <w:lang w:bidi="ta-IN"/>
+              </w:rPr>
+              <w:t>வாத</w:t>
+            </w:r>
+            <w:r>
+              <w:rPr>
+                <w:rFonts w:ascii="BRH Tamil Tab Extra" w:hAnsi="BRH Tamil Tab Extra" w:cs="Latha"/>
+                <w:b/>
+                <w:sz w:val="36"/>
+                <w:szCs w:val="28"/>
+                <w:lang w:val="it-IT" w:bidi="ta-IN"/>
+              </w:rPr>
+              <w:t>†</w:t>
+            </w:r>
+            <w:r>
+              <w:rPr>
+                <w:rFonts w:ascii="Latha" w:hAnsi="Latha" w:cs="Latha"/>
+                <w:b/>
+                <w:bCs/>
+                <w:position w:val="-12"/>
+                <w:sz w:val="28"/>
+                <w:szCs w:val="28"/>
+                <w:cs/>
+                <w:lang w:bidi="ta-IN"/>
+              </w:rPr>
+              <w:t>3</w:t>
+            </w:r>
+            <w:r>
+              <w:rPr>
+                <w:rFonts w:ascii="Latha" w:hAnsi="Latha" w:cs="Latha"/>
+                <w:sz w:val="28"/>
+                <w:szCs w:val="28"/>
+                <w:cs/>
+                <w:lang w:bidi="ta-IN"/>
+              </w:rPr>
+              <w:t>ஶகபால</w:t>
+            </w:r>
+            <w:r>
+              <w:rPr>
+                <w:rFonts w:ascii="Latha" w:hAnsi="Latha" w:cs="Latha"/>
+                <w:b/>
+                <w:bCs/>
+                <w:sz w:val="32"/>
+                <w:szCs w:val="32"/>
+                <w:cs/>
+                <w:lang w:bidi="ta-IN"/>
+              </w:rPr>
+              <w:t>:</w:t>
+            </w:r>
+            <w:r>
+              <w:rPr>
+                <w:rFonts w:ascii="Latha" w:hAnsi="Latha" w:cs="Latha"/>
+                <w:sz w:val="28"/>
+                <w:szCs w:val="28"/>
+                <w:cs/>
+                <w:lang w:bidi="ta-IN"/>
+              </w:rPr>
+              <w:t xml:space="preserve"> </w:t>
+            </w:r>
+            <w:r>
+              <w:rPr>
+                <w:rFonts w:ascii="Latha" w:hAnsi="Latha" w:cs="Latha"/>
+                <w:sz w:val="28"/>
+                <w:szCs w:val="28"/>
+                <w:highlight w:val="yellow"/>
+                <w:cs/>
+                <w:lang w:bidi="ta-IN"/>
+              </w:rPr>
+              <w:t>பு</w:t>
+            </w:r>
+            <w:r>
+              <w:rPr>
+                <w:rFonts w:ascii="BRH Tamil Tab Extra" w:hAnsi="BRH Tamil Tab Extra" w:cs="Latha"/>
+                <w:b/>
+                <w:sz w:val="32"/>
+                <w:szCs w:val="28"/>
+                <w:highlight w:val="yellow"/>
+                <w:lang w:val="it-IT" w:bidi="ta-IN"/>
+              </w:rPr>
+              <w:t>…</w:t>
+            </w:r>
+            <w:r>
+              <w:rPr>
+                <w:rFonts w:ascii="Latha" w:hAnsi="Latha" w:cs="Latha"/>
+                <w:sz w:val="28"/>
+                <w:szCs w:val="28"/>
+                <w:cs/>
+                <w:lang w:bidi="ta-IN"/>
+              </w:rPr>
+              <w:t>ரோடா</w:t>
+            </w:r>
+            <w:r>
+              <w:rPr>
+                <w:rFonts w:ascii="Latha" w:hAnsi="Latha" w:cs="Latha"/>
+                <w:b/>
+                <w:bCs/>
+                <w:position w:val="-12"/>
+                <w:sz w:val="28"/>
+                <w:szCs w:val="28"/>
+                <w:cs/>
+                <w:lang w:bidi="ta-IN"/>
+              </w:rPr>
+              <w:t>3</w:t>
+            </w:r>
+            <w:r>
+              <w:rPr>
+                <w:rFonts w:ascii="Latha" w:hAnsi="Latha" w:cs="Latha"/>
+                <w:sz w:val="28"/>
+                <w:szCs w:val="28"/>
+                <w:cs/>
+                <w:lang w:bidi="ta-IN"/>
+              </w:rPr>
+              <w:t>ஶ</w:t>
+            </w:r>
+            <w:r>
+              <w:rPr>
+                <w:rFonts w:ascii="BRH Tamil Tab Extra" w:hAnsi="BRH Tamil Tab Extra" w:cs="Latha"/>
+                <w:b/>
+                <w:sz w:val="36"/>
+                <w:szCs w:val="28"/>
+                <w:lang w:val="it-IT" w:bidi="ta-IN"/>
+              </w:rPr>
+              <w:t>†</w:t>
+            </w:r>
+            <w:r>
+              <w:rPr>
+                <w:rFonts w:ascii="Latha" w:hAnsi="Latha" w:cs="Latha"/>
+                <w:b/>
+                <w:bCs/>
+                <w:sz w:val="32"/>
+                <w:szCs w:val="32"/>
+                <w:cs/>
+                <w:lang w:bidi="ta-IN"/>
+              </w:rPr>
+              <w:t>:</w:t>
+            </w:r>
+            <w:r>
+              <w:rPr>
+                <w:rFonts w:ascii="Latha" w:hAnsi="Latha" w:cs="Latha"/>
+                <w:sz w:val="28"/>
+                <w:szCs w:val="28"/>
+                <w:cs/>
+                <w:lang w:bidi="ta-IN"/>
+              </w:rPr>
+              <w:t xml:space="preserve"> </w:t>
+            </w:r>
+            <w:r>
+              <w:rPr>
+                <w:rFonts w:ascii="Latha" w:hAnsi="Latha" w:cs="Latha"/>
+                <w:sz w:val="28"/>
+                <w:szCs w:val="28"/>
+                <w:lang w:val="it-IT" w:bidi="ta-IN"/>
+              </w:rPr>
+              <w:t xml:space="preserve"> | </w:t>
+            </w:r>
+            <w:r>
+              <w:rPr>
+                <w:rFonts w:ascii="Latha" w:hAnsi="Latha" w:cs="Latha"/>
+                <w:sz w:val="28"/>
+                <w:szCs w:val="28"/>
+                <w:cs/>
+                <w:lang w:bidi="ta-IN"/>
+              </w:rPr>
+              <w:t>த்</w:t>
+            </w:r>
+            <w:r>
+              <w:rPr>
+                <w:rFonts w:ascii="Latha" w:hAnsi="Latha" w:cs="Latha"/>
+                <w:b/>
+                <w:bCs/>
+                <w:position w:val="-12"/>
+                <w:sz w:val="28"/>
+                <w:szCs w:val="28"/>
+                <w:cs/>
+                <w:lang w:bidi="ta-IN"/>
+              </w:rPr>
+              <w:t>3</w:t>
+            </w:r>
+            <w:r>
+              <w:rPr>
+                <w:rFonts w:ascii="Latha" w:hAnsi="Latha" w:cs="Latha"/>
+                <w:sz w:val="28"/>
+                <w:szCs w:val="28"/>
+                <w:cs/>
+                <w:lang w:bidi="ta-IN"/>
+              </w:rPr>
+              <w:t>வாத</w:t>
+            </w:r>
+            <w:r>
+              <w:rPr>
+                <w:rFonts w:ascii="BRH Tamil Tab Extra" w:hAnsi="BRH Tamil Tab Extra" w:cs="Latha"/>
+                <w:b/>
+                <w:sz w:val="36"/>
+                <w:szCs w:val="28"/>
+                <w:lang w:val="it-IT" w:bidi="ta-IN"/>
+              </w:rPr>
+              <w:t>†</w:t>
+            </w:r>
+            <w:r>
+              <w:rPr>
+                <w:rFonts w:ascii="Latha" w:hAnsi="Latha" w:cs="Latha"/>
+                <w:b/>
+                <w:bCs/>
+                <w:position w:val="-12"/>
+                <w:sz w:val="28"/>
+                <w:szCs w:val="28"/>
+                <w:cs/>
+                <w:lang w:bidi="ta-IN"/>
+              </w:rPr>
+              <w:t>3</w:t>
+            </w:r>
+            <w:r>
+              <w:rPr>
+                <w:rFonts w:ascii="Latha" w:hAnsi="Latha" w:cs="Latha"/>
+                <w:sz w:val="28"/>
+                <w:szCs w:val="28"/>
+                <w:cs/>
+                <w:lang w:bidi="ta-IN"/>
+              </w:rPr>
+              <w:t>ஶகபால</w:t>
+            </w:r>
+            <w:r>
+              <w:rPr>
+                <w:rFonts w:ascii="BRH Tamil Tab Extra" w:hAnsi="BRH Tamil Tab Extra" w:cs="Latha"/>
+                <w:b/>
+                <w:sz w:val="32"/>
+                <w:szCs w:val="28"/>
+                <w:lang w:val="it-IT" w:bidi="ta-IN"/>
+              </w:rPr>
+              <w:t>…</w:t>
+            </w:r>
+            <w:r>
+              <w:rPr>
+                <w:rFonts w:ascii="Latha" w:hAnsi="Latha" w:cs="Latha"/>
+                <w:sz w:val="28"/>
+                <w:szCs w:val="28"/>
+                <w:lang w:val="it-IT" w:bidi="ta-IN"/>
+              </w:rPr>
+              <w:t xml:space="preserve"> </w:t>
+            </w:r>
+            <w:r>
+              <w:rPr>
+                <w:rFonts w:ascii="Latha" w:hAnsi="Latha" w:cs="Latha"/>
+                <w:sz w:val="28"/>
+                <w:szCs w:val="28"/>
+                <w:cs/>
+                <w:lang w:bidi="ta-IN"/>
+              </w:rPr>
+              <w:t>இதி</w:t>
+            </w:r>
+            <w:r>
+              <w:rPr>
+                <w:rFonts w:ascii="BRH Tamil Tab Extra" w:hAnsi="BRH Tamil Tab Extra" w:cs="Latha"/>
+                <w:b/>
+                <w:sz w:val="32"/>
+                <w:szCs w:val="28"/>
+                <w:lang w:val="it-IT" w:bidi="ta-IN"/>
+              </w:rPr>
+              <w:t>…</w:t>
+            </w:r>
+            <w:r>
+              <w:rPr>
+                <w:rFonts w:ascii="Latha" w:hAnsi="Latha" w:cs="Latha"/>
+                <w:sz w:val="28"/>
+                <w:szCs w:val="28"/>
+                <w:lang w:val="it-IT" w:bidi="ta-IN"/>
+              </w:rPr>
+              <w:t xml:space="preserve"> </w:t>
+            </w:r>
+            <w:r>
+              <w:rPr>
+                <w:rFonts w:ascii="Latha" w:hAnsi="Latha" w:cs="Latha"/>
+                <w:sz w:val="28"/>
+                <w:szCs w:val="28"/>
+                <w:cs/>
+                <w:lang w:bidi="ta-IN"/>
+              </w:rPr>
+              <w:t>த்</w:t>
+            </w:r>
+            <w:r>
+              <w:rPr>
+                <w:rFonts w:ascii="Latha" w:hAnsi="Latha" w:cs="Latha"/>
+                <w:b/>
+                <w:bCs/>
+                <w:position w:val="-12"/>
+                <w:sz w:val="28"/>
+                <w:szCs w:val="28"/>
+                <w:cs/>
+                <w:lang w:bidi="ta-IN"/>
+              </w:rPr>
+              <w:t>3</w:t>
+            </w:r>
+            <w:r>
+              <w:rPr>
+                <w:rFonts w:ascii="Latha" w:hAnsi="Latha" w:cs="Latha"/>
+                <w:sz w:val="28"/>
+                <w:szCs w:val="28"/>
+                <w:cs/>
+                <w:lang w:bidi="ta-IN"/>
+              </w:rPr>
+              <w:t>வாத</w:t>
+            </w:r>
+            <w:r>
+              <w:rPr>
+                <w:rFonts w:ascii="BRH Tamil Tab Extra" w:hAnsi="BRH Tamil Tab Extra" w:cs="Latha"/>
+                <w:b/>
+                <w:sz w:val="36"/>
+                <w:szCs w:val="28"/>
+                <w:lang w:val="it-IT" w:bidi="ta-IN"/>
+              </w:rPr>
+              <w:t>†</w:t>
+            </w:r>
+            <w:r>
+              <w:rPr>
+                <w:rFonts w:ascii="Latha" w:hAnsi="Latha" w:cs="Latha"/>
+                <w:b/>
+                <w:bCs/>
+                <w:position w:val="-12"/>
+                <w:sz w:val="28"/>
+                <w:szCs w:val="28"/>
+                <w:cs/>
+                <w:lang w:bidi="ta-IN"/>
+              </w:rPr>
+              <w:t>3</w:t>
+            </w:r>
+            <w:r>
+              <w:rPr>
+                <w:rFonts w:ascii="Latha" w:hAnsi="Latha" w:cs="Latha"/>
+                <w:sz w:val="28"/>
+                <w:szCs w:val="28"/>
+                <w:cs/>
+                <w:lang w:bidi="ta-IN"/>
+              </w:rPr>
+              <w:t xml:space="preserve">ஶ </w:t>
+            </w:r>
+            <w:r>
+              <w:rPr>
+                <w:rFonts w:ascii="Latha" w:hAnsi="Latha" w:cs="Latha"/>
+                <w:sz w:val="28"/>
+                <w:szCs w:val="28"/>
+                <w:lang w:val="it-IT" w:bidi="ta-IN"/>
+              </w:rPr>
+              <w:t xml:space="preserve">- </w:t>
+            </w:r>
+            <w:r>
+              <w:rPr>
+                <w:rFonts w:ascii="Latha" w:hAnsi="Latha" w:cs="Latha"/>
+                <w:sz w:val="28"/>
+                <w:szCs w:val="28"/>
+                <w:cs/>
+                <w:lang w:bidi="ta-IN"/>
+              </w:rPr>
+              <w:t>க</w:t>
+            </w:r>
+            <w:r>
+              <w:rPr>
+                <w:rFonts w:ascii="BRH Tamil Tab Extra" w:hAnsi="BRH Tamil Tab Extra" w:cs="Latha"/>
+                <w:b/>
+                <w:sz w:val="32"/>
+                <w:szCs w:val="28"/>
+                <w:lang w:val="it-IT" w:bidi="ta-IN"/>
+              </w:rPr>
+              <w:t>…</w:t>
+            </w:r>
+            <w:r>
+              <w:rPr>
+                <w:rFonts w:ascii="Latha" w:hAnsi="Latha" w:cs="Latha"/>
+                <w:sz w:val="28"/>
+                <w:szCs w:val="28"/>
+                <w:cs/>
+                <w:lang w:bidi="ta-IN"/>
+              </w:rPr>
+              <w:t>பா</w:t>
+            </w:r>
+            <w:r>
+              <w:rPr>
+                <w:rFonts w:ascii="BRH Tamil Tab Extra" w:hAnsi="BRH Tamil Tab Extra" w:cs="Latha"/>
+                <w:b/>
+                <w:sz w:val="32"/>
+                <w:szCs w:val="28"/>
+                <w:lang w:val="it-IT" w:bidi="ta-IN"/>
+              </w:rPr>
+              <w:t>…</w:t>
+            </w:r>
+            <w:r>
+              <w:rPr>
+                <w:rFonts w:ascii="Latha" w:hAnsi="Latha" w:cs="Latha"/>
+                <w:sz w:val="28"/>
+                <w:szCs w:val="28"/>
+                <w:cs/>
+                <w:lang w:bidi="ta-IN"/>
+              </w:rPr>
+              <w:t>ல</w:t>
+            </w:r>
+            <w:r>
+              <w:rPr>
+                <w:rFonts w:ascii="BRH Tamil Tab Extra" w:hAnsi="BRH Tamil Tab Extra" w:cs="Latha"/>
+                <w:b/>
+                <w:sz w:val="32"/>
+                <w:szCs w:val="28"/>
+                <w:lang w:val="it-IT" w:bidi="ta-IN"/>
+              </w:rPr>
+              <w:t>…</w:t>
+            </w:r>
+            <w:r>
+              <w:rPr>
+                <w:rFonts w:ascii="Latha" w:hAnsi="Latha" w:cs="Latha"/>
+                <w:b/>
+                <w:bCs/>
+                <w:sz w:val="32"/>
+                <w:szCs w:val="32"/>
+                <w:cs/>
+                <w:lang w:bidi="ta-IN"/>
+              </w:rPr>
+              <w:t>:</w:t>
+            </w:r>
+            <w:r>
+              <w:rPr>
+                <w:rFonts w:ascii="Latha" w:hAnsi="Latha" w:cs="Latha"/>
+                <w:sz w:val="28"/>
+                <w:szCs w:val="28"/>
+                <w:cs/>
+                <w:lang w:bidi="ta-IN"/>
+              </w:rPr>
+              <w:t xml:space="preserve"> </w:t>
+            </w:r>
+            <w:r>
+              <w:rPr>
+                <w:rFonts w:ascii="Latha" w:hAnsi="Latha" w:cs="Latha"/>
+                <w:sz w:val="28"/>
+                <w:szCs w:val="28"/>
+                <w:lang w:val="it-IT" w:bidi="ta-IN"/>
+              </w:rPr>
+              <w:t>|</w:t>
+            </w:r>
+          </w:p>
+        </w:tc>
+        <w:tc>
+          <w:tcPr>
+            <w:tcW w:w="5220" w:type="dxa"/>
+          </w:tcPr>
+          <w:p>
+            <w:pPr>
+              <w:spacing w:before="0" w:line="240" w:lineRule="auto"/>
+              <w:rPr>
+                <w:rFonts w:ascii="BRH Malayalam Extra" w:hAnsi="BRH Malayalam Extra" w:cs="BRH Malayalam Extra"/>
+                <w:color w:val="000000"/>
+                <w:sz w:val="40"/>
+                <w:szCs w:val="40"/>
+                <w:highlight w:val="green"/>
+                <w:lang w:val="it-IT"/>
+              </w:rPr>
+            </w:pPr>
+            <w:r>
+              <w:rPr>
+                <w:rFonts w:ascii="Latha" w:hAnsi="Latha" w:cs="Latha"/>
+                <w:sz w:val="28"/>
+                <w:szCs w:val="28"/>
+                <w:cs/>
+                <w:lang w:bidi="ta-IN"/>
+              </w:rPr>
+              <w:t>த்</w:t>
+            </w:r>
+            <w:r>
+              <w:rPr>
+                <w:rFonts w:ascii="Latha" w:hAnsi="Latha" w:cs="Latha"/>
+                <w:b/>
+                <w:bCs/>
+                <w:position w:val="-12"/>
+                <w:sz w:val="28"/>
+                <w:szCs w:val="28"/>
+                <w:cs/>
+                <w:lang w:bidi="ta-IN"/>
+              </w:rPr>
+              <w:t>3</w:t>
+            </w:r>
+            <w:r>
+              <w:rPr>
+                <w:rFonts w:ascii="Latha" w:hAnsi="Latha" w:cs="Latha"/>
+                <w:sz w:val="28"/>
+                <w:szCs w:val="28"/>
+                <w:cs/>
+                <w:lang w:bidi="ta-IN"/>
+              </w:rPr>
+              <w:t>வாத</w:t>
+            </w:r>
+            <w:r>
+              <w:rPr>
+                <w:rFonts w:ascii="BRH Tamil Tab Extra" w:hAnsi="BRH Tamil Tab Extra" w:cs="Latha"/>
+                <w:b/>
+                <w:sz w:val="36"/>
+                <w:szCs w:val="28"/>
+                <w:lang w:val="it-IT" w:bidi="ta-IN"/>
+              </w:rPr>
+              <w:t>†</w:t>
+            </w:r>
+            <w:r>
+              <w:rPr>
+                <w:rFonts w:ascii="Latha" w:hAnsi="Latha" w:cs="Latha"/>
+                <w:b/>
+                <w:bCs/>
+                <w:position w:val="-12"/>
+                <w:sz w:val="28"/>
+                <w:szCs w:val="28"/>
+                <w:cs/>
+                <w:lang w:bidi="ta-IN"/>
+              </w:rPr>
+              <w:t>3</w:t>
+            </w:r>
+            <w:r>
+              <w:rPr>
+                <w:rFonts w:ascii="Latha" w:hAnsi="Latha" w:cs="Latha"/>
+                <w:sz w:val="28"/>
+                <w:szCs w:val="28"/>
+                <w:cs/>
+                <w:lang w:bidi="ta-IN"/>
+              </w:rPr>
+              <w:t>ஶகபால</w:t>
+            </w:r>
+            <w:r>
+              <w:rPr>
+                <w:rFonts w:ascii="Latha" w:hAnsi="Latha" w:cs="Latha"/>
+                <w:b/>
+                <w:bCs/>
+                <w:sz w:val="32"/>
+                <w:szCs w:val="32"/>
+                <w:cs/>
+                <w:lang w:bidi="ta-IN"/>
+              </w:rPr>
+              <w:t>:</w:t>
+            </w:r>
+            <w:r>
+              <w:rPr>
+                <w:rFonts w:ascii="Latha" w:hAnsi="Latha" w:cs="Latha"/>
+                <w:sz w:val="28"/>
+                <w:szCs w:val="28"/>
+                <w:cs/>
+                <w:lang w:bidi="ta-IN"/>
+              </w:rPr>
+              <w:t xml:space="preserve"> பு</w:t>
+            </w:r>
+            <w:r>
+              <w:rPr>
+                <w:rFonts w:ascii="Latha" w:hAnsi="Latha" w:cs="Latha"/>
+                <w:sz w:val="28"/>
+                <w:szCs w:val="28"/>
+                <w:highlight w:val="green"/>
+                <w:cs/>
+                <w:lang w:bidi="ta-IN"/>
+              </w:rPr>
+              <w:t>ரோ</w:t>
+            </w:r>
+            <w:r>
+              <w:rPr>
+                <w:rFonts w:ascii="BRH Tamil Tab Extra" w:hAnsi="BRH Tamil Tab Extra" w:cs="Latha"/>
+                <w:b/>
+                <w:sz w:val="32"/>
+                <w:szCs w:val="28"/>
+                <w:lang w:val="it-IT" w:bidi="ta-IN"/>
+              </w:rPr>
+              <w:t>…</w:t>
+            </w:r>
+            <w:r>
+              <w:rPr>
+                <w:rFonts w:ascii="Latha" w:hAnsi="Latha" w:cs="Latha"/>
+                <w:sz w:val="28"/>
+                <w:szCs w:val="28"/>
+                <w:cs/>
+                <w:lang w:bidi="ta-IN"/>
+              </w:rPr>
+              <w:t>டா</w:t>
+            </w:r>
+            <w:r>
+              <w:rPr>
+                <w:rFonts w:ascii="Latha" w:hAnsi="Latha" w:cs="Latha"/>
+                <w:b/>
+                <w:bCs/>
+                <w:position w:val="-12"/>
+                <w:sz w:val="28"/>
+                <w:szCs w:val="28"/>
+                <w:cs/>
+                <w:lang w:bidi="ta-IN"/>
+              </w:rPr>
+              <w:t>3</w:t>
+            </w:r>
+            <w:r>
+              <w:rPr>
+                <w:rFonts w:ascii="Latha" w:hAnsi="Latha" w:cs="Latha"/>
+                <w:sz w:val="28"/>
+                <w:szCs w:val="28"/>
+                <w:cs/>
+                <w:lang w:bidi="ta-IN"/>
+              </w:rPr>
+              <w:t>ஶ</w:t>
+            </w:r>
+            <w:r>
+              <w:rPr>
+                <w:rFonts w:ascii="BRH Tamil Tab Extra" w:hAnsi="BRH Tamil Tab Extra" w:cs="Latha"/>
+                <w:b/>
+                <w:sz w:val="36"/>
+                <w:szCs w:val="28"/>
+                <w:lang w:val="it-IT" w:bidi="ta-IN"/>
+              </w:rPr>
+              <w:t>†</w:t>
+            </w:r>
+            <w:r>
+              <w:rPr>
+                <w:rFonts w:ascii="Latha" w:hAnsi="Latha" w:cs="Latha"/>
+                <w:b/>
+                <w:bCs/>
+                <w:sz w:val="32"/>
+                <w:szCs w:val="32"/>
+                <w:cs/>
+                <w:lang w:bidi="ta-IN"/>
+              </w:rPr>
+              <w:t>:</w:t>
+            </w:r>
+            <w:r>
+              <w:rPr>
+                <w:rFonts w:ascii="Latha" w:hAnsi="Latha" w:cs="Latha"/>
+                <w:sz w:val="28"/>
+                <w:szCs w:val="28"/>
+                <w:cs/>
+                <w:lang w:bidi="ta-IN"/>
+              </w:rPr>
+              <w:t xml:space="preserve"> </w:t>
+            </w:r>
+            <w:r>
+              <w:rPr>
+                <w:rFonts w:ascii="Latha" w:hAnsi="Latha" w:cs="Latha"/>
+                <w:sz w:val="28"/>
+                <w:szCs w:val="28"/>
+                <w:lang w:val="it-IT" w:bidi="ta-IN"/>
+              </w:rPr>
+              <w:t xml:space="preserve">| </w:t>
+            </w:r>
+            <w:r>
+              <w:rPr>
+                <w:rFonts w:ascii="Latha" w:hAnsi="Latha" w:cs="Latha"/>
+                <w:sz w:val="28"/>
+                <w:szCs w:val="28"/>
+                <w:cs/>
+                <w:lang w:bidi="ta-IN"/>
+              </w:rPr>
+              <w:t>த்</w:t>
+            </w:r>
+            <w:r>
+              <w:rPr>
+                <w:rFonts w:ascii="Latha" w:hAnsi="Latha" w:cs="Latha"/>
+                <w:b/>
+                <w:bCs/>
+                <w:position w:val="-12"/>
+                <w:sz w:val="28"/>
+                <w:szCs w:val="28"/>
+                <w:cs/>
+                <w:lang w:bidi="ta-IN"/>
+              </w:rPr>
+              <w:t>3</w:t>
+            </w:r>
+            <w:r>
+              <w:rPr>
+                <w:rFonts w:ascii="Latha" w:hAnsi="Latha" w:cs="Latha"/>
+                <w:sz w:val="28"/>
+                <w:szCs w:val="28"/>
+                <w:cs/>
+                <w:lang w:bidi="ta-IN"/>
+              </w:rPr>
+              <w:t>வாத</w:t>
+            </w:r>
+            <w:r>
+              <w:rPr>
+                <w:rFonts w:ascii="BRH Tamil Tab Extra" w:hAnsi="BRH Tamil Tab Extra" w:cs="Latha"/>
+                <w:b/>
+                <w:sz w:val="36"/>
+                <w:szCs w:val="28"/>
+                <w:lang w:val="it-IT" w:bidi="ta-IN"/>
+              </w:rPr>
+              <w:t>†</w:t>
+            </w:r>
+            <w:r>
+              <w:rPr>
+                <w:rFonts w:ascii="Latha" w:hAnsi="Latha" w:cs="Latha"/>
+                <w:b/>
+                <w:bCs/>
+                <w:position w:val="-12"/>
+                <w:sz w:val="28"/>
+                <w:szCs w:val="28"/>
+                <w:cs/>
+                <w:lang w:bidi="ta-IN"/>
+              </w:rPr>
+              <w:t>3</w:t>
+            </w:r>
+            <w:r>
+              <w:rPr>
+                <w:rFonts w:ascii="Latha" w:hAnsi="Latha" w:cs="Latha"/>
+                <w:sz w:val="28"/>
+                <w:szCs w:val="28"/>
+                <w:cs/>
+                <w:lang w:bidi="ta-IN"/>
+              </w:rPr>
+              <w:t>ஶகபால</w:t>
+            </w:r>
+            <w:r>
+              <w:rPr>
+                <w:rFonts w:ascii="BRH Tamil Tab Extra" w:hAnsi="BRH Tamil Tab Extra" w:cs="Latha"/>
+                <w:b/>
+                <w:sz w:val="32"/>
+                <w:szCs w:val="28"/>
+                <w:lang w:val="it-IT" w:bidi="ta-IN"/>
+              </w:rPr>
+              <w:t>…</w:t>
+            </w:r>
+            <w:r>
+              <w:rPr>
+                <w:rFonts w:ascii="Latha" w:hAnsi="Latha" w:cs="Latha"/>
+                <w:sz w:val="28"/>
+                <w:szCs w:val="28"/>
+                <w:lang w:val="it-IT" w:bidi="ta-IN"/>
+              </w:rPr>
+              <w:t xml:space="preserve"> </w:t>
+            </w:r>
+            <w:r>
+              <w:rPr>
+                <w:rFonts w:ascii="Latha" w:hAnsi="Latha" w:cs="Latha"/>
+                <w:sz w:val="28"/>
+                <w:szCs w:val="28"/>
+                <w:cs/>
+                <w:lang w:bidi="ta-IN"/>
+              </w:rPr>
+              <w:t>இதி</w:t>
+            </w:r>
+            <w:r>
+              <w:rPr>
+                <w:rFonts w:ascii="BRH Tamil Tab Extra" w:hAnsi="BRH Tamil Tab Extra" w:cs="Latha"/>
+                <w:b/>
+                <w:sz w:val="32"/>
+                <w:szCs w:val="28"/>
+                <w:lang w:val="it-IT" w:bidi="ta-IN"/>
+              </w:rPr>
+              <w:t>…</w:t>
+            </w:r>
+            <w:r>
+              <w:rPr>
+                <w:rFonts w:ascii="Latha" w:hAnsi="Latha" w:cs="Latha"/>
+                <w:sz w:val="28"/>
+                <w:szCs w:val="28"/>
+                <w:lang w:val="it-IT" w:bidi="ta-IN"/>
+              </w:rPr>
+              <w:t xml:space="preserve"> </w:t>
+            </w:r>
+            <w:r>
+              <w:rPr>
+                <w:rFonts w:ascii="Latha" w:hAnsi="Latha" w:cs="Latha"/>
+                <w:sz w:val="28"/>
+                <w:szCs w:val="28"/>
+                <w:cs/>
+                <w:lang w:bidi="ta-IN"/>
+              </w:rPr>
+              <w:t>த்</w:t>
+            </w:r>
+            <w:r>
+              <w:rPr>
+                <w:rFonts w:ascii="Latha" w:hAnsi="Latha" w:cs="Latha"/>
+                <w:b/>
+                <w:bCs/>
+                <w:position w:val="-12"/>
+                <w:sz w:val="28"/>
+                <w:szCs w:val="28"/>
+                <w:cs/>
+                <w:lang w:bidi="ta-IN"/>
+              </w:rPr>
+              <w:t>3</w:t>
+            </w:r>
+            <w:r>
+              <w:rPr>
+                <w:rFonts w:ascii="Latha" w:hAnsi="Latha" w:cs="Latha"/>
+                <w:sz w:val="28"/>
+                <w:szCs w:val="28"/>
+                <w:cs/>
+                <w:lang w:bidi="ta-IN"/>
+              </w:rPr>
+              <w:t>வாத</w:t>
+            </w:r>
+            <w:r>
+              <w:rPr>
+                <w:rFonts w:ascii="BRH Tamil Tab Extra" w:hAnsi="BRH Tamil Tab Extra" w:cs="Latha"/>
+                <w:b/>
+                <w:sz w:val="36"/>
+                <w:szCs w:val="28"/>
+                <w:lang w:val="it-IT" w:bidi="ta-IN"/>
+              </w:rPr>
+              <w:t>†</w:t>
+            </w:r>
+            <w:r>
+              <w:rPr>
+                <w:rFonts w:ascii="Latha" w:hAnsi="Latha" w:cs="Latha"/>
+                <w:b/>
+                <w:bCs/>
+                <w:position w:val="-12"/>
+                <w:sz w:val="28"/>
+                <w:szCs w:val="28"/>
+                <w:cs/>
+                <w:lang w:bidi="ta-IN"/>
+              </w:rPr>
+              <w:t>3</w:t>
+            </w:r>
+            <w:r>
+              <w:rPr>
+                <w:rFonts w:ascii="Latha" w:hAnsi="Latha" w:cs="Latha"/>
+                <w:sz w:val="28"/>
+                <w:szCs w:val="28"/>
+                <w:cs/>
+                <w:lang w:bidi="ta-IN"/>
+              </w:rPr>
+              <w:t xml:space="preserve">ஶ </w:t>
+            </w:r>
+            <w:r>
+              <w:rPr>
+                <w:rFonts w:ascii="Latha" w:hAnsi="Latha" w:cs="Latha"/>
+                <w:sz w:val="28"/>
+                <w:szCs w:val="28"/>
+                <w:lang w:val="it-IT" w:bidi="ta-IN"/>
+              </w:rPr>
+              <w:t xml:space="preserve">- </w:t>
+            </w:r>
+            <w:r>
+              <w:rPr>
+                <w:rFonts w:ascii="Latha" w:hAnsi="Latha" w:cs="Latha"/>
+                <w:sz w:val="28"/>
+                <w:szCs w:val="28"/>
+                <w:cs/>
+                <w:lang w:bidi="ta-IN"/>
+              </w:rPr>
+              <w:t>க</w:t>
+            </w:r>
+            <w:r>
+              <w:rPr>
+                <w:rFonts w:ascii="BRH Tamil Tab Extra" w:hAnsi="BRH Tamil Tab Extra" w:cs="Latha"/>
+                <w:b/>
+                <w:sz w:val="32"/>
+                <w:szCs w:val="28"/>
+                <w:lang w:val="it-IT" w:bidi="ta-IN"/>
+              </w:rPr>
+              <w:t>…</w:t>
+            </w:r>
+            <w:r>
+              <w:rPr>
+                <w:rFonts w:ascii="Latha" w:hAnsi="Latha" w:cs="Latha"/>
+                <w:sz w:val="28"/>
+                <w:szCs w:val="28"/>
+                <w:cs/>
+                <w:lang w:bidi="ta-IN"/>
+              </w:rPr>
+              <w:t>பா</w:t>
+            </w:r>
+            <w:r>
+              <w:rPr>
+                <w:rFonts w:ascii="BRH Tamil Tab Extra" w:hAnsi="BRH Tamil Tab Extra" w:cs="Latha"/>
+                <w:b/>
+                <w:sz w:val="32"/>
+                <w:szCs w:val="28"/>
+                <w:lang w:val="it-IT" w:bidi="ta-IN"/>
+              </w:rPr>
+              <w:t>…</w:t>
+            </w:r>
+            <w:r>
+              <w:rPr>
+                <w:rFonts w:ascii="Latha" w:hAnsi="Latha" w:cs="Latha"/>
+                <w:sz w:val="28"/>
+                <w:szCs w:val="28"/>
+                <w:cs/>
+                <w:lang w:bidi="ta-IN"/>
+              </w:rPr>
+              <w:t>ல</w:t>
+            </w:r>
+            <w:r>
+              <w:rPr>
+                <w:rFonts w:ascii="BRH Tamil Tab Extra" w:hAnsi="BRH Tamil Tab Extra" w:cs="Latha"/>
+                <w:b/>
+                <w:sz w:val="32"/>
+                <w:szCs w:val="28"/>
+                <w:lang w:val="it-IT" w:bidi="ta-IN"/>
+              </w:rPr>
+              <w:t>…</w:t>
+            </w:r>
+            <w:r>
+              <w:rPr>
+                <w:rFonts w:ascii="Latha" w:hAnsi="Latha" w:cs="Latha"/>
+                <w:b/>
+                <w:bCs/>
+                <w:sz w:val="32"/>
+                <w:szCs w:val="32"/>
+                <w:cs/>
+                <w:lang w:bidi="ta-IN"/>
+              </w:rPr>
+              <w:t>:</w:t>
+            </w:r>
+            <w:r>
+              <w:rPr>
+                <w:rFonts w:ascii="Latha" w:hAnsi="Latha" w:cs="Latha"/>
+                <w:sz w:val="28"/>
+                <w:szCs w:val="28"/>
+                <w:cs/>
+                <w:lang w:bidi="ta-IN"/>
+              </w:rPr>
+              <w:t xml:space="preserve"> </w:t>
+            </w:r>
+            <w:r>
+              <w:rPr>
+                <w:rFonts w:ascii="Latha" w:hAnsi="Latha" w:cs="Latha"/>
+                <w:sz w:val="28"/>
+                <w:szCs w:val="28"/>
+                <w:lang w:val="it-IT" w:bidi="ta-IN"/>
               </w:rPr>
               <w:t>|</w:t>
             </w:r>
@@ -1713,6 +2662,7 @@
                 <w:b/>
                 <w:sz w:val="28"/>
                 <w:szCs w:val="28"/>
+                <w:lang w:val="it-IT"/>
               </w:rPr>
             </w:pPr>
             <w:r>
@@ -1721,26 +2671,50 @@
                 <w:b/>
                 <w:sz w:val="28"/>
                 <w:szCs w:val="28"/>
-              </w:rPr>
-              <w:t>TS 2.3.14.2.</w:t>
-            </w:r>
-            <w:r>
-              <w:rPr>
-                <w:rFonts w:cs="Arial"/>
-                <w:b/>
-                <w:sz w:val="28"/>
-                <w:szCs w:val="28"/>
-              </w:rPr>
-              <w:t xml:space="preserve"> </w:t>
-            </w:r>
-            <w:r>
-              <w:rPr>
-                <w:rFonts w:cs="Arial"/>
-                <w:b/>
-                <w:sz w:val="28"/>
-                <w:szCs w:val="28"/>
-              </w:rPr>
-              <w:t>- Kramam</w:t>
+                <w:lang w:val="it-IT"/>
+              </w:rPr>
+              <w:lastRenderedPageBreak/>
+              <w:t>TS 2.3.</w:t>
+            </w:r>
+            <w:r>
+              <w:rPr>
+                <w:rFonts w:cs="Arial"/>
+                <w:b/>
+                <w:sz w:val="28"/>
+                <w:szCs w:val="28"/>
+                <w:lang w:val="it-IT"/>
+              </w:rPr>
+              <w:t>10</w:t>
+            </w:r>
+            <w:r>
+              <w:rPr>
+                <w:rFonts w:cs="Arial"/>
+                <w:b/>
+                <w:sz w:val="28"/>
+                <w:szCs w:val="28"/>
+                <w:lang w:val="it-IT"/>
+              </w:rPr>
+              <w:t>.</w:t>
+            </w:r>
+            <w:r>
+              <w:rPr>
+                <w:rFonts w:cs="Arial"/>
+                <w:b/>
+                <w:sz w:val="28"/>
+                <w:szCs w:val="28"/>
+                <w:lang w:val="it-IT"/>
+              </w:rPr>
+              <w:t>2</w:t>
+            </w:r>
+            <w:r>
+              <w:rPr>
+                <w:rFonts w:cs="Arial"/>
+                <w:b/>
+                <w:sz w:val="28"/>
+                <w:szCs w:val="28"/>
+                <w:lang w:val="it-IT"/>
+              </w:rPr>
+              <w:t>. - Kramam</w:t>
             </w:r>
           </w:p>
           <w:p>
@@ -1755,6 +2729,7 @@
                 <w:b/>
                 <w:sz w:val="28"/>
                 <w:szCs w:val="28"/>
+                <w:lang w:val="it-IT"/>
               </w:rPr>
             </w:pPr>
             <w:r>
@@ -1763,63 +2738,40 @@
                 <w:b/>
                 <w:sz w:val="28"/>
                 <w:szCs w:val="28"/>
-              </w:rPr>
-              <w:t xml:space="preserve">Krama </w:t>
-            </w:r>
-            <w:r>
-              <w:rPr>
-                <w:rFonts w:cs="Arial"/>
-                <w:b/>
-                <w:sz w:val="28"/>
-                <w:szCs w:val="28"/>
-              </w:rPr>
-              <w:t>Vaakyam</w:t>
-            </w:r>
-            <w:r>
-              <w:rPr>
-                <w:rFonts w:cs="Arial"/>
-                <w:b/>
-                <w:sz w:val="28"/>
-                <w:szCs w:val="28"/>
-              </w:rPr>
-              <w:t xml:space="preserve"> No. </w:t>
-            </w:r>
-            <w:r>
-              <w:rPr>
-                <w:rFonts w:cs="Arial"/>
-                <w:b/>
-                <w:sz w:val="28"/>
-                <w:szCs w:val="28"/>
-              </w:rPr>
-              <w:t xml:space="preserve">- </w:t>
-            </w:r>
-            <w:r>
-              <w:rPr>
-                <w:rFonts w:cs="Arial"/>
-                <w:b/>
-                <w:sz w:val="28"/>
-                <w:szCs w:val="28"/>
-              </w:rPr>
-              <w:t>20</w:t>
-            </w:r>
-            <w:r>
-              <w:rPr>
-                <w:rFonts w:cs="Arial"/>
-                <w:b/>
-                <w:sz w:val="28"/>
-                <w:szCs w:val="28"/>
+                <w:lang w:val="it-IT"/>
+              </w:rPr>
+              <w:t xml:space="preserve">Krama Vaakyam No. - </w:t>
+            </w:r>
+            <w:r>
+              <w:rPr>
+                <w:rFonts w:cs="Arial"/>
+                <w:b/>
+                <w:sz w:val="28"/>
+                <w:szCs w:val="28"/>
+                <w:lang w:val="it-IT"/>
+              </w:rPr>
+              <w:t>32</w:t>
+            </w:r>
+            <w:r>
+              <w:rPr>
+                <w:rFonts w:cs="Arial"/>
+                <w:b/>
+                <w:sz w:val="28"/>
+                <w:szCs w:val="28"/>
+                <w:lang w:val="it-IT"/>
               </w:rPr>
               <w:br/>
-              <w:t xml:space="preserve">Panchaati </w:t>
-            </w:r>
-            <w:r>
-              <w:rPr>
-                <w:rFonts w:cs="Arial"/>
-                <w:b/>
-                <w:sz w:val="28"/>
-                <w:szCs w:val="28"/>
-              </w:rPr>
-              <w:t>No. - 52</w:t>
+              <w:t xml:space="preserve">Panchaati No. - </w:t>
+            </w:r>
+            <w:r>
+              <w:rPr>
+                <w:rFonts w:cs="Arial"/>
+                <w:b/>
+                <w:sz w:val="28"/>
+                <w:szCs w:val="28"/>
+                <w:lang w:val="it-IT"/>
+              </w:rPr>
+              <w:t>39</w:t>
             </w:r>
           </w:p>
         </w:tc>
@@ -1831,12 +2783,12 @@
             <w:pPr>
               <w:spacing w:before="0" w:line="240" w:lineRule="auto"/>
               <w:rPr>
-                <w:rFonts w:ascii="Latha" w:hAnsi="Latha" w:cs="Latha"/>
-                <w:sz w:val="28"/>
-                <w:szCs w:val="28"/>
+                <w:rFonts w:ascii="BRH Malayalam Extra" w:hAnsi="BRH Malayalam Extra" w:cs="BRH Malayalam Extra"/>
+                <w:color w:val="000000"/>
+                <w:sz w:val="40"/>
+                <w:szCs w:val="40"/>
                 <w:highlight w:val="yellow"/>
-                <w:cs/>
-                <w:lang w:bidi="ta-IN"/>
+                <w:lang w:val="it-IT"/>
               </w:rPr>
             </w:pPr>
             <w:r>
@@ -1847,7 +2799,17 @@
                 <w:cs/>
                 <w:lang w:bidi="ta-IN"/>
               </w:rPr>
-              <w:t>அக்</w:t>
+              <w:t>கா</w:t>
+            </w:r>
+            <w:r>
+              <w:rPr>
+                <w:rFonts w:ascii="BRH Tamil Tab Extra" w:hAnsi="BRH Tamil Tab Extra" w:cs="Latha"/>
+                <w:b/>
+                <w:sz w:val="32"/>
+                <w:szCs w:val="28"/>
+                <w:lang w:val="it-IT" w:bidi="ta-IN"/>
+              </w:rPr>
+              <w:t>…</w:t>
             </w:r>
             <w:r>
               <w:rPr>
@@ -1870,7 +2832,27 @@
                 <w:cs/>
                 <w:lang w:bidi="ta-IN"/>
               </w:rPr>
-              <w:t>னீ</w:t>
+              <w:t>ய</w:t>
+            </w:r>
+            <w:r>
+              <w:rPr>
+                <w:rFonts w:ascii="BRH Tamil Tab Extra" w:hAnsi="BRH Tamil Tab Extra" w:cs="Latha"/>
+                <w:b/>
+                <w:sz w:val="32"/>
+                <w:szCs w:val="28"/>
+                <w:lang w:val="it-IT" w:bidi="ta-IN"/>
+              </w:rPr>
+              <w:t>…</w:t>
+            </w:r>
+            <w:r>
+              <w:rPr>
+                <w:rFonts w:ascii="Latha" w:hAnsi="Latha" w:cs="Latha"/>
+                <w:sz w:val="28"/>
+                <w:szCs w:val="28"/>
+                <w:cs/>
+                <w:lang w:bidi="ta-IN"/>
+              </w:rPr>
+              <w:t>த்ரஸ்ய</w:t>
             </w:r>
             <w:r>
               <w:rPr>
@@ -1878,7 +2860,7 @@
                 <w:b/>
                 <w:sz w:val="36"/>
                 <w:szCs w:val="28"/>
-                <w:lang w:bidi="ta-IN"/>
+                <w:lang w:val="it-IT" w:bidi="ta-IN"/>
               </w:rPr>
               <w:t>†</w:t>
             </w:r>
@@ -1887,37 +2869,46 @@
                 <w:rFonts w:ascii="Latha" w:hAnsi="Latha" w:cs="Latha"/>
                 <w:sz w:val="28"/>
                 <w:szCs w:val="28"/>
-                <w:cs/>
-                <w:lang w:bidi="ta-IN"/>
-              </w:rPr>
-              <w:t>ஷோமா வி</w:t>
-            </w:r>
-            <w:r>
-              <w:rPr>
-                <w:rFonts w:ascii="BRH Tamil Tab Extra" w:hAnsi="BRH Tamil Tab Extra" w:cs="Latha"/>
-                <w:b/>
-                <w:sz w:val="32"/>
-                <w:szCs w:val="28"/>
-                <w:lang w:bidi="ta-IN"/>
-              </w:rPr>
-              <w:t>…</w:t>
-            </w:r>
-            <w:r>
-              <w:rPr>
-                <w:rFonts w:ascii="Latha" w:hAnsi="Latha" w:cs="Latha"/>
-                <w:sz w:val="28"/>
-                <w:szCs w:val="28"/>
-                <w:cs/>
-                <w:lang w:bidi="ta-IN"/>
-              </w:rPr>
-              <w:t xml:space="preserve">மம் </w:t>
-            </w:r>
-            <w:r>
-              <w:rPr>
-                <w:rFonts w:ascii="Latha" w:hAnsi="Latha" w:cs="Latha"/>
-                <w:sz w:val="28"/>
-                <w:szCs w:val="28"/>
-                <w:lang w:bidi="ta-IN"/>
+                <w:lang w:val="it-IT" w:bidi="ta-IN"/>
+              </w:rPr>
+              <w:t xml:space="preserve"> </w:t>
+            </w:r>
+            <w:r>
+              <w:rPr>
+                <w:rFonts w:ascii="Latha" w:hAnsi="Latha" w:cs="Latha"/>
+                <w:sz w:val="28"/>
+                <w:szCs w:val="28"/>
+                <w:cs/>
+                <w:lang w:bidi="ta-IN"/>
+              </w:rPr>
+              <w:t>வர்த</w:t>
+            </w:r>
+            <w:r>
+              <w:rPr>
+                <w:rFonts w:ascii="BRH Tamil Tab Extra" w:hAnsi="BRH Tamil Tab Extra" w:cs="Latha"/>
+                <w:b/>
+                <w:sz w:val="32"/>
+                <w:szCs w:val="28"/>
+                <w:lang w:val="it-IT" w:bidi="ta-IN"/>
+              </w:rPr>
+              <w:t>…</w:t>
+            </w:r>
+            <w:r>
+              <w:rPr>
+                <w:rFonts w:ascii="Latha" w:hAnsi="Latha" w:cs="Latha"/>
+                <w:sz w:val="28"/>
+                <w:szCs w:val="28"/>
+                <w:cs/>
+                <w:lang w:bidi="ta-IN"/>
+              </w:rPr>
+              <w:t xml:space="preserve">ன்யா </w:t>
+            </w:r>
+            <w:r>
+              <w:rPr>
+                <w:rFonts w:ascii="Latha" w:hAnsi="Latha" w:cs="Latha"/>
+                <w:sz w:val="28"/>
+                <w:szCs w:val="28"/>
+                <w:lang w:val="it-IT" w:bidi="ta-IN"/>
               </w:rPr>
               <w:t xml:space="preserve">| </w:t>
             </w:r>
@@ -1926,178 +2917,152 @@
                 <w:rFonts w:ascii="Latha" w:hAnsi="Latha" w:cs="Latha"/>
                 <w:sz w:val="28"/>
                 <w:szCs w:val="28"/>
+                <w:cs/>
+                <w:lang w:bidi="ta-IN"/>
+              </w:rPr>
+              <w:t>வ</w:t>
+            </w:r>
+            <w:r>
+              <w:rPr>
+                <w:rFonts w:ascii="BRH Tamil Tab Extra" w:hAnsi="BRH Tamil Tab Extra" w:cs="Latha"/>
+                <w:b/>
+                <w:sz w:val="32"/>
+                <w:szCs w:val="28"/>
+                <w:lang w:val="it-IT" w:bidi="ta-IN"/>
+              </w:rPr>
+              <w:t>…</w:t>
+            </w:r>
+            <w:r>
+              <w:rPr>
+                <w:rFonts w:ascii="Latha" w:hAnsi="Latha" w:cs="Latha"/>
+                <w:sz w:val="28"/>
+                <w:szCs w:val="28"/>
+                <w:cs/>
+                <w:lang w:bidi="ta-IN"/>
+              </w:rPr>
+              <w:t>ர்த</w:t>
+            </w:r>
+            <w:r>
+              <w:rPr>
+                <w:rFonts w:ascii="BRH Tamil Tab Extra" w:hAnsi="BRH Tamil Tab Extra" w:cs="Latha"/>
+                <w:b/>
+                <w:sz w:val="32"/>
+                <w:szCs w:val="28"/>
+                <w:lang w:val="it-IT" w:bidi="ta-IN"/>
+              </w:rPr>
+              <w:t>…</w:t>
+            </w:r>
+            <w:r>
+              <w:rPr>
+                <w:rFonts w:ascii="Latha" w:hAnsi="Latha" w:cs="Latha"/>
+                <w:sz w:val="28"/>
+                <w:szCs w:val="28"/>
+                <w:cs/>
+                <w:lang w:bidi="ta-IN"/>
+              </w:rPr>
+              <w:t>ன்</w:t>
+            </w:r>
+            <w:r>
+              <w:rPr>
+                <w:rFonts w:ascii="Latha" w:hAnsi="Latha" w:cs="Latha"/>
+                <w:sz w:val="28"/>
+                <w:szCs w:val="28"/>
                 <w:highlight w:val="yellow"/>
                 <w:cs/>
                 <w:lang w:bidi="ta-IN"/>
               </w:rPr>
-              <w:t>க்</w:t>
+              <w:t>யோ</w:t>
+            </w:r>
+            <w:r>
+              <w:rPr>
+                <w:rFonts w:ascii="BRH Tamil Tab Extra" w:hAnsi="BRH Tamil Tab Extra" w:cs="Latha"/>
+                <w:b/>
+                <w:sz w:val="32"/>
+                <w:szCs w:val="28"/>
+                <w:lang w:val="it-IT" w:bidi="ta-IN"/>
+              </w:rPr>
+              <w:t>…</w:t>
+            </w:r>
+            <w:r>
+              <w:rPr>
+                <w:rFonts w:ascii="Latha" w:hAnsi="Latha" w:cs="Latha"/>
+                <w:sz w:val="28"/>
+                <w:szCs w:val="28"/>
+                <w:cs/>
+                <w:lang w:bidi="ta-IN"/>
+              </w:rPr>
+              <w:t>பா</w:t>
+            </w:r>
+            <w:r>
+              <w:rPr>
+                <w:rFonts w:ascii="BRH Tamil Tab Extra" w:hAnsi="BRH Tamil Tab Extra" w:cs="Latha"/>
+                <w:b/>
+                <w:sz w:val="32"/>
+                <w:szCs w:val="28"/>
+                <w:lang w:val="it-IT" w:bidi="ta-IN"/>
+              </w:rPr>
+              <w:t>…</w:t>
+            </w:r>
+            <w:r>
+              <w:rPr>
+                <w:rFonts w:ascii="BRH Devanagari Extra" w:hAnsi="BRH Devanagari Extra" w:cs="Latha"/>
+                <w:b/>
+                <w:sz w:val="36"/>
+                <w:szCs w:val="28"/>
+                <w:lang w:val="it-IT" w:bidi="ta-IN"/>
+              </w:rPr>
+              <w:t>óè</w:t>
+            </w:r>
+            <w:r>
+              <w:rPr>
+                <w:rFonts w:ascii="BRH Tamil Tab Extra" w:hAnsi="BRH Tamil Tab Extra" w:cs="Latha"/>
+                <w:b/>
+                <w:sz w:val="32"/>
+                <w:szCs w:val="28"/>
+                <w:lang w:val="it-IT" w:bidi="ta-IN"/>
+              </w:rPr>
+              <w:t>…</w:t>
+            </w:r>
+            <w:r>
+              <w:rPr>
+                <w:rFonts w:ascii="Latha" w:hAnsi="Latha" w:cs="Latha"/>
+                <w:sz w:val="28"/>
+                <w:szCs w:val="28"/>
+                <w:cs/>
+                <w:lang w:bidi="ta-IN"/>
+              </w:rPr>
+              <w:t>ஶோ</w:t>
             </w:r>
             <w:r>
               <w:rPr>
                 <w:rFonts w:ascii="Latha" w:hAnsi="Latha" w:cs="Latha"/>
                 <w:b/>
                 <w:bCs/>
-                <w:position w:val="-12"/>
-                <w:sz w:val="28"/>
-                <w:szCs w:val="28"/>
-                <w:highlight w:val="yellow"/>
-                <w:cs/>
-                <w:lang w:bidi="ta-IN"/>
-              </w:rPr>
-              <w:t>3</w:t>
-            </w:r>
-            <w:r>
-              <w:rPr>
-                <w:rFonts w:ascii="Latha" w:hAnsi="Latha" w:cs="Latha"/>
-                <w:sz w:val="28"/>
-                <w:szCs w:val="28"/>
-                <w:highlight w:val="yellow"/>
-                <w:cs/>
-                <w:lang w:bidi="ta-IN"/>
-              </w:rPr>
-              <w:t>னீ</w:t>
-            </w:r>
-            <w:r>
-              <w:rPr>
-                <w:rFonts w:ascii="BRH Tamil Tab Extra" w:hAnsi="BRH Tamil Tab Extra" w:cs="Latha"/>
-                <w:b/>
-                <w:sz w:val="36"/>
-                <w:szCs w:val="28"/>
-                <w:lang w:bidi="ta-IN"/>
-              </w:rPr>
-              <w:t>†</w:t>
-            </w:r>
-            <w:r>
-              <w:rPr>
-                <w:rFonts w:ascii="Latha" w:hAnsi="Latha" w:cs="Latha"/>
-                <w:sz w:val="28"/>
-                <w:szCs w:val="28"/>
-                <w:cs/>
-                <w:lang w:bidi="ta-IN"/>
-              </w:rPr>
-              <w:t>ஷோமா</w:t>
-            </w:r>
-            <w:r>
-              <w:rPr>
-                <w:rFonts w:ascii="BRH Tamil Tab Extra" w:hAnsi="BRH Tamil Tab Extra" w:cs="Latha"/>
-                <w:b/>
-                <w:sz w:val="32"/>
-                <w:szCs w:val="28"/>
-                <w:lang w:bidi="ta-IN"/>
-              </w:rPr>
-              <w:t>…</w:t>
-            </w:r>
-            <w:r>
-              <w:rPr>
-                <w:rFonts w:ascii="Latha" w:hAnsi="Latha" w:cs="Latha"/>
-                <w:b/>
-                <w:bCs/>
-                <w:sz w:val="32"/>
-                <w:szCs w:val="32"/>
-                <w:lang w:bidi="ta-IN"/>
-              </w:rPr>
-              <w:t>,</w:t>
-            </w:r>
-            <w:r>
-              <w:rPr>
-                <w:rFonts w:ascii="Latha" w:hAnsi="Latha" w:cs="Latha"/>
-                <w:sz w:val="28"/>
-                <w:szCs w:val="28"/>
-                <w:cs/>
-                <w:lang w:bidi="ta-IN"/>
-              </w:rPr>
-              <w:t>வித்யக்</w:t>
-            </w:r>
-            <w:r>
-              <w:rPr>
-                <w:rFonts w:ascii="Latha" w:hAnsi="Latha" w:cs="Latha"/>
-                <w:b/>
-                <w:bCs/>
-                <w:position w:val="-12"/>
-                <w:sz w:val="28"/>
-                <w:szCs w:val="28"/>
-                <w:cs/>
-                <w:lang w:bidi="ta-IN"/>
-              </w:rPr>
-              <w:t>3</w:t>
-            </w:r>
-            <w:r>
-              <w:rPr>
-                <w:rFonts w:ascii="Latha" w:hAnsi="Latha" w:cs="Latha"/>
-                <w:sz w:val="28"/>
-                <w:szCs w:val="28"/>
-                <w:cs/>
-                <w:lang w:bidi="ta-IN"/>
-              </w:rPr>
-              <w:t>னீ</w:t>
-            </w:r>
-            <w:r>
-              <w:rPr>
-                <w:rFonts w:ascii="BRH Tamil Tab Extra" w:hAnsi="BRH Tamil Tab Extra" w:cs="Latha"/>
-                <w:b/>
-                <w:sz w:val="36"/>
-                <w:szCs w:val="28"/>
-                <w:lang w:bidi="ta-IN"/>
-              </w:rPr>
-              <w:t>‡</w:t>
-            </w:r>
-            <w:r>
-              <w:rPr>
-                <w:rFonts w:ascii="Latha" w:hAnsi="Latha" w:cs="Latha"/>
-                <w:sz w:val="28"/>
-                <w:szCs w:val="28"/>
-                <w:lang w:bidi="ta-IN"/>
-              </w:rPr>
-              <w:t xml:space="preserve"> - </w:t>
-            </w:r>
-            <w:r>
-              <w:rPr>
-                <w:rFonts w:ascii="Latha" w:hAnsi="Latha" w:cs="Latha"/>
-                <w:sz w:val="28"/>
-                <w:szCs w:val="28"/>
-                <w:cs/>
-                <w:lang w:bidi="ta-IN"/>
-              </w:rPr>
-              <w:t>ஸோ</w:t>
-            </w:r>
-            <w:r>
-              <w:rPr>
-                <w:rFonts w:ascii="BRH Tamil Tab Extra" w:hAnsi="BRH Tamil Tab Extra" w:cs="Latha"/>
-                <w:b/>
-                <w:sz w:val="32"/>
-                <w:szCs w:val="28"/>
-                <w:lang w:bidi="ta-IN"/>
-              </w:rPr>
-              <w:t>…</w:t>
-            </w:r>
-            <w:r>
-              <w:rPr>
-                <w:rFonts w:ascii="Latha" w:hAnsi="Latha" w:cs="Latha"/>
-                <w:sz w:val="28"/>
-                <w:szCs w:val="28"/>
-                <w:cs/>
-                <w:lang w:bidi="ta-IN"/>
-              </w:rPr>
-              <w:t>மௌ</w:t>
-            </w:r>
-            <w:r>
-              <w:rPr>
-                <w:rFonts w:ascii="BRH Tamil Tab Extra" w:hAnsi="BRH Tamil Tab Extra" w:cs="Latha"/>
-                <w:b/>
-                <w:sz w:val="32"/>
-                <w:szCs w:val="28"/>
-                <w:lang w:bidi="ta-IN"/>
-              </w:rPr>
-              <w:t>…</w:t>
-            </w:r>
-            <w:r>
-              <w:rPr>
-                <w:rFonts w:ascii="Latha" w:hAnsi="Latha" w:cs="Latha"/>
-                <w:sz w:val="28"/>
-                <w:szCs w:val="28"/>
-                <w:lang w:bidi="ta-IN"/>
-              </w:rPr>
-              <w:t xml:space="preserve"> |</w:t>
+                <w:sz w:val="32"/>
+                <w:szCs w:val="32"/>
+                <w:cs/>
+                <w:lang w:bidi="ta-IN"/>
+              </w:rPr>
+              <w:t>:</w:t>
+            </w:r>
+            <w:r>
+              <w:rPr>
+                <w:rFonts w:ascii="Latha" w:hAnsi="Latha" w:cs="Latha"/>
+                <w:sz w:val="28"/>
+                <w:szCs w:val="28"/>
+                <w:cs/>
+                <w:lang w:bidi="ta-IN"/>
+              </w:rPr>
+              <w:t xml:space="preserve"> </w:t>
+            </w:r>
+            <w:r>
+              <w:rPr>
+                <w:rFonts w:ascii="Latha" w:hAnsi="Latha" w:cs="Latha"/>
+                <w:sz w:val="28"/>
+                <w:szCs w:val="28"/>
+                <w:lang w:val="it-IT" w:bidi="ta-IN"/>
+              </w:rPr>
+              <w:t>|</w:t>
             </w:r>
           </w:p>
         </w:tc>
@@ -2109,12 +3074,12 @@
             <w:pPr>
               <w:spacing w:before="0" w:line="240" w:lineRule="auto"/>
               <w:rPr>
-                <w:rFonts w:ascii="Latha" w:hAnsi="Latha" w:cs="Latha"/>
-                <w:sz w:val="28"/>
-                <w:szCs w:val="28"/>
+                <w:rFonts w:ascii="BRH Malayalam Extra" w:hAnsi="BRH Malayalam Extra" w:cs="BRH Malayalam Extra"/>
+                <w:color w:val="000000"/>
+                <w:sz w:val="40"/>
+                <w:szCs w:val="40"/>
                 <w:highlight w:val="green"/>
-                <w:cs/>
-                <w:lang w:bidi="ta-IN"/>
+                <w:lang w:val="it-IT"/>
               </w:rPr>
             </w:pPr>
             <w:r>
@@ -2125,7 +3090,17 @@
                 <w:cs/>
                 <w:lang w:bidi="ta-IN"/>
               </w:rPr>
-              <w:t>அக்</w:t>
+              <w:t>கா</w:t>
+            </w:r>
+            <w:r>
+              <w:rPr>
+                <w:rFonts w:ascii="BRH Tamil Tab Extra" w:hAnsi="BRH Tamil Tab Extra" w:cs="Latha"/>
+                <w:b/>
+                <w:sz w:val="32"/>
+                <w:szCs w:val="28"/>
+                <w:lang w:val="it-IT" w:bidi="ta-IN"/>
+              </w:rPr>
+              <w:t>…</w:t>
             </w:r>
             <w:r>
               <w:rPr>
@@ -2148,7 +3123,27 @@
                 <w:cs/>
                 <w:lang w:bidi="ta-IN"/>
               </w:rPr>
-              <w:t>னீ</w:t>
+              <w:t>ய</w:t>
+            </w:r>
+            <w:r>
+              <w:rPr>
+                <w:rFonts w:ascii="BRH Tamil Tab Extra" w:hAnsi="BRH Tamil Tab Extra" w:cs="Latha"/>
+                <w:b/>
+                <w:sz w:val="32"/>
+                <w:szCs w:val="28"/>
+                <w:lang w:val="it-IT" w:bidi="ta-IN"/>
+              </w:rPr>
+              <w:t>…</w:t>
+            </w:r>
+            <w:r>
+              <w:rPr>
+                <w:rFonts w:ascii="Latha" w:hAnsi="Latha" w:cs="Latha"/>
+                <w:sz w:val="28"/>
+                <w:szCs w:val="28"/>
+                <w:cs/>
+                <w:lang w:bidi="ta-IN"/>
+              </w:rPr>
+              <w:t>த்ரஸ்ய</w:t>
             </w:r>
             <w:r>
               <w:rPr>
@@ -2156,7 +3151,7 @@
                 <w:b/>
                 <w:sz w:val="36"/>
                 <w:szCs w:val="28"/>
-                <w:lang w:bidi="ta-IN"/>
+                <w:lang w:val="it-IT" w:bidi="ta-IN"/>
               </w:rPr>
               <w:t>†</w:t>
             </w:r>
@@ -2165,37 +3160,46 @@
                 <w:rFonts w:ascii="Latha" w:hAnsi="Latha" w:cs="Latha"/>
                 <w:sz w:val="28"/>
                 <w:szCs w:val="28"/>
-                <w:cs/>
-                <w:lang w:bidi="ta-IN"/>
-              </w:rPr>
-              <w:t>ஷோமா வி</w:t>
-            </w:r>
-            <w:r>
-              <w:rPr>
-                <w:rFonts w:ascii="BRH Tamil Tab Extra" w:hAnsi="BRH Tamil Tab Extra" w:cs="Latha"/>
-                <w:b/>
-                <w:sz w:val="32"/>
-                <w:szCs w:val="28"/>
-                <w:lang w:bidi="ta-IN"/>
-              </w:rPr>
-              <w:t>…</w:t>
-            </w:r>
-            <w:r>
-              <w:rPr>
-                <w:rFonts w:ascii="Latha" w:hAnsi="Latha" w:cs="Latha"/>
-                <w:sz w:val="28"/>
-                <w:szCs w:val="28"/>
-                <w:cs/>
-                <w:lang w:bidi="ta-IN"/>
-              </w:rPr>
-              <w:t xml:space="preserve">மம் </w:t>
-            </w:r>
-            <w:r>
-              <w:rPr>
-                <w:rFonts w:ascii="Latha" w:hAnsi="Latha" w:cs="Latha"/>
-                <w:sz w:val="28"/>
-                <w:szCs w:val="28"/>
-                <w:lang w:bidi="ta-IN"/>
+                <w:lang w:val="it-IT" w:bidi="ta-IN"/>
+              </w:rPr>
+              <w:t xml:space="preserve"> </w:t>
+            </w:r>
+            <w:r>
+              <w:rPr>
+                <w:rFonts w:ascii="Latha" w:hAnsi="Latha" w:cs="Latha"/>
+                <w:sz w:val="28"/>
+                <w:szCs w:val="28"/>
+                <w:cs/>
+                <w:lang w:bidi="ta-IN"/>
+              </w:rPr>
+              <w:t>வர்த</w:t>
+            </w:r>
+            <w:r>
+              <w:rPr>
+                <w:rFonts w:ascii="BRH Tamil Tab Extra" w:hAnsi="BRH Tamil Tab Extra" w:cs="Latha"/>
+                <w:b/>
+                <w:sz w:val="32"/>
+                <w:szCs w:val="28"/>
+                <w:lang w:val="it-IT" w:bidi="ta-IN"/>
+              </w:rPr>
+              <w:t>…</w:t>
+            </w:r>
+            <w:r>
+              <w:rPr>
+                <w:rFonts w:ascii="Latha" w:hAnsi="Latha" w:cs="Latha"/>
+                <w:sz w:val="28"/>
+                <w:szCs w:val="28"/>
+                <w:cs/>
+                <w:lang w:bidi="ta-IN"/>
+              </w:rPr>
+              <w:t xml:space="preserve">ன்யா </w:t>
+            </w:r>
+            <w:r>
+              <w:rPr>
+                <w:rFonts w:ascii="Latha" w:hAnsi="Latha" w:cs="Latha"/>
+                <w:sz w:val="28"/>
+                <w:szCs w:val="28"/>
+                <w:lang w:val="it-IT" w:bidi="ta-IN"/>
               </w:rPr>
               <w:t xml:space="preserve">| </w:t>
             </w:r>
@@ -2204,11 +3208,323 @@
                 <w:rFonts w:ascii="Latha" w:hAnsi="Latha" w:cs="Latha"/>
                 <w:sz w:val="28"/>
                 <w:szCs w:val="28"/>
+                <w:cs/>
+                <w:lang w:bidi="ta-IN"/>
+              </w:rPr>
+              <w:t>வ</w:t>
+            </w:r>
+            <w:r>
+              <w:rPr>
+                <w:rFonts w:ascii="BRH Tamil Tab Extra" w:hAnsi="BRH Tamil Tab Extra" w:cs="Latha"/>
+                <w:b/>
+                <w:sz w:val="32"/>
+                <w:szCs w:val="28"/>
+                <w:lang w:val="it-IT" w:bidi="ta-IN"/>
+              </w:rPr>
+              <w:t>…</w:t>
+            </w:r>
+            <w:r>
+              <w:rPr>
+                <w:rFonts w:ascii="Latha" w:hAnsi="Latha" w:cs="Latha"/>
+                <w:sz w:val="28"/>
+                <w:szCs w:val="28"/>
+                <w:cs/>
+                <w:lang w:bidi="ta-IN"/>
+              </w:rPr>
+              <w:t>ர்த</w:t>
+            </w:r>
+            <w:r>
+              <w:rPr>
+                <w:rFonts w:ascii="BRH Tamil Tab Extra" w:hAnsi="BRH Tamil Tab Extra" w:cs="Latha"/>
+                <w:b/>
+                <w:sz w:val="32"/>
+                <w:szCs w:val="28"/>
+                <w:lang w:val="it-IT" w:bidi="ta-IN"/>
+              </w:rPr>
+              <w:t>…</w:t>
+            </w:r>
+            <w:r>
+              <w:rPr>
+                <w:rFonts w:ascii="Latha" w:hAnsi="Latha" w:cs="Latha"/>
+                <w:sz w:val="28"/>
+                <w:szCs w:val="28"/>
+                <w:cs/>
+                <w:lang w:bidi="ta-IN"/>
+              </w:rPr>
+              <w:t>ன்</w:t>
+            </w:r>
+            <w:r>
+              <w:rPr>
+                <w:rFonts w:ascii="Latha" w:hAnsi="Latha" w:cs="Latha"/>
+                <w:sz w:val="28"/>
+                <w:szCs w:val="28"/>
                 <w:highlight w:val="green"/>
                 <w:cs/>
                 <w:lang w:bidi="ta-IN"/>
               </w:rPr>
-              <w:t>அக்</w:t>
+              <w:t>யோ</w:t>
+            </w:r>
+            <w:r>
+              <w:rPr>
+                <w:rFonts w:ascii="Latha" w:hAnsi="Latha" w:cs="Latha"/>
+                <w:sz w:val="28"/>
+                <w:szCs w:val="28"/>
+                <w:cs/>
+                <w:lang w:bidi="ta-IN"/>
+              </w:rPr>
+              <w:t>பா</w:t>
+            </w:r>
+            <w:r>
+              <w:rPr>
+                <w:rFonts w:ascii="BRH Tamil Tab Extra" w:hAnsi="BRH Tamil Tab Extra" w:cs="Latha"/>
+                <w:b/>
+                <w:sz w:val="32"/>
+                <w:szCs w:val="28"/>
+                <w:lang w:val="it-IT" w:bidi="ta-IN"/>
+              </w:rPr>
+              <w:t>…</w:t>
+            </w:r>
+            <w:r>
+              <w:rPr>
+                <w:rFonts w:ascii="BRH Devanagari Extra" w:hAnsi="BRH Devanagari Extra" w:cs="Latha"/>
+                <w:b/>
+                <w:sz w:val="36"/>
+                <w:szCs w:val="28"/>
+                <w:lang w:val="it-IT" w:bidi="ta-IN"/>
+              </w:rPr>
+              <w:t>óè</w:t>
+            </w:r>
+            <w:r>
+              <w:rPr>
+                <w:rFonts w:ascii="BRH Tamil Tab Extra" w:hAnsi="BRH Tamil Tab Extra" w:cs="Latha"/>
+                <w:b/>
+                <w:sz w:val="32"/>
+                <w:szCs w:val="28"/>
+                <w:lang w:val="it-IT" w:bidi="ta-IN"/>
+              </w:rPr>
+              <w:t>…</w:t>
+            </w:r>
+            <w:r>
+              <w:rPr>
+                <w:rFonts w:ascii="Latha" w:hAnsi="Latha" w:cs="Latha"/>
+                <w:sz w:val="28"/>
+                <w:szCs w:val="28"/>
+                <w:cs/>
+                <w:lang w:bidi="ta-IN"/>
+              </w:rPr>
+              <w:t>ஶோ</w:t>
+            </w:r>
+            <w:r>
+              <w:rPr>
+                <w:rFonts w:ascii="Latha" w:hAnsi="Latha" w:cs="Latha"/>
+                <w:b/>
+                <w:bCs/>
+                <w:sz w:val="32"/>
+                <w:szCs w:val="32"/>
+                <w:cs/>
+                <w:lang w:bidi="ta-IN"/>
+              </w:rPr>
+              <w:t>:</w:t>
+            </w:r>
+            <w:r>
+              <w:rPr>
+                <w:rFonts w:ascii="Latha" w:hAnsi="Latha" w:cs="Latha"/>
+                <w:sz w:val="28"/>
+                <w:szCs w:val="28"/>
+                <w:cs/>
+                <w:lang w:bidi="ta-IN"/>
+              </w:rPr>
+              <w:t xml:space="preserve"> </w:t>
+            </w:r>
+            <w:r>
+              <w:rPr>
+                <w:rFonts w:ascii="Latha" w:hAnsi="Latha" w:cs="Latha"/>
+                <w:sz w:val="28"/>
+                <w:szCs w:val="28"/>
+                <w:lang w:val="it-IT" w:bidi="ta-IN"/>
+              </w:rPr>
+              <w:t>|</w:t>
+            </w:r>
+          </w:p>
+        </w:tc>
+      </w:tr>
+      <w:tr>
+        <w:trPr>
+          <w:trHeight w:val="841"/>
+        </w:trPr>
+        <w:tc>
+          <w:tcPr>
+            <w:tcW w:w="3877" w:type="dxa"/>
+          </w:tcPr>
+          <w:p>
+            <w:pPr>
+              <w:widowControl w:val="0"/>
+              <w:autoSpaceDE w:val="0"/>
+              <w:autoSpaceDN w:val="0"/>
+              <w:adjustRightInd w:val="0"/>
+              <w:spacing w:before="0" w:line="240" w:lineRule="auto"/>
+              <w:rPr>
+                <w:rFonts w:cs="Arial"/>
+                <w:b/>
+                <w:sz w:val="28"/>
+                <w:szCs w:val="28"/>
+                <w:lang w:val="it-IT"/>
+              </w:rPr>
+            </w:pPr>
+            <w:r>
+              <w:rPr>
+                <w:rFonts w:cs="Arial"/>
+                <w:b/>
+                <w:sz w:val="28"/>
+                <w:szCs w:val="28"/>
+                <w:lang w:val="it-IT"/>
+              </w:rPr>
+              <w:t>TS 2.3.</w:t>
+            </w:r>
+            <w:r>
+              <w:rPr>
+                <w:rFonts w:cs="Arial"/>
+                <w:b/>
+                <w:sz w:val="28"/>
+                <w:szCs w:val="28"/>
+                <w:lang w:val="it-IT"/>
+              </w:rPr>
+              <w:t>10</w:t>
+            </w:r>
+            <w:r>
+              <w:rPr>
+                <w:rFonts w:cs="Arial"/>
+                <w:b/>
+                <w:sz w:val="28"/>
+                <w:szCs w:val="28"/>
+                <w:lang w:val="it-IT"/>
+              </w:rPr>
+              <w:t>.</w:t>
+            </w:r>
+            <w:r>
+              <w:rPr>
+                <w:rFonts w:cs="Arial"/>
+                <w:b/>
+                <w:sz w:val="28"/>
+                <w:szCs w:val="28"/>
+                <w:lang w:val="it-IT"/>
+              </w:rPr>
+              <w:t>3</w:t>
+            </w:r>
+            <w:r>
+              <w:rPr>
+                <w:rFonts w:cs="Arial"/>
+                <w:b/>
+                <w:sz w:val="28"/>
+                <w:szCs w:val="28"/>
+                <w:lang w:val="it-IT"/>
+              </w:rPr>
+              <w:t>. - Kramam</w:t>
+            </w:r>
+          </w:p>
+          <w:p>
+            <w:pPr>
+              <w:widowControl w:val="0"/>
+              <w:autoSpaceDE w:val="0"/>
+              <w:autoSpaceDN w:val="0"/>
+              <w:adjustRightInd w:val="0"/>
+              <w:spacing w:before="0" w:line="240" w:lineRule="auto"/>
+              <w:rPr>
+                <w:rFonts w:cs="Arial"/>
+                <w:b/>
+                <w:sz w:val="28"/>
+                <w:szCs w:val="28"/>
+                <w:lang w:val="it-IT"/>
+              </w:rPr>
+            </w:pPr>
+            <w:r>
+              <w:rPr>
+                <w:rFonts w:cs="Arial"/>
+                <w:b/>
+                <w:sz w:val="28"/>
+                <w:szCs w:val="28"/>
+                <w:lang w:val="it-IT"/>
+              </w:rPr>
+              <w:t xml:space="preserve">Krama Vaakyam No. - </w:t>
+            </w:r>
+            <w:r>
+              <w:rPr>
+                <w:rFonts w:cs="Arial"/>
+                <w:b/>
+                <w:sz w:val="28"/>
+                <w:szCs w:val="28"/>
+                <w:lang w:val="it-IT"/>
+              </w:rPr>
+              <w:t>40</w:t>
+            </w:r>
+            <w:r>
+              <w:rPr>
+                <w:rFonts w:cs="Arial"/>
+                <w:b/>
+                <w:sz w:val="28"/>
+                <w:szCs w:val="28"/>
+                <w:lang w:val="it-IT"/>
+              </w:rPr>
+              <w:br/>
+              <w:t xml:space="preserve">Panchaati No. - </w:t>
+            </w:r>
+            <w:r>
+              <w:rPr>
+                <w:rFonts w:cs="Arial"/>
+                <w:b/>
+                <w:sz w:val="28"/>
+                <w:szCs w:val="28"/>
+                <w:lang w:val="it-IT"/>
+              </w:rPr>
+              <w:t>40</w:t>
+            </w:r>
+          </w:p>
+        </w:tc>
+        <w:tc>
+          <w:tcPr>
+            <w:tcW w:w="4738" w:type="dxa"/>
+          </w:tcPr>
+          <w:p>
+            <w:pPr>
+              <w:spacing w:before="0" w:line="240" w:lineRule="auto"/>
+              <w:rPr>
+                <w:rFonts w:ascii="BRH Malayalam Extra" w:hAnsi="BRH Malayalam Extra" w:cs="BRH Malayalam Extra"/>
+                <w:color w:val="000000"/>
+                <w:sz w:val="40"/>
+                <w:szCs w:val="40"/>
+                <w:highlight w:val="yellow"/>
+                <w:lang w:val="it-IT"/>
+              </w:rPr>
+            </w:pPr>
+            <w:r>
+              <w:rPr>
+                <w:rFonts w:ascii="Latha" w:hAnsi="Latha" w:cs="Latha"/>
+                <w:sz w:val="28"/>
+                <w:szCs w:val="28"/>
+                <w:cs/>
+                <w:lang w:bidi="ta-IN"/>
+              </w:rPr>
+              <w:t>அ</w:t>
+            </w:r>
+            <w:r>
+              <w:rPr>
+                <w:rFonts w:ascii="BRH Tamil Tab Extra" w:hAnsi="BRH Tamil Tab Extra" w:cs="Latha"/>
+                <w:b/>
+                <w:sz w:val="32"/>
+                <w:szCs w:val="28"/>
+                <w:lang w:val="it-IT" w:bidi="ta-IN"/>
+              </w:rPr>
+              <w:t>…</w:t>
+            </w:r>
+            <w:r>
+              <w:rPr>
+                <w:rFonts w:ascii="Latha" w:hAnsi="Latha" w:cs="Latha"/>
+                <w:sz w:val="28"/>
+                <w:szCs w:val="28"/>
+                <w:cs/>
+                <w:lang w:bidi="ta-IN"/>
+              </w:rPr>
+              <w:t>க்</w:t>
             </w:r>
             <w:r>
               <w:rPr>
@@ -2218,7 +3534,6 @@
                 <w:position w:val="-12"/>
                 <w:sz w:val="28"/>
                 <w:szCs w:val="28"/>
-                <w:highlight w:val="green"/>
                 <w:cs/>
                 <w:lang w:bidi="ta-IN"/>
               </w:rPr>
@@ -2229,11 +3544,31 @@
                 <w:rFonts w:ascii="Latha" w:hAnsi="Latha" w:cs="Latha"/>
                 <w:sz w:val="28"/>
                 <w:szCs w:val="28"/>
-                <w:highlight w:val="green"/>
-                <w:cs/>
-                <w:lang w:bidi="ta-IN"/>
-              </w:rPr>
-              <w:t>னீ</w:t>
+                <w:cs/>
+                <w:lang w:bidi="ta-IN"/>
+              </w:rPr>
+              <w:t>னி</w:t>
+            </w:r>
+            <w:r>
+              <w:rPr>
+                <w:rFonts w:ascii="Latha" w:hAnsi="Latha" w:cs="Latha"/>
+                <w:sz w:val="28"/>
+                <w:szCs w:val="28"/>
+                <w:highlight w:val="yellow"/>
+                <w:cs/>
+                <w:lang w:bidi="ta-IN"/>
+              </w:rPr>
+              <w:t>ர் ஆ</w:t>
+            </w:r>
+            <w:r>
+              <w:rPr>
+                <w:rFonts w:ascii="Latha" w:hAnsi="Latha" w:cs="Latha"/>
+                <w:sz w:val="28"/>
+                <w:szCs w:val="28"/>
+                <w:cs/>
+                <w:lang w:bidi="ta-IN"/>
+              </w:rPr>
+              <w:t>யு</w:t>
             </w:r>
             <w:r>
               <w:rPr>
@@ -2241,8 +3576,7 @@
                 <w:b/>
                 <w:sz w:val="36"/>
                 <w:szCs w:val="28"/>
-                <w:highlight w:val="green"/>
-                <w:lang w:bidi="ta-IN"/>
+                <w:lang w:val="it-IT" w:bidi="ta-IN"/>
               </w:rPr>
               <w:t>†</w:t>
             </w:r>
@@ -2254,38 +3588,66 @@
                 <w:cs/>
                 <w:lang w:bidi="ta-IN"/>
               </w:rPr>
-              <w:t>ஷோமா</w:t>
-            </w:r>
-            <w:r>
-              <w:rPr>
-                <w:rFonts w:ascii="BRH Tamil Tab Extra" w:hAnsi="BRH Tamil Tab Extra" w:cs="Latha"/>
-                <w:b/>
-                <w:sz w:val="32"/>
-                <w:szCs w:val="28"/>
-                <w:lang w:bidi="ta-IN"/>
-              </w:rPr>
-              <w:t>…</w:t>
-            </w:r>
-            <w:r>
-              <w:rPr>
-                <w:rFonts w:ascii="Latha" w:hAnsi="Latha" w:cs="Latha"/>
-                <w:b/>
-                <w:bCs/>
-                <w:sz w:val="32"/>
-                <w:szCs w:val="32"/>
-                <w:lang w:bidi="ta-IN"/>
-              </w:rPr>
-              <w:t>,</w:t>
-            </w:r>
-            <w:r>
-              <w:rPr>
-                <w:rFonts w:ascii="Latha" w:hAnsi="Latha" w:cs="Latha"/>
-                <w:sz w:val="28"/>
-                <w:szCs w:val="28"/>
-                <w:cs/>
-                <w:lang w:bidi="ta-IN"/>
-              </w:rPr>
-              <w:t>வித்யக்</w:t>
+              <w:t xml:space="preserve">ஷ்மான் </w:t>
+            </w:r>
+            <w:r>
+              <w:rPr>
+                <w:rFonts w:ascii="Latha" w:hAnsi="Latha" w:cs="Latha"/>
+                <w:sz w:val="28"/>
+                <w:szCs w:val="28"/>
+                <w:lang w:val="it-IT" w:bidi="ta-IN"/>
+              </w:rPr>
+              <w:t xml:space="preserve">| </w:t>
+            </w:r>
+            <w:r>
+              <w:rPr>
+                <w:rFonts w:ascii="Latha" w:hAnsi="Latha" w:cs="Latha"/>
+                <w:sz w:val="28"/>
+                <w:szCs w:val="28"/>
+                <w:cs/>
+                <w:lang w:bidi="ta-IN"/>
+              </w:rPr>
+              <w:t>ஆயு</w:t>
+            </w:r>
+            <w:r>
+              <w:rPr>
+                <w:rFonts w:ascii="BRH Tamil Tab Extra" w:hAnsi="BRH Tamil Tab Extra" w:cs="Latha"/>
+                <w:b/>
+                <w:sz w:val="36"/>
+                <w:szCs w:val="28"/>
+                <w:lang w:val="it-IT" w:bidi="ta-IN"/>
+              </w:rPr>
+              <w:t>†</w:t>
+            </w:r>
+            <w:r>
+              <w:rPr>
+                <w:rFonts w:ascii="Latha" w:hAnsi="Latha" w:cs="Latha"/>
+                <w:sz w:val="28"/>
+                <w:szCs w:val="28"/>
+                <w:cs/>
+                <w:lang w:bidi="ta-IN"/>
+              </w:rPr>
+              <w:t>ஷ்மா</w:t>
+            </w:r>
+            <w:r>
+              <w:rPr>
+                <w:rFonts w:ascii="BRH Tamil Tab Extra" w:hAnsi="BRH Tamil Tab Extra" w:cs="Latha"/>
+                <w:b/>
+                <w:sz w:val="32"/>
+                <w:szCs w:val="28"/>
+                <w:lang w:val="it-IT" w:bidi="ta-IN"/>
+              </w:rPr>
+              <w:t>…</w:t>
+            </w:r>
+            <w:r>
+              <w:rPr>
+                <w:rFonts w:ascii="Latha" w:hAnsi="Latha" w:cs="Latha"/>
+                <w:sz w:val="28"/>
+                <w:szCs w:val="28"/>
+                <w:cs/>
+                <w:lang w:bidi="ta-IN"/>
+              </w:rPr>
+              <w:t>ந்த்</w:t>
             </w:r>
             <w:r>
               <w:rPr>
@@ -2298,6 +3660,108 @@
                 <w:cs/>
                 <w:lang w:bidi="ta-IN"/>
               </w:rPr>
+              <w:t>2</w:t>
+            </w:r>
+            <w:r>
+              <w:rPr>
+                <w:rFonts w:ascii="Latha" w:hAnsi="Latha" w:cs="Latha"/>
+                <w:sz w:val="28"/>
+                <w:szCs w:val="28"/>
+                <w:cs/>
+                <w:lang w:bidi="ta-IN"/>
+              </w:rPr>
+              <w:t xml:space="preserve"> ஸ</w:t>
+            </w:r>
+            <w:r>
+              <w:rPr>
+                <w:rFonts w:ascii="Latha" w:hAnsi="Latha" w:cs="Latha"/>
+                <w:b/>
+                <w:bCs/>
+                <w:sz w:val="32"/>
+                <w:szCs w:val="32"/>
+                <w:cs/>
+                <w:lang w:bidi="ta-IN"/>
+              </w:rPr>
+              <w:t>:</w:t>
+            </w:r>
+            <w:r>
+              <w:rPr>
+                <w:rFonts w:ascii="Latha" w:hAnsi="Latha" w:cs="Latha"/>
+                <w:sz w:val="28"/>
+                <w:szCs w:val="28"/>
+                <w:cs/>
+                <w:lang w:bidi="ta-IN"/>
+              </w:rPr>
+              <w:t xml:space="preserve"> </w:t>
+            </w:r>
+            <w:r>
+              <w:rPr>
+                <w:rFonts w:ascii="Latha" w:hAnsi="Latha" w:cs="Latha"/>
+                <w:sz w:val="28"/>
+                <w:szCs w:val="28"/>
+                <w:lang w:val="it-IT" w:bidi="ta-IN"/>
+              </w:rPr>
+              <w:t>|</w:t>
+            </w:r>
+          </w:p>
+        </w:tc>
+        <w:tc>
+          <w:tcPr>
+            <w:tcW w:w="5220" w:type="dxa"/>
+          </w:tcPr>
+          <w:p>
+            <w:pPr>
+              <w:spacing w:before="0" w:line="240" w:lineRule="auto"/>
+              <w:rPr>
+                <w:rFonts w:ascii="BRH Malayalam Extra" w:hAnsi="BRH Malayalam Extra" w:cs="BRH Malayalam Extra"/>
+                <w:color w:val="000000"/>
+                <w:sz w:val="40"/>
+                <w:szCs w:val="40"/>
+                <w:highlight w:val="green"/>
+                <w:lang w:val="it-IT"/>
+              </w:rPr>
+            </w:pPr>
+            <w:r>
+              <w:rPr>
+                <w:rFonts w:ascii="Latha" w:hAnsi="Latha" w:cs="Latha"/>
+                <w:sz w:val="28"/>
+                <w:szCs w:val="28"/>
+                <w:cs/>
+                <w:lang w:bidi="ta-IN"/>
+              </w:rPr>
+              <w:t>அ</w:t>
+            </w:r>
+            <w:r>
+              <w:rPr>
+                <w:rFonts w:ascii="BRH Tamil Tab Extra" w:hAnsi="BRH Tamil Tab Extra" w:cs="Latha"/>
+                <w:b/>
+                <w:sz w:val="32"/>
+                <w:szCs w:val="28"/>
+                <w:lang w:val="it-IT" w:bidi="ta-IN"/>
+              </w:rPr>
+              <w:t>…</w:t>
+            </w:r>
+            <w:r>
+              <w:rPr>
+                <w:rFonts w:ascii="Latha" w:hAnsi="Latha" w:cs="Latha"/>
+                <w:sz w:val="28"/>
+                <w:szCs w:val="28"/>
+                <w:cs/>
+                <w:lang w:bidi="ta-IN"/>
+              </w:rPr>
+              <w:t>க்</w:t>
+            </w:r>
+            <w:r>
+              <w:rPr>
+                <w:rFonts w:ascii="Latha" w:hAnsi="Latha" w:cs="Latha"/>
+                <w:b/>
+                <w:bCs/>
+                <w:position w:val="-12"/>
+                <w:sz w:val="28"/>
+                <w:szCs w:val="28"/>
+                <w:cs/>
+                <w:lang w:bidi="ta-IN"/>
+              </w:rPr>
               <w:t>3</w:t>
             </w:r>
             <w:r>
@@ -2308,7 +3772,28 @@
                 <w:cs/>
                 <w:lang w:bidi="ta-IN"/>
               </w:rPr>
-              <w:t>னீ</w:t>
+              <w:t>னி</w:t>
+            </w:r>
+            <w:r>
+              <w:rPr>
+                <w:rFonts w:ascii="Latha" w:hAnsi="Latha" w:cs="Latha"/>
+                <w:sz w:val="28"/>
+                <w:szCs w:val="28"/>
+                <w:highlight w:val="green"/>
+                <w:cs/>
+                <w:lang w:bidi="ta-IN"/>
+              </w:rPr>
+              <w:t>ரா</w:t>
+            </w:r>
+            <w:r>
+              <w:rPr>
+                <w:rFonts w:ascii="Latha" w:hAnsi="Latha" w:cs="Latha"/>
+                <w:sz w:val="28"/>
+                <w:szCs w:val="28"/>
+                <w:cs/>
+                <w:lang w:bidi="ta-IN"/>
+              </w:rPr>
+              <w:t>யு</w:t>
             </w:r>
             <w:r>
               <w:rPr>
@@ -2316,67 +3801,132 @@
                 <w:b/>
                 <w:sz w:val="36"/>
                 <w:szCs w:val="28"/>
-                <w:lang w:bidi="ta-IN"/>
-              </w:rPr>
-              <w:t>‡</w:t>
-            </w:r>
-            <w:r>
-              <w:rPr>
-                <w:rFonts w:ascii="Latha" w:hAnsi="Latha" w:cs="Latha"/>
-                <w:sz w:val="28"/>
-                <w:szCs w:val="28"/>
-                <w:lang w:bidi="ta-IN"/>
-              </w:rPr>
-              <w:t xml:space="preserve"> - </w:t>
-            </w:r>
-            <w:r>
-              <w:rPr>
-                <w:rFonts w:ascii="Latha" w:hAnsi="Latha" w:cs="Latha"/>
-                <w:sz w:val="28"/>
-                <w:szCs w:val="28"/>
-                <w:cs/>
-                <w:lang w:bidi="ta-IN"/>
-              </w:rPr>
-              <w:t>ஸோ</w:t>
-            </w:r>
-            <w:r>
-              <w:rPr>
-                <w:rFonts w:ascii="BRH Tamil Tab Extra" w:hAnsi="BRH Tamil Tab Extra" w:cs="Latha"/>
-                <w:b/>
-                <w:sz w:val="32"/>
-                <w:szCs w:val="28"/>
-                <w:lang w:bidi="ta-IN"/>
-              </w:rPr>
-              <w:t>…</w:t>
-            </w:r>
-            <w:r>
-              <w:rPr>
-                <w:rFonts w:ascii="Latha" w:hAnsi="Latha" w:cs="Latha"/>
-                <w:sz w:val="28"/>
-                <w:szCs w:val="28"/>
-                <w:cs/>
-                <w:lang w:bidi="ta-IN"/>
-              </w:rPr>
-              <w:t>மௌ</w:t>
-            </w:r>
-            <w:r>
-              <w:rPr>
-                <w:rFonts w:ascii="BRH Tamil Tab Extra" w:hAnsi="BRH Tamil Tab Extra" w:cs="Latha"/>
-                <w:b/>
-                <w:sz w:val="32"/>
-                <w:szCs w:val="28"/>
-                <w:lang w:bidi="ta-IN"/>
-              </w:rPr>
-              <w:t>…</w:t>
-            </w:r>
-            <w:r>
-              <w:rPr>
-                <w:rFonts w:ascii="Latha" w:hAnsi="Latha" w:cs="Latha"/>
-                <w:sz w:val="28"/>
-                <w:szCs w:val="28"/>
-                <w:lang w:bidi="ta-IN"/>
-              </w:rPr>
-              <w:t xml:space="preserve"> |</w:t>
+                <w:lang w:val="it-IT" w:bidi="ta-IN"/>
+              </w:rPr>
+              <w:t>†</w:t>
+            </w:r>
+            <w:r>
+              <w:rPr>
+                <w:rFonts w:ascii="Latha" w:hAnsi="Latha" w:cs="Latha"/>
+                <w:sz w:val="28"/>
+                <w:szCs w:val="28"/>
+                <w:cs/>
+                <w:lang w:bidi="ta-IN"/>
+              </w:rPr>
+              <w:t xml:space="preserve">ஷ்மான் </w:t>
+            </w:r>
+            <w:r>
+              <w:rPr>
+                <w:rFonts w:ascii="Latha" w:hAnsi="Latha" w:cs="Latha"/>
+                <w:sz w:val="28"/>
+                <w:szCs w:val="28"/>
+                <w:lang w:val="it-IT" w:bidi="ta-IN"/>
+              </w:rPr>
+              <w:t xml:space="preserve">| </w:t>
+            </w:r>
+            <w:r>
+              <w:rPr>
+                <w:rFonts w:ascii="Latha" w:hAnsi="Latha" w:cs="Latha"/>
+                <w:sz w:val="28"/>
+                <w:szCs w:val="28"/>
+                <w:cs/>
+                <w:lang w:bidi="ta-IN"/>
+              </w:rPr>
+              <w:t>ஆயு</w:t>
+            </w:r>
+            <w:r>
+              <w:rPr>
+                <w:rFonts w:ascii="BRH Tamil Tab Extra" w:hAnsi="BRH Tamil Tab Extra" w:cs="Latha"/>
+                <w:b/>
+                <w:sz w:val="36"/>
+                <w:szCs w:val="28"/>
+                <w:lang w:val="it-IT" w:bidi="ta-IN"/>
+              </w:rPr>
+              <w:t>†</w:t>
+            </w:r>
+            <w:r>
+              <w:rPr>
+                <w:rFonts w:ascii="Latha" w:hAnsi="Latha" w:cs="Latha"/>
+                <w:sz w:val="28"/>
+                <w:szCs w:val="28"/>
+                <w:cs/>
+                <w:lang w:bidi="ta-IN"/>
+              </w:rPr>
+              <w:t>ஷ்மா</w:t>
+            </w:r>
+            <w:r>
+              <w:rPr>
+                <w:rFonts w:ascii="BRH Tamil Tab Extra" w:hAnsi="BRH Tamil Tab Extra" w:cs="Latha"/>
+                <w:b/>
+                <w:sz w:val="32"/>
+                <w:szCs w:val="28"/>
+                <w:lang w:val="it-IT" w:bidi="ta-IN"/>
+              </w:rPr>
+              <w:t>…</w:t>
+            </w:r>
+            <w:r>
+              <w:rPr>
+                <w:rFonts w:ascii="Latha" w:hAnsi="Latha" w:cs="Latha"/>
+                <w:sz w:val="28"/>
+                <w:szCs w:val="28"/>
+                <w:cs/>
+                <w:lang w:bidi="ta-IN"/>
+              </w:rPr>
+              <w:t>ந்த்</w:t>
+            </w:r>
+            <w:r>
+              <w:rPr>
+                <w:rFonts w:ascii="Latha" w:hAnsi="Latha" w:cs="Latha"/>
+                <w:b/>
+                <w:bCs/>
+                <w:position w:val="-12"/>
+                <w:sz w:val="28"/>
+                <w:szCs w:val="28"/>
+                <w:cs/>
+                <w:lang w:bidi="ta-IN"/>
+              </w:rPr>
+              <w:t>2</w:t>
+            </w:r>
+            <w:r>
+              <w:rPr>
+                <w:rFonts w:ascii="Latha" w:hAnsi="Latha" w:cs="Latha"/>
+                <w:sz w:val="28"/>
+                <w:szCs w:val="28"/>
+                <w:cs/>
+                <w:lang w:bidi="ta-IN"/>
+              </w:rPr>
+              <w:t xml:space="preserve"> ஸ</w:t>
+            </w:r>
+            <w:r>
+              <w:rPr>
+                <w:rFonts w:ascii="Latha" w:hAnsi="Latha" w:cs="Latha"/>
+                <w:b/>
+                <w:bCs/>
+                <w:sz w:val="32"/>
+                <w:szCs w:val="32"/>
+                <w:cs/>
+                <w:lang w:bidi="ta-IN"/>
+              </w:rPr>
+              <w:t>:</w:t>
+            </w:r>
+            <w:r>
+              <w:rPr>
+                <w:rFonts w:ascii="Latha" w:hAnsi="Latha" w:cs="Latha"/>
+                <w:sz w:val="28"/>
+                <w:szCs w:val="28"/>
+                <w:cs/>
+                <w:lang w:bidi="ta-IN"/>
+              </w:rPr>
+              <w:t xml:space="preserve"> </w:t>
+            </w:r>
+            <w:r>
+              <w:rPr>
+                <w:rFonts w:ascii="Latha" w:hAnsi="Latha" w:cs="Latha"/>
+                <w:sz w:val="28"/>
+                <w:szCs w:val="28"/>
+                <w:lang w:val="it-IT" w:bidi="ta-IN"/>
+              </w:rPr>
+              <w:t>|</w:t>
             </w:r>
           </w:p>
         </w:tc>
@@ -2401,6 +3951,7 @@
                 <w:b/>
                 <w:sz w:val="28"/>
                 <w:szCs w:val="28"/>
+                <w:lang w:val="it-IT"/>
               </w:rPr>
             </w:pPr>
             <w:r>
@@ -2409,26 +3960,49 @@
                 <w:b/>
                 <w:sz w:val="28"/>
                 <w:szCs w:val="28"/>
-              </w:rPr>
-              <w:t>TS 2.3.14.6.</w:t>
-            </w:r>
-            <w:r>
-              <w:rPr>
-                <w:rFonts w:cs="Arial"/>
-                <w:b/>
-                <w:sz w:val="28"/>
-                <w:szCs w:val="28"/>
-              </w:rPr>
-              <w:t xml:space="preserve"> </w:t>
-            </w:r>
-            <w:r>
-              <w:rPr>
-                <w:rFonts w:cs="Arial"/>
-                <w:b/>
-                <w:sz w:val="28"/>
-                <w:szCs w:val="28"/>
-              </w:rPr>
-              <w:t>- Kramam</w:t>
+                <w:lang w:val="it-IT"/>
+              </w:rPr>
+              <w:t>TS 2.3.</w:t>
+            </w:r>
+            <w:r>
+              <w:rPr>
+                <w:rFonts w:cs="Arial"/>
+                <w:b/>
+                <w:sz w:val="28"/>
+                <w:szCs w:val="28"/>
+                <w:lang w:val="it-IT"/>
+              </w:rPr>
+              <w:t>10</w:t>
+            </w:r>
+            <w:r>
+              <w:rPr>
+                <w:rFonts w:cs="Arial"/>
+                <w:b/>
+                <w:sz w:val="28"/>
+                <w:szCs w:val="28"/>
+                <w:lang w:val="it-IT"/>
+              </w:rPr>
+              <w:t>.</w:t>
+            </w:r>
+            <w:r>
+              <w:rPr>
+                <w:rFonts w:cs="Arial"/>
+                <w:b/>
+                <w:sz w:val="28"/>
+                <w:szCs w:val="28"/>
+                <w:lang w:val="it-IT"/>
+              </w:rPr>
+              <w:t>3</w:t>
+            </w:r>
+            <w:r>
+              <w:rPr>
+                <w:rFonts w:cs="Arial"/>
+                <w:b/>
+                <w:sz w:val="28"/>
+                <w:szCs w:val="28"/>
+                <w:lang w:val="it-IT"/>
+              </w:rPr>
+              <w:t>. - Kramam</w:t>
             </w:r>
           </w:p>
           <w:p>
@@ -2443,6 +4017,7 @@
                 <w:b/>
                 <w:sz w:val="28"/>
                 <w:szCs w:val="28"/>
+                <w:lang w:val="it-IT"/>
               </w:rPr>
             </w:pPr>
             <w:r>
@@ -2451,72 +4026,40 @@
                 <w:b/>
                 <w:sz w:val="28"/>
                 <w:szCs w:val="28"/>
-              </w:rPr>
-              <w:t xml:space="preserve">Krama </w:t>
-            </w:r>
-            <w:r>
-              <w:rPr>
-                <w:rFonts w:cs="Arial"/>
-                <w:b/>
-                <w:sz w:val="28"/>
-                <w:szCs w:val="28"/>
-              </w:rPr>
-              <w:t>Vaakyam</w:t>
-            </w:r>
-            <w:r>
-              <w:rPr>
-                <w:rFonts w:cs="Arial"/>
-                <w:b/>
-                <w:sz w:val="28"/>
-                <w:szCs w:val="28"/>
-              </w:rPr>
-              <w:t xml:space="preserve"> No. </w:t>
-            </w:r>
-            <w:r>
-              <w:rPr>
-                <w:rFonts w:cs="Arial"/>
-                <w:b/>
-                <w:sz w:val="28"/>
-                <w:szCs w:val="28"/>
-              </w:rPr>
-              <w:t xml:space="preserve">- </w:t>
-            </w:r>
-            <w:r>
-              <w:rPr>
-                <w:rFonts w:cs="Arial"/>
-                <w:b/>
-                <w:sz w:val="28"/>
-                <w:szCs w:val="28"/>
-              </w:rPr>
-              <w:t>11</w:t>
-            </w:r>
-            <w:r>
-              <w:rPr>
-                <w:rFonts w:cs="Arial"/>
-                <w:b/>
-                <w:sz w:val="28"/>
-                <w:szCs w:val="28"/>
+                <w:lang w:val="it-IT"/>
+              </w:rPr>
+              <w:t xml:space="preserve">Krama Vaakyam No. - </w:t>
+            </w:r>
+            <w:r>
+              <w:rPr>
+                <w:rFonts w:cs="Arial"/>
+                <w:b/>
+                <w:sz w:val="28"/>
+                <w:szCs w:val="28"/>
+                <w:lang w:val="it-IT"/>
+              </w:rPr>
+              <w:t>43</w:t>
+            </w:r>
+            <w:r>
+              <w:rPr>
+                <w:rFonts w:cs="Arial"/>
+                <w:b/>
+                <w:sz w:val="28"/>
+                <w:szCs w:val="28"/>
+                <w:lang w:val="it-IT"/>
               </w:rPr>
               <w:br/>
-              <w:t xml:space="preserve">Panchaati </w:t>
-            </w:r>
-            <w:r>
-              <w:rPr>
-                <w:rFonts w:cs="Arial"/>
-                <w:b/>
-                <w:sz w:val="28"/>
-                <w:szCs w:val="28"/>
-              </w:rPr>
-              <w:t>No. - 5</w:t>
-            </w:r>
-            <w:r>
-              <w:rPr>
-                <w:rFonts w:cs="Arial"/>
-                <w:b/>
-                <w:sz w:val="28"/>
-                <w:szCs w:val="28"/>
-              </w:rPr>
-              <w:t>6</w:t>
+              <w:t xml:space="preserve">Panchaati No. - </w:t>
+            </w:r>
+            <w:r>
+              <w:rPr>
+                <w:rFonts w:cs="Arial"/>
+                <w:b/>
+                <w:sz w:val="28"/>
+                <w:szCs w:val="28"/>
+                <w:lang w:val="it-IT"/>
+              </w:rPr>
+              <w:t>40</w:t>
             </w:r>
           </w:p>
         </w:tc>
@@ -2528,11 +4071,12 @@
             <w:pPr>
               <w:spacing w:before="0" w:line="240" w:lineRule="auto"/>
               <w:rPr>
-                <w:rFonts w:ascii="Latha" w:hAnsi="Latha" w:cs="Latha"/>
-                <w:sz w:val="28"/>
-                <w:szCs w:val="28"/>
-                <w:cs/>
-                <w:lang w:bidi="ta-IN"/>
+                <w:rFonts w:ascii="BRH Malayalam Extra" w:hAnsi="BRH Malayalam Extra" w:cs="BRH Malayalam Extra"/>
+                <w:color w:val="000000"/>
+                <w:sz w:val="40"/>
+                <w:szCs w:val="40"/>
+                <w:highlight w:val="yellow"/>
+                <w:lang w:val="it-IT"/>
               </w:rPr>
             </w:pPr>
             <w:r>
@@ -2540,11 +4084,50 @@
                 <w:rFonts w:ascii="Latha" w:hAnsi="Latha" w:cs="Latha"/>
                 <w:sz w:val="28"/>
                 <w:szCs w:val="28"/>
-                <w:highlight w:val="yellow"/>
-                <w:cs/>
-                <w:lang w:bidi="ta-IN"/>
-              </w:rPr>
-              <w:t>ப</w:t>
+                <w:cs/>
+                <w:lang w:bidi="ta-IN"/>
+              </w:rPr>
+              <w:t>ஸ வன</w:t>
+            </w:r>
+            <w:r>
+              <w:rPr>
+                <w:rFonts w:ascii="BRH Tamil Tab Extra" w:hAnsi="BRH Tamil Tab Extra" w:cs="Latha"/>
+                <w:b/>
+                <w:sz w:val="32"/>
+                <w:szCs w:val="28"/>
+                <w:lang w:val="it-IT" w:bidi="ta-IN"/>
+              </w:rPr>
+              <w:t>…</w:t>
+            </w:r>
+            <w:r>
+              <w:rPr>
+                <w:rFonts w:ascii="Latha" w:hAnsi="Latha" w:cs="Latha"/>
+                <w:sz w:val="28"/>
+                <w:szCs w:val="28"/>
+                <w:cs/>
+                <w:lang w:bidi="ta-IN"/>
+              </w:rPr>
+              <w:t>ஸ்பதி</w:t>
+            </w:r>
+            <w:r>
+              <w:rPr>
+                <w:rFonts w:ascii="BRH Tamil Tab Extra" w:hAnsi="BRH Tamil Tab Extra" w:cs="Latha"/>
+                <w:b/>
+                <w:sz w:val="36"/>
+                <w:szCs w:val="28"/>
+                <w:lang w:val="it-IT" w:bidi="ta-IN"/>
+              </w:rPr>
+              <w:t>†</w:t>
+            </w:r>
+            <w:r>
+              <w:rPr>
+                <w:rFonts w:ascii="Latha" w:hAnsi="Latha" w:cs="Latha"/>
+                <w:sz w:val="28"/>
+                <w:szCs w:val="28"/>
+                <w:cs/>
+                <w:lang w:bidi="ta-IN"/>
+              </w:rPr>
+              <w:t>பி</w:t>
             </w:r>
             <w:r>
               <w:rPr>
@@ -2554,48 +4137,29 @@
                 <w:position w:val="-12"/>
                 <w:sz w:val="28"/>
                 <w:szCs w:val="28"/>
-                <w:highlight w:val="yellow"/>
-                <w:cs/>
-                <w:lang w:bidi="ta-IN"/>
-              </w:rPr>
-              <w:t>3</w:t>
-            </w:r>
-            <w:r>
-              <w:rPr>
-                <w:rFonts w:ascii="Latha" w:hAnsi="Latha" w:cs="Latha"/>
-                <w:sz w:val="28"/>
-                <w:szCs w:val="28"/>
-                <w:highlight w:val="yellow"/>
-                <w:cs/>
-                <w:lang w:bidi="ta-IN"/>
-              </w:rPr>
-              <w:t>ஹ்</w:t>
-            </w:r>
-            <w:r>
-              <w:rPr>
-                <w:rFonts w:ascii="Latha" w:hAnsi="Latha" w:cs="Latha"/>
-                <w:sz w:val="28"/>
-                <w:szCs w:val="28"/>
-                <w:cs/>
-                <w:lang w:bidi="ta-IN"/>
-              </w:rPr>
-              <w:t>ம</w:t>
-            </w:r>
-            <w:r>
-              <w:rPr>
-                <w:rFonts w:ascii="BRH Tamil Tab Extra" w:hAnsi="BRH Tamil Tab Extra" w:cs="Latha"/>
-                <w:b/>
-                <w:sz w:val="32"/>
-                <w:szCs w:val="28"/>
-                <w:lang w:bidi="ta-IN"/>
-              </w:rPr>
-              <w:t>…</w:t>
-            </w:r>
-            <w:r>
-              <w:rPr>
-                <w:rFonts w:ascii="Latha" w:hAnsi="Latha" w:cs="Latha"/>
-                <w:sz w:val="28"/>
-                <w:szCs w:val="28"/>
+                <w:cs/>
+                <w:lang w:bidi="ta-IN"/>
+              </w:rPr>
+              <w:t>4</w:t>
+            </w:r>
+            <w:r>
+              <w:rPr>
+                <w:rFonts w:ascii="Latha" w:hAnsi="Latha" w:cs="Latha"/>
+                <w:b/>
+                <w:bCs/>
+                <w:sz w:val="32"/>
+                <w:szCs w:val="32"/>
+                <w:cs/>
+                <w:lang w:bidi="ta-IN"/>
+              </w:rPr>
+              <w:t>:</w:t>
+            </w:r>
+            <w:r>
+              <w:rPr>
+                <w:rFonts w:ascii="Latha" w:hAnsi="Latha" w:cs="Latha"/>
+                <w:sz w:val="28"/>
+                <w:szCs w:val="28"/>
+                <w:cs/>
                 <w:lang w:bidi="ta-IN"/>
               </w:rPr>
               <w:t xml:space="preserve"> </w:t>
@@ -2605,10 +4169,69 @@
                 <w:rFonts w:ascii="Latha" w:hAnsi="Latha" w:cs="Latha"/>
                 <w:sz w:val="28"/>
                 <w:szCs w:val="28"/>
-                <w:cs/>
-                <w:lang w:bidi="ta-IN"/>
-              </w:rPr>
-              <w:t>ப்</w:t>
+                <w:lang w:val="it-IT" w:bidi="ta-IN"/>
+              </w:rPr>
+              <w:t xml:space="preserve">| </w:t>
+            </w:r>
+            <w:r>
+              <w:rPr>
+                <w:rFonts w:ascii="Latha" w:hAnsi="Latha" w:cs="Latha"/>
+                <w:sz w:val="28"/>
+                <w:szCs w:val="28"/>
+                <w:cs/>
+                <w:lang w:bidi="ta-IN"/>
+              </w:rPr>
+              <w:t>வன</w:t>
+            </w:r>
+            <w:r>
+              <w:rPr>
+                <w:rFonts w:ascii="BRH Tamil Tab Extra" w:hAnsi="BRH Tamil Tab Extra" w:cs="Latha"/>
+                <w:b/>
+                <w:sz w:val="32"/>
+                <w:szCs w:val="28"/>
+                <w:lang w:val="it-IT" w:bidi="ta-IN"/>
+              </w:rPr>
+              <w:t>…</w:t>
+            </w:r>
+            <w:r>
+              <w:rPr>
+                <w:rFonts w:ascii="Latha" w:hAnsi="Latha" w:cs="Latha"/>
+                <w:sz w:val="28"/>
+                <w:szCs w:val="28"/>
+                <w:cs/>
+                <w:lang w:bidi="ta-IN"/>
+              </w:rPr>
+              <w:t>ஸ்பதி</w:t>
+            </w:r>
+            <w:r>
+              <w:rPr>
+                <w:rFonts w:ascii="BRH Tamil Tab Extra" w:hAnsi="BRH Tamil Tab Extra" w:cs="Latha"/>
+                <w:b/>
+                <w:sz w:val="36"/>
+                <w:szCs w:val="28"/>
+                <w:lang w:val="it-IT" w:bidi="ta-IN"/>
+              </w:rPr>
+              <w:t>†</w:t>
+            </w:r>
+            <w:r>
+              <w:rPr>
+                <w:rFonts w:ascii="Latha" w:hAnsi="Latha" w:cs="Latha"/>
+                <w:sz w:val="28"/>
+                <w:szCs w:val="28"/>
+                <w:cs/>
+                <w:lang w:bidi="ta-IN"/>
+              </w:rPr>
+              <w:t>பி</w:t>
+            </w:r>
+            <w:r>
+              <w:rPr>
+                <w:rFonts w:ascii="BRH Tamil Tab Extra" w:hAnsi="BRH Tamil Tab Extra" w:cs="Latha"/>
+                <w:b/>
+                <w:sz w:val="32"/>
+                <w:szCs w:val="28"/>
+                <w:lang w:val="it-IT" w:bidi="ta-IN"/>
+              </w:rPr>
+              <w:t>…</w:t>
             </w:r>
             <w:r>
               <w:rPr>
@@ -2621,17 +4244,28 @@
                 <w:cs/>
                 <w:lang w:bidi="ta-IN"/>
               </w:rPr>
-              <w:t>3</w:t>
-            </w:r>
-            <w:r>
-              <w:rPr>
-                <w:rFonts w:ascii="Latha" w:hAnsi="Latha" w:cs="Latha"/>
-                <w:sz w:val="28"/>
-                <w:szCs w:val="28"/>
-                <w:cs/>
-                <w:lang w:bidi="ta-IN"/>
-              </w:rPr>
-              <w:t>ரஹ்ம</w:t>
+              <w:t>4</w:t>
+            </w:r>
+            <w:r>
+              <w:rPr>
+                <w:rFonts w:ascii="Latha" w:hAnsi="Latha" w:cs="Latha"/>
+                <w:sz w:val="28"/>
+                <w:szCs w:val="28"/>
+                <w:highlight w:val="yellow"/>
+                <w:cs/>
+                <w:lang w:bidi="ta-IN"/>
+              </w:rPr>
+              <w:t>ர் ஆ</w:t>
+            </w:r>
+            <w:r>
+              <w:rPr>
+                <w:rFonts w:ascii="Latha" w:hAnsi="Latha" w:cs="Latha"/>
+                <w:sz w:val="28"/>
+                <w:szCs w:val="28"/>
+                <w:cs/>
+                <w:lang w:bidi="ta-IN"/>
+              </w:rPr>
+              <w:t>யு</w:t>
             </w:r>
             <w:r>
               <w:rPr>
@@ -2639,7 +4273,7 @@
                 <w:b/>
                 <w:sz w:val="36"/>
                 <w:szCs w:val="28"/>
-                <w:lang w:bidi="ta-IN"/>
+                <w:lang w:val="it-IT" w:bidi="ta-IN"/>
               </w:rPr>
               <w:t>†</w:t>
             </w:r>
@@ -2651,48 +4285,84 @@
                 <w:cs/>
                 <w:lang w:bidi="ta-IN"/>
               </w:rPr>
-              <w:t>ண</w:t>
-            </w:r>
-            <w:r>
-              <w:rPr>
-                <w:rFonts w:ascii="Latha" w:hAnsi="Latha" w:cs="Latha"/>
-                <w:b/>
-                <w:bCs/>
-                <w:sz w:val="32"/>
-                <w:szCs w:val="32"/>
-                <w:cs/>
-                <w:lang w:bidi="ta-IN"/>
-              </w:rPr>
-              <w:t>:</w:t>
-            </w:r>
-            <w:r>
-              <w:rPr>
-                <w:rFonts w:ascii="Latha" w:hAnsi="Latha" w:cs="Latha"/>
-                <w:sz w:val="28"/>
-                <w:szCs w:val="28"/>
-                <w:cs/>
-                <w:lang w:bidi="ta-IN"/>
-              </w:rPr>
-              <w:t xml:space="preserve"> </w:t>
-            </w:r>
-            <w:r>
-              <w:rPr>
-                <w:rFonts w:ascii="Latha" w:hAnsi="Latha" w:cs="Latha"/>
-                <w:sz w:val="28"/>
-                <w:szCs w:val="28"/>
-                <w:lang w:bidi="ta-IN"/>
-              </w:rPr>
-              <w:t xml:space="preserve">| </w:t>
-            </w:r>
-            <w:r>
-              <w:rPr>
-                <w:rFonts w:ascii="Latha" w:hAnsi="Latha" w:cs="Latha"/>
-                <w:sz w:val="28"/>
-                <w:szCs w:val="28"/>
-                <w:cs/>
-                <w:lang w:bidi="ta-IN"/>
-              </w:rPr>
-              <w:t>ப்</w:t>
+              <w:t xml:space="preserve">ஷ்மான் </w:t>
+            </w:r>
+            <w:r>
+              <w:rPr>
+                <w:rFonts w:ascii="Latha" w:hAnsi="Latha" w:cs="Latha"/>
+                <w:sz w:val="28"/>
+                <w:szCs w:val="28"/>
+                <w:lang w:val="it-IT" w:bidi="ta-IN"/>
+              </w:rPr>
+              <w:t>|</w:t>
+            </w:r>
+          </w:p>
+        </w:tc>
+        <w:tc>
+          <w:tcPr>
+            <w:tcW w:w="5220" w:type="dxa"/>
+          </w:tcPr>
+          <w:p>
+            <w:pPr>
+              <w:spacing w:before="0" w:line="240" w:lineRule="auto"/>
+              <w:rPr>
+                <w:rFonts w:ascii="BRH Malayalam Extra" w:hAnsi="BRH Malayalam Extra" w:cs="BRH Malayalam Extra"/>
+                <w:color w:val="000000"/>
+                <w:sz w:val="40"/>
+                <w:szCs w:val="40"/>
+                <w:highlight w:val="green"/>
+                <w:lang w:val="it-IT"/>
+              </w:rPr>
+            </w:pPr>
+            <w:r>
+              <w:rPr>
+                <w:rFonts w:ascii="Latha" w:hAnsi="Latha" w:cs="Latha"/>
+                <w:sz w:val="28"/>
+                <w:szCs w:val="28"/>
+                <w:cs/>
+                <w:lang w:bidi="ta-IN"/>
+              </w:rPr>
+              <w:t>ஸ வன</w:t>
+            </w:r>
+            <w:r>
+              <w:rPr>
+                <w:rFonts w:ascii="BRH Tamil Tab Extra" w:hAnsi="BRH Tamil Tab Extra" w:cs="Latha"/>
+                <w:b/>
+                <w:sz w:val="32"/>
+                <w:szCs w:val="28"/>
+                <w:lang w:val="it-IT" w:bidi="ta-IN"/>
+              </w:rPr>
+              <w:t>…</w:t>
+            </w:r>
+            <w:r>
+              <w:rPr>
+                <w:rFonts w:ascii="Latha" w:hAnsi="Latha" w:cs="Latha"/>
+                <w:sz w:val="28"/>
+                <w:szCs w:val="28"/>
+                <w:cs/>
+                <w:lang w:bidi="ta-IN"/>
+              </w:rPr>
+              <w:t>ஸ்பதி</w:t>
+            </w:r>
+            <w:r>
+              <w:rPr>
+                <w:rFonts w:ascii="BRH Tamil Tab Extra" w:hAnsi="BRH Tamil Tab Extra" w:cs="Latha"/>
+                <w:b/>
+                <w:sz w:val="36"/>
+                <w:szCs w:val="28"/>
+                <w:lang w:val="it-IT" w:bidi="ta-IN"/>
+              </w:rPr>
+              <w:t>†</w:t>
+            </w:r>
+            <w:r>
+              <w:rPr>
+                <w:rFonts w:ascii="Latha" w:hAnsi="Latha" w:cs="Latha"/>
+                <w:sz w:val="28"/>
+                <w:szCs w:val="28"/>
+                <w:cs/>
+                <w:lang w:bidi="ta-IN"/>
+              </w:rPr>
+              <w:t>பி</w:t>
             </w:r>
             <w:r>
               <w:rPr>
@@ -2705,6 +4375,284 @@
                 <w:cs/>
                 <w:lang w:bidi="ta-IN"/>
               </w:rPr>
+              <w:t>4</w:t>
+            </w:r>
+            <w:r>
+              <w:rPr>
+                <w:rFonts w:ascii="Latha" w:hAnsi="Latha" w:cs="Latha"/>
+                <w:b/>
+                <w:bCs/>
+                <w:sz w:val="32"/>
+                <w:szCs w:val="32"/>
+                <w:cs/>
+                <w:lang w:bidi="ta-IN"/>
+              </w:rPr>
+              <w:t>:</w:t>
+            </w:r>
+            <w:r>
+              <w:rPr>
+                <w:rFonts w:ascii="Latha" w:hAnsi="Latha" w:cs="Latha"/>
+                <w:sz w:val="28"/>
+                <w:szCs w:val="28"/>
+                <w:cs/>
+                <w:lang w:bidi="ta-IN"/>
+              </w:rPr>
+              <w:t xml:space="preserve"> </w:t>
+            </w:r>
+            <w:r>
+              <w:rPr>
+                <w:rFonts w:ascii="Latha" w:hAnsi="Latha" w:cs="Latha"/>
+                <w:sz w:val="28"/>
+                <w:szCs w:val="28"/>
+                <w:lang w:val="it-IT" w:bidi="ta-IN"/>
+              </w:rPr>
+              <w:t xml:space="preserve">| </w:t>
+            </w:r>
+            <w:r>
+              <w:rPr>
+                <w:rFonts w:ascii="Latha" w:hAnsi="Latha" w:cs="Latha"/>
+                <w:sz w:val="28"/>
+                <w:szCs w:val="28"/>
+                <w:cs/>
+                <w:lang w:bidi="ta-IN"/>
+              </w:rPr>
+              <w:t>வன</w:t>
+            </w:r>
+            <w:r>
+              <w:rPr>
+                <w:rFonts w:ascii="BRH Tamil Tab Extra" w:hAnsi="BRH Tamil Tab Extra" w:cs="Latha"/>
+                <w:b/>
+                <w:sz w:val="32"/>
+                <w:szCs w:val="28"/>
+                <w:lang w:val="it-IT" w:bidi="ta-IN"/>
+              </w:rPr>
+              <w:t>…</w:t>
+            </w:r>
+            <w:r>
+              <w:rPr>
+                <w:rFonts w:ascii="Latha" w:hAnsi="Latha" w:cs="Latha"/>
+                <w:sz w:val="28"/>
+                <w:szCs w:val="28"/>
+                <w:cs/>
+                <w:lang w:bidi="ta-IN"/>
+              </w:rPr>
+              <w:t>ஸ்பதி</w:t>
+            </w:r>
+            <w:r>
+              <w:rPr>
+                <w:rFonts w:ascii="BRH Tamil Tab Extra" w:hAnsi="BRH Tamil Tab Extra" w:cs="Latha"/>
+                <w:b/>
+                <w:sz w:val="36"/>
+                <w:szCs w:val="28"/>
+                <w:lang w:val="it-IT" w:bidi="ta-IN"/>
+              </w:rPr>
+              <w:t>†</w:t>
+            </w:r>
+            <w:r>
+              <w:rPr>
+                <w:rFonts w:ascii="Latha" w:hAnsi="Latha" w:cs="Latha"/>
+                <w:sz w:val="28"/>
+                <w:szCs w:val="28"/>
+                <w:cs/>
+                <w:lang w:bidi="ta-IN"/>
+              </w:rPr>
+              <w:t>பி</w:t>
+            </w:r>
+            <w:r>
+              <w:rPr>
+                <w:rFonts w:ascii="BRH Tamil Tab Extra" w:hAnsi="BRH Tamil Tab Extra" w:cs="Latha"/>
+                <w:b/>
+                <w:sz w:val="32"/>
+                <w:szCs w:val="28"/>
+                <w:lang w:val="it-IT" w:bidi="ta-IN"/>
+              </w:rPr>
+              <w:t>…</w:t>
+            </w:r>
+            <w:r>
+              <w:rPr>
+                <w:rFonts w:ascii="Latha" w:hAnsi="Latha" w:cs="Latha"/>
+                <w:b/>
+                <w:bCs/>
+                <w:position w:val="-12"/>
+                <w:sz w:val="28"/>
+                <w:szCs w:val="28"/>
+                <w:cs/>
+                <w:lang w:bidi="ta-IN"/>
+              </w:rPr>
+              <w:t>4</w:t>
+            </w:r>
+            <w:r>
+              <w:rPr>
+                <w:rFonts w:ascii="Latha" w:hAnsi="Latha" w:cs="Latha"/>
+                <w:sz w:val="28"/>
+                <w:szCs w:val="28"/>
+                <w:highlight w:val="green"/>
+                <w:cs/>
+                <w:lang w:bidi="ta-IN"/>
+              </w:rPr>
+              <w:t>ரா</w:t>
+            </w:r>
+            <w:r>
+              <w:rPr>
+                <w:rFonts w:ascii="Latha" w:hAnsi="Latha" w:cs="Latha"/>
+                <w:sz w:val="28"/>
+                <w:szCs w:val="28"/>
+                <w:cs/>
+                <w:lang w:bidi="ta-IN"/>
+              </w:rPr>
+              <w:t>யு</w:t>
+            </w:r>
+            <w:r>
+              <w:rPr>
+                <w:rFonts w:ascii="BRH Tamil Tab Extra" w:hAnsi="BRH Tamil Tab Extra" w:cs="Latha"/>
+                <w:b/>
+                <w:sz w:val="36"/>
+                <w:szCs w:val="28"/>
+                <w:lang w:val="it-IT" w:bidi="ta-IN"/>
+              </w:rPr>
+              <w:t>†</w:t>
+            </w:r>
+            <w:r>
+              <w:rPr>
+                <w:rFonts w:ascii="Latha" w:hAnsi="Latha" w:cs="Latha"/>
+                <w:sz w:val="28"/>
+                <w:szCs w:val="28"/>
+                <w:cs/>
+                <w:lang w:bidi="ta-IN"/>
+              </w:rPr>
+              <w:t xml:space="preserve">ஷ்மான் </w:t>
+            </w:r>
+            <w:r>
+              <w:rPr>
+                <w:rFonts w:ascii="Latha" w:hAnsi="Latha" w:cs="Latha"/>
+                <w:sz w:val="28"/>
+                <w:szCs w:val="28"/>
+                <w:lang w:val="it-IT" w:bidi="ta-IN"/>
+              </w:rPr>
+              <w:t>|</w:t>
+            </w:r>
+          </w:p>
+        </w:tc>
+      </w:tr>
+      <w:tr>
+        <w:trPr>
+          <w:trHeight w:val="680"/>
+        </w:trPr>
+        <w:tc>
+          <w:tcPr>
+            <w:tcW w:w="3877" w:type="dxa"/>
+          </w:tcPr>
+          <w:p>
+            <w:pPr>
+              <w:widowControl w:val="0"/>
+              <w:autoSpaceDE w:val="0"/>
+              <w:autoSpaceDN w:val="0"/>
+              <w:adjustRightInd w:val="0"/>
+              <w:spacing w:before="0" w:line="240" w:lineRule="auto"/>
+              <w:rPr>
+                <w:rFonts w:cs="Arial"/>
+                <w:b/>
+                <w:sz w:val="28"/>
+                <w:szCs w:val="28"/>
+                <w:lang w:val="it-IT"/>
+              </w:rPr>
+            </w:pPr>
+            <w:r>
+              <w:rPr>
+                <w:rFonts w:cs="Arial"/>
+                <w:b/>
+                <w:sz w:val="28"/>
+                <w:szCs w:val="28"/>
+                <w:lang w:val="it-IT"/>
+              </w:rPr>
+              <w:t>TS 2.3.14.2. - Kramam</w:t>
+            </w:r>
+          </w:p>
+          <w:p>
+            <w:pPr>
+              <w:widowControl w:val="0"/>
+              <w:autoSpaceDE w:val="0"/>
+              <w:autoSpaceDN w:val="0"/>
+              <w:adjustRightInd w:val="0"/>
+              <w:spacing w:before="0" w:line="240" w:lineRule="auto"/>
+              <w:rPr>
+                <w:rFonts w:cs="Arial"/>
+                <w:b/>
+                <w:sz w:val="28"/>
+                <w:szCs w:val="28"/>
+                <w:lang w:val="it-IT"/>
+              </w:rPr>
+            </w:pPr>
+            <w:r>
+              <w:rPr>
+                <w:rFonts w:cs="Arial"/>
+                <w:b/>
+                <w:sz w:val="28"/>
+                <w:szCs w:val="28"/>
+                <w:lang w:val="it-IT"/>
+              </w:rPr>
+              <w:t xml:space="preserve">Krama Vaakyam No. - </w:t>
+            </w:r>
+            <w:r>
+              <w:rPr>
+                <w:rFonts w:cs="Arial"/>
+                <w:b/>
+                <w:sz w:val="28"/>
+                <w:szCs w:val="28"/>
+                <w:lang w:val="it-IT"/>
+              </w:rPr>
+              <w:t>20</w:t>
+            </w:r>
+            <w:r>
+              <w:rPr>
+                <w:rFonts w:cs="Arial"/>
+                <w:b/>
+                <w:sz w:val="28"/>
+                <w:szCs w:val="28"/>
+                <w:lang w:val="it-IT"/>
+              </w:rPr>
+              <w:br/>
+              <w:t>Panchaati No. - 52</w:t>
+            </w:r>
+          </w:p>
+        </w:tc>
+        <w:tc>
+          <w:tcPr>
+            <w:tcW w:w="4738" w:type="dxa"/>
+          </w:tcPr>
+          <w:p>
+            <w:pPr>
+              <w:spacing w:before="0" w:line="240" w:lineRule="auto"/>
+              <w:rPr>
+                <w:rFonts w:ascii="Latha" w:hAnsi="Latha" w:cs="Latha"/>
+                <w:sz w:val="28"/>
+                <w:szCs w:val="28"/>
+                <w:highlight w:val="yellow"/>
+                <w:cs/>
+                <w:lang w:bidi="ta-IN"/>
+              </w:rPr>
+            </w:pPr>
+            <w:r>
+              <w:rPr>
+                <w:rFonts w:ascii="Latha" w:hAnsi="Latha" w:cs="Latha"/>
+                <w:sz w:val="28"/>
+                <w:szCs w:val="28"/>
+                <w:cs/>
+                <w:lang w:bidi="ta-IN"/>
+              </w:rPr>
+              <w:t>அக்</w:t>
+            </w:r>
+            <w:r>
+              <w:rPr>
+                <w:rFonts w:ascii="Latha" w:hAnsi="Latha" w:cs="Latha"/>
+                <w:b/>
+                <w:bCs/>
+                <w:position w:val="-12"/>
+                <w:sz w:val="28"/>
+                <w:szCs w:val="28"/>
+                <w:cs/>
+                <w:lang w:bidi="ta-IN"/>
+              </w:rPr>
               <w:t>3</w:t>
             </w:r>
             <w:r>
@@ -2715,6 +4663,729 @@
                 <w:cs/>
                 <w:lang w:bidi="ta-IN"/>
               </w:rPr>
+              <w:t>னீ</w:t>
+            </w:r>
+            <w:r>
+              <w:rPr>
+                <w:rFonts w:ascii="BRH Tamil Tab Extra" w:hAnsi="BRH Tamil Tab Extra" w:cs="Latha"/>
+                <w:b/>
+                <w:sz w:val="36"/>
+                <w:szCs w:val="28"/>
+                <w:lang w:val="it-IT" w:bidi="ta-IN"/>
+              </w:rPr>
+              <w:t>†</w:t>
+            </w:r>
+            <w:r>
+              <w:rPr>
+                <w:rFonts w:ascii="Latha" w:hAnsi="Latha" w:cs="Latha"/>
+                <w:sz w:val="28"/>
+                <w:szCs w:val="28"/>
+                <w:cs/>
+                <w:lang w:bidi="ta-IN"/>
+              </w:rPr>
+              <w:t>ஷோமா வி</w:t>
+            </w:r>
+            <w:r>
+              <w:rPr>
+                <w:rFonts w:ascii="BRH Tamil Tab Extra" w:hAnsi="BRH Tamil Tab Extra" w:cs="Latha"/>
+                <w:b/>
+                <w:sz w:val="32"/>
+                <w:szCs w:val="28"/>
+                <w:lang w:val="it-IT" w:bidi="ta-IN"/>
+              </w:rPr>
+              <w:t>…</w:t>
+            </w:r>
+            <w:r>
+              <w:rPr>
+                <w:rFonts w:ascii="Latha" w:hAnsi="Latha" w:cs="Latha"/>
+                <w:sz w:val="28"/>
+                <w:szCs w:val="28"/>
+                <w:cs/>
+                <w:lang w:bidi="ta-IN"/>
+              </w:rPr>
+              <w:t xml:space="preserve">மம் </w:t>
+            </w:r>
+            <w:r>
+              <w:rPr>
+                <w:rFonts w:ascii="Latha" w:hAnsi="Latha" w:cs="Latha"/>
+                <w:sz w:val="28"/>
+                <w:szCs w:val="28"/>
+                <w:lang w:val="it-IT" w:bidi="ta-IN"/>
+              </w:rPr>
+              <w:t xml:space="preserve">| </w:t>
+            </w:r>
+            <w:r>
+              <w:rPr>
+                <w:rFonts w:ascii="Latha" w:hAnsi="Latha" w:cs="Latha"/>
+                <w:sz w:val="28"/>
+                <w:szCs w:val="28"/>
+                <w:highlight w:val="yellow"/>
+                <w:cs/>
+                <w:lang w:bidi="ta-IN"/>
+              </w:rPr>
+              <w:t>க்</w:t>
+            </w:r>
+            <w:r>
+              <w:rPr>
+                <w:rFonts w:ascii="Latha" w:hAnsi="Latha" w:cs="Latha"/>
+                <w:b/>
+                <w:bCs/>
+                <w:position w:val="-12"/>
+                <w:sz w:val="28"/>
+                <w:szCs w:val="28"/>
+                <w:highlight w:val="yellow"/>
+                <w:cs/>
+                <w:lang w:bidi="ta-IN"/>
+              </w:rPr>
+              <w:t>3</w:t>
+            </w:r>
+            <w:r>
+              <w:rPr>
+                <w:rFonts w:ascii="Latha" w:hAnsi="Latha" w:cs="Latha"/>
+                <w:sz w:val="28"/>
+                <w:szCs w:val="28"/>
+                <w:highlight w:val="yellow"/>
+                <w:cs/>
+                <w:lang w:bidi="ta-IN"/>
+              </w:rPr>
+              <w:t>னீ</w:t>
+            </w:r>
+            <w:r>
+              <w:rPr>
+                <w:rFonts w:ascii="BRH Tamil Tab Extra" w:hAnsi="BRH Tamil Tab Extra" w:cs="Latha"/>
+                <w:b/>
+                <w:sz w:val="36"/>
+                <w:szCs w:val="28"/>
+                <w:lang w:val="it-IT" w:bidi="ta-IN"/>
+              </w:rPr>
+              <w:t>†</w:t>
+            </w:r>
+            <w:r>
+              <w:rPr>
+                <w:rFonts w:ascii="Latha" w:hAnsi="Latha" w:cs="Latha"/>
+                <w:sz w:val="28"/>
+                <w:szCs w:val="28"/>
+                <w:cs/>
+                <w:lang w:bidi="ta-IN"/>
+              </w:rPr>
+              <w:t>ஷோமா</w:t>
+            </w:r>
+            <w:r>
+              <w:rPr>
+                <w:rFonts w:ascii="BRH Tamil Tab Extra" w:hAnsi="BRH Tamil Tab Extra" w:cs="Latha"/>
+                <w:b/>
+                <w:sz w:val="32"/>
+                <w:szCs w:val="28"/>
+                <w:lang w:val="it-IT" w:bidi="ta-IN"/>
+              </w:rPr>
+              <w:t>…</w:t>
+            </w:r>
+            <w:r>
+              <w:rPr>
+                <w:rFonts w:ascii="Latha" w:hAnsi="Latha" w:cs="Latha"/>
+                <w:b/>
+                <w:bCs/>
+                <w:sz w:val="32"/>
+                <w:szCs w:val="32"/>
+                <w:lang w:val="it-IT" w:bidi="ta-IN"/>
+              </w:rPr>
+              <w:t>,</w:t>
+            </w:r>
+            <w:r>
+              <w:rPr>
+                <w:rFonts w:ascii="Latha" w:hAnsi="Latha" w:cs="Latha"/>
+                <w:sz w:val="28"/>
+                <w:szCs w:val="28"/>
+                <w:cs/>
+                <w:lang w:bidi="ta-IN"/>
+              </w:rPr>
+              <w:t>வித்யக்</w:t>
+            </w:r>
+            <w:r>
+              <w:rPr>
+                <w:rFonts w:ascii="Latha" w:hAnsi="Latha" w:cs="Latha"/>
+                <w:b/>
+                <w:bCs/>
+                <w:position w:val="-12"/>
+                <w:sz w:val="28"/>
+                <w:szCs w:val="28"/>
+                <w:cs/>
+                <w:lang w:bidi="ta-IN"/>
+              </w:rPr>
+              <w:t>3</w:t>
+            </w:r>
+            <w:r>
+              <w:rPr>
+                <w:rFonts w:ascii="Latha" w:hAnsi="Latha" w:cs="Latha"/>
+                <w:sz w:val="28"/>
+                <w:szCs w:val="28"/>
+                <w:cs/>
+                <w:lang w:bidi="ta-IN"/>
+              </w:rPr>
+              <w:t>னீ</w:t>
+            </w:r>
+            <w:r>
+              <w:rPr>
+                <w:rFonts w:ascii="BRH Tamil Tab Extra" w:hAnsi="BRH Tamil Tab Extra" w:cs="Latha"/>
+                <w:b/>
+                <w:sz w:val="36"/>
+                <w:szCs w:val="28"/>
+                <w:lang w:val="it-IT" w:bidi="ta-IN"/>
+              </w:rPr>
+              <w:t>‡</w:t>
+            </w:r>
+            <w:r>
+              <w:rPr>
+                <w:rFonts w:ascii="Latha" w:hAnsi="Latha" w:cs="Latha"/>
+                <w:sz w:val="28"/>
+                <w:szCs w:val="28"/>
+                <w:lang w:val="it-IT" w:bidi="ta-IN"/>
+              </w:rPr>
+              <w:t xml:space="preserve"> - </w:t>
+            </w:r>
+            <w:r>
+              <w:rPr>
+                <w:rFonts w:ascii="Latha" w:hAnsi="Latha" w:cs="Latha"/>
+                <w:sz w:val="28"/>
+                <w:szCs w:val="28"/>
+                <w:cs/>
+                <w:lang w:bidi="ta-IN"/>
+              </w:rPr>
+              <w:t>ஸோ</w:t>
+            </w:r>
+            <w:r>
+              <w:rPr>
+                <w:rFonts w:ascii="BRH Tamil Tab Extra" w:hAnsi="BRH Tamil Tab Extra" w:cs="Latha"/>
+                <w:b/>
+                <w:sz w:val="32"/>
+                <w:szCs w:val="28"/>
+                <w:lang w:val="it-IT" w:bidi="ta-IN"/>
+              </w:rPr>
+              <w:t>…</w:t>
+            </w:r>
+            <w:r>
+              <w:rPr>
+                <w:rFonts w:ascii="Latha" w:hAnsi="Latha" w:cs="Latha"/>
+                <w:sz w:val="28"/>
+                <w:szCs w:val="28"/>
+                <w:cs/>
+                <w:lang w:bidi="ta-IN"/>
+              </w:rPr>
+              <w:t>மௌ</w:t>
+            </w:r>
+            <w:r>
+              <w:rPr>
+                <w:rFonts w:ascii="BRH Tamil Tab Extra" w:hAnsi="BRH Tamil Tab Extra" w:cs="Latha"/>
+                <w:b/>
+                <w:sz w:val="32"/>
+                <w:szCs w:val="28"/>
+                <w:lang w:val="it-IT" w:bidi="ta-IN"/>
+              </w:rPr>
+              <w:t>…</w:t>
+            </w:r>
+            <w:r>
+              <w:rPr>
+                <w:rFonts w:ascii="Latha" w:hAnsi="Latha" w:cs="Latha"/>
+                <w:sz w:val="28"/>
+                <w:szCs w:val="28"/>
+                <w:lang w:val="it-IT" w:bidi="ta-IN"/>
+              </w:rPr>
+              <w:t xml:space="preserve"> </w:t>
+            </w:r>
+            <w:r>
+              <w:rPr>
+                <w:rFonts w:ascii="Latha" w:hAnsi="Latha" w:cs="Latha"/>
+                <w:sz w:val="28"/>
+                <w:szCs w:val="28"/>
+                <w:lang w:bidi="ta-IN"/>
+              </w:rPr>
+              <w:t>|</w:t>
+            </w:r>
+          </w:p>
+        </w:tc>
+        <w:tc>
+          <w:tcPr>
+            <w:tcW w:w="5220" w:type="dxa"/>
+          </w:tcPr>
+          <w:p>
+            <w:pPr>
+              <w:spacing w:before="0" w:line="240" w:lineRule="auto"/>
+              <w:rPr>
+                <w:rFonts w:ascii="Latha" w:hAnsi="Latha" w:cs="Latha"/>
+                <w:sz w:val="28"/>
+                <w:szCs w:val="28"/>
+                <w:highlight w:val="green"/>
+                <w:cs/>
+                <w:lang w:bidi="ta-IN"/>
+              </w:rPr>
+            </w:pPr>
+            <w:r>
+              <w:rPr>
+                <w:rFonts w:ascii="Latha" w:hAnsi="Latha" w:cs="Latha"/>
+                <w:sz w:val="28"/>
+                <w:szCs w:val="28"/>
+                <w:cs/>
+                <w:lang w:bidi="ta-IN"/>
+              </w:rPr>
+              <w:t>அக்</w:t>
+            </w:r>
+            <w:r>
+              <w:rPr>
+                <w:rFonts w:ascii="Latha" w:hAnsi="Latha" w:cs="Latha"/>
+                <w:b/>
+                <w:bCs/>
+                <w:position w:val="-12"/>
+                <w:sz w:val="28"/>
+                <w:szCs w:val="28"/>
+                <w:cs/>
+                <w:lang w:bidi="ta-IN"/>
+              </w:rPr>
+              <w:t>3</w:t>
+            </w:r>
+            <w:r>
+              <w:rPr>
+                <w:rFonts w:ascii="Latha" w:hAnsi="Latha" w:cs="Latha"/>
+                <w:sz w:val="28"/>
+                <w:szCs w:val="28"/>
+                <w:cs/>
+                <w:lang w:bidi="ta-IN"/>
+              </w:rPr>
+              <w:t>னீ</w:t>
+            </w:r>
+            <w:r>
+              <w:rPr>
+                <w:rFonts w:ascii="BRH Tamil Tab Extra" w:hAnsi="BRH Tamil Tab Extra" w:cs="Latha"/>
+                <w:b/>
+                <w:sz w:val="36"/>
+                <w:szCs w:val="28"/>
+                <w:lang w:bidi="ta-IN"/>
+              </w:rPr>
+              <w:t>†</w:t>
+            </w:r>
+            <w:r>
+              <w:rPr>
+                <w:rFonts w:ascii="Latha" w:hAnsi="Latha" w:cs="Latha"/>
+                <w:sz w:val="28"/>
+                <w:szCs w:val="28"/>
+                <w:cs/>
+                <w:lang w:bidi="ta-IN"/>
+              </w:rPr>
+              <w:t>ஷோமா வி</w:t>
+            </w:r>
+            <w:r>
+              <w:rPr>
+                <w:rFonts w:ascii="BRH Tamil Tab Extra" w:hAnsi="BRH Tamil Tab Extra" w:cs="Latha"/>
+                <w:b/>
+                <w:sz w:val="32"/>
+                <w:szCs w:val="28"/>
+                <w:lang w:bidi="ta-IN"/>
+              </w:rPr>
+              <w:t>…</w:t>
+            </w:r>
+            <w:r>
+              <w:rPr>
+                <w:rFonts w:ascii="Latha" w:hAnsi="Latha" w:cs="Latha"/>
+                <w:sz w:val="28"/>
+                <w:szCs w:val="28"/>
+                <w:cs/>
+                <w:lang w:bidi="ta-IN"/>
+              </w:rPr>
+              <w:t xml:space="preserve">மம் </w:t>
+            </w:r>
+            <w:r>
+              <w:rPr>
+                <w:rFonts w:ascii="Latha" w:hAnsi="Latha" w:cs="Latha"/>
+                <w:sz w:val="28"/>
+                <w:szCs w:val="28"/>
+                <w:lang w:bidi="ta-IN"/>
+              </w:rPr>
+              <w:t xml:space="preserve">| </w:t>
+            </w:r>
+            <w:r>
+              <w:rPr>
+                <w:rFonts w:ascii="Latha" w:hAnsi="Latha" w:cs="Latha"/>
+                <w:sz w:val="28"/>
+                <w:szCs w:val="28"/>
+                <w:highlight w:val="green"/>
+                <w:cs/>
+                <w:lang w:bidi="ta-IN"/>
+              </w:rPr>
+              <w:t>அக்</w:t>
+            </w:r>
+            <w:r>
+              <w:rPr>
+                <w:rFonts w:ascii="Latha" w:hAnsi="Latha" w:cs="Latha"/>
+                <w:b/>
+                <w:bCs/>
+                <w:position w:val="-12"/>
+                <w:sz w:val="28"/>
+                <w:szCs w:val="28"/>
+                <w:highlight w:val="green"/>
+                <w:cs/>
+                <w:lang w:bidi="ta-IN"/>
+              </w:rPr>
+              <w:t>3</w:t>
+            </w:r>
+            <w:r>
+              <w:rPr>
+                <w:rFonts w:ascii="Latha" w:hAnsi="Latha" w:cs="Latha"/>
+                <w:sz w:val="28"/>
+                <w:szCs w:val="28"/>
+                <w:highlight w:val="green"/>
+                <w:cs/>
+                <w:lang w:bidi="ta-IN"/>
+              </w:rPr>
+              <w:t>னீ</w:t>
+            </w:r>
+            <w:r>
+              <w:rPr>
+                <w:rFonts w:ascii="BRH Tamil Tab Extra" w:hAnsi="BRH Tamil Tab Extra" w:cs="Latha"/>
+                <w:b/>
+                <w:sz w:val="36"/>
+                <w:szCs w:val="28"/>
+                <w:highlight w:val="green"/>
+                <w:lang w:bidi="ta-IN"/>
+              </w:rPr>
+              <w:t>†</w:t>
+            </w:r>
+            <w:r>
+              <w:rPr>
+                <w:rFonts w:ascii="Latha" w:hAnsi="Latha" w:cs="Latha"/>
+                <w:sz w:val="28"/>
+                <w:szCs w:val="28"/>
+                <w:cs/>
+                <w:lang w:bidi="ta-IN"/>
+              </w:rPr>
+              <w:t>ஷோமா</w:t>
+            </w:r>
+            <w:r>
+              <w:rPr>
+                <w:rFonts w:ascii="BRH Tamil Tab Extra" w:hAnsi="BRH Tamil Tab Extra" w:cs="Latha"/>
+                <w:b/>
+                <w:sz w:val="32"/>
+                <w:szCs w:val="28"/>
+                <w:lang w:bidi="ta-IN"/>
+              </w:rPr>
+              <w:t>…</w:t>
+            </w:r>
+            <w:r>
+              <w:rPr>
+                <w:rFonts w:ascii="Latha" w:hAnsi="Latha" w:cs="Latha"/>
+                <w:b/>
+                <w:bCs/>
+                <w:sz w:val="32"/>
+                <w:szCs w:val="32"/>
+                <w:lang w:bidi="ta-IN"/>
+              </w:rPr>
+              <w:t>,</w:t>
+            </w:r>
+            <w:r>
+              <w:rPr>
+                <w:rFonts w:ascii="Latha" w:hAnsi="Latha" w:cs="Latha"/>
+                <w:sz w:val="28"/>
+                <w:szCs w:val="28"/>
+                <w:cs/>
+                <w:lang w:bidi="ta-IN"/>
+              </w:rPr>
+              <w:t>வித்யக்</w:t>
+            </w:r>
+            <w:r>
+              <w:rPr>
+                <w:rFonts w:ascii="Latha" w:hAnsi="Latha" w:cs="Latha"/>
+                <w:b/>
+                <w:bCs/>
+                <w:position w:val="-12"/>
+                <w:sz w:val="28"/>
+                <w:szCs w:val="28"/>
+                <w:cs/>
+                <w:lang w:bidi="ta-IN"/>
+              </w:rPr>
+              <w:t>3</w:t>
+            </w:r>
+            <w:r>
+              <w:rPr>
+                <w:rFonts w:ascii="Latha" w:hAnsi="Latha" w:cs="Latha"/>
+                <w:sz w:val="28"/>
+                <w:szCs w:val="28"/>
+                <w:cs/>
+                <w:lang w:bidi="ta-IN"/>
+              </w:rPr>
+              <w:t>னீ</w:t>
+            </w:r>
+            <w:r>
+              <w:rPr>
+                <w:rFonts w:ascii="BRH Tamil Tab Extra" w:hAnsi="BRH Tamil Tab Extra" w:cs="Latha"/>
+                <w:b/>
+                <w:sz w:val="36"/>
+                <w:szCs w:val="28"/>
+                <w:lang w:bidi="ta-IN"/>
+              </w:rPr>
+              <w:t>‡</w:t>
+            </w:r>
+            <w:r>
+              <w:rPr>
+                <w:rFonts w:ascii="Latha" w:hAnsi="Latha" w:cs="Latha"/>
+                <w:sz w:val="28"/>
+                <w:szCs w:val="28"/>
+                <w:lang w:bidi="ta-IN"/>
+              </w:rPr>
+              <w:t xml:space="preserve"> - </w:t>
+            </w:r>
+            <w:r>
+              <w:rPr>
+                <w:rFonts w:ascii="Latha" w:hAnsi="Latha" w:cs="Latha"/>
+                <w:sz w:val="28"/>
+                <w:szCs w:val="28"/>
+                <w:cs/>
+                <w:lang w:bidi="ta-IN"/>
+              </w:rPr>
+              <w:t>ஸோ</w:t>
+            </w:r>
+            <w:r>
+              <w:rPr>
+                <w:rFonts w:ascii="BRH Tamil Tab Extra" w:hAnsi="BRH Tamil Tab Extra" w:cs="Latha"/>
+                <w:b/>
+                <w:sz w:val="32"/>
+                <w:szCs w:val="28"/>
+                <w:lang w:bidi="ta-IN"/>
+              </w:rPr>
+              <w:t>…</w:t>
+            </w:r>
+            <w:r>
+              <w:rPr>
+                <w:rFonts w:ascii="Latha" w:hAnsi="Latha" w:cs="Latha"/>
+                <w:sz w:val="28"/>
+                <w:szCs w:val="28"/>
+                <w:cs/>
+                <w:lang w:bidi="ta-IN"/>
+              </w:rPr>
+              <w:t>மௌ</w:t>
+            </w:r>
+            <w:r>
+              <w:rPr>
+                <w:rFonts w:ascii="BRH Tamil Tab Extra" w:hAnsi="BRH Tamil Tab Extra" w:cs="Latha"/>
+                <w:b/>
+                <w:sz w:val="32"/>
+                <w:szCs w:val="28"/>
+                <w:lang w:bidi="ta-IN"/>
+              </w:rPr>
+              <w:t>…</w:t>
+            </w:r>
+            <w:r>
+              <w:rPr>
+                <w:rFonts w:ascii="Latha" w:hAnsi="Latha" w:cs="Latha"/>
+                <w:sz w:val="28"/>
+                <w:szCs w:val="28"/>
+                <w:lang w:bidi="ta-IN"/>
+              </w:rPr>
+              <w:t xml:space="preserve"> |</w:t>
+            </w:r>
+          </w:p>
+        </w:tc>
+      </w:tr>
+      <w:tr>
+        <w:trPr>
+          <w:trHeight w:val="680"/>
+        </w:trPr>
+        <w:tc>
+          <w:tcPr>
+            <w:tcW w:w="3877" w:type="dxa"/>
+          </w:tcPr>
+          <w:p>
+            <w:pPr>
+              <w:widowControl w:val="0"/>
+              <w:autoSpaceDE w:val="0"/>
+              <w:autoSpaceDN w:val="0"/>
+              <w:adjustRightInd w:val="0"/>
+              <w:spacing w:before="0" w:line="240" w:lineRule="auto"/>
+              <w:rPr>
+                <w:rFonts w:cs="Arial"/>
+                <w:b/>
+                <w:sz w:val="28"/>
+                <w:szCs w:val="28"/>
+                <w:lang w:val="it-IT"/>
+              </w:rPr>
+            </w:pPr>
+            <w:r>
+              <w:rPr>
+                <w:rFonts w:cs="Arial"/>
+                <w:b/>
+                <w:sz w:val="28"/>
+                <w:szCs w:val="28"/>
+                <w:lang w:val="it-IT"/>
+              </w:rPr>
+              <w:t>TS 2.3.14.6. - Kramam</w:t>
+            </w:r>
+          </w:p>
+          <w:p>
+            <w:pPr>
+              <w:widowControl w:val="0"/>
+              <w:autoSpaceDE w:val="0"/>
+              <w:autoSpaceDN w:val="0"/>
+              <w:adjustRightInd w:val="0"/>
+              <w:spacing w:before="0" w:line="240" w:lineRule="auto"/>
+              <w:rPr>
+                <w:rFonts w:cs="Arial"/>
+                <w:b/>
+                <w:sz w:val="28"/>
+                <w:szCs w:val="28"/>
+                <w:lang w:val="it-IT"/>
+              </w:rPr>
+            </w:pPr>
+            <w:r>
+              <w:rPr>
+                <w:rFonts w:cs="Arial"/>
+                <w:b/>
+                <w:sz w:val="28"/>
+                <w:szCs w:val="28"/>
+                <w:lang w:val="it-IT"/>
+              </w:rPr>
+              <w:t xml:space="preserve">Krama Vaakyam No. - </w:t>
+            </w:r>
+            <w:r>
+              <w:rPr>
+                <w:rFonts w:cs="Arial"/>
+                <w:b/>
+                <w:sz w:val="28"/>
+                <w:szCs w:val="28"/>
+                <w:lang w:val="it-IT"/>
+              </w:rPr>
+              <w:t>11</w:t>
+            </w:r>
+            <w:r>
+              <w:rPr>
+                <w:rFonts w:cs="Arial"/>
+                <w:b/>
+                <w:sz w:val="28"/>
+                <w:szCs w:val="28"/>
+                <w:lang w:val="it-IT"/>
+              </w:rPr>
+              <w:br/>
+              <w:t>Panchaati No. - 5</w:t>
+            </w:r>
+            <w:r>
+              <w:rPr>
+                <w:rFonts w:cs="Arial"/>
+                <w:b/>
+                <w:sz w:val="28"/>
+                <w:szCs w:val="28"/>
+                <w:lang w:val="it-IT"/>
+              </w:rPr>
+              <w:t>6</w:t>
+            </w:r>
+          </w:p>
+        </w:tc>
+        <w:tc>
+          <w:tcPr>
+            <w:tcW w:w="4738" w:type="dxa"/>
+          </w:tcPr>
+          <w:p>
+            <w:pPr>
+              <w:spacing w:before="0" w:line="240" w:lineRule="auto"/>
+              <w:rPr>
+                <w:rFonts w:ascii="Latha" w:hAnsi="Latha" w:cs="Latha"/>
+                <w:sz w:val="28"/>
+                <w:szCs w:val="28"/>
+                <w:cs/>
+                <w:lang w:bidi="ta-IN"/>
+              </w:rPr>
+            </w:pPr>
+            <w:r>
+              <w:rPr>
+                <w:rFonts w:ascii="Latha" w:hAnsi="Latha" w:cs="Latha"/>
+                <w:sz w:val="28"/>
+                <w:szCs w:val="28"/>
+                <w:highlight w:val="yellow"/>
+                <w:cs/>
+                <w:lang w:bidi="ta-IN"/>
+              </w:rPr>
+              <w:t>ப</w:t>
+            </w:r>
+            <w:r>
+              <w:rPr>
+                <w:rFonts w:ascii="Latha" w:hAnsi="Latha" w:cs="Latha"/>
+                <w:b/>
+                <w:bCs/>
+                <w:position w:val="-12"/>
+                <w:sz w:val="28"/>
+                <w:szCs w:val="28"/>
+                <w:highlight w:val="yellow"/>
+                <w:cs/>
+                <w:lang w:bidi="ta-IN"/>
+              </w:rPr>
+              <w:t>3</w:t>
+            </w:r>
+            <w:r>
+              <w:rPr>
+                <w:rFonts w:ascii="Latha" w:hAnsi="Latha" w:cs="Latha"/>
+                <w:sz w:val="28"/>
+                <w:szCs w:val="28"/>
+                <w:highlight w:val="yellow"/>
+                <w:cs/>
+                <w:lang w:bidi="ta-IN"/>
+              </w:rPr>
+              <w:t>ஹ்</w:t>
+            </w:r>
+            <w:r>
+              <w:rPr>
+                <w:rFonts w:ascii="Latha" w:hAnsi="Latha" w:cs="Latha"/>
+                <w:sz w:val="28"/>
+                <w:szCs w:val="28"/>
+                <w:cs/>
+                <w:lang w:bidi="ta-IN"/>
+              </w:rPr>
+              <w:t>ம</w:t>
+            </w:r>
+            <w:r>
+              <w:rPr>
+                <w:rFonts w:ascii="BRH Tamil Tab Extra" w:hAnsi="BRH Tamil Tab Extra" w:cs="Latha"/>
+                <w:b/>
+                <w:sz w:val="32"/>
+                <w:szCs w:val="28"/>
+                <w:lang w:val="it-IT" w:bidi="ta-IN"/>
+              </w:rPr>
+              <w:t>…</w:t>
+            </w:r>
+            <w:r>
+              <w:rPr>
+                <w:rFonts w:ascii="Latha" w:hAnsi="Latha" w:cs="Latha"/>
+                <w:sz w:val="28"/>
+                <w:szCs w:val="28"/>
+                <w:lang w:val="it-IT" w:bidi="ta-IN"/>
+              </w:rPr>
+              <w:t xml:space="preserve"> </w:t>
+            </w:r>
+            <w:r>
+              <w:rPr>
+                <w:rFonts w:ascii="Latha" w:hAnsi="Latha" w:cs="Latha"/>
+                <w:sz w:val="28"/>
+                <w:szCs w:val="28"/>
+                <w:cs/>
+                <w:lang w:bidi="ta-IN"/>
+              </w:rPr>
+              <w:t>ப்</w:t>
+            </w:r>
+            <w:r>
+              <w:rPr>
+                <w:rFonts w:ascii="Latha" w:hAnsi="Latha" w:cs="Latha"/>
+                <w:b/>
+                <w:bCs/>
+                <w:position w:val="-12"/>
+                <w:sz w:val="28"/>
+                <w:szCs w:val="28"/>
+                <w:cs/>
+                <w:lang w:bidi="ta-IN"/>
+              </w:rPr>
+              <w:t>3</w:t>
+            </w:r>
+            <w:r>
+              <w:rPr>
+                <w:rFonts w:ascii="Latha" w:hAnsi="Latha" w:cs="Latha"/>
+                <w:sz w:val="28"/>
+                <w:szCs w:val="28"/>
+                <w:cs/>
+                <w:lang w:bidi="ta-IN"/>
+              </w:rPr>
               <w:t>ரஹ்ம</w:t>
             </w:r>
             <w:r>
@@ -2723,7 +5394,7 @@
                 <w:b/>
                 <w:sz w:val="36"/>
                 <w:szCs w:val="28"/>
-                <w:lang w:bidi="ta-IN"/>
+                <w:lang w:val="it-IT" w:bidi="ta-IN"/>
               </w:rPr>
               <w:t>†</w:t>
             </w:r>
@@ -2739,19 +5410,22 @@
             </w:r>
             <w:r>
               <w:rPr>
-                <w:rFonts w:ascii="BRH Tamil Tab Extra" w:hAnsi="BRH Tamil Tab Extra" w:cs="Latha"/>
-                <w:b/>
-                <w:sz w:val="32"/>
-                <w:szCs w:val="28"/>
-                <w:lang w:bidi="ta-IN"/>
-              </w:rPr>
-              <w:t>…</w:t>
-            </w:r>
-            <w:r>
-              <w:rPr>
-                <w:rFonts w:ascii="Latha" w:hAnsi="Latha" w:cs="Latha"/>
-                <w:sz w:val="28"/>
-                <w:szCs w:val="28"/>
+                <w:rFonts w:ascii="Latha" w:hAnsi="Latha" w:cs="Latha"/>
+                <w:b/>
+                <w:bCs/>
+                <w:sz w:val="32"/>
+                <w:szCs w:val="32"/>
+                <w:cs/>
+                <w:lang w:bidi="ta-IN"/>
+              </w:rPr>
+              <w:t>:</w:t>
+            </w:r>
+            <w:r>
+              <w:rPr>
+                <w:rFonts w:ascii="Latha" w:hAnsi="Latha" w:cs="Latha"/>
+                <w:sz w:val="28"/>
+                <w:szCs w:val="28"/>
+                <w:cs/>
                 <w:lang w:bidi="ta-IN"/>
               </w:rPr>
               <w:t xml:space="preserve"> </w:t>
@@ -2761,6 +5435,87 @@
                 <w:rFonts w:ascii="Latha" w:hAnsi="Latha" w:cs="Latha"/>
                 <w:sz w:val="28"/>
                 <w:szCs w:val="28"/>
+                <w:lang w:val="it-IT" w:bidi="ta-IN"/>
+              </w:rPr>
+              <w:t xml:space="preserve">| </w:t>
+            </w:r>
+            <w:r>
+              <w:rPr>
+                <w:rFonts w:ascii="Latha" w:hAnsi="Latha" w:cs="Latha"/>
+                <w:sz w:val="28"/>
+                <w:szCs w:val="28"/>
+                <w:cs/>
+                <w:lang w:bidi="ta-IN"/>
+              </w:rPr>
+              <w:t>ப்</w:t>
+            </w:r>
+            <w:r>
+              <w:rPr>
+                <w:rFonts w:ascii="Latha" w:hAnsi="Latha" w:cs="Latha"/>
+                <w:b/>
+                <w:bCs/>
+                <w:position w:val="-12"/>
+                <w:sz w:val="28"/>
+                <w:szCs w:val="28"/>
+                <w:cs/>
+                <w:lang w:bidi="ta-IN"/>
+              </w:rPr>
+              <w:t>3</w:t>
+            </w:r>
+            <w:r>
+              <w:rPr>
+                <w:rFonts w:ascii="Latha" w:hAnsi="Latha" w:cs="Latha"/>
+                <w:sz w:val="28"/>
+                <w:szCs w:val="28"/>
+                <w:cs/>
+                <w:lang w:bidi="ta-IN"/>
+              </w:rPr>
+              <w:t>ரஹ்ம</w:t>
+            </w:r>
+            <w:r>
+              <w:rPr>
+                <w:rFonts w:ascii="BRH Tamil Tab Extra" w:hAnsi="BRH Tamil Tab Extra" w:cs="Latha"/>
+                <w:b/>
+                <w:sz w:val="36"/>
+                <w:szCs w:val="28"/>
+                <w:lang w:val="it-IT" w:bidi="ta-IN"/>
+              </w:rPr>
+              <w:t>†</w:t>
+            </w:r>
+            <w:r>
+              <w:rPr>
+                <w:rFonts w:ascii="Latha" w:hAnsi="Latha" w:cs="Latha"/>
+                <w:sz w:val="28"/>
+                <w:szCs w:val="28"/>
+                <w:cs/>
+                <w:lang w:bidi="ta-IN"/>
+              </w:rPr>
+              <w:t>ண</w:t>
+            </w:r>
+            <w:r>
+              <w:rPr>
+                <w:rFonts w:ascii="BRH Tamil Tab Extra" w:hAnsi="BRH Tamil Tab Extra" w:cs="Latha"/>
+                <w:b/>
+                <w:sz w:val="32"/>
+                <w:szCs w:val="28"/>
+                <w:lang w:val="it-IT" w:bidi="ta-IN"/>
+              </w:rPr>
+              <w:t>…</w:t>
+            </w:r>
+            <w:r>
+              <w:rPr>
+                <w:rFonts w:ascii="Latha" w:hAnsi="Latha" w:cs="Latha"/>
+                <w:sz w:val="28"/>
+                <w:szCs w:val="28"/>
+                <w:lang w:val="it-IT" w:bidi="ta-IN"/>
+              </w:rPr>
+              <w:t xml:space="preserve"> </w:t>
+            </w:r>
+            <w:r>
+              <w:rPr>
+                <w:rFonts w:ascii="Latha" w:hAnsi="Latha" w:cs="Latha"/>
+                <w:sz w:val="28"/>
+                <w:szCs w:val="28"/>
                 <w:cs/>
                 <w:lang w:bidi="ta-IN"/>
               </w:rPr>
@@ -2771,7 +5526,7 @@
                 <w:rFonts w:ascii="Latha" w:hAnsi="Latha" w:cs="Latha"/>
                 <w:sz w:val="28"/>
                 <w:szCs w:val="28"/>
-                <w:lang w:bidi="ta-IN"/>
+                <w:lang w:val="it-IT" w:bidi="ta-IN"/>
               </w:rPr>
               <w:t>|</w:t>
             </w:r>
@@ -3067,7 +5822,6 @@
           <w:szCs w:val="32"/>
           <w:u w:val="single"/>
         </w:rPr>
-        <w:lastRenderedPageBreak/>
         <w:t xml:space="preserve">TS </w:t>
       </w:r>
       <w:r>
@@ -3197,6 +5951,7 @@
                 <w:sz w:val="32"/>
                 <w:szCs w:val="32"/>
               </w:rPr>
+              <w:lastRenderedPageBreak/>
               <w:t>Section, Paragraph</w:t>
             </w:r>
           </w:p>
@@ -3290,6 +6045,7 @@
                 <w:b/>
                 <w:sz w:val="28"/>
                 <w:szCs w:val="28"/>
+                <w:lang w:val="it-IT"/>
               </w:rPr>
             </w:pPr>
             <w:r>
@@ -3298,26 +6054,9 @@
                 <w:b/>
                 <w:sz w:val="28"/>
                 <w:szCs w:val="28"/>
-              </w:rPr>
-              <w:t>TS 2.3.2.8</w:t>
-            </w:r>
-            <w:r>
-              <w:rPr>
-                <w:rFonts w:cs="Arial"/>
-                <w:b/>
-                <w:sz w:val="28"/>
-                <w:szCs w:val="28"/>
-              </w:rPr>
-              <w:t xml:space="preserve"> </w:t>
-            </w:r>
-            <w:r>
-              <w:rPr>
-                <w:rFonts w:cs="Arial"/>
-                <w:b/>
-                <w:sz w:val="28"/>
-                <w:szCs w:val="28"/>
-              </w:rPr>
-              <w:t>- Kramam</w:t>
+                <w:lang w:val="it-IT"/>
+              </w:rPr>
+              <w:t>TS 2.3.2.8 - Kramam</w:t>
             </w:r>
           </w:p>
           <w:p>
@@ -3337,6 +6076,7 @@
                 <w:color w:val="000000"/>
                 <w:sz w:val="28"/>
                 <w:szCs w:val="32"/>
+                <w:lang w:val="it-IT"/>
               </w:rPr>
             </w:pPr>
             <w:r>
@@ -3345,54 +6085,20 @@
                 <w:b/>
                 <w:sz w:val="28"/>
                 <w:szCs w:val="28"/>
-              </w:rPr>
-              <w:t xml:space="preserve">Krama </w:t>
-            </w:r>
-            <w:r>
-              <w:rPr>
-                <w:rFonts w:cs="Arial"/>
-                <w:b/>
-                <w:sz w:val="28"/>
-                <w:szCs w:val="28"/>
-              </w:rPr>
-              <w:t>Vaakyam</w:t>
-            </w:r>
-            <w:r>
-              <w:rPr>
-                <w:rFonts w:cs="Arial"/>
-                <w:b/>
-                <w:sz w:val="28"/>
-                <w:szCs w:val="28"/>
-              </w:rPr>
-              <w:t xml:space="preserve"> No. </w:t>
-            </w:r>
-            <w:r>
-              <w:rPr>
-                <w:rFonts w:cs="Arial"/>
-                <w:b/>
-                <w:sz w:val="28"/>
-                <w:szCs w:val="28"/>
-              </w:rPr>
-              <w:t>- 36</w:t>
-            </w:r>
-            <w:r>
-              <w:rPr>
-                <w:rFonts w:cs="Arial"/>
-                <w:b/>
-                <w:sz w:val="28"/>
-                <w:szCs w:val="28"/>
+                <w:lang w:val="it-IT"/>
+              </w:rPr>
+              <w:t>Krama Vaakyam No. - 36</w:t>
+            </w:r>
+            <w:r>
+              <w:rPr>
+                <w:rFonts w:cs="Arial"/>
+                <w:b/>
+                <w:sz w:val="28"/>
+                <w:szCs w:val="28"/>
+                <w:lang w:val="it-IT"/>
               </w:rPr>
               <w:br/>
-              <w:t xml:space="preserve">Panchaati </w:t>
-            </w:r>
-            <w:r>
-              <w:rPr>
-                <w:rFonts w:cs="Arial"/>
-                <w:b/>
-                <w:sz w:val="28"/>
-                <w:szCs w:val="28"/>
-              </w:rPr>
-              <w:t>No. - 13</w:t>
+              <w:t>Panchaati No. - 13</w:t>
             </w:r>
           </w:p>
         </w:tc>
@@ -3905,6 +6611,7 @@
                 <w:b/>
                 <w:sz w:val="28"/>
                 <w:szCs w:val="28"/>
+                <w:lang w:val="it-IT"/>
               </w:rPr>
             </w:pPr>
             <w:r>
@@ -3913,26 +6620,9 @@
                 <w:b/>
                 <w:sz w:val="28"/>
                 <w:szCs w:val="28"/>
-              </w:rPr>
-              <w:t>TS 2.3.9.2</w:t>
-            </w:r>
-            <w:r>
-              <w:rPr>
-                <w:rFonts w:cs="Arial"/>
-                <w:b/>
-                <w:sz w:val="28"/>
-                <w:szCs w:val="28"/>
-              </w:rPr>
-              <w:t xml:space="preserve"> </w:t>
-            </w:r>
-            <w:r>
-              <w:rPr>
-                <w:rFonts w:cs="Arial"/>
-                <w:b/>
-                <w:sz w:val="28"/>
-                <w:szCs w:val="28"/>
-              </w:rPr>
-              <w:t>- Kramam</w:t>
+                <w:lang w:val="it-IT"/>
+              </w:rPr>
+              <w:t>TS 2.3.9.2 - Kramam</w:t>
             </w:r>
           </w:p>
           <w:p>
@@ -3952,6 +6642,7 @@
                 <w:color w:val="000000"/>
                 <w:sz w:val="28"/>
                 <w:szCs w:val="32"/>
+                <w:lang w:val="it-IT"/>
               </w:rPr>
             </w:pPr>
             <w:r>
@@ -3960,54 +6651,20 @@
                 <w:b/>
                 <w:sz w:val="28"/>
                 <w:szCs w:val="28"/>
-              </w:rPr>
-              <w:t xml:space="preserve">Krama </w:t>
-            </w:r>
-            <w:r>
-              <w:rPr>
-                <w:rFonts w:cs="Arial"/>
-                <w:b/>
-                <w:sz w:val="28"/>
-                <w:szCs w:val="28"/>
-              </w:rPr>
-              <w:t>Vaakyam</w:t>
-            </w:r>
-            <w:r>
-              <w:rPr>
-                <w:rFonts w:cs="Arial"/>
-                <w:b/>
-                <w:sz w:val="28"/>
-                <w:szCs w:val="28"/>
-              </w:rPr>
-              <w:t xml:space="preserve"> No. </w:t>
-            </w:r>
-            <w:r>
-              <w:rPr>
-                <w:rFonts w:cs="Arial"/>
-                <w:b/>
-                <w:sz w:val="28"/>
-                <w:szCs w:val="28"/>
-              </w:rPr>
-              <w:t>- 2</w:t>
-            </w:r>
-            <w:r>
-              <w:rPr>
-                <w:rFonts w:cs="Arial"/>
-                <w:b/>
-                <w:sz w:val="28"/>
-                <w:szCs w:val="28"/>
+                <w:lang w:val="it-IT"/>
+              </w:rPr>
+              <w:t>Krama Vaakyam No. - 2</w:t>
+            </w:r>
+            <w:r>
+              <w:rPr>
+                <w:rFonts w:cs="Arial"/>
+                <w:b/>
+                <w:sz w:val="28"/>
+                <w:szCs w:val="28"/>
+                <w:lang w:val="it-IT"/>
               </w:rPr>
               <w:br/>
-              <w:t xml:space="preserve">Panchaati </w:t>
-            </w:r>
-            <w:r>
-              <w:rPr>
-                <w:rFonts w:cs="Arial"/>
-                <w:b/>
-                <w:sz w:val="28"/>
-                <w:szCs w:val="28"/>
-              </w:rPr>
-              <w:t>No. - 36</w:t>
+              <w:t>Panchaati No. - 36</w:t>
             </w:r>
           </w:p>
         </w:tc>
@@ -4047,7 +6704,7 @@
                 <w:b/>
                 <w:sz w:val="36"/>
                 <w:szCs w:val="28"/>
-                <w:lang w:bidi="ta-IN"/>
+                <w:lang w:val="it-IT" w:bidi="ta-IN"/>
               </w:rPr>
               <w:t>†</w:t>
             </w:r>
@@ -4111,7 +6768,7 @@
                 <w:rFonts w:ascii="Latha" w:hAnsi="Latha" w:cs="Latha"/>
                 <w:sz w:val="28"/>
                 <w:szCs w:val="28"/>
-                <w:lang w:bidi="ta-IN"/>
+                <w:lang w:val="it-IT" w:bidi="ta-IN"/>
               </w:rPr>
               <w:t xml:space="preserve">| </w:t>
             </w:r>
@@ -4142,7 +6799,7 @@
                 <w:b/>
                 <w:sz w:val="36"/>
                 <w:szCs w:val="28"/>
-                <w:lang w:bidi="ta-IN"/>
+                <w:lang w:val="it-IT" w:bidi="ta-IN"/>
               </w:rPr>
               <w:t>†</w:t>
             </w:r>
@@ -4162,7 +6819,7 @@
                 <w:b/>
                 <w:sz w:val="32"/>
                 <w:szCs w:val="28"/>
-                <w:lang w:bidi="ta-IN"/>
+                <w:lang w:val="it-IT" w:bidi="ta-IN"/>
               </w:rPr>
               <w:t>…</w:t>
             </w:r>
@@ -4181,7 +6838,7 @@
                 <w:rFonts w:ascii="Latha" w:hAnsi="Latha" w:cs="Latha"/>
                 <w:sz w:val="28"/>
                 <w:szCs w:val="28"/>
-                <w:lang w:bidi="ta-IN"/>
+                <w:lang w:val="it-IT" w:bidi="ta-IN"/>
               </w:rPr>
               <w:t>-</w:t>
             </w:r>
@@ -4201,7 +6858,7 @@
                 <w:b/>
                 <w:sz w:val="32"/>
                 <w:szCs w:val="28"/>
-                <w:lang w:bidi="ta-IN"/>
+                <w:lang w:val="it-IT" w:bidi="ta-IN"/>
               </w:rPr>
               <w:t>…</w:t>
             </w:r>
@@ -4221,7 +6878,7 @@
                 <w:b/>
                 <w:sz w:val="32"/>
                 <w:szCs w:val="28"/>
-                <w:lang w:bidi="ta-IN"/>
+                <w:lang w:val="it-IT" w:bidi="ta-IN"/>
               </w:rPr>
               <w:t>…</w:t>
             </w:r>
@@ -4241,18 +6898,27 @@
                 <w:b/>
                 <w:sz w:val="32"/>
                 <w:szCs w:val="28"/>
-                <w:lang w:bidi="ta-IN"/>
-              </w:rPr>
-              <w:t>…</w:t>
-            </w:r>
-            <w:r>
-              <w:rPr>
-                <w:rFonts w:ascii="Latha" w:hAnsi="Latha" w:cs="Latha"/>
-                <w:sz w:val="28"/>
-                <w:szCs w:val="28"/>
-                <w:lang w:bidi="ta-IN"/>
-              </w:rPr>
-              <w:t xml:space="preserve"> |</w:t>
+                <w:lang w:val="it-IT" w:bidi="ta-IN"/>
+              </w:rPr>
+              <w:t>…</w:t>
+            </w:r>
+            <w:r>
+              <w:rPr>
+                <w:rFonts w:ascii="Latha" w:hAnsi="Latha" w:cs="Latha"/>
+                <w:sz w:val="28"/>
+                <w:szCs w:val="28"/>
+                <w:lang w:val="it-IT" w:bidi="ta-IN"/>
+              </w:rPr>
+              <w:t xml:space="preserve"> </w:t>
+            </w:r>
+            <w:r>
+              <w:rPr>
+                <w:rFonts w:ascii="Latha" w:hAnsi="Latha" w:cs="Latha"/>
+                <w:sz w:val="28"/>
+                <w:szCs w:val="28"/>
+                <w:lang w:bidi="ta-IN"/>
+              </w:rPr>
+              <w:t>|</w:t>
             </w:r>
           </w:p>
         </w:tc>
@@ -4532,6 +7198,7 @@
                 <w:b/>
                 <w:sz w:val="28"/>
                 <w:szCs w:val="28"/>
+                <w:lang w:val="it-IT"/>
               </w:rPr>
             </w:pPr>
             <w:r>
@@ -4540,26 +7207,9 @@
                 <w:b/>
                 <w:sz w:val="28"/>
                 <w:szCs w:val="28"/>
-              </w:rPr>
-              <w:t>TS 2.3.11.2</w:t>
-            </w:r>
-            <w:r>
-              <w:rPr>
-                <w:rFonts w:cs="Arial"/>
-                <w:b/>
-                <w:sz w:val="28"/>
-                <w:szCs w:val="28"/>
-              </w:rPr>
-              <w:t xml:space="preserve"> </w:t>
-            </w:r>
-            <w:r>
-              <w:rPr>
-                <w:rFonts w:cs="Arial"/>
-                <w:b/>
-                <w:sz w:val="28"/>
-                <w:szCs w:val="28"/>
-              </w:rPr>
-              <w:t>- Kramam</w:t>
+                <w:lang w:val="it-IT"/>
+              </w:rPr>
+              <w:t>TS 2.3.11.2 - Kramam</w:t>
             </w:r>
           </w:p>
           <w:p>
@@ -4579,6 +7229,7 @@
                 <w:color w:val="000000"/>
                 <w:sz w:val="28"/>
                 <w:szCs w:val="32"/>
+                <w:lang w:val="it-IT"/>
               </w:rPr>
             </w:pPr>
             <w:r>
@@ -4587,54 +7238,20 @@
                 <w:b/>
                 <w:sz w:val="28"/>
                 <w:szCs w:val="28"/>
-              </w:rPr>
-              <w:t xml:space="preserve">Krama </w:t>
-            </w:r>
-            <w:r>
-              <w:rPr>
-                <w:rFonts w:cs="Arial"/>
-                <w:b/>
-                <w:sz w:val="28"/>
-                <w:szCs w:val="28"/>
-              </w:rPr>
-              <w:t>Vaakyam</w:t>
-            </w:r>
-            <w:r>
-              <w:rPr>
-                <w:rFonts w:cs="Arial"/>
-                <w:b/>
-                <w:sz w:val="28"/>
-                <w:szCs w:val="28"/>
-              </w:rPr>
-              <w:t xml:space="preserve"> No. </w:t>
-            </w:r>
-            <w:r>
-              <w:rPr>
-                <w:rFonts w:cs="Arial"/>
-                <w:b/>
-                <w:sz w:val="28"/>
-                <w:szCs w:val="28"/>
-              </w:rPr>
-              <w:t>- 47</w:t>
-            </w:r>
-            <w:r>
-              <w:rPr>
-                <w:rFonts w:cs="Arial"/>
-                <w:b/>
-                <w:sz w:val="28"/>
-                <w:szCs w:val="28"/>
+                <w:lang w:val="it-IT"/>
+              </w:rPr>
+              <w:t>Krama Vaakyam No. - 47</w:t>
+            </w:r>
+            <w:r>
+              <w:rPr>
+                <w:rFonts w:cs="Arial"/>
+                <w:b/>
+                <w:sz w:val="28"/>
+                <w:szCs w:val="28"/>
+                <w:lang w:val="it-IT"/>
               </w:rPr>
               <w:br/>
-              <w:t xml:space="preserve">Panchaati </w:t>
-            </w:r>
-            <w:r>
-              <w:rPr>
-                <w:rFonts w:cs="Arial"/>
-                <w:b/>
-                <w:sz w:val="28"/>
-                <w:szCs w:val="28"/>
-              </w:rPr>
-              <w:t>No. - 42</w:t>
+              <w:t>Panchaati No. - 42</w:t>
             </w:r>
           </w:p>
         </w:tc>
@@ -4946,6 +7563,7 @@
                 <w:b/>
                 <w:sz w:val="28"/>
                 <w:szCs w:val="28"/>
+                <w:lang w:val="it-IT"/>
               </w:rPr>
             </w:pPr>
             <w:r>
@@ -4954,26 +7572,9 @@
                 <w:b/>
                 <w:sz w:val="28"/>
                 <w:szCs w:val="28"/>
-              </w:rPr>
-              <w:t>TS 2.3.13.1</w:t>
-            </w:r>
-            <w:r>
-              <w:rPr>
-                <w:rFonts w:cs="Arial"/>
-                <w:b/>
-                <w:sz w:val="28"/>
-                <w:szCs w:val="28"/>
-              </w:rPr>
-              <w:t xml:space="preserve"> </w:t>
-            </w:r>
-            <w:r>
-              <w:rPr>
-                <w:rFonts w:cs="Arial"/>
-                <w:b/>
-                <w:sz w:val="28"/>
-                <w:szCs w:val="28"/>
-              </w:rPr>
-              <w:t>- Kramam</w:t>
+                <w:lang w:val="it-IT"/>
+              </w:rPr>
+              <w:t>TS 2.3.13.1 - Kramam</w:t>
             </w:r>
           </w:p>
           <w:p>
@@ -4993,6 +7594,7 @@
                 <w:color w:val="000000"/>
                 <w:sz w:val="28"/>
                 <w:szCs w:val="32"/>
+                <w:lang w:val="it-IT"/>
               </w:rPr>
             </w:pPr>
             <w:r>
@@ -5001,54 +7603,20 @@
                 <w:b/>
                 <w:sz w:val="28"/>
                 <w:szCs w:val="28"/>
-              </w:rPr>
-              <w:t xml:space="preserve">Krama </w:t>
-            </w:r>
-            <w:r>
-              <w:rPr>
-                <w:rFonts w:cs="Arial"/>
-                <w:b/>
-                <w:sz w:val="28"/>
-                <w:szCs w:val="28"/>
-              </w:rPr>
-              <w:t>Vaakyam</w:t>
-            </w:r>
-            <w:r>
-              <w:rPr>
-                <w:rFonts w:cs="Arial"/>
-                <w:b/>
-                <w:sz w:val="28"/>
-                <w:szCs w:val="28"/>
-              </w:rPr>
-              <w:t xml:space="preserve"> No. </w:t>
-            </w:r>
-            <w:r>
-              <w:rPr>
-                <w:rFonts w:cs="Arial"/>
-                <w:b/>
-                <w:sz w:val="28"/>
-                <w:szCs w:val="28"/>
-              </w:rPr>
-              <w:t>- 14</w:t>
-            </w:r>
-            <w:r>
-              <w:rPr>
-                <w:rFonts w:cs="Arial"/>
-                <w:b/>
-                <w:sz w:val="28"/>
-                <w:szCs w:val="28"/>
+                <w:lang w:val="it-IT"/>
+              </w:rPr>
+              <w:t>Krama Vaakyam No. - 14</w:t>
+            </w:r>
+            <w:r>
+              <w:rPr>
+                <w:rFonts w:cs="Arial"/>
+                <w:b/>
+                <w:sz w:val="28"/>
+                <w:szCs w:val="28"/>
+                <w:lang w:val="it-IT"/>
               </w:rPr>
               <w:br/>
-              <w:t xml:space="preserve">Panchaati </w:t>
-            </w:r>
-            <w:r>
-              <w:rPr>
-                <w:rFonts w:cs="Arial"/>
-                <w:b/>
-                <w:sz w:val="28"/>
-                <w:szCs w:val="28"/>
-              </w:rPr>
-              <w:t>No. - 48</w:t>
+              <w:t>Panchaati No. - 48</w:t>
             </w:r>
           </w:p>
         </w:tc>
@@ -5088,7 +7656,7 @@
                 <w:b/>
                 <w:sz w:val="32"/>
                 <w:szCs w:val="28"/>
-                <w:lang w:bidi="ta-IN"/>
+                <w:lang w:val="it-IT" w:bidi="ta-IN"/>
               </w:rPr>
               <w:t>…</w:t>
             </w:r>
@@ -5131,7 +7699,7 @@
                 <w:b/>
                 <w:sz w:val="32"/>
                 <w:szCs w:val="28"/>
-                <w:lang w:bidi="ta-IN"/>
+                <w:lang w:val="it-IT" w:bidi="ta-IN"/>
               </w:rPr>
               <w:t>…</w:t>
             </w:r>
@@ -5151,7 +7719,7 @@
                 <w:b/>
                 <w:sz w:val="32"/>
                 <w:szCs w:val="28"/>
-                <w:lang w:bidi="ta-IN"/>
+                <w:lang w:val="it-IT" w:bidi="ta-IN"/>
               </w:rPr>
               <w:t>…</w:t>
             </w:r>
@@ -5171,7 +7739,7 @@
                 <w:b/>
                 <w:sz w:val="32"/>
                 <w:szCs w:val="28"/>
-                <w:lang w:bidi="ta-IN"/>
+                <w:lang w:val="it-IT" w:bidi="ta-IN"/>
               </w:rPr>
               <w:t>…</w:t>
             </w:r>
@@ -5202,7 +7770,7 @@
                 <w:b/>
                 <w:sz w:val="36"/>
                 <w:szCs w:val="28"/>
-                <w:lang w:bidi="ta-IN"/>
+                <w:lang w:val="it-IT" w:bidi="ta-IN"/>
               </w:rPr>
               <w:t>‡</w:t>
             </w:r>
@@ -5244,7 +7812,7 @@
                 <w:rFonts w:ascii="Latha" w:hAnsi="Latha" w:cs="Latha"/>
                 <w:sz w:val="28"/>
                 <w:szCs w:val="28"/>
-                <w:lang w:bidi="ta-IN"/>
+                <w:lang w:val="it-IT" w:bidi="ta-IN"/>
               </w:rPr>
               <w:t xml:space="preserve">- </w:t>
             </w:r>
@@ -5264,7 +7832,7 @@
                 <w:b/>
                 <w:sz w:val="32"/>
                 <w:szCs w:val="28"/>
-                <w:lang w:bidi="ta-IN"/>
+                <w:lang w:val="it-IT" w:bidi="ta-IN"/>
               </w:rPr>
               <w:t>…</w:t>
             </w:r>
@@ -5284,7 +7852,7 @@
                 <w:b/>
                 <w:sz w:val="32"/>
                 <w:szCs w:val="28"/>
-                <w:lang w:bidi="ta-IN"/>
+                <w:lang w:val="it-IT" w:bidi="ta-IN"/>
               </w:rPr>
               <w:t>…</w:t>
             </w:r>
@@ -5304,18 +7872,27 @@
                 <w:b/>
                 <w:sz w:val="32"/>
                 <w:szCs w:val="28"/>
-                <w:lang w:bidi="ta-IN"/>
-              </w:rPr>
-              <w:t>…</w:t>
-            </w:r>
-            <w:r>
-              <w:rPr>
-                <w:rFonts w:ascii="Latha" w:hAnsi="Latha" w:cs="Latha"/>
-                <w:sz w:val="28"/>
-                <w:szCs w:val="28"/>
-                <w:lang w:bidi="ta-IN"/>
-              </w:rPr>
-              <w:t xml:space="preserve"> |</w:t>
+                <w:lang w:val="it-IT" w:bidi="ta-IN"/>
+              </w:rPr>
+              <w:t>…</w:t>
+            </w:r>
+            <w:r>
+              <w:rPr>
+                <w:rFonts w:ascii="Latha" w:hAnsi="Latha" w:cs="Latha"/>
+                <w:sz w:val="28"/>
+                <w:szCs w:val="28"/>
+                <w:lang w:val="it-IT" w:bidi="ta-IN"/>
+              </w:rPr>
+              <w:t xml:space="preserve"> </w:t>
+            </w:r>
+            <w:r>
+              <w:rPr>
+                <w:rFonts w:ascii="Latha" w:hAnsi="Latha" w:cs="Latha"/>
+                <w:sz w:val="28"/>
+                <w:szCs w:val="28"/>
+                <w:lang w:bidi="ta-IN"/>
+              </w:rPr>
+              <w:t>|</w:t>
             </w:r>
           </w:p>
         </w:tc>
@@ -5617,6 +8194,7 @@
                 <w:b/>
                 <w:sz w:val="28"/>
                 <w:szCs w:val="28"/>
+                <w:lang w:val="it-IT"/>
               </w:rPr>
             </w:pPr>
             <w:r>
@@ -5625,26 +8203,9 @@
                 <w:b/>
                 <w:sz w:val="28"/>
                 <w:szCs w:val="28"/>
-              </w:rPr>
-              <w:t>TS 2.3.14.5</w:t>
-            </w:r>
-            <w:r>
-              <w:rPr>
-                <w:rFonts w:cs="Arial"/>
-                <w:b/>
-                <w:sz w:val="28"/>
-                <w:szCs w:val="28"/>
-              </w:rPr>
-              <w:t xml:space="preserve"> </w:t>
-            </w:r>
-            <w:r>
-              <w:rPr>
-                <w:rFonts w:cs="Arial"/>
-                <w:b/>
-                <w:sz w:val="28"/>
-                <w:szCs w:val="28"/>
-              </w:rPr>
-              <w:t>- Kramam</w:t>
+                <w:lang w:val="it-IT"/>
+              </w:rPr>
+              <w:t>TS 2.3.14.5 - Kramam</w:t>
             </w:r>
           </w:p>
           <w:p>
@@ -5664,6 +8225,7 @@
                 <w:color w:val="000000"/>
                 <w:sz w:val="28"/>
                 <w:szCs w:val="32"/>
+                <w:lang w:val="it-IT"/>
               </w:rPr>
             </w:pPr>
             <w:r>
@@ -5672,54 +8234,20 @@
                 <w:b/>
                 <w:sz w:val="28"/>
                 <w:szCs w:val="28"/>
-              </w:rPr>
-              <w:t xml:space="preserve">Krama </w:t>
-            </w:r>
-            <w:r>
-              <w:rPr>
-                <w:rFonts w:cs="Arial"/>
-                <w:b/>
-                <w:sz w:val="28"/>
-                <w:szCs w:val="28"/>
-              </w:rPr>
-              <w:t>Vaakyam</w:t>
-            </w:r>
-            <w:r>
-              <w:rPr>
-                <w:rFonts w:cs="Arial"/>
-                <w:b/>
-                <w:sz w:val="28"/>
-                <w:szCs w:val="28"/>
-              </w:rPr>
-              <w:t xml:space="preserve"> No. </w:t>
-            </w:r>
-            <w:r>
-              <w:rPr>
-                <w:rFonts w:cs="Arial"/>
-                <w:b/>
-                <w:sz w:val="28"/>
-                <w:szCs w:val="28"/>
-              </w:rPr>
-              <w:t>- 3</w:t>
-            </w:r>
-            <w:r>
-              <w:rPr>
-                <w:rFonts w:cs="Arial"/>
-                <w:b/>
-                <w:sz w:val="28"/>
-                <w:szCs w:val="28"/>
+                <w:lang w:val="it-IT"/>
+              </w:rPr>
+              <w:t>Krama Vaakyam No. - 3</w:t>
+            </w:r>
+            <w:r>
+              <w:rPr>
+                <w:rFonts w:cs="Arial"/>
+                <w:b/>
+                <w:sz w:val="28"/>
+                <w:szCs w:val="28"/>
+                <w:lang w:val="it-IT"/>
               </w:rPr>
               <w:br/>
-              <w:t xml:space="preserve">Panchaati </w:t>
-            </w:r>
-            <w:r>
-              <w:rPr>
-                <w:rFonts w:cs="Arial"/>
-                <w:b/>
-                <w:sz w:val="28"/>
-                <w:szCs w:val="28"/>
-              </w:rPr>
-              <w:t>No. - 55</w:t>
+              <w:t>Panchaati No. - 55</w:t>
             </w:r>
           </w:p>
         </w:tc>
@@ -5741,6 +8269,7 @@
                 <w:color w:val="000000"/>
                 <w:sz w:val="40"/>
                 <w:szCs w:val="40"/>
+                <w:lang w:val="it-IT"/>
               </w:rPr>
             </w:pPr>
             <w:r>
@@ -5759,7 +8288,7 @@
                 <w:b/>
                 <w:sz w:val="32"/>
                 <w:szCs w:val="28"/>
-                <w:lang w:bidi="ta-IN"/>
+                <w:lang w:val="it-IT" w:bidi="ta-IN"/>
               </w:rPr>
               <w:t>…</w:t>
             </w:r>
@@ -5792,7 +8321,7 @@
                 <w:b/>
                 <w:sz w:val="32"/>
                 <w:szCs w:val="28"/>
-                <w:lang w:bidi="ta-IN"/>
+                <w:lang w:val="it-IT" w:bidi="ta-IN"/>
               </w:rPr>
               <w:t>…</w:t>
             </w:r>
@@ -5812,7 +8341,7 @@
                 <w:b/>
                 <w:sz w:val="36"/>
                 <w:szCs w:val="28"/>
-                <w:lang w:bidi="ta-IN"/>
+                <w:lang w:val="it-IT" w:bidi="ta-IN"/>
               </w:rPr>
               <w:t>†</w:t>
             </w:r>
@@ -5831,7 +8360,7 @@
                 <w:rFonts w:ascii="Latha" w:hAnsi="Latha" w:cs="Latha"/>
                 <w:sz w:val="28"/>
                 <w:szCs w:val="28"/>
-                <w:lang w:bidi="ta-IN"/>
+                <w:lang w:val="it-IT" w:bidi="ta-IN"/>
               </w:rPr>
               <w:t xml:space="preserve">| </w:t>
             </w:r>
@@ -5853,7 +8382,7 @@
                 <w:sz w:val="32"/>
                 <w:szCs w:val="28"/>
                 <w:highlight w:val="yellow"/>
-                <w:lang w:bidi="ta-IN"/>
+                <w:lang w:val="it-IT" w:bidi="ta-IN"/>
               </w:rPr>
               <w:t>…</w:t>
             </w:r>
@@ -5873,7 +8402,7 @@
                 <w:b/>
                 <w:sz w:val="32"/>
                 <w:szCs w:val="28"/>
-                <w:lang w:bidi="ta-IN"/>
+                <w:lang w:val="it-IT" w:bidi="ta-IN"/>
               </w:rPr>
               <w:t>…</w:t>
             </w:r>
@@ -5893,7 +8422,7 @@
                 <w:b/>
                 <w:sz w:val="36"/>
                 <w:szCs w:val="28"/>
-                <w:lang w:bidi="ta-IN"/>
+                <w:lang w:val="it-IT" w:bidi="ta-IN"/>
               </w:rPr>
               <w:t>‡</w:t>
             </w:r>
@@ -5902,7 +8431,7 @@
                 <w:rFonts w:ascii="Latha" w:hAnsi="Latha" w:cs="Latha"/>
                 <w:sz w:val="28"/>
                 <w:szCs w:val="28"/>
-                <w:lang w:bidi="ta-IN"/>
+                <w:lang w:val="it-IT" w:bidi="ta-IN"/>
               </w:rPr>
               <w:t xml:space="preserve"> - </w:t>
             </w:r>
@@ -5922,7 +8451,7 @@
                 <w:b/>
                 <w:sz w:val="36"/>
                 <w:szCs w:val="28"/>
-                <w:lang w:bidi="ta-IN"/>
+                <w:lang w:val="it-IT" w:bidi="ta-IN"/>
               </w:rPr>
               <w:t>†</w:t>
             </w:r>
@@ -5941,7 +8470,7 @@
                 <w:rFonts w:ascii="Latha" w:hAnsi="Latha" w:cs="Latha"/>
                 <w:sz w:val="28"/>
                 <w:szCs w:val="28"/>
-                <w:lang w:bidi="ta-IN"/>
+                <w:lang w:val="it-IT" w:bidi="ta-IN"/>
               </w:rPr>
               <w:t>||</w:t>
             </w:r>
@@ -5968,7 +8497,7 @@
                 <w:rFonts w:ascii="Latha" w:hAnsi="Latha" w:cs="Latha"/>
                 <w:sz w:val="28"/>
                 <w:szCs w:val="28"/>
-                <w:lang w:bidi="ta-IN"/>
+                <w:lang w:val="it-IT" w:bidi="ta-IN"/>
               </w:rPr>
             </w:pPr>
             <w:r>
@@ -5987,7 +8516,7 @@
                 <w:b/>
                 <w:sz w:val="32"/>
                 <w:szCs w:val="28"/>
-                <w:lang w:bidi="ta-IN"/>
+                <w:lang w:val="it-IT" w:bidi="ta-IN"/>
               </w:rPr>
               <w:t>…</w:t>
             </w:r>
@@ -6020,7 +8549,7 @@
                 <w:b/>
                 <w:sz w:val="32"/>
                 <w:szCs w:val="28"/>
-                <w:lang w:bidi="ta-IN"/>
+                <w:lang w:val="it-IT" w:bidi="ta-IN"/>
               </w:rPr>
               <w:t>…</w:t>
             </w:r>
@@ -6040,7 +8569,7 @@
                 <w:b/>
                 <w:sz w:val="36"/>
                 <w:szCs w:val="28"/>
-                <w:lang w:bidi="ta-IN"/>
+                <w:lang w:val="it-IT" w:bidi="ta-IN"/>
               </w:rPr>
               <w:t>†</w:t>
             </w:r>
@@ -6059,7 +8588,7 @@
                 <w:rFonts w:ascii="Latha" w:hAnsi="Latha" w:cs="Latha"/>
                 <w:sz w:val="28"/>
                 <w:szCs w:val="28"/>
-                <w:lang w:bidi="ta-IN"/>
+                <w:lang w:val="it-IT" w:bidi="ta-IN"/>
               </w:rPr>
               <w:t xml:space="preserve">| </w:t>
             </w:r>
@@ -6076,6 +8605,7 @@
                 <w:color w:val="000000"/>
                 <w:sz w:val="40"/>
                 <w:szCs w:val="40"/>
+                <w:lang w:val="it-IT"/>
               </w:rPr>
             </w:pPr>
             <w:r>
@@ -6095,7 +8625,7 @@
                 <w:b/>
                 <w:sz w:val="32"/>
                 <w:szCs w:val="28"/>
-                <w:lang w:bidi="ta-IN"/>
+                <w:lang w:val="it-IT" w:bidi="ta-IN"/>
               </w:rPr>
               <w:t>…</w:t>
             </w:r>
@@ -6115,7 +8645,7 @@
                 <w:b/>
                 <w:sz w:val="32"/>
                 <w:szCs w:val="28"/>
-                <w:lang w:bidi="ta-IN"/>
+                <w:lang w:val="it-IT" w:bidi="ta-IN"/>
               </w:rPr>
               <w:t>…</w:t>
             </w:r>
@@ -6135,7 +8665,7 @@
                 <w:b/>
                 <w:sz w:val="36"/>
                 <w:szCs w:val="28"/>
-                <w:lang w:bidi="ta-IN"/>
+                <w:lang w:val="it-IT" w:bidi="ta-IN"/>
               </w:rPr>
               <w:t>‡</w:t>
             </w:r>
@@ -6144,7 +8674,7 @@
                 <w:rFonts w:ascii="Latha" w:hAnsi="Latha" w:cs="Latha"/>
                 <w:sz w:val="28"/>
                 <w:szCs w:val="28"/>
-                <w:lang w:bidi="ta-IN"/>
+                <w:lang w:val="it-IT" w:bidi="ta-IN"/>
               </w:rPr>
               <w:t xml:space="preserve"> - </w:t>
             </w:r>
@@ -6164,7 +8694,7 @@
                 <w:b/>
                 <w:sz w:val="36"/>
                 <w:szCs w:val="28"/>
-                <w:lang w:bidi="ta-IN"/>
+                <w:lang w:val="it-IT" w:bidi="ta-IN"/>
               </w:rPr>
               <w:t>†</w:t>
             </w:r>
@@ -6183,7 +8713,7 @@
                 <w:rFonts w:ascii="Latha" w:hAnsi="Latha" w:cs="Latha"/>
                 <w:sz w:val="28"/>
                 <w:szCs w:val="28"/>
-                <w:lang w:bidi="ta-IN"/>
+                <w:lang w:val="it-IT" w:bidi="ta-IN"/>
               </w:rPr>
               <w:t>||</w:t>
             </w:r>
@@ -6232,30 +8762,7 @@
           <w:szCs w:val="32"/>
           <w:u w:val="single"/>
         </w:rPr>
-        <w:lastRenderedPageBreak/>
-        <w:t>TS Krama Paatam – TS 2.3 Tamil Corrections –Observed till 31</w:t>
-      </w:r>
-      <w:proofErr w:type="gramStart"/>
-      <w:r>
-        <w:rPr>
-          <w:b/>
-          <w:bCs/>
-          <w:sz w:val="32"/>
-          <w:szCs w:val="32"/>
-          <w:u w:val="single"/>
-        </w:rPr>
-        <w:t>st  October</w:t>
-      </w:r>
-      <w:proofErr w:type="gramEnd"/>
-      <w:r>
-        <w:rPr>
-          <w:b/>
-          <w:bCs/>
-          <w:sz w:val="32"/>
-          <w:szCs w:val="32"/>
-          <w:u w:val="single"/>
-        </w:rPr>
-        <w:t xml:space="preserve"> 2021</w:t>
+        <w:t>TS Krama Paatam – TS 2.3 Tamil Corrections –Observed till 31st  October 2021</w:t>
       </w:r>
     </w:p>
     <w:p>
@@ -6323,6 +8830,7 @@
                 <w:sz w:val="32"/>
                 <w:szCs w:val="32"/>
               </w:rPr>
+              <w:lastRenderedPageBreak/>
               <w:t>Section, Paragraph</w:t>
             </w:r>
           </w:p>
@@ -8443,7 +10951,6 @@
                 <w:sz w:val="28"/>
                 <w:szCs w:val="32"/>
               </w:rPr>
-              <w:lastRenderedPageBreak/>
               <w:t>T.S.2.3.</w:t>
             </w:r>
             <w:r>
@@ -9106,6 +11613,7 @@
                 <w:sz w:val="28"/>
                 <w:szCs w:val="32"/>
               </w:rPr>
+              <w:lastRenderedPageBreak/>
               <w:t>T.S.2.3.9.1 – Kramam</w:t>
             </w:r>
           </w:p>
@@ -12108,7 +14616,6 @@
                 <w:sz w:val="28"/>
                 <w:szCs w:val="32"/>
               </w:rPr>
-              <w:lastRenderedPageBreak/>
               <w:t>T.S.2.3.</w:t>
             </w:r>
             <w:r>
@@ -12634,6 +15141,7 @@
                 <w:sz w:val="28"/>
                 <w:szCs w:val="32"/>
               </w:rPr>
+              <w:lastRenderedPageBreak/>
               <w:t>T.S.2.3.</w:t>
             </w:r>
             <w:r>
@@ -15993,7 +18501,6 @@
           <w:szCs w:val="32"/>
           <w:u w:val="single"/>
         </w:rPr>
-        <w:lastRenderedPageBreak/>
         <w:t xml:space="preserve">TS </w:t>
       </w:r>
       <w:r>
@@ -16155,6 +18662,7 @@
                 <w:sz w:val="32"/>
                 <w:szCs w:val="32"/>
               </w:rPr>
+              <w:lastRenderedPageBreak/>
               <w:t>Section, Paragraph</w:t>
             </w:r>
           </w:p>
@@ -17820,31 +20328,7 @@
                 <w:szCs w:val="28"/>
                 <w:lang w:bidi="ta-IN"/>
               </w:rPr>
-              <w:t>(</w:t>
-            </w:r>
-            <w:proofErr w:type="spellStart"/>
-            <w:r>
-              <w:rPr>
-                <w:rFonts w:cs="Arial"/>
-                <w:b/>
-                <w:bCs/>
-                <w:sz w:val="28"/>
-                <w:szCs w:val="28"/>
-                <w:lang w:bidi="ta-IN"/>
-              </w:rPr>
-              <w:t>ekasruti</w:t>
-            </w:r>
-            <w:proofErr w:type="spellEnd"/>
-            <w:r>
-              <w:rPr>
-                <w:rFonts w:cs="Arial"/>
-                <w:b/>
-                <w:bCs/>
-                <w:sz w:val="28"/>
-                <w:szCs w:val="28"/>
-                <w:lang w:bidi="ta-IN"/>
-              </w:rPr>
-              <w:t xml:space="preserve"> no swaram required)</w:t>
+              <w:t>(ekasruti no swaram required)</w:t>
             </w:r>
           </w:p>
         </w:tc>
@@ -18844,25 +21328,14 @@
                 <w:szCs w:val="40"/>
               </w:rPr>
             </w:pPr>
-            <w:proofErr w:type="spellStart"/>
-            <w:r>
-              <w:rPr>
-                <w:rFonts w:cs="Arial"/>
-                <w:color w:val="000000"/>
-                <w:sz w:val="28"/>
-                <w:szCs w:val="28"/>
-              </w:rPr>
-              <w:t>Trikrama</w:t>
-            </w:r>
-            <w:proofErr w:type="spellEnd"/>
-            <w:r>
-              <w:rPr>
-                <w:rFonts w:cs="Arial"/>
-                <w:color w:val="000000"/>
-                <w:sz w:val="28"/>
-                <w:szCs w:val="28"/>
-              </w:rPr>
-              <w:t xml:space="preserve"> correction done</w:t>
+            <w:r>
+              <w:rPr>
+                <w:rFonts w:cs="Arial"/>
+                <w:color w:val="000000"/>
+                <w:sz w:val="28"/>
+                <w:szCs w:val="28"/>
+              </w:rPr>
+              <w:t>Trikrama correction done</w:t>
             </w:r>
             <w:r>
               <w:rPr>
@@ -18925,27 +21398,7 @@
                 <w:sz w:val="28"/>
                 <w:szCs w:val="28"/>
               </w:rPr>
-              <w:t xml:space="preserve">’ </w:t>
-            </w:r>
-            <w:proofErr w:type="spellStart"/>
-            <w:r>
-              <w:rPr>
-                <w:rFonts w:cs="Arial"/>
-                <w:color w:val="000000"/>
-                <w:sz w:val="28"/>
-                <w:szCs w:val="28"/>
-              </w:rPr>
-              <w:t>trikramam</w:t>
-            </w:r>
-            <w:proofErr w:type="spellEnd"/>
-            <w:r>
-              <w:rPr>
-                <w:rFonts w:cs="Arial"/>
-                <w:color w:val="000000"/>
-                <w:sz w:val="28"/>
-                <w:szCs w:val="28"/>
-              </w:rPr>
-              <w:t>)</w:t>
+              <w:t>’ trikramam)</w:t>
             </w:r>
           </w:p>
         </w:tc>
@@ -19902,6 +22355,18 @@
       <w:lang w:bidi="ar-SA"/>
     </w:rPr>
   </w:style>
+  <w:style w:type="paragraph" w:styleId="NoSpacing">
+    <w:name w:val="No Spacing"/>
+    <w:uiPriority w:val="1"/>
+    <w:qFormat/>
+    <w:rsid w:val="00280674"/>
+    <w:rPr>
+      <w:rFonts w:ascii="Arial" w:hAnsi="Arial"/>
+      <w:sz w:val="24"/>
+      <w:szCs w:val="22"/>
+      <w:lang w:val="en-US" w:eastAsia="en-US" w:bidi="ar-SA"/>
+    </w:rPr>
+  </w:style>
 </w:styles>
 </file>
 

--- a/TS-Kramam/TS-2.3/TS 2.3 Tamil Krama Paatam Corrections.docx
+++ b/TS-Kramam/TS-2.3/TS 2.3 Tamil Krama Paatam Corrections.docx
@@ -1,6 +1,6 @@
 
 <file path=word/document.xml><?xml version="1.0" encoding="utf-8"?>
-<w:document xmlns:wpc="http://schemas.microsoft.com/office/word/2010/wordprocessingCanvas" xmlns:cx="http://schemas.microsoft.com/office/drawing/2014/chartex" xmlns:cx1="http://schemas.microsoft.com/office/drawing/2015/9/8/chartex" xmlns:cx2="http://schemas.microsoft.com/office/drawing/2015/10/21/chartex" xmlns:cx3="http://schemas.microsoft.com/office/drawing/2016/5/9/chartex" xmlns:cx4="http://schemas.microsoft.com/office/drawing/2016/5/10/chartex" xmlns:cx5="http://schemas.microsoft.com/office/drawing/2016/5/11/chartex" xmlns:cx6="http://schemas.microsoft.com/office/drawing/2016/5/12/chartex" xmlns:cx7="http://schemas.microsoft.com/office/drawing/2016/5/13/chartex" xmlns:cx8="http://schemas.microsoft.com/office/drawing/2016/5/14/chartex" xmlns:mc="http://schemas.openxmlformats.org/markup-compatibility/2006" xmlns:aink="http://schemas.microsoft.com/office/drawing/2016/ink" xmlns:am3d="http://schemas.microsoft.com/office/drawing/2017/model3d" xmlns:o="urn:schemas-microsoft-com:office:office" xmlns:oel="http://schemas.microsoft.com/office/2019/extlst" xmlns:r="http://schemas.openxmlformats.org/officeDocument/2006/relationships" xmlns:m="http://schemas.openxmlformats.org/officeDocument/2006/math" xmlns:v="urn:schemas-microsoft-com:vml" xmlns:wp14="http://schemas.microsoft.com/office/word/2010/wordprocessingDrawing" xmlns:wp="http://schemas.openxmlformats.org/drawingml/2006/wordprocessingDrawing" xmlns:w10="urn:schemas-microsoft-com:office:word" xmlns:w="http://schemas.openxmlformats.org/wordprocessingml/2006/main" xmlns:w14="http://schemas.microsoft.com/office/word/2010/wordml" xmlns:w15="http://schemas.microsoft.com/office/word/2012/wordml" xmlns:w16cex="http://schemas.microsoft.com/office/word/2018/wordml/cex" xmlns:w16cid="http://schemas.microsoft.com/office/word/2016/wordml/cid" xmlns:w16="http://schemas.microsoft.com/office/word/2018/wordml" xmlns:w16du="http://schemas.microsoft.com/office/word/2023/wordml/word16du" xmlns:w16sdtdh="http://schemas.microsoft.com/office/word/2020/wordml/sdtdatahash" xmlns:w16sdtfl="http://schemas.microsoft.com/office/word/2024/wordml/sdtformatlock" xmlns:w16se="http://schemas.microsoft.com/office/word/2015/wordml/symex" xmlns:wpg="http://schemas.microsoft.com/office/word/2010/wordprocessingGroup" xmlns:wpi="http://schemas.microsoft.com/office/word/2010/wordprocessingInk" xmlns:wne="http://schemas.microsoft.com/office/word/2006/wordml" xmlns:wps="http://schemas.microsoft.com/office/word/2010/wordprocessingShape" mc:Ignorable="w14 w15 w16se w16cid w16 w16cex w16sdtdh w16sdtfl w16du wp14">
+<w:document xmlns:wpc="http://schemas.microsoft.com/office/word/2010/wordprocessingCanvas" xmlns:cx="http://schemas.microsoft.com/office/drawing/2014/chartex" xmlns:cx1="http://schemas.microsoft.com/office/drawing/2015/9/8/chartex" xmlns:cx2="http://schemas.microsoft.com/office/drawing/2015/10/21/chartex" xmlns:cx3="http://schemas.microsoft.com/office/drawing/2016/5/9/chartex" xmlns:cx4="http://schemas.microsoft.com/office/drawing/2016/5/10/chartex" xmlns:cx5="http://schemas.microsoft.com/office/drawing/2016/5/11/chartex" xmlns:cx6="http://schemas.microsoft.com/office/drawing/2016/5/12/chartex" xmlns:cx7="http://schemas.microsoft.com/office/drawing/2016/5/13/chartex" xmlns:cx8="http://schemas.microsoft.com/office/drawing/2016/5/14/chartex" xmlns:mc="http://schemas.openxmlformats.org/markup-compatibility/2006" xmlns:aink="http://schemas.microsoft.com/office/drawing/2016/ink" xmlns:am3d="http://schemas.microsoft.com/office/drawing/2017/model3d" xmlns:o="urn:schemas-microsoft-com:office:office" xmlns:oel="http://schemas.microsoft.com/office/2019/extlst" xmlns:r="http://schemas.openxmlformats.org/officeDocument/2006/relationships" xmlns:m="http://schemas.openxmlformats.org/officeDocument/2006/math" xmlns:v="urn:schemas-microsoft-com:vml" xmlns:wp14="http://schemas.microsoft.com/office/word/2010/wordprocessingDrawing" xmlns:wp="http://schemas.openxmlformats.org/drawingml/2006/wordprocessingDrawing" xmlns:w10="urn:schemas-microsoft-com:office:word" xmlns:w="http://schemas.openxmlformats.org/wordprocessingml/2006/main" xmlns:w14="http://schemas.microsoft.com/office/word/2010/wordml" xmlns:w15="http://schemas.microsoft.com/office/word/2012/wordml" xmlns:w16cei="http://schemas.microsoft.com/office/word/2026/wordml/cei" xmlns:w16cex="http://schemas.microsoft.com/office/word/2018/wordml/cex" xmlns:w16cid="http://schemas.microsoft.com/office/word/2016/wordml/cid" xmlns:w16="http://schemas.microsoft.com/office/word/2018/wordml" xmlns:w16du="http://schemas.microsoft.com/office/word/2023/wordml/word16du" xmlns:w16sdtdh="http://schemas.microsoft.com/office/word/2020/wordml/sdtdatahash" xmlns:w16sdtfl="http://schemas.microsoft.com/office/word/2024/wordml/sdtformatlock" xmlns:w16se="http://schemas.microsoft.com/office/word/2015/wordml/symex" xmlns:wpg="http://schemas.microsoft.com/office/word/2010/wordprocessingGroup" xmlns:wpi="http://schemas.microsoft.com/office/word/2010/wordprocessingInk" xmlns:wne="http://schemas.microsoft.com/office/word/2006/wordml" xmlns:wps="http://schemas.microsoft.com/office/word/2010/wordprocessingShape" mc:Ignorable="w14 w15 w16se w16cid w16 w16cex w16sdtdh w16sdtfl w16du wp14">
   <w:body>
     <w:p>
       <w:pPr>
@@ -8,10 +8,6 @@
         <w:rPr>
           <w:b/>
           <w:bCs/>
-          <w:color w:val="EE0000"/>
-          <w:sz w:val="32"/>
-          <w:szCs w:val="32"/>
-          <w:u w:val="single"/>
         </w:rPr>
       </w:pPr>
       <w:r>
@@ -88,23 +84,26 @@
         <w:rPr>
           <w:b/>
           <w:bCs/>
-          <w:color w:val="EE0000"/>
           <w:sz w:val="32"/>
           <w:szCs w:val="32"/>
-          <w:highlight w:val="yellow"/>
           <w:u w:val="single"/>
         </w:rPr>
-        <w:t>xxxxxxxxx</w:t>
+        <w:t>31st July 2026</w:t>
       </w:r>
-    </w:p>
-    <w:p>
-      <w:pPr>
-        <w:jc w:val="center"/>
+      <w:r>
         <w:rPr>
           <w:b/>
           <w:bCs/>
         </w:rPr>
-      </w:pPr>
+        <w:t xml:space="preserve"> </w:t>
+      </w:r>
+      <w:r>
+        <w:rPr>
+          <w:b/>
+          <w:bCs/>
+        </w:rPr>
+        <w:br/>
+      </w:r>
       <w:r>
         <w:rPr>
           <w:b/>
@@ -2673,7 +2672,6 @@
                 <w:szCs w:val="28"/>
                 <w:lang w:val="it-IT"/>
               </w:rPr>
-              <w:lastRenderedPageBreak/>
               <w:t>TS 2.3.</w:t>
             </w:r>
             <w:r>
@@ -3379,6 +3377,7 @@
                 <w:szCs w:val="28"/>
                 <w:lang w:val="it-IT"/>
               </w:rPr>
+              <w:lastRenderedPageBreak/>
               <w:t>TS 2.3.</w:t>
             </w:r>
             <w:r>
@@ -5791,6 +5790,66 @@
         </w:tc>
       </w:tr>
     </w:tbl>
+    <w:p>
+      <w:pPr>
+        <w:jc w:val="center"/>
+        <w:rPr>
+          <w:b/>
+          <w:bCs/>
+          <w:sz w:val="32"/>
+          <w:szCs w:val="32"/>
+          <w:u w:val="single"/>
+        </w:rPr>
+      </w:pPr>
+    </w:p>
+    <w:p>
+      <w:pPr>
+        <w:jc w:val="center"/>
+        <w:rPr>
+          <w:b/>
+          <w:bCs/>
+          <w:sz w:val="32"/>
+          <w:szCs w:val="32"/>
+          <w:u w:val="single"/>
+        </w:rPr>
+      </w:pPr>
+    </w:p>
+    <w:p>
+      <w:pPr>
+        <w:jc w:val="center"/>
+        <w:rPr>
+          <w:b/>
+          <w:bCs/>
+          <w:sz w:val="32"/>
+          <w:szCs w:val="32"/>
+          <w:u w:val="single"/>
+        </w:rPr>
+      </w:pPr>
+    </w:p>
+    <w:p>
+      <w:pPr>
+        <w:jc w:val="center"/>
+        <w:rPr>
+          <w:b/>
+          <w:bCs/>
+          <w:sz w:val="32"/>
+          <w:szCs w:val="32"/>
+          <w:u w:val="single"/>
+        </w:rPr>
+      </w:pPr>
+    </w:p>
+    <w:p>
+      <w:pPr>
+        <w:jc w:val="center"/>
+        <w:rPr>
+          <w:b/>
+          <w:bCs/>
+          <w:sz w:val="32"/>
+          <w:szCs w:val="32"/>
+          <w:u w:val="single"/>
+        </w:rPr>
+      </w:pPr>
+    </w:p>
     <w:p>
       <w:pPr>
         <w:jc w:val="center"/>
@@ -5822,6 +5881,7 @@
           <w:szCs w:val="32"/>
           <w:u w:val="single"/>
         </w:rPr>
+        <w:lastRenderedPageBreak/>
         <w:t xml:space="preserve">TS </w:t>
       </w:r>
       <w:r>
@@ -5951,7 +6011,6 @@
                 <w:sz w:val="32"/>
                 <w:szCs w:val="32"/>
               </w:rPr>
-              <w:lastRenderedPageBreak/>
               <w:t>Section, Paragraph</w:t>
             </w:r>
           </w:p>
@@ -8762,7 +8821,30 @@
           <w:szCs w:val="32"/>
           <w:u w:val="single"/>
         </w:rPr>
-        <w:t>TS Krama Paatam – TS 2.3 Tamil Corrections –Observed till 31st  October 2021</w:t>
+        <w:lastRenderedPageBreak/>
+        <w:t>TS Krama Paatam – TS 2.3 Tamil Corrections –Observed till 31</w:t>
+      </w:r>
+      <w:proofErr w:type="gramStart"/>
+      <w:r>
+        <w:rPr>
+          <w:b/>
+          <w:bCs/>
+          <w:sz w:val="32"/>
+          <w:szCs w:val="32"/>
+          <w:u w:val="single"/>
+        </w:rPr>
+        <w:t>st  October</w:t>
+      </w:r>
+      <w:proofErr w:type="gramEnd"/>
+      <w:r>
+        <w:rPr>
+          <w:b/>
+          <w:bCs/>
+          <w:sz w:val="32"/>
+          <w:szCs w:val="32"/>
+          <w:u w:val="single"/>
+        </w:rPr>
+        <w:t xml:space="preserve"> 2021</w:t>
       </w:r>
     </w:p>
     <w:p>
@@ -8830,7 +8912,6 @@
                 <w:sz w:val="32"/>
                 <w:szCs w:val="32"/>
               </w:rPr>
-              <w:lastRenderedPageBreak/>
               <w:t>Section, Paragraph</w:t>
             </w:r>
           </w:p>
@@ -10951,6 +11032,7 @@
                 <w:sz w:val="28"/>
                 <w:szCs w:val="32"/>
               </w:rPr>
+              <w:lastRenderedPageBreak/>
               <w:t>T.S.2.3.</w:t>
             </w:r>
             <w:r>
@@ -11613,7 +11695,6 @@
                 <w:sz w:val="28"/>
                 <w:szCs w:val="32"/>
               </w:rPr>
-              <w:lastRenderedPageBreak/>
               <w:t>T.S.2.3.9.1 – Kramam</w:t>
             </w:r>
           </w:p>
@@ -14616,6 +14697,7 @@
                 <w:sz w:val="28"/>
                 <w:szCs w:val="32"/>
               </w:rPr>
+              <w:lastRenderedPageBreak/>
               <w:t>T.S.2.3.</w:t>
             </w:r>
             <w:r>
@@ -15141,7 +15223,6 @@
                 <w:sz w:val="28"/>
                 <w:szCs w:val="32"/>
               </w:rPr>
-              <w:lastRenderedPageBreak/>
               <w:t>T.S.2.3.</w:t>
             </w:r>
             <w:r>
@@ -18501,6 +18582,7 @@
           <w:szCs w:val="32"/>
           <w:u w:val="single"/>
         </w:rPr>
+        <w:lastRenderedPageBreak/>
         <w:t xml:space="preserve">TS </w:t>
       </w:r>
       <w:r>
@@ -18662,7 +18744,6 @@
                 <w:sz w:val="32"/>
                 <w:szCs w:val="32"/>
               </w:rPr>
-              <w:lastRenderedPageBreak/>
               <w:t>Section, Paragraph</w:t>
             </w:r>
           </w:p>
@@ -20328,7 +20409,31 @@
                 <w:szCs w:val="28"/>
                 <w:lang w:bidi="ta-IN"/>
               </w:rPr>
-              <w:t>(ekasruti no swaram required)</w:t>
+              <w:t>(</w:t>
+            </w:r>
+            <w:proofErr w:type="spellStart"/>
+            <w:r>
+              <w:rPr>
+                <w:rFonts w:cs="Arial"/>
+                <w:b/>
+                <w:bCs/>
+                <w:sz w:val="28"/>
+                <w:szCs w:val="28"/>
+                <w:lang w:bidi="ta-IN"/>
+              </w:rPr>
+              <w:t>ekasruti</w:t>
+            </w:r>
+            <w:proofErr w:type="spellEnd"/>
+            <w:r>
+              <w:rPr>
+                <w:rFonts w:cs="Arial"/>
+                <w:b/>
+                <w:bCs/>
+                <w:sz w:val="28"/>
+                <w:szCs w:val="28"/>
+                <w:lang w:bidi="ta-IN"/>
+              </w:rPr>
+              <w:t xml:space="preserve"> no swaram required)</w:t>
             </w:r>
           </w:p>
         </w:tc>
@@ -21328,14 +21433,25 @@
                 <w:szCs w:val="40"/>
               </w:rPr>
             </w:pPr>
-            <w:r>
-              <w:rPr>
-                <w:rFonts w:cs="Arial"/>
-                <w:color w:val="000000"/>
-                <w:sz w:val="28"/>
-                <w:szCs w:val="28"/>
-              </w:rPr>
-              <w:t>Trikrama correction done</w:t>
+            <w:proofErr w:type="spellStart"/>
+            <w:r>
+              <w:rPr>
+                <w:rFonts w:cs="Arial"/>
+                <w:color w:val="000000"/>
+                <w:sz w:val="28"/>
+                <w:szCs w:val="28"/>
+              </w:rPr>
+              <w:t>Trikrama</w:t>
+            </w:r>
+            <w:proofErr w:type="spellEnd"/>
+            <w:r>
+              <w:rPr>
+                <w:rFonts w:cs="Arial"/>
+                <w:color w:val="000000"/>
+                <w:sz w:val="28"/>
+                <w:szCs w:val="28"/>
+              </w:rPr>
+              <w:t xml:space="preserve"> correction done</w:t>
             </w:r>
             <w:r>
               <w:rPr>
@@ -21398,7 +21514,27 @@
                 <w:sz w:val="28"/>
                 <w:szCs w:val="28"/>
               </w:rPr>
-              <w:t>’ trikramam)</w:t>
+              <w:t xml:space="preserve">’ </w:t>
+            </w:r>
+            <w:proofErr w:type="spellStart"/>
+            <w:r>
+              <w:rPr>
+                <w:rFonts w:cs="Arial"/>
+                <w:color w:val="000000"/>
+                <w:sz w:val="28"/>
+                <w:szCs w:val="28"/>
+              </w:rPr>
+              <w:t>trikramam</w:t>
+            </w:r>
+            <w:proofErr w:type="spellEnd"/>
+            <w:r>
+              <w:rPr>
+                <w:rFonts w:cs="Arial"/>
+                <w:color w:val="000000"/>
+                <w:sz w:val="28"/>
+                <w:szCs w:val="28"/>
+              </w:rPr>
+              <w:t>)</w:t>
             </w:r>
           </w:p>
         </w:tc>
@@ -21420,7 +21556,7 @@
 </file>
 
 <file path=word/endnotes.xml><?xml version="1.0" encoding="utf-8"?>
-<w:endnotes xmlns:wpc="http://schemas.microsoft.com/office/word/2010/wordprocessingCanvas" xmlns:cx="http://schemas.microsoft.com/office/drawing/2014/chartex" xmlns:cx1="http://schemas.microsoft.com/office/drawing/2015/9/8/chartex" xmlns:cx2="http://schemas.microsoft.com/office/drawing/2015/10/21/chartex" xmlns:cx3="http://schemas.microsoft.com/office/drawing/2016/5/9/chartex" xmlns:cx4="http://schemas.microsoft.com/office/drawing/2016/5/10/chartex" xmlns:cx5="http://schemas.microsoft.com/office/drawing/2016/5/11/chartex" xmlns:cx6="http://schemas.microsoft.com/office/drawing/2016/5/12/chartex" xmlns:cx7="http://schemas.microsoft.com/office/drawing/2016/5/13/chartex" xmlns:cx8="http://schemas.microsoft.com/office/drawing/2016/5/14/chartex" xmlns:mc="http://schemas.openxmlformats.org/markup-compatibility/2006" xmlns:aink="http://schemas.microsoft.com/office/drawing/2016/ink" xmlns:am3d="http://schemas.microsoft.com/office/drawing/2017/model3d" xmlns:o="urn:schemas-microsoft-com:office:office" xmlns:oel="http://schemas.microsoft.com/office/2019/extlst" xmlns:r="http://schemas.openxmlformats.org/officeDocument/2006/relationships" xmlns:m="http://schemas.openxmlformats.org/officeDocument/2006/math" xmlns:v="urn:schemas-microsoft-com:vml" xmlns:wp14="http://schemas.microsoft.com/office/word/2010/wordprocessingDrawing" xmlns:wp="http://schemas.openxmlformats.org/drawingml/2006/wordprocessingDrawing" xmlns:w10="urn:schemas-microsoft-com:office:word" xmlns:w="http://schemas.openxmlformats.org/wordprocessingml/2006/main" xmlns:w14="http://schemas.microsoft.com/office/word/2010/wordml" xmlns:w15="http://schemas.microsoft.com/office/word/2012/wordml" xmlns:w16cex="http://schemas.microsoft.com/office/word/2018/wordml/cex" xmlns:w16cid="http://schemas.microsoft.com/office/word/2016/wordml/cid" xmlns:w16="http://schemas.microsoft.com/office/word/2018/wordml" xmlns:w16du="http://schemas.microsoft.com/office/word/2023/wordml/word16du" xmlns:w16sdtdh="http://schemas.microsoft.com/office/word/2020/wordml/sdtdatahash" xmlns:w16sdtfl="http://schemas.microsoft.com/office/word/2024/wordml/sdtformatlock" xmlns:w16se="http://schemas.microsoft.com/office/word/2015/wordml/symex" xmlns:wpg="http://schemas.microsoft.com/office/word/2010/wordprocessingGroup" xmlns:wpi="http://schemas.microsoft.com/office/word/2010/wordprocessingInk" xmlns:wne="http://schemas.microsoft.com/office/word/2006/wordml" xmlns:wps="http://schemas.microsoft.com/office/word/2010/wordprocessingShape" mc:Ignorable="w14 w15 w16se w16cid w16 w16cex w16sdtdh w16sdtfl w16du wp14">
+<w:endnotes xmlns:wpc="http://schemas.microsoft.com/office/word/2010/wordprocessingCanvas" xmlns:cx="http://schemas.microsoft.com/office/drawing/2014/chartex" xmlns:cx1="http://schemas.microsoft.com/office/drawing/2015/9/8/chartex" xmlns:cx2="http://schemas.microsoft.com/office/drawing/2015/10/21/chartex" xmlns:cx3="http://schemas.microsoft.com/office/drawing/2016/5/9/chartex" xmlns:cx4="http://schemas.microsoft.com/office/drawing/2016/5/10/chartex" xmlns:cx5="http://schemas.microsoft.com/office/drawing/2016/5/11/chartex" xmlns:cx6="http://schemas.microsoft.com/office/drawing/2016/5/12/chartex" xmlns:cx7="http://schemas.microsoft.com/office/drawing/2016/5/13/chartex" xmlns:cx8="http://schemas.microsoft.com/office/drawing/2016/5/14/chartex" xmlns:mc="http://schemas.openxmlformats.org/markup-compatibility/2006" xmlns:aink="http://schemas.microsoft.com/office/drawing/2016/ink" xmlns:am3d="http://schemas.microsoft.com/office/drawing/2017/model3d" xmlns:o="urn:schemas-microsoft-com:office:office" xmlns:oel="http://schemas.microsoft.com/office/2019/extlst" xmlns:r="http://schemas.openxmlformats.org/officeDocument/2006/relationships" xmlns:m="http://schemas.openxmlformats.org/officeDocument/2006/math" xmlns:v="urn:schemas-microsoft-com:vml" xmlns:wp14="http://schemas.microsoft.com/office/word/2010/wordprocessingDrawing" xmlns:wp="http://schemas.openxmlformats.org/drawingml/2006/wordprocessingDrawing" xmlns:w10="urn:schemas-microsoft-com:office:word" xmlns:w="http://schemas.openxmlformats.org/wordprocessingml/2006/main" xmlns:w14="http://schemas.microsoft.com/office/word/2010/wordml" xmlns:w15="http://schemas.microsoft.com/office/word/2012/wordml" xmlns:w16cei="http://schemas.microsoft.com/office/word/2026/wordml/cei" xmlns:w16cex="http://schemas.microsoft.com/office/word/2018/wordml/cex" xmlns:w16cid="http://schemas.microsoft.com/office/word/2016/wordml/cid" xmlns:w16="http://schemas.microsoft.com/office/word/2018/wordml" xmlns:w16du="http://schemas.microsoft.com/office/word/2023/wordml/word16du" xmlns:w16sdtdh="http://schemas.microsoft.com/office/word/2020/wordml/sdtdatahash" xmlns:w16sdtfl="http://schemas.microsoft.com/office/word/2024/wordml/sdtformatlock" xmlns:w16se="http://schemas.microsoft.com/office/word/2015/wordml/symex" xmlns:wpg="http://schemas.microsoft.com/office/word/2010/wordprocessingGroup" xmlns:wpi="http://schemas.microsoft.com/office/word/2010/wordprocessingInk" xmlns:wne="http://schemas.microsoft.com/office/word/2006/wordml" xmlns:wps="http://schemas.microsoft.com/office/word/2010/wordprocessingShape" mc:Ignorable="w14 w15 w16se w16cid w16 w16cex w16sdtdh w16sdtfl w16du wp14">
   <w:endnote w:type="separator" w:id="-1">
     <w:p>
       <w:pPr>
@@ -21445,7 +21581,7 @@
 </file>
 
 <file path=word/footer1.xml><?xml version="1.0" encoding="utf-8"?>
-<w:ftr xmlns:wpc="http://schemas.microsoft.com/office/word/2010/wordprocessingCanvas" xmlns:cx="http://schemas.microsoft.com/office/drawing/2014/chartex" xmlns:cx1="http://schemas.microsoft.com/office/drawing/2015/9/8/chartex" xmlns:cx2="http://schemas.microsoft.com/office/drawing/2015/10/21/chartex" xmlns:cx3="http://schemas.microsoft.com/office/drawing/2016/5/9/chartex" xmlns:cx4="http://schemas.microsoft.com/office/drawing/2016/5/10/chartex" xmlns:cx5="http://schemas.microsoft.com/office/drawing/2016/5/11/chartex" xmlns:cx6="http://schemas.microsoft.com/office/drawing/2016/5/12/chartex" xmlns:cx7="http://schemas.microsoft.com/office/drawing/2016/5/13/chartex" xmlns:cx8="http://schemas.microsoft.com/office/drawing/2016/5/14/chartex" xmlns:mc="http://schemas.openxmlformats.org/markup-compatibility/2006" xmlns:aink="http://schemas.microsoft.com/office/drawing/2016/ink" xmlns:am3d="http://schemas.microsoft.com/office/drawing/2017/model3d" xmlns:o="urn:schemas-microsoft-com:office:office" xmlns:oel="http://schemas.microsoft.com/office/2019/extlst" xmlns:r="http://schemas.openxmlformats.org/officeDocument/2006/relationships" xmlns:m="http://schemas.openxmlformats.org/officeDocument/2006/math" xmlns:v="urn:schemas-microsoft-com:vml" xmlns:wp14="http://schemas.microsoft.com/office/word/2010/wordprocessingDrawing" xmlns:wp="http://schemas.openxmlformats.org/drawingml/2006/wordprocessingDrawing" xmlns:w10="urn:schemas-microsoft-com:office:word" xmlns:w="http://schemas.openxmlformats.org/wordprocessingml/2006/main" xmlns:w14="http://schemas.microsoft.com/office/word/2010/wordml" xmlns:w15="http://schemas.microsoft.com/office/word/2012/wordml" xmlns:w16cex="http://schemas.microsoft.com/office/word/2018/wordml/cex" xmlns:w16cid="http://schemas.microsoft.com/office/word/2016/wordml/cid" xmlns:w16="http://schemas.microsoft.com/office/word/2018/wordml" xmlns:w16du="http://schemas.microsoft.com/office/word/2023/wordml/word16du" xmlns:w16sdtdh="http://schemas.microsoft.com/office/word/2020/wordml/sdtdatahash" xmlns:w16sdtfl="http://schemas.microsoft.com/office/word/2024/wordml/sdtformatlock" xmlns:w16se="http://schemas.microsoft.com/office/word/2015/wordml/symex" xmlns:wpg="http://schemas.microsoft.com/office/word/2010/wordprocessingGroup" xmlns:wpi="http://schemas.microsoft.com/office/word/2010/wordprocessingInk" xmlns:wne="http://schemas.microsoft.com/office/word/2006/wordml" xmlns:wps="http://schemas.microsoft.com/office/word/2010/wordprocessingShape" mc:Ignorable="w14 w15 w16se w16cid w16 w16cex w16sdtdh w16sdtfl w16du wp14">
+<w:ftr xmlns:wpc="http://schemas.microsoft.com/office/word/2010/wordprocessingCanvas" xmlns:cx="http://schemas.microsoft.com/office/drawing/2014/chartex" xmlns:cx1="http://schemas.microsoft.com/office/drawing/2015/9/8/chartex" xmlns:cx2="http://schemas.microsoft.com/office/drawing/2015/10/21/chartex" xmlns:cx3="http://schemas.microsoft.com/office/drawing/2016/5/9/chartex" xmlns:cx4="http://schemas.microsoft.com/office/drawing/2016/5/10/chartex" xmlns:cx5="http://schemas.microsoft.com/office/drawing/2016/5/11/chartex" xmlns:cx6="http://schemas.microsoft.com/office/drawing/2016/5/12/chartex" xmlns:cx7="http://schemas.microsoft.com/office/drawing/2016/5/13/chartex" xmlns:cx8="http://schemas.microsoft.com/office/drawing/2016/5/14/chartex" xmlns:mc="http://schemas.openxmlformats.org/markup-compatibility/2006" xmlns:aink="http://schemas.microsoft.com/office/drawing/2016/ink" xmlns:am3d="http://schemas.microsoft.com/office/drawing/2017/model3d" xmlns:o="urn:schemas-microsoft-com:office:office" xmlns:oel="http://schemas.microsoft.com/office/2019/extlst" xmlns:r="http://schemas.openxmlformats.org/officeDocument/2006/relationships" xmlns:m="http://schemas.openxmlformats.org/officeDocument/2006/math" xmlns:v="urn:schemas-microsoft-com:vml" xmlns:wp14="http://schemas.microsoft.com/office/word/2010/wordprocessingDrawing" xmlns:wp="http://schemas.openxmlformats.org/drawingml/2006/wordprocessingDrawing" xmlns:w10="urn:schemas-microsoft-com:office:word" xmlns:w="http://schemas.openxmlformats.org/wordprocessingml/2006/main" xmlns:w14="http://schemas.microsoft.com/office/word/2010/wordml" xmlns:w15="http://schemas.microsoft.com/office/word/2012/wordml" xmlns:w16cei="http://schemas.microsoft.com/office/word/2026/wordml/cei" xmlns:w16cex="http://schemas.microsoft.com/office/word/2018/wordml/cex" xmlns:w16cid="http://schemas.microsoft.com/office/word/2016/wordml/cid" xmlns:w16="http://schemas.microsoft.com/office/word/2018/wordml" xmlns:w16du="http://schemas.microsoft.com/office/word/2023/wordml/word16du" xmlns:w16sdtdh="http://schemas.microsoft.com/office/word/2020/wordml/sdtdatahash" xmlns:w16sdtfl="http://schemas.microsoft.com/office/word/2024/wordml/sdtformatlock" xmlns:w16se="http://schemas.microsoft.com/office/word/2015/wordml/symex" xmlns:wpg="http://schemas.microsoft.com/office/word/2010/wordprocessingGroup" xmlns:wpi="http://schemas.microsoft.com/office/word/2010/wordprocessingInk" xmlns:wne="http://schemas.microsoft.com/office/word/2006/wordml" xmlns:wps="http://schemas.microsoft.com/office/word/2010/wordprocessingShape" mc:Ignorable="w14 w15 w16se w16cid w16 w16cex w16sdtdh w16sdtfl w16du wp14">
   <w:p>
     <w:pPr>
       <w:pBdr>
@@ -21599,7 +21735,7 @@
 </file>
 
 <file path=word/footer2.xml><?xml version="1.0" encoding="utf-8"?>
-<w:ftr xmlns:wpc="http://schemas.microsoft.com/office/word/2010/wordprocessingCanvas" xmlns:cx="http://schemas.microsoft.com/office/drawing/2014/chartex" xmlns:cx1="http://schemas.microsoft.com/office/drawing/2015/9/8/chartex" xmlns:cx2="http://schemas.microsoft.com/office/drawing/2015/10/21/chartex" xmlns:cx3="http://schemas.microsoft.com/office/drawing/2016/5/9/chartex" xmlns:cx4="http://schemas.microsoft.com/office/drawing/2016/5/10/chartex" xmlns:cx5="http://schemas.microsoft.com/office/drawing/2016/5/11/chartex" xmlns:cx6="http://schemas.microsoft.com/office/drawing/2016/5/12/chartex" xmlns:cx7="http://schemas.microsoft.com/office/drawing/2016/5/13/chartex" xmlns:cx8="http://schemas.microsoft.com/office/drawing/2016/5/14/chartex" xmlns:mc="http://schemas.openxmlformats.org/markup-compatibility/2006" xmlns:aink="http://schemas.microsoft.com/office/drawing/2016/ink" xmlns:am3d="http://schemas.microsoft.com/office/drawing/2017/model3d" xmlns:o="urn:schemas-microsoft-com:office:office" xmlns:oel="http://schemas.microsoft.com/office/2019/extlst" xmlns:r="http://schemas.openxmlformats.org/officeDocument/2006/relationships" xmlns:m="http://schemas.openxmlformats.org/officeDocument/2006/math" xmlns:v="urn:schemas-microsoft-com:vml" xmlns:wp14="http://schemas.microsoft.com/office/word/2010/wordprocessingDrawing" xmlns:wp="http://schemas.openxmlformats.org/drawingml/2006/wordprocessingDrawing" xmlns:w10="urn:schemas-microsoft-com:office:word" xmlns:w="http://schemas.openxmlformats.org/wordprocessingml/2006/main" xmlns:w14="http://schemas.microsoft.com/office/word/2010/wordml" xmlns:w15="http://schemas.microsoft.com/office/word/2012/wordml" xmlns:w16cex="http://schemas.microsoft.com/office/word/2018/wordml/cex" xmlns:w16cid="http://schemas.microsoft.com/office/word/2016/wordml/cid" xmlns:w16="http://schemas.microsoft.com/office/word/2018/wordml" xmlns:w16du="http://schemas.microsoft.com/office/word/2023/wordml/word16du" xmlns:w16sdtdh="http://schemas.microsoft.com/office/word/2020/wordml/sdtdatahash" xmlns:w16sdtfl="http://schemas.microsoft.com/office/word/2024/wordml/sdtformatlock" xmlns:w16se="http://schemas.microsoft.com/office/word/2015/wordml/symex" xmlns:wpg="http://schemas.microsoft.com/office/word/2010/wordprocessingGroup" xmlns:wpi="http://schemas.microsoft.com/office/word/2010/wordprocessingInk" xmlns:wne="http://schemas.microsoft.com/office/word/2006/wordml" xmlns:wps="http://schemas.microsoft.com/office/word/2010/wordprocessingShape" mc:Ignorable="w14 w15 w16se w16cid w16 w16cex w16sdtdh w16sdtfl w16du wp14">
+<w:ftr xmlns:wpc="http://schemas.microsoft.com/office/word/2010/wordprocessingCanvas" xmlns:cx="http://schemas.microsoft.com/office/drawing/2014/chartex" xmlns:cx1="http://schemas.microsoft.com/office/drawing/2015/9/8/chartex" xmlns:cx2="http://schemas.microsoft.com/office/drawing/2015/10/21/chartex" xmlns:cx3="http://schemas.microsoft.com/office/drawing/2016/5/9/chartex" xmlns:cx4="http://schemas.microsoft.com/office/drawing/2016/5/10/chartex" xmlns:cx5="http://schemas.microsoft.com/office/drawing/2016/5/11/chartex" xmlns:cx6="http://schemas.microsoft.com/office/drawing/2016/5/12/chartex" xmlns:cx7="http://schemas.microsoft.com/office/drawing/2016/5/13/chartex" xmlns:cx8="http://schemas.microsoft.com/office/drawing/2016/5/14/chartex" xmlns:mc="http://schemas.openxmlformats.org/markup-compatibility/2006" xmlns:aink="http://schemas.microsoft.com/office/drawing/2016/ink" xmlns:am3d="http://schemas.microsoft.com/office/drawing/2017/model3d" xmlns:o="urn:schemas-microsoft-com:office:office" xmlns:oel="http://schemas.microsoft.com/office/2019/extlst" xmlns:r="http://schemas.openxmlformats.org/officeDocument/2006/relationships" xmlns:m="http://schemas.openxmlformats.org/officeDocument/2006/math" xmlns:v="urn:schemas-microsoft-com:vml" xmlns:wp14="http://schemas.microsoft.com/office/word/2010/wordprocessingDrawing" xmlns:wp="http://schemas.openxmlformats.org/drawingml/2006/wordprocessingDrawing" xmlns:w10="urn:schemas-microsoft-com:office:word" xmlns:w="http://schemas.openxmlformats.org/wordprocessingml/2006/main" xmlns:w14="http://schemas.microsoft.com/office/word/2010/wordml" xmlns:w15="http://schemas.microsoft.com/office/word/2012/wordml" xmlns:w16cei="http://schemas.microsoft.com/office/word/2026/wordml/cei" xmlns:w16cex="http://schemas.microsoft.com/office/word/2018/wordml/cex" xmlns:w16cid="http://schemas.microsoft.com/office/word/2016/wordml/cid" xmlns:w16="http://schemas.microsoft.com/office/word/2018/wordml" xmlns:w16du="http://schemas.microsoft.com/office/word/2023/wordml/word16du" xmlns:w16sdtdh="http://schemas.microsoft.com/office/word/2020/wordml/sdtdatahash" xmlns:w16sdtfl="http://schemas.microsoft.com/office/word/2024/wordml/sdtformatlock" xmlns:w16se="http://schemas.microsoft.com/office/word/2015/wordml/symex" xmlns:wpg="http://schemas.microsoft.com/office/word/2010/wordprocessingGroup" xmlns:wpi="http://schemas.microsoft.com/office/word/2010/wordprocessingInk" xmlns:wne="http://schemas.microsoft.com/office/word/2006/wordml" xmlns:wps="http://schemas.microsoft.com/office/word/2010/wordprocessingShape" mc:Ignorable="w14 w15 w16se w16cid w16 w16cex w16sdtdh w16sdtfl w16du wp14">
   <w:p>
     <w:pPr>
       <w:pBdr>
@@ -21801,7 +21937,7 @@
 </file>
 
 <file path=word/footnotes.xml><?xml version="1.0" encoding="utf-8"?>
-<w:footnotes xmlns:wpc="http://schemas.microsoft.com/office/word/2010/wordprocessingCanvas" xmlns:cx="http://schemas.microsoft.com/office/drawing/2014/chartex" xmlns:cx1="http://schemas.microsoft.com/office/drawing/2015/9/8/chartex" xmlns:cx2="http://schemas.microsoft.com/office/drawing/2015/10/21/chartex" xmlns:cx3="http://schemas.microsoft.com/office/drawing/2016/5/9/chartex" xmlns:cx4="http://schemas.microsoft.com/office/drawing/2016/5/10/chartex" xmlns:cx5="http://schemas.microsoft.com/office/drawing/2016/5/11/chartex" xmlns:cx6="http://schemas.microsoft.com/office/drawing/2016/5/12/chartex" xmlns:cx7="http://schemas.microsoft.com/office/drawing/2016/5/13/chartex" xmlns:cx8="http://schemas.microsoft.com/office/drawing/2016/5/14/chartex" xmlns:mc="http://schemas.openxmlformats.org/markup-compatibility/2006" xmlns:aink="http://schemas.microsoft.com/office/drawing/2016/ink" xmlns:am3d="http://schemas.microsoft.com/office/drawing/2017/model3d" xmlns:o="urn:schemas-microsoft-com:office:office" xmlns:oel="http://schemas.microsoft.com/office/2019/extlst" xmlns:r="http://schemas.openxmlformats.org/officeDocument/2006/relationships" xmlns:m="http://schemas.openxmlformats.org/officeDocument/2006/math" xmlns:v="urn:schemas-microsoft-com:vml" xmlns:wp14="http://schemas.microsoft.com/office/word/2010/wordprocessingDrawing" xmlns:wp="http://schemas.openxmlformats.org/drawingml/2006/wordprocessingDrawing" xmlns:w10="urn:schemas-microsoft-com:office:word" xmlns:w="http://schemas.openxmlformats.org/wordprocessingml/2006/main" xmlns:w14="http://schemas.microsoft.com/office/word/2010/wordml" xmlns:w15="http://schemas.microsoft.com/office/word/2012/wordml" xmlns:w16cex="http://schemas.microsoft.com/office/word/2018/wordml/cex" xmlns:w16cid="http://schemas.microsoft.com/office/word/2016/wordml/cid" xmlns:w16="http://schemas.microsoft.com/office/word/2018/wordml" xmlns:w16du="http://schemas.microsoft.com/office/word/2023/wordml/word16du" xmlns:w16sdtdh="http://schemas.microsoft.com/office/word/2020/wordml/sdtdatahash" xmlns:w16sdtfl="http://schemas.microsoft.com/office/word/2024/wordml/sdtformatlock" xmlns:w16se="http://schemas.microsoft.com/office/word/2015/wordml/symex" xmlns:wpg="http://schemas.microsoft.com/office/word/2010/wordprocessingGroup" xmlns:wpi="http://schemas.microsoft.com/office/word/2010/wordprocessingInk" xmlns:wne="http://schemas.microsoft.com/office/word/2006/wordml" xmlns:wps="http://schemas.microsoft.com/office/word/2010/wordprocessingShape" mc:Ignorable="w14 w15 w16se w16cid w16 w16cex w16sdtdh w16sdtfl w16du wp14">
+<w:footnotes xmlns:wpc="http://schemas.microsoft.com/office/word/2010/wordprocessingCanvas" xmlns:cx="http://schemas.microsoft.com/office/drawing/2014/chartex" xmlns:cx1="http://schemas.microsoft.com/office/drawing/2015/9/8/chartex" xmlns:cx2="http://schemas.microsoft.com/office/drawing/2015/10/21/chartex" xmlns:cx3="http://schemas.microsoft.com/office/drawing/2016/5/9/chartex" xmlns:cx4="http://schemas.microsoft.com/office/drawing/2016/5/10/chartex" xmlns:cx5="http://schemas.microsoft.com/office/drawing/2016/5/11/chartex" xmlns:cx6="http://schemas.microsoft.com/office/drawing/2016/5/12/chartex" xmlns:cx7="http://schemas.microsoft.com/office/drawing/2016/5/13/chartex" xmlns:cx8="http://schemas.microsoft.com/office/drawing/2016/5/14/chartex" xmlns:mc="http://schemas.openxmlformats.org/markup-compatibility/2006" xmlns:aink="http://schemas.microsoft.com/office/drawing/2016/ink" xmlns:am3d="http://schemas.microsoft.com/office/drawing/2017/model3d" xmlns:o="urn:schemas-microsoft-com:office:office" xmlns:oel="http://schemas.microsoft.com/office/2019/extlst" xmlns:r="http://schemas.openxmlformats.org/officeDocument/2006/relationships" xmlns:m="http://schemas.openxmlformats.org/officeDocument/2006/math" xmlns:v="urn:schemas-microsoft-com:vml" xmlns:wp14="http://schemas.microsoft.com/office/word/2010/wordprocessingDrawing" xmlns:wp="http://schemas.openxmlformats.org/drawingml/2006/wordprocessingDrawing" xmlns:w10="urn:schemas-microsoft-com:office:word" xmlns:w="http://schemas.openxmlformats.org/wordprocessingml/2006/main" xmlns:w14="http://schemas.microsoft.com/office/word/2010/wordml" xmlns:w15="http://schemas.microsoft.com/office/word/2012/wordml" xmlns:w16cei="http://schemas.microsoft.com/office/word/2026/wordml/cei" xmlns:w16cex="http://schemas.microsoft.com/office/word/2018/wordml/cex" xmlns:w16cid="http://schemas.microsoft.com/office/word/2016/wordml/cid" xmlns:w16="http://schemas.microsoft.com/office/word/2018/wordml" xmlns:w16du="http://schemas.microsoft.com/office/word/2023/wordml/word16du" xmlns:w16sdtdh="http://schemas.microsoft.com/office/word/2020/wordml/sdtdatahash" xmlns:w16sdtfl="http://schemas.microsoft.com/office/word/2024/wordml/sdtformatlock" xmlns:w16se="http://schemas.microsoft.com/office/word/2015/wordml/symex" xmlns:wpg="http://schemas.microsoft.com/office/word/2010/wordprocessingGroup" xmlns:wpi="http://schemas.microsoft.com/office/word/2010/wordprocessingInk" xmlns:wne="http://schemas.microsoft.com/office/word/2006/wordml" xmlns:wps="http://schemas.microsoft.com/office/word/2010/wordprocessingShape" mc:Ignorable="w14 w15 w16se w16cid w16 w16cex w16sdtdh w16sdtfl w16du wp14">
   <w:footnote w:type="separator" w:id="-1">
     <w:p>
       <w:pPr>
@@ -21826,7 +21962,7 @@
 </file>
 
 <file path=word/header1.xml><?xml version="1.0" encoding="utf-8"?>
-<w:hdr xmlns:wpc="http://schemas.microsoft.com/office/word/2010/wordprocessingCanvas" xmlns:cx="http://schemas.microsoft.com/office/drawing/2014/chartex" xmlns:cx1="http://schemas.microsoft.com/office/drawing/2015/9/8/chartex" xmlns:cx2="http://schemas.microsoft.com/office/drawing/2015/10/21/chartex" xmlns:cx3="http://schemas.microsoft.com/office/drawing/2016/5/9/chartex" xmlns:cx4="http://schemas.microsoft.com/office/drawing/2016/5/10/chartex" xmlns:cx5="http://schemas.microsoft.com/office/drawing/2016/5/11/chartex" xmlns:cx6="http://schemas.microsoft.com/office/drawing/2016/5/12/chartex" xmlns:cx7="http://schemas.microsoft.com/office/drawing/2016/5/13/chartex" xmlns:cx8="http://schemas.microsoft.com/office/drawing/2016/5/14/chartex" xmlns:mc="http://schemas.openxmlformats.org/markup-compatibility/2006" xmlns:aink="http://schemas.microsoft.com/office/drawing/2016/ink" xmlns:am3d="http://schemas.microsoft.com/office/drawing/2017/model3d" xmlns:o="urn:schemas-microsoft-com:office:office" xmlns:oel="http://schemas.microsoft.com/office/2019/extlst" xmlns:r="http://schemas.openxmlformats.org/officeDocument/2006/relationships" xmlns:m="http://schemas.openxmlformats.org/officeDocument/2006/math" xmlns:v="urn:schemas-microsoft-com:vml" xmlns:wp14="http://schemas.microsoft.com/office/word/2010/wordprocessingDrawing" xmlns:wp="http://schemas.openxmlformats.org/drawingml/2006/wordprocessingDrawing" xmlns:w10="urn:schemas-microsoft-com:office:word" xmlns:w="http://schemas.openxmlformats.org/wordprocessingml/2006/main" xmlns:w14="http://schemas.microsoft.com/office/word/2010/wordml" xmlns:w15="http://schemas.microsoft.com/office/word/2012/wordml" xmlns:w16cex="http://schemas.microsoft.com/office/word/2018/wordml/cex" xmlns:w16cid="http://schemas.microsoft.com/office/word/2016/wordml/cid" xmlns:w16="http://schemas.microsoft.com/office/word/2018/wordml" xmlns:w16du="http://schemas.microsoft.com/office/word/2023/wordml/word16du" xmlns:w16sdtdh="http://schemas.microsoft.com/office/word/2020/wordml/sdtdatahash" xmlns:w16sdtfl="http://schemas.microsoft.com/office/word/2024/wordml/sdtformatlock" xmlns:w16se="http://schemas.microsoft.com/office/word/2015/wordml/symex" xmlns:wpg="http://schemas.microsoft.com/office/word/2010/wordprocessingGroup" xmlns:wpi="http://schemas.microsoft.com/office/word/2010/wordprocessingInk" xmlns:wne="http://schemas.microsoft.com/office/word/2006/wordml" xmlns:wps="http://schemas.microsoft.com/office/word/2010/wordprocessingShape" mc:Ignorable="w14 w15 w16se w16cid w16 w16cex w16sdtdh w16sdtfl w16du wp14">
+<w:hdr xmlns:wpc="http://schemas.microsoft.com/office/word/2010/wordprocessingCanvas" xmlns:cx="http://schemas.microsoft.com/office/drawing/2014/chartex" xmlns:cx1="http://schemas.microsoft.com/office/drawing/2015/9/8/chartex" xmlns:cx2="http://schemas.microsoft.com/office/drawing/2015/10/21/chartex" xmlns:cx3="http://schemas.microsoft.com/office/drawing/2016/5/9/chartex" xmlns:cx4="http://schemas.microsoft.com/office/drawing/2016/5/10/chartex" xmlns:cx5="http://schemas.microsoft.com/office/drawing/2016/5/11/chartex" xmlns:cx6="http://schemas.microsoft.com/office/drawing/2016/5/12/chartex" xmlns:cx7="http://schemas.microsoft.com/office/drawing/2016/5/13/chartex" xmlns:cx8="http://schemas.microsoft.com/office/drawing/2016/5/14/chartex" xmlns:mc="http://schemas.openxmlformats.org/markup-compatibility/2006" xmlns:aink="http://schemas.microsoft.com/office/drawing/2016/ink" xmlns:am3d="http://schemas.microsoft.com/office/drawing/2017/model3d" xmlns:o="urn:schemas-microsoft-com:office:office" xmlns:oel="http://schemas.microsoft.com/office/2019/extlst" xmlns:r="http://schemas.openxmlformats.org/officeDocument/2006/relationships" xmlns:m="http://schemas.openxmlformats.org/officeDocument/2006/math" xmlns:v="urn:schemas-microsoft-com:vml" xmlns:wp14="http://schemas.microsoft.com/office/word/2010/wordprocessingDrawing" xmlns:wp="http://schemas.openxmlformats.org/drawingml/2006/wordprocessingDrawing" xmlns:w10="urn:schemas-microsoft-com:office:word" xmlns:w="http://schemas.openxmlformats.org/wordprocessingml/2006/main" xmlns:w14="http://schemas.microsoft.com/office/word/2010/wordml" xmlns:w15="http://schemas.microsoft.com/office/word/2012/wordml" xmlns:w16cei="http://schemas.microsoft.com/office/word/2026/wordml/cei" xmlns:w16cex="http://schemas.microsoft.com/office/word/2018/wordml/cex" xmlns:w16cid="http://schemas.microsoft.com/office/word/2016/wordml/cid" xmlns:w16="http://schemas.microsoft.com/office/word/2018/wordml" xmlns:w16du="http://schemas.microsoft.com/office/word/2023/wordml/word16du" xmlns:w16sdtdh="http://schemas.microsoft.com/office/word/2020/wordml/sdtdatahash" xmlns:w16sdtfl="http://schemas.microsoft.com/office/word/2024/wordml/sdtformatlock" xmlns:w16se="http://schemas.microsoft.com/office/word/2015/wordml/symex" xmlns:wpg="http://schemas.microsoft.com/office/word/2010/wordprocessingGroup" xmlns:wpi="http://schemas.microsoft.com/office/word/2010/wordprocessingInk" xmlns:wne="http://schemas.microsoft.com/office/word/2006/wordml" xmlns:wps="http://schemas.microsoft.com/office/word/2010/wordprocessingShape" mc:Ignorable="w14 w15 w16se w16cid w16 w16cex w16sdtdh w16sdtfl w16du wp14">
   <w:p>
     <w:pPr>
       <w:pStyle w:val="Header"/>
@@ -21839,7 +21975,7 @@
 </file>
 
 <file path=word/header2.xml><?xml version="1.0" encoding="utf-8"?>
-<w:hdr xmlns:wpc="http://schemas.microsoft.com/office/word/2010/wordprocessingCanvas" xmlns:cx="http://schemas.microsoft.com/office/drawing/2014/chartex" xmlns:cx1="http://schemas.microsoft.com/office/drawing/2015/9/8/chartex" xmlns:cx2="http://schemas.microsoft.com/office/drawing/2015/10/21/chartex" xmlns:cx3="http://schemas.microsoft.com/office/drawing/2016/5/9/chartex" xmlns:cx4="http://schemas.microsoft.com/office/drawing/2016/5/10/chartex" xmlns:cx5="http://schemas.microsoft.com/office/drawing/2016/5/11/chartex" xmlns:cx6="http://schemas.microsoft.com/office/drawing/2016/5/12/chartex" xmlns:cx7="http://schemas.microsoft.com/office/drawing/2016/5/13/chartex" xmlns:cx8="http://schemas.microsoft.com/office/drawing/2016/5/14/chartex" xmlns:mc="http://schemas.openxmlformats.org/markup-compatibility/2006" xmlns:aink="http://schemas.microsoft.com/office/drawing/2016/ink" xmlns:am3d="http://schemas.microsoft.com/office/drawing/2017/model3d" xmlns:o="urn:schemas-microsoft-com:office:office" xmlns:oel="http://schemas.microsoft.com/office/2019/extlst" xmlns:r="http://schemas.openxmlformats.org/officeDocument/2006/relationships" xmlns:m="http://schemas.openxmlformats.org/officeDocument/2006/math" xmlns:v="urn:schemas-microsoft-com:vml" xmlns:wp14="http://schemas.microsoft.com/office/word/2010/wordprocessingDrawing" xmlns:wp="http://schemas.openxmlformats.org/drawingml/2006/wordprocessingDrawing" xmlns:w10="urn:schemas-microsoft-com:office:word" xmlns:w="http://schemas.openxmlformats.org/wordprocessingml/2006/main" xmlns:w14="http://schemas.microsoft.com/office/word/2010/wordml" xmlns:w15="http://schemas.microsoft.com/office/word/2012/wordml" xmlns:w16cex="http://schemas.microsoft.com/office/word/2018/wordml/cex" xmlns:w16cid="http://schemas.microsoft.com/office/word/2016/wordml/cid" xmlns:w16="http://schemas.microsoft.com/office/word/2018/wordml" xmlns:w16du="http://schemas.microsoft.com/office/word/2023/wordml/word16du" xmlns:w16sdtdh="http://schemas.microsoft.com/office/word/2020/wordml/sdtdatahash" xmlns:w16sdtfl="http://schemas.microsoft.com/office/word/2024/wordml/sdtformatlock" xmlns:w16se="http://schemas.microsoft.com/office/word/2015/wordml/symex" xmlns:wpg="http://schemas.microsoft.com/office/word/2010/wordprocessingGroup" xmlns:wpi="http://schemas.microsoft.com/office/word/2010/wordprocessingInk" xmlns:wne="http://schemas.microsoft.com/office/word/2006/wordml" xmlns:wps="http://schemas.microsoft.com/office/word/2010/wordprocessingShape" mc:Ignorable="w14 w15 w16se w16cid w16 w16cex w16sdtdh w16sdtfl w16du wp14">
+<w:hdr xmlns:wpc="http://schemas.microsoft.com/office/word/2010/wordprocessingCanvas" xmlns:cx="http://schemas.microsoft.com/office/drawing/2014/chartex" xmlns:cx1="http://schemas.microsoft.com/office/drawing/2015/9/8/chartex" xmlns:cx2="http://schemas.microsoft.com/office/drawing/2015/10/21/chartex" xmlns:cx3="http://schemas.microsoft.com/office/drawing/2016/5/9/chartex" xmlns:cx4="http://schemas.microsoft.com/office/drawing/2016/5/10/chartex" xmlns:cx5="http://schemas.microsoft.com/office/drawing/2016/5/11/chartex" xmlns:cx6="http://schemas.microsoft.com/office/drawing/2016/5/12/chartex" xmlns:cx7="http://schemas.microsoft.com/office/drawing/2016/5/13/chartex" xmlns:cx8="http://schemas.microsoft.com/office/drawing/2016/5/14/chartex" xmlns:mc="http://schemas.openxmlformats.org/markup-compatibility/2006" xmlns:aink="http://schemas.microsoft.com/office/drawing/2016/ink" xmlns:am3d="http://schemas.microsoft.com/office/drawing/2017/model3d" xmlns:o="urn:schemas-microsoft-com:office:office" xmlns:oel="http://schemas.microsoft.com/office/2019/extlst" xmlns:r="http://schemas.openxmlformats.org/officeDocument/2006/relationships" xmlns:m="http://schemas.openxmlformats.org/officeDocument/2006/math" xmlns:v="urn:schemas-microsoft-com:vml" xmlns:wp14="http://schemas.microsoft.com/office/word/2010/wordprocessingDrawing" xmlns:wp="http://schemas.openxmlformats.org/drawingml/2006/wordprocessingDrawing" xmlns:w10="urn:schemas-microsoft-com:office:word" xmlns:w="http://schemas.openxmlformats.org/wordprocessingml/2006/main" xmlns:w14="http://schemas.microsoft.com/office/word/2010/wordml" xmlns:w15="http://schemas.microsoft.com/office/word/2012/wordml" xmlns:w16cei="http://schemas.microsoft.com/office/word/2026/wordml/cei" xmlns:w16cex="http://schemas.microsoft.com/office/word/2018/wordml/cex" xmlns:w16cid="http://schemas.microsoft.com/office/word/2016/wordml/cid" xmlns:w16="http://schemas.microsoft.com/office/word/2018/wordml" xmlns:w16du="http://schemas.microsoft.com/office/word/2023/wordml/word16du" xmlns:w16sdtdh="http://schemas.microsoft.com/office/word/2020/wordml/sdtdatahash" xmlns:w16sdtfl="http://schemas.microsoft.com/office/word/2024/wordml/sdtformatlock" xmlns:w16se="http://schemas.microsoft.com/office/word/2015/wordml/symex" xmlns:wpg="http://schemas.microsoft.com/office/word/2010/wordprocessingGroup" xmlns:wpi="http://schemas.microsoft.com/office/word/2010/wordprocessingInk" xmlns:wne="http://schemas.microsoft.com/office/word/2006/wordml" xmlns:wps="http://schemas.microsoft.com/office/word/2010/wordprocessingShape" mc:Ignorable="w14 w15 w16se w16cid w16 w16cex w16sdtdh w16sdtfl w16du wp14">
   <w:p>
     <w:pPr>
       <w:pStyle w:val="Header"/>
